--- a/documents/TCM_documentation Jimmy.docx
+++ b/documents/TCM_documentation Jimmy.docx
@@ -1,37 +1,31 @@
 
 <file path=word/document.xml><?xml version="1.0" encoding="utf-8"?>
-<w:document xmlns:wpc="http://schemas.microsoft.com/office/word/2010/wordprocessingCanvas" xmlns:cx="http://schemas.microsoft.com/office/drawing/2014/chartex" xmlns:cx1="http://schemas.microsoft.com/office/drawing/2015/9/8/chartex" xmlns:cx2="http://schemas.microsoft.com/office/drawing/2015/10/21/chartex" xmlns:cx3="http://schemas.microsoft.com/office/drawing/2016/5/9/chartex" xmlns:cx4="http://schemas.microsoft.com/office/drawing/2016/5/10/chartex" xmlns:cx5="http://schemas.microsoft.com/office/drawing/2016/5/11/chartex" xmlns:cx6="http://schemas.microsoft.com/office/drawing/2016/5/12/chartex" xmlns:cx7="http://schemas.microsoft.com/office/drawing/2016/5/13/chartex" xmlns:cx8="http://schemas.microsoft.com/office/drawing/2016/5/14/chartex" xmlns:mc="http://schemas.openxmlformats.org/markup-compatibility/2006" xmlns:aink="http://schemas.microsoft.com/office/drawing/2016/ink" xmlns:am3d="http://schemas.microsoft.com/office/drawing/2017/model3d" xmlns:o="urn:schemas-microsoft-com:office:office" xmlns:oel="http://schemas.microsoft.com/office/2019/extlst" xmlns:r="http://schemas.openxmlformats.org/officeDocument/2006/relationships" xmlns:m="http://schemas.openxmlformats.org/officeDocument/2006/math" xmlns:v="urn:schemas-microsoft-com:vml" xmlns:wp14="http://schemas.microsoft.com/office/word/2010/wordprocessingDrawing" xmlns:wp="http://schemas.openxmlformats.org/drawingml/2006/wordprocessingDrawing" xmlns:w10="urn:schemas-microsoft-com:office:word" xmlns:w="http://schemas.openxmlformats.org/wordprocessingml/2006/main" xmlns:w14="http://schemas.microsoft.com/office/word/2010/wordml" xmlns:w15="http://schemas.microsoft.com/office/word/2012/wordml" xmlns:w16cex="http://schemas.microsoft.com/office/word/2018/wordml/cex" xmlns:w16cid="http://schemas.microsoft.com/office/word/2016/wordml/cid" xmlns:w16="http://schemas.microsoft.com/office/word/2018/wordml" xmlns:w16du="http://schemas.microsoft.com/office/word/2023/wordml/word16du" xmlns:w16sdtdh="http://schemas.microsoft.com/office/word/2020/wordml/sdtdatahash" xmlns:w16sdtfl="http://schemas.microsoft.com/office/word/2024/wordml/sdtformatlock" xmlns:w16se="http://schemas.microsoft.com/office/word/2015/wordml/symex" xmlns:wpg="http://schemas.microsoft.com/office/word/2010/wordprocessingGroup" xmlns:wpi="http://schemas.microsoft.com/office/word/2010/wordprocessingInk" xmlns:wne="http://schemas.microsoft.com/office/word/2006/wordml" xmlns:wps="http://schemas.microsoft.com/office/word/2010/wordprocessingShape" mc:Ignorable="w14 w15 w16se w16cid w16 w16cex w16sdtdh w16sdtfl w16du wp14">
+<w:document xmlns:o="urn:schemas-microsoft-com:office:office" xmlns:r="http://schemas.openxmlformats.org/officeDocument/2006/relationships" xmlns:v="urn:schemas-microsoft-com:vml" xmlns:w="http://schemas.openxmlformats.org/wordprocessingml/2006/main" xmlns:w10="urn:schemas-microsoft-com:office:word" xmlns:wp="http://schemas.openxmlformats.org/drawingml/2006/wordprocessingDrawing" xmlns:pic="http://schemas.openxmlformats.org/drawingml/2006/picture" xmlns:wps="http://schemas.microsoft.com/office/word/2010/wordprocessingShape" xmlns:wpg="http://schemas.microsoft.com/office/word/2010/wordprocessingGroup" xmlns:mc="http://schemas.openxmlformats.org/markup-compatibility/2006" xmlns:wp14="http://schemas.microsoft.com/office/word/2010/wordprocessingDrawing" xmlns:w14="http://schemas.microsoft.com/office/word/2010/wordml" xmlns:w15="http://schemas.microsoft.com/office/word/2012/wordml" mc:Ignorable="w14 wp14 w15">
   <w:body>
     <w:p>
       <w:pPr>
-        <w:pStyle w:val="1"/>
-        <w:spacing w:line="271" w:lineRule="auto"/>
-        <w:ind w:firstLine="0"/>
-      </w:pPr>
-      <w:r>
-        <w:rPr>
-          <w:rFonts w:ascii="新細明體" w:eastAsia="新細明體" w:hAnsi="新細明體" w:cs="新細明體" w:hint="eastAsia"/>
+        <w:pStyle w:val="Heading1"/>
+        <w:spacing w:lineRule="auto" w:line="271" w:before="240" w:after="120"/>
+        <w:ind w:hanging="0"/>
+        <w:rPr/>
+      </w:pPr>
+      <w:r>
+        <w:rPr>
+          <w:rFonts w:ascii="新細明體" w:hAnsi="新細明體" w:cs="新細明體" w:hint="eastAsia" w:eastAsia="新細明體"/>
         </w:rPr>
         <w:t>杏林院</w:t>
       </w:r>
-      <w:proofErr w:type="spellStart"/>
-      <w:r>
-        <w:rPr>
-          <w:rFonts w:ascii="Google Sans;sans-serif" w:hAnsi="Google Sans;sans-serif"/>
-        </w:rPr>
-        <w:t>Xinglin</w:t>
-      </w:r>
-      <w:proofErr w:type="spellEnd"/>
-      <w:r>
-        <w:rPr>
-          <w:rFonts w:ascii="Google Sans;sans-serif" w:hAnsi="Google Sans;sans-serif"/>
-        </w:rPr>
-        <w:t xml:space="preserve"> Academy: AI-Powered Traditional Chinese Medicine Diagnostic System Architecture</w:t>
-      </w:r>
-    </w:p>
-    <w:p>
-      <w:pPr>
-        <w:pStyle w:val="a0"/>
+      <w:r>
+        <w:rPr>
+          <w:rFonts w:ascii="Google Sans;sans-serif" w:hAnsi="Google Sans;sans-serif"/>
+        </w:rPr>
+        <w:t>Xinglin Academy: AI-Powered Traditional Chinese Medicine Diagnostic System Architecture</w:t>
+      </w:r>
+    </w:p>
+    <w:p>
+      <w:pPr>
+        <w:pStyle w:val="BodyText"/>
+        <w:rPr/>
       </w:pPr>
       <w:r>
         <w:rPr>
@@ -40,12 +34,14 @@
         <w:t>Authors:</w:t>
       </w:r>
       <w:r>
+        <w:rPr/>
         <w:t xml:space="preserve"> Fiona Cheng, Jimmy Yip, Marco Chung, Will Cheng</w:t>
       </w:r>
     </w:p>
     <w:p>
       <w:pPr>
-        <w:pStyle w:val="a0"/>
+        <w:pStyle w:val="BodyText"/>
+        <w:rPr/>
       </w:pPr>
       <w:r>
         <w:rPr>
@@ -54,18 +50,22 @@
         <w:t>Course:</w:t>
       </w:r>
       <w:r>
+        <w:rPr/>
         <w:t xml:space="preserve"> HK283DSFS5: </w:t>
       </w:r>
       <w:r>
-        <w:t>勵行會後端網站開發人員證書</w:t>
-      </w:r>
-      <w:r>
-        <w:t xml:space="preserve"> (5)</w:t>
-      </w:r>
-    </w:p>
-    <w:p>
-      <w:pPr>
-        <w:pStyle w:val="a0"/>
+        <w:rPr/>
+        <w:t xml:space="preserve">勵行會後端網站開發人員證書 </w:t>
+      </w:r>
+      <w:r>
+        <w:rPr/>
+        <w:t>(5)</w:t>
+      </w:r>
+    </w:p>
+    <w:p>
+      <w:pPr>
+        <w:pStyle w:val="BodyText"/>
+        <w:rPr/>
       </w:pPr>
       <w:r>
         <w:rPr>
@@ -74,12 +74,14 @@
         <w:t>Instructor:</w:t>
       </w:r>
       <w:r>
+        <w:rPr/>
         <w:t xml:space="preserve"> Fanny Hou</w:t>
       </w:r>
     </w:p>
     <w:p>
       <w:pPr>
-        <w:pStyle w:val="a0"/>
+        <w:pStyle w:val="BodyText"/>
+        <w:rPr/>
       </w:pPr>
       <w:r>
         <w:rPr>
@@ -88,14 +90,15 @@
         <w:t>Date:</w:t>
       </w:r>
       <w:r>
+        <w:rPr/>
         <w:t xml:space="preserve"> August 26, 2026</w:t>
       </w:r>
     </w:p>
     <w:p>
       <w:pPr>
-        <w:pStyle w:val="a0"/>
-        <w:spacing w:line="271" w:lineRule="auto"/>
-        <w:ind w:firstLine="0"/>
+        <w:pStyle w:val="BodyText"/>
+        <w:spacing w:lineRule="auto" w:line="271"/>
+        <w:ind w:hanging="0"/>
         <w:jc w:val="center"/>
         <w:rPr>
           <w:rFonts w:ascii="Google Sans;sans-serif" w:hAnsi="Google Sans;sans-serif"/>
@@ -103,26 +106,38 @@
         </w:rPr>
       </w:pPr>
       <w:r>
+        <w:rPr>
+          <w:rFonts w:ascii="Google Sans;sans-serif" w:hAnsi="Google Sans;sans-serif"/>
+          <w:color w:val="C9211E"/>
+        </w:rPr>
+      </w:r>
+      <w:r>
         <w:br w:type="page"/>
       </w:r>
     </w:p>
     <w:p>
       <w:pPr>
-        <w:pStyle w:val="a0"/>
-        <w:spacing w:line="271" w:lineRule="auto"/>
-        <w:ind w:firstLine="0"/>
+        <w:pStyle w:val="BodyText"/>
+        <w:spacing w:lineRule="auto" w:line="271" w:before="0" w:after="140"/>
+        <w:ind w:hanging="0"/>
         <w:jc w:val="center"/>
         <w:rPr>
           <w:rFonts w:ascii="Google Sans;sans-serif" w:hAnsi="Google Sans;sans-serif"/>
           <w:color w:val="C9211E"/>
         </w:rPr>
       </w:pPr>
-    </w:p>
-    <w:p>
-      <w:pPr>
-        <w:pStyle w:val="1"/>
-        <w:spacing w:line="271" w:lineRule="auto"/>
-        <w:ind w:firstLine="0"/>
+      <w:r>
+        <w:rPr>
+          <w:rFonts w:ascii="Google Sans;sans-serif" w:hAnsi="Google Sans;sans-serif"/>
+          <w:color w:val="C9211E"/>
+        </w:rPr>
+      </w:r>
+    </w:p>
+    <w:p>
+      <w:pPr>
+        <w:pStyle w:val="Heading1"/>
+        <w:spacing w:lineRule="auto" w:line="271"/>
+        <w:ind w:hanging="0"/>
         <w:rPr>
           <w:rFonts w:ascii="Google Sans;sans-serif" w:hAnsi="Google Sans;sans-serif"/>
         </w:rPr>
@@ -136,8 +151,8 @@
     </w:p>
     <w:p>
       <w:pPr>
-        <w:pStyle w:val="2"/>
-        <w:spacing w:before="0" w:after="140" w:line="273" w:lineRule="auto"/>
+        <w:pStyle w:val="Heading2"/>
+        <w:spacing w:lineRule="auto" w:line="274" w:before="0" w:after="140"/>
         <w:rPr>
           <w:rFonts w:ascii="Google Sans;sans-serif" w:hAnsi="Google Sans;sans-serif"/>
         </w:rPr>
@@ -151,9 +166,9 @@
     </w:p>
     <w:p>
       <w:pPr>
-        <w:pStyle w:val="3"/>
-        <w:spacing w:before="0" w:after="140" w:line="273" w:lineRule="auto"/>
-        <w:ind w:firstLine="0"/>
+        <w:pStyle w:val="Heading3"/>
+        <w:spacing w:lineRule="auto" w:line="274" w:before="0" w:after="140"/>
+        <w:ind w:hanging="0"/>
         <w:rPr>
           <w:rFonts w:ascii="Google Sans;sans-serif" w:hAnsi="Google Sans;sans-serif"/>
         </w:rPr>
@@ -167,16 +182,17 @@
     </w:p>
     <w:p>
       <w:pPr>
-        <w:pStyle w:val="a0"/>
+        <w:pStyle w:val="BodyText"/>
         <w:numPr>
           <w:ilvl w:val="0"/>
           <w:numId w:val="1"/>
         </w:numPr>
         <w:tabs>
           <w:tab w:val="clear" w:pos="709"/>
-          <w:tab w:val="left" w:pos="0"/>
-        </w:tabs>
-        <w:spacing w:line="273" w:lineRule="auto"/>
+          <w:tab w:val="left" w:pos="0" w:leader="none"/>
+        </w:tabs>
+        <w:spacing w:lineRule="auto" w:line="274"/>
+        <w:rPr/>
       </w:pPr>
       <w:bookmarkStart w:id="0" w:name="p-rc_b7496bcaa7cbe166-282"/>
       <w:bookmarkEnd w:id="0"/>
@@ -206,7 +222,6 @@
         </w:rPr>
         <w:t xml:space="preserve">) that validates input fields, checks for duplicate users, verifies password match/strength requirements, hashes passwords using </w:t>
       </w:r>
-      <w:proofErr w:type="spellStart"/>
       <w:r>
         <w:rPr>
           <w:rStyle w:val="SourceText"/>
@@ -214,14 +229,12 @@
         </w:rPr>
         <w:t>bcrypt</w:t>
       </w:r>
-      <w:proofErr w:type="spellEnd"/>
       <w:r>
         <w:rPr>
           <w:rFonts w:ascii="Google Sans Text;sans-serif" w:hAnsi="Google Sans Text;sans-serif"/>
         </w:rPr>
         <w:t xml:space="preserve">, and persists new user records in the MongoDB </w:t>
       </w:r>
-      <w:proofErr w:type="gramStart"/>
       <w:r>
         <w:rPr>
           <w:rStyle w:val="SourceText"/>
@@ -229,7 +242,6 @@
         </w:rPr>
         <w:t>users</w:t>
       </w:r>
-      <w:proofErr w:type="gramEnd"/>
       <w:r>
         <w:rPr>
           <w:rFonts w:ascii="Google Sans Text;sans-serif" w:hAnsi="Google Sans Text;sans-serif"/>
@@ -239,16 +251,17 @@
     </w:p>
     <w:p>
       <w:pPr>
-        <w:pStyle w:val="a0"/>
+        <w:pStyle w:val="BodyText"/>
         <w:numPr>
           <w:ilvl w:val="0"/>
           <w:numId w:val="1"/>
         </w:numPr>
         <w:tabs>
           <w:tab w:val="clear" w:pos="709"/>
-          <w:tab w:val="left" w:pos="0"/>
-        </w:tabs>
-        <w:spacing w:line="273" w:lineRule="auto"/>
+          <w:tab w:val="left" w:pos="0" w:leader="none"/>
+        </w:tabs>
+        <w:spacing w:lineRule="auto" w:line="274"/>
+        <w:rPr/>
       </w:pPr>
       <w:bookmarkStart w:id="1" w:name="p-rc_b7496bcaa7cbe166-283"/>
       <w:bookmarkEnd w:id="1"/>
@@ -278,7 +291,6 @@
         </w:rPr>
         <w:t xml:space="preserve">, verify credentials against stored </w:t>
       </w:r>
-      <w:proofErr w:type="spellStart"/>
       <w:r>
         <w:rPr>
           <w:rStyle w:val="SourceText"/>
@@ -286,7 +298,6 @@
         </w:rPr>
         <w:t>bcrypt</w:t>
       </w:r>
-      <w:proofErr w:type="spellEnd"/>
       <w:r>
         <w:rPr>
           <w:rFonts w:ascii="Google Sans Text;sans-serif" w:hAnsi="Google Sans Text;sans-serif"/>
@@ -296,16 +307,17 @@
     </w:p>
     <w:p>
       <w:pPr>
-        <w:pStyle w:val="a0"/>
+        <w:pStyle w:val="BodyText"/>
         <w:numPr>
           <w:ilvl w:val="0"/>
           <w:numId w:val="1"/>
         </w:numPr>
         <w:tabs>
           <w:tab w:val="clear" w:pos="709"/>
-          <w:tab w:val="left" w:pos="0"/>
-        </w:tabs>
-        <w:spacing w:line="273" w:lineRule="auto"/>
+          <w:tab w:val="left" w:pos="0" w:leader="none"/>
+        </w:tabs>
+        <w:spacing w:lineRule="auto" w:line="274"/>
+        <w:rPr/>
       </w:pPr>
       <w:bookmarkStart w:id="2" w:name="p-rc_b7496bcaa7cbe166-284"/>
       <w:bookmarkEnd w:id="2"/>
@@ -353,17 +365,8 @@
           <w:rStyle w:val="SourceText"/>
           <w:rFonts w:ascii="Google Sans Text;sans-serif" w:hAnsi="Google Sans Text;sans-serif"/>
         </w:rPr>
-        <w:t>/</w:t>
-      </w:r>
-      <w:proofErr w:type="spellStart"/>
-      <w:r>
-        <w:rPr>
-          <w:rStyle w:val="SourceText"/>
-          <w:rFonts w:ascii="Google Sans Text;sans-serif" w:hAnsi="Google Sans Text;sans-serif"/>
-        </w:rPr>
-        <w:t>userInfo</w:t>
-      </w:r>
-      <w:proofErr w:type="spellEnd"/>
+        <w:t>/userInfo</w:t>
+      </w:r>
       <w:r>
         <w:rPr>
           <w:rFonts w:ascii="Google Sans Text;sans-serif" w:hAnsi="Google Sans Text;sans-serif"/>
@@ -373,16 +376,17 @@
     </w:p>
     <w:p>
       <w:pPr>
-        <w:pStyle w:val="a0"/>
+        <w:pStyle w:val="BodyText"/>
         <w:numPr>
           <w:ilvl w:val="0"/>
           <w:numId w:val="1"/>
         </w:numPr>
         <w:tabs>
           <w:tab w:val="clear" w:pos="709"/>
-          <w:tab w:val="left" w:pos="0"/>
-        </w:tabs>
-        <w:spacing w:line="273" w:lineRule="auto"/>
+          <w:tab w:val="left" w:pos="0" w:leader="none"/>
+        </w:tabs>
+        <w:spacing w:lineRule="auto" w:line="274"/>
+        <w:rPr/>
       </w:pPr>
       <w:bookmarkStart w:id="3" w:name="p-rc_b7496bcaa7cbe166-285"/>
       <w:bookmarkEnd w:id="3"/>
@@ -404,17 +408,8 @@
           <w:rStyle w:val="SourceText"/>
           <w:rFonts w:ascii="Google Sans Text;sans-serif" w:hAnsi="Google Sans Text;sans-serif"/>
         </w:rPr>
-        <w:t>GET /</w:t>
-      </w:r>
-      <w:proofErr w:type="spellStart"/>
-      <w:r>
-        <w:rPr>
-          <w:rStyle w:val="SourceText"/>
-          <w:rFonts w:ascii="Google Sans Text;sans-serif" w:hAnsi="Google Sans Text;sans-serif"/>
-        </w:rPr>
-        <w:t>userInfo</w:t>
-      </w:r>
-      <w:proofErr w:type="spellEnd"/>
+        <w:t>GET /userInfo</w:t>
+      </w:r>
       <w:r>
         <w:rPr>
           <w:rFonts w:ascii="Google Sans Text;sans-serif" w:hAnsi="Google Sans Text;sans-serif"/>
@@ -426,17 +421,8 @@
           <w:rStyle w:val="SourceText"/>
           <w:rFonts w:ascii="Google Sans Text;sans-serif" w:hAnsi="Google Sans Text;sans-serif"/>
         </w:rPr>
-        <w:t>POST /</w:t>
-      </w:r>
-      <w:proofErr w:type="spellStart"/>
-      <w:r>
-        <w:rPr>
-          <w:rStyle w:val="SourceText"/>
-          <w:rFonts w:ascii="Google Sans Text;sans-serif" w:hAnsi="Google Sans Text;sans-serif"/>
-        </w:rPr>
-        <w:t>changePassword</w:t>
-      </w:r>
-      <w:proofErr w:type="spellEnd"/>
+        <w:t>POST /changePassword</w:t>
+      </w:r>
       <w:r>
         <w:rPr>
           <w:rFonts w:ascii="Google Sans Text;sans-serif" w:hAnsi="Google Sans Text;sans-serif"/>
@@ -459,9 +445,9 @@
     </w:p>
     <w:p>
       <w:pPr>
-        <w:pStyle w:val="3"/>
-        <w:spacing w:before="0" w:after="140" w:line="273" w:lineRule="auto"/>
-        <w:ind w:firstLine="0"/>
+        <w:pStyle w:val="Heading3"/>
+        <w:spacing w:lineRule="auto" w:line="274" w:before="0" w:after="140"/>
+        <w:ind w:hanging="0"/>
         <w:rPr>
           <w:rFonts w:ascii="Google Sans;sans-serif" w:hAnsi="Google Sans;sans-serif"/>
         </w:rPr>
@@ -475,16 +461,17 @@
     </w:p>
     <w:p>
       <w:pPr>
-        <w:pStyle w:val="a0"/>
+        <w:pStyle w:val="BodyText"/>
         <w:numPr>
           <w:ilvl w:val="0"/>
           <w:numId w:val="2"/>
         </w:numPr>
         <w:tabs>
           <w:tab w:val="clear" w:pos="709"/>
-          <w:tab w:val="left" w:pos="0"/>
-        </w:tabs>
-        <w:spacing w:line="273" w:lineRule="auto"/>
+          <w:tab w:val="left" w:pos="0" w:leader="none"/>
+        </w:tabs>
+        <w:spacing w:lineRule="auto" w:line="274"/>
+        <w:rPr/>
       </w:pPr>
       <w:bookmarkStart w:id="4" w:name="p-rc_b7496bcaa7cbe166-286"/>
       <w:bookmarkEnd w:id="4"/>
@@ -501,7 +488,6 @@
         </w:rPr>
         <w:t xml:space="preserve"> System must capture user symptoms from the diagnostic view (</w:t>
       </w:r>
-      <w:proofErr w:type="spellStart"/>
       <w:r>
         <w:rPr>
           <w:rStyle w:val="SourceText"/>
@@ -509,7 +495,6 @@
         </w:rPr>
         <w:t>doctor.ejs</w:t>
       </w:r>
-      <w:proofErr w:type="spellEnd"/>
       <w:r>
         <w:rPr>
           <w:rFonts w:ascii="Google Sans Text;sans-serif" w:hAnsi="Google Sans Text;sans-serif"/>
@@ -532,16 +517,17 @@
     </w:p>
     <w:p>
       <w:pPr>
-        <w:pStyle w:val="a0"/>
+        <w:pStyle w:val="BodyText"/>
         <w:numPr>
           <w:ilvl w:val="0"/>
           <w:numId w:val="2"/>
         </w:numPr>
         <w:tabs>
           <w:tab w:val="clear" w:pos="709"/>
-          <w:tab w:val="left" w:pos="0"/>
-        </w:tabs>
-        <w:spacing w:line="273" w:lineRule="auto"/>
+          <w:tab w:val="left" w:pos="0" w:leader="none"/>
+        </w:tabs>
+        <w:spacing w:lineRule="auto" w:line="274"/>
+        <w:rPr/>
       </w:pPr>
       <w:bookmarkStart w:id="5" w:name="p-rc_b7496bcaa7cbe166-287"/>
       <w:bookmarkEnd w:id="5"/>
@@ -558,7 +544,6 @@
         </w:rPr>
         <w:t xml:space="preserve"> Users can retrieve and display their historical consultation logs on a visual timeline (</w:t>
       </w:r>
-      <w:proofErr w:type="spellStart"/>
       <w:r>
         <w:rPr>
           <w:rStyle w:val="SourceText"/>
@@ -566,7 +551,6 @@
         </w:rPr>
         <w:t>history.ejs</w:t>
       </w:r>
-      <w:proofErr w:type="spellEnd"/>
       <w:r>
         <w:rPr>
           <w:rFonts w:ascii="Google Sans Text;sans-serif" w:hAnsi="Google Sans Text;sans-serif"/>
@@ -576,16 +560,17 @@
     </w:p>
     <w:p>
       <w:pPr>
-        <w:pStyle w:val="a0"/>
+        <w:pStyle w:val="BodyText"/>
         <w:numPr>
           <w:ilvl w:val="0"/>
           <w:numId w:val="2"/>
         </w:numPr>
         <w:tabs>
           <w:tab w:val="clear" w:pos="709"/>
-          <w:tab w:val="left" w:pos="0"/>
-        </w:tabs>
-        <w:spacing w:line="273" w:lineRule="auto"/>
+          <w:tab w:val="left" w:pos="0" w:leader="none"/>
+        </w:tabs>
+        <w:spacing w:lineRule="auto" w:line="274"/>
+        <w:rPr/>
       </w:pPr>
       <w:bookmarkStart w:id="6" w:name="p-rc_b7496bcaa7cbe166-288"/>
       <w:bookmarkEnd w:id="6"/>
@@ -602,7 +587,6 @@
         </w:rPr>
         <w:t xml:space="preserve"> System must maintain and update user session states (e.g., </w:t>
       </w:r>
-      <w:proofErr w:type="spellStart"/>
       <w:r>
         <w:rPr>
           <w:rStyle w:val="SourceText"/>
@@ -610,14 +594,12 @@
         </w:rPr>
         <w:t>sessionStorage</w:t>
       </w:r>
-      <w:proofErr w:type="spellEnd"/>
       <w:r>
         <w:rPr>
           <w:rFonts w:ascii="Google Sans Text;sans-serif" w:hAnsi="Google Sans Text;sans-serif"/>
         </w:rPr>
         <w:t xml:space="preserve"> tokens, </w:t>
       </w:r>
-      <w:proofErr w:type="spellStart"/>
       <w:r>
         <w:rPr>
           <w:rStyle w:val="SourceText"/>
@@ -625,14 +607,12 @@
         </w:rPr>
         <w:t>isLoggedIn</w:t>
       </w:r>
-      <w:proofErr w:type="spellEnd"/>
       <w:r>
         <w:rPr>
           <w:rFonts w:ascii="Google Sans Text;sans-serif" w:hAnsi="Google Sans Text;sans-serif"/>
         </w:rPr>
         <w:t xml:space="preserve">, and </w:t>
       </w:r>
-      <w:proofErr w:type="spellStart"/>
       <w:r>
         <w:rPr>
           <w:rStyle w:val="SourceText"/>
@@ -640,7 +620,6 @@
         </w:rPr>
         <w:t>reviewData</w:t>
       </w:r>
-      <w:proofErr w:type="spellEnd"/>
       <w:r>
         <w:rPr>
           <w:rFonts w:ascii="Google Sans Text;sans-serif" w:hAnsi="Google Sans Text;sans-serif"/>
@@ -650,16 +629,17 @@
     </w:p>
     <w:p>
       <w:pPr>
-        <w:pStyle w:val="a0"/>
+        <w:pStyle w:val="BodyText"/>
         <w:numPr>
           <w:ilvl w:val="0"/>
           <w:numId w:val="2"/>
         </w:numPr>
         <w:tabs>
           <w:tab w:val="clear" w:pos="709"/>
-          <w:tab w:val="left" w:pos="0"/>
-        </w:tabs>
-        <w:spacing w:line="273" w:lineRule="auto"/>
+          <w:tab w:val="left" w:pos="0" w:leader="none"/>
+        </w:tabs>
+        <w:spacing w:lineRule="auto" w:line="274"/>
+        <w:rPr/>
       </w:pPr>
       <w:bookmarkStart w:id="7" w:name="p-rc_b7496bcaa7cbe166-289"/>
       <w:bookmarkEnd w:id="7"/>
@@ -692,8 +672,8 @@
     </w:p>
     <w:p>
       <w:pPr>
-        <w:pStyle w:val="2"/>
-        <w:spacing w:before="0" w:after="140" w:line="273" w:lineRule="auto"/>
+        <w:pStyle w:val="Heading2"/>
+        <w:spacing w:lineRule="auto" w:line="274" w:before="0" w:after="140"/>
         <w:rPr>
           <w:rFonts w:ascii="Google Sans;sans-serif" w:hAnsi="Google Sans;sans-serif"/>
         </w:rPr>
@@ -707,9 +687,9 @@
     </w:p>
     <w:p>
       <w:pPr>
-        <w:pStyle w:val="3"/>
-        <w:spacing w:before="0" w:after="140" w:line="273" w:lineRule="auto"/>
-        <w:ind w:firstLine="0"/>
+        <w:pStyle w:val="Heading3"/>
+        <w:spacing w:lineRule="auto" w:line="274" w:before="0" w:after="140"/>
+        <w:ind w:hanging="0"/>
         <w:rPr>
           <w:rFonts w:ascii="Google Sans;sans-serif" w:hAnsi="Google Sans;sans-serif"/>
         </w:rPr>
@@ -723,16 +703,17 @@
     </w:p>
     <w:p>
       <w:pPr>
-        <w:pStyle w:val="a0"/>
+        <w:pStyle w:val="BodyText"/>
         <w:numPr>
           <w:ilvl w:val="0"/>
           <w:numId w:val="3"/>
         </w:numPr>
         <w:tabs>
           <w:tab w:val="clear" w:pos="709"/>
-          <w:tab w:val="left" w:pos="0"/>
-        </w:tabs>
-        <w:spacing w:line="273" w:lineRule="auto"/>
+          <w:tab w:val="left" w:pos="0" w:leader="none"/>
+        </w:tabs>
+        <w:spacing w:lineRule="auto" w:line="274"/>
+        <w:rPr/>
       </w:pPr>
       <w:bookmarkStart w:id="8" w:name="p-rc_b7496bcaa7cbe166-290"/>
       <w:bookmarkEnd w:id="8"/>
@@ -749,7 +730,6 @@
         </w:rPr>
         <w:t xml:space="preserve"> All sensitive user credentials (passwords) must be hashed using </w:t>
       </w:r>
-      <w:proofErr w:type="spellStart"/>
       <w:r>
         <w:rPr>
           <w:rStyle w:val="SourceText"/>
@@ -757,7 +737,6 @@
         </w:rPr>
         <w:t>bcrypt</w:t>
       </w:r>
-      <w:proofErr w:type="spellEnd"/>
       <w:r>
         <w:rPr>
           <w:rFonts w:ascii="Google Sans Text;sans-serif" w:hAnsi="Google Sans Text;sans-serif"/>
@@ -767,16 +746,16 @@
     </w:p>
     <w:p>
       <w:pPr>
-        <w:pStyle w:val="a0"/>
+        <w:pStyle w:val="BodyText"/>
         <w:numPr>
           <w:ilvl w:val="0"/>
           <w:numId w:val="3"/>
         </w:numPr>
         <w:tabs>
           <w:tab w:val="clear" w:pos="709"/>
-          <w:tab w:val="left" w:pos="0"/>
-        </w:tabs>
-        <w:spacing w:line="273" w:lineRule="auto"/>
+          <w:tab w:val="left" w:pos="0" w:leader="none"/>
+        </w:tabs>
+        <w:spacing w:lineRule="auto" w:line="274"/>
         <w:rPr>
           <w:rFonts w:ascii="Google Sans Text;sans-serif" w:hAnsi="Google Sans Text;sans-serif"/>
         </w:rPr>
@@ -799,16 +778,17 @@
     </w:p>
     <w:p>
       <w:pPr>
-        <w:pStyle w:val="a0"/>
+        <w:pStyle w:val="BodyText"/>
         <w:numPr>
           <w:ilvl w:val="0"/>
           <w:numId w:val="3"/>
         </w:numPr>
         <w:tabs>
           <w:tab w:val="clear" w:pos="709"/>
-          <w:tab w:val="left" w:pos="0"/>
-        </w:tabs>
-        <w:spacing w:line="273" w:lineRule="auto"/>
+          <w:tab w:val="left" w:pos="0" w:leader="none"/>
+        </w:tabs>
+        <w:spacing w:lineRule="auto" w:line="274"/>
+        <w:rPr/>
       </w:pPr>
       <w:bookmarkStart w:id="10" w:name="p-rc_b7496bcaa7cbe166-292"/>
       <w:bookmarkEnd w:id="10"/>
@@ -817,7 +797,6 @@
           <w:rFonts w:ascii="Google Sans Text;sans-serif" w:hAnsi="Google Sans Text;sans-serif"/>
           <w:b/>
         </w:rPr>
-        <w:lastRenderedPageBreak/>
         <w:t>Environment Protection:</w:t>
       </w:r>
       <w:r>
@@ -842,9 +821,228 @@
     </w:p>
     <w:p>
       <w:pPr>
-        <w:pStyle w:val="3"/>
-        <w:spacing w:before="0" w:after="140" w:line="273" w:lineRule="auto"/>
-        <w:ind w:firstLine="0"/>
+        <w:pStyle w:val="BodyText"/>
+        <w:numPr>
+          <w:ilvl w:val="0"/>
+          <w:numId w:val="3"/>
+        </w:numPr>
+        <w:tabs>
+          <w:tab w:val="clear" w:pos="709"/>
+          <w:tab w:val="left" w:pos="0" w:leader="none"/>
+        </w:tabs>
+        <w:spacing w:lineRule="auto" w:line="274"/>
+        <w:rPr>
+          <w:rFonts w:ascii="Google Sans Text;sans-serif" w:hAnsi="Google Sans Text;sans-serif"/>
+        </w:rPr>
+      </w:pPr>
+      <w:r>
+        <w:rPr>
+          <w:rFonts w:ascii="Google Sans Text;sans-serif" w:hAnsi="Google Sans Text;sans-serif"/>
+          <w:b/>
+          <w:bCs/>
+        </w:rPr>
+        <w:t>Male/Female AI interactions:</w:t>
+      </w:r>
+      <w:r>
+        <w:rPr>
+          <w:rFonts w:ascii="Google Sans Text;sans-serif" w:hAnsi="Google Sans Text;sans-serif"/>
+        </w:rPr>
+        <w:t xml:space="preserve"> Users have the option to interact with either a male or female AI profile picture as well as switch between male/female audio.</w:t>
+      </w:r>
+    </w:p>
+    <w:p>
+      <w:pPr>
+        <w:pStyle w:val="BodyText"/>
+        <w:tabs>
+          <w:tab w:val="clear" w:pos="709"/>
+          <w:tab w:val="left" w:pos="0" w:leader="none"/>
+        </w:tabs>
+        <w:spacing w:lineRule="auto" w:line="274"/>
+        <w:rPr>
+          <w:rFonts w:ascii="Google Sans Text;sans-serif" w:hAnsi="Google Sans Text;sans-serif"/>
+        </w:rPr>
+      </w:pPr>
+      <w:r>
+        <w:rPr>
+          <w:rFonts w:ascii="Google Sans Text;sans-serif" w:hAnsi="Google Sans Text;sans-serif"/>
+        </w:rPr>
+      </w:r>
+    </w:p>
+    <w:p>
+      <w:pPr>
+        <w:pStyle w:val="BodyText"/>
+        <w:tabs>
+          <w:tab w:val="clear" w:pos="709"/>
+          <w:tab w:val="left" w:pos="0" w:leader="none"/>
+        </w:tabs>
+        <w:spacing w:lineRule="auto" w:line="274"/>
+        <w:rPr>
+          <w:rFonts w:ascii="Google Sans Text;sans-serif" w:hAnsi="Google Sans Text;sans-serif"/>
+        </w:rPr>
+      </w:pPr>
+      <w:r>
+        <w:rPr>
+          <w:rFonts w:ascii="Google Sans Text;sans-serif" w:hAnsi="Google Sans Text;sans-serif"/>
+        </w:rPr>
+        <w:drawing>
+          <wp:anchor distT="0" distB="0" distL="0" distR="0" simplePos="0" relativeHeight="10" behindDoc="0" locked="0" layoutInCell="0" allowOverlap="1">
+            <wp:simplePos x="0" y="0"/>
+            <wp:positionH relativeFrom="column">
+              <wp:align>center</wp:align>
+            </wp:positionH>
+            <wp:positionV relativeFrom="paragraph">
+              <wp:posOffset>635</wp:posOffset>
+            </wp:positionV>
+            <wp:extent cx="6569710" cy="6667500"/>
+            <wp:effectExtent l="0" t="0" r="0" b="0"/>
+            <wp:wrapTopAndBottom/>
+            <wp:docPr id="1" name="Image2"/>
+            <wp:cNvGraphicFramePr>
+              <a:graphicFrameLocks xmlns:a="http://schemas.openxmlformats.org/drawingml/2006/main" noChangeAspect="1"/>
+            </wp:cNvGraphicFramePr>
+            <a:graphic xmlns:a="http://schemas.openxmlformats.org/drawingml/2006/main">
+              <a:graphicData uri="http://schemas.openxmlformats.org/drawingml/2006/picture">
+                <pic:pic xmlns:pic="http://schemas.openxmlformats.org/drawingml/2006/picture">
+                  <pic:nvPicPr>
+                    <pic:cNvPr id="1" name="Image2"/>
+                    <pic:cNvPicPr>
+                      <a:picLocks noChangeAspect="1" noChangeArrowheads="1"/>
+                    </pic:cNvPicPr>
+                  </pic:nvPicPr>
+                  <pic:blipFill>
+                    <a:blip r:embed="rId2"/>
+                    <a:stretch>
+                      <a:fillRect/>
+                    </a:stretch>
+                  </pic:blipFill>
+                  <pic:spPr bwMode="auto">
+                    <a:xfrm>
+                      <a:off x="0" y="0"/>
+                      <a:ext cx="6569710" cy="6667500"/>
+                    </a:xfrm>
+                    <a:prstGeom prst="rect">
+                      <a:avLst/>
+                    </a:prstGeom>
+                    <a:noFill/>
+                  </pic:spPr>
+                </pic:pic>
+              </a:graphicData>
+            </a:graphic>
+          </wp:anchor>
+        </w:drawing>
+      </w:r>
+    </w:p>
+    <w:p>
+      <w:pPr>
+        <w:pStyle w:val="Heading3"/>
+        <w:spacing w:lineRule="auto" w:line="274" w:before="0" w:after="140"/>
+        <w:ind w:hanging="0"/>
+        <w:rPr>
+          <w:rFonts w:ascii="Google Sans;sans-serif" w:hAnsi="Google Sans;sans-serif"/>
+        </w:rPr>
+      </w:pPr>
+      <w:r>
+        <w:rPr>
+          <w:rFonts w:ascii="Google Sans;sans-serif" w:hAnsi="Google Sans;sans-serif"/>
+        </w:rPr>
+      </w:r>
+    </w:p>
+    <w:p>
+      <w:pPr>
+        <w:pStyle w:val="Heading3"/>
+        <w:spacing w:lineRule="auto" w:line="274" w:before="0" w:after="140"/>
+        <w:ind w:hanging="0"/>
+        <w:rPr>
+          <w:rFonts w:ascii="Google Sans;sans-serif" w:hAnsi="Google Sans;sans-serif"/>
+        </w:rPr>
+      </w:pPr>
+      <w:r>
+        <w:rPr>
+          <w:rFonts w:ascii="Google Sans;sans-serif" w:hAnsi="Google Sans;sans-serif"/>
+        </w:rPr>
+        <w:drawing>
+          <wp:anchor distT="0" distB="0" distL="0" distR="0" simplePos="0" relativeHeight="11" behindDoc="0" locked="0" layoutInCell="0" allowOverlap="1">
+            <wp:simplePos x="0" y="0"/>
+            <wp:positionH relativeFrom="column">
+              <wp:align>center</wp:align>
+            </wp:positionH>
+            <wp:positionV relativeFrom="paragraph">
+              <wp:posOffset>635</wp:posOffset>
+            </wp:positionV>
+            <wp:extent cx="6840220" cy="8222615"/>
+            <wp:effectExtent l="0" t="0" r="0" b="0"/>
+            <wp:wrapSquare wrapText="largest"/>
+            <wp:docPr id="2" name="Image9"/>
+            <wp:cNvGraphicFramePr>
+              <a:graphicFrameLocks xmlns:a="http://schemas.openxmlformats.org/drawingml/2006/main" noChangeAspect="1"/>
+            </wp:cNvGraphicFramePr>
+            <a:graphic xmlns:a="http://schemas.openxmlformats.org/drawingml/2006/main">
+              <a:graphicData uri="http://schemas.openxmlformats.org/drawingml/2006/picture">
+                <pic:pic xmlns:pic="http://schemas.openxmlformats.org/drawingml/2006/picture">
+                  <pic:nvPicPr>
+                    <pic:cNvPr id="2" name="Image9"/>
+                    <pic:cNvPicPr>
+                      <a:picLocks noChangeAspect="1" noChangeArrowheads="1"/>
+                    </pic:cNvPicPr>
+                  </pic:nvPicPr>
+                  <pic:blipFill>
+                    <a:blip r:embed="rId3"/>
+                    <a:stretch>
+                      <a:fillRect/>
+                    </a:stretch>
+                  </pic:blipFill>
+                  <pic:spPr bwMode="auto">
+                    <a:xfrm>
+                      <a:off x="0" y="0"/>
+                      <a:ext cx="6840220" cy="8222615"/>
+                    </a:xfrm>
+                    <a:prstGeom prst="rect">
+                      <a:avLst/>
+                    </a:prstGeom>
+                    <a:noFill/>
+                  </pic:spPr>
+                </pic:pic>
+              </a:graphicData>
+            </a:graphic>
+          </wp:anchor>
+        </w:drawing>
+      </w:r>
+    </w:p>
+    <w:p>
+      <w:pPr>
+        <w:pStyle w:val="Heading3"/>
+        <w:spacing w:lineRule="auto" w:line="274" w:before="0" w:after="140"/>
+        <w:ind w:hanging="0"/>
+        <w:rPr>
+          <w:rFonts w:ascii="Google Sans;sans-serif" w:hAnsi="Google Sans;sans-serif"/>
+        </w:rPr>
+      </w:pPr>
+      <w:r>
+        <w:rPr>
+          <w:rFonts w:ascii="Google Sans;sans-serif" w:hAnsi="Google Sans;sans-serif"/>
+        </w:rPr>
+      </w:r>
+    </w:p>
+    <w:p>
+      <w:pPr>
+        <w:pStyle w:val="Heading3"/>
+        <w:spacing w:lineRule="auto" w:line="274" w:before="0" w:after="140"/>
+        <w:ind w:hanging="0"/>
+        <w:rPr>
+          <w:rFonts w:ascii="Google Sans;sans-serif" w:hAnsi="Google Sans;sans-serif"/>
+        </w:rPr>
+      </w:pPr>
+      <w:r>
+        <w:rPr>
+          <w:rFonts w:ascii="Google Sans;sans-serif" w:hAnsi="Google Sans;sans-serif"/>
+        </w:rPr>
+      </w:r>
+    </w:p>
+    <w:p>
+      <w:pPr>
+        <w:pStyle w:val="Heading3"/>
+        <w:spacing w:lineRule="auto" w:line="274" w:before="0" w:after="140"/>
+        <w:ind w:hanging="0"/>
         <w:rPr>
           <w:rFonts w:ascii="Google Sans;sans-serif" w:hAnsi="Google Sans;sans-serif"/>
         </w:rPr>
@@ -858,16 +1056,17 @@
     </w:p>
     <w:p>
       <w:pPr>
-        <w:pStyle w:val="a0"/>
+        <w:pStyle w:val="BodyText"/>
         <w:numPr>
           <w:ilvl w:val="0"/>
           <w:numId w:val="4"/>
         </w:numPr>
         <w:tabs>
           <w:tab w:val="clear" w:pos="709"/>
-          <w:tab w:val="left" w:pos="0"/>
-        </w:tabs>
-        <w:spacing w:line="273" w:lineRule="auto"/>
+          <w:tab w:val="left" w:pos="0" w:leader="none"/>
+        </w:tabs>
+        <w:spacing w:lineRule="auto" w:line="274"/>
+        <w:rPr/>
       </w:pPr>
       <w:bookmarkStart w:id="11" w:name="p-rc_b7496bcaa7cbe166-293"/>
       <w:bookmarkEnd w:id="11"/>
@@ -884,7 +1083,6 @@
         </w:rPr>
         <w:t xml:space="preserve"> Use JWT tokens and client-side session storage (</w:t>
       </w:r>
-      <w:proofErr w:type="spellStart"/>
       <w:r>
         <w:rPr>
           <w:rStyle w:val="SourceText"/>
@@ -892,7 +1090,6 @@
         </w:rPr>
         <w:t>sessionStorage</w:t>
       </w:r>
-      <w:proofErr w:type="spellEnd"/>
       <w:r>
         <w:rPr>
           <w:rFonts w:ascii="Google Sans Text;sans-serif" w:hAnsi="Google Sans Text;sans-serif"/>
@@ -902,16 +1099,16 @@
     </w:p>
     <w:p>
       <w:pPr>
-        <w:pStyle w:val="a0"/>
+        <w:pStyle w:val="BodyText"/>
         <w:numPr>
           <w:ilvl w:val="0"/>
           <w:numId w:val="4"/>
         </w:numPr>
         <w:tabs>
           <w:tab w:val="clear" w:pos="709"/>
-          <w:tab w:val="left" w:pos="0"/>
-        </w:tabs>
-        <w:spacing w:line="273" w:lineRule="auto"/>
+          <w:tab w:val="left" w:pos="0" w:leader="none"/>
+        </w:tabs>
+        <w:spacing w:lineRule="auto" w:line="274"/>
         <w:rPr>
           <w:rFonts w:ascii="Google Sans Text;sans-serif" w:hAnsi="Google Sans Text;sans-serif"/>
         </w:rPr>
@@ -934,8 +1131,8 @@
     </w:p>
     <w:p>
       <w:pPr>
-        <w:pStyle w:val="2"/>
-        <w:spacing w:before="0" w:after="140" w:line="273" w:lineRule="auto"/>
+        <w:pStyle w:val="Heading2"/>
+        <w:spacing w:lineRule="auto" w:line="274" w:before="0" w:after="140"/>
         <w:rPr>
           <w:rFonts w:ascii="Google Sans;sans-serif" w:hAnsi="Google Sans;sans-serif"/>
         </w:rPr>
@@ -949,16 +1146,17 @@
     </w:p>
     <w:p>
       <w:pPr>
-        <w:pStyle w:val="a0"/>
+        <w:pStyle w:val="BodyText"/>
         <w:numPr>
           <w:ilvl w:val="0"/>
           <w:numId w:val="5"/>
         </w:numPr>
         <w:tabs>
           <w:tab w:val="clear" w:pos="709"/>
-          <w:tab w:val="left" w:pos="0"/>
-        </w:tabs>
-        <w:spacing w:line="273" w:lineRule="auto"/>
+          <w:tab w:val="left" w:pos="0" w:leader="none"/>
+        </w:tabs>
+        <w:spacing w:lineRule="auto" w:line="274"/>
+        <w:rPr/>
       </w:pPr>
       <w:bookmarkStart w:id="13" w:name="p-rc_b7496bcaa7cbe166-295"/>
       <w:bookmarkEnd w:id="13"/>
@@ -991,16 +1189,17 @@
     </w:p>
     <w:p>
       <w:pPr>
-        <w:pStyle w:val="a0"/>
+        <w:pStyle w:val="BodyText"/>
         <w:numPr>
           <w:ilvl w:val="0"/>
           <w:numId w:val="5"/>
         </w:numPr>
         <w:tabs>
           <w:tab w:val="clear" w:pos="709"/>
-          <w:tab w:val="left" w:pos="0"/>
-        </w:tabs>
-        <w:spacing w:line="273" w:lineRule="auto"/>
+          <w:tab w:val="left" w:pos="0" w:leader="none"/>
+        </w:tabs>
+        <w:spacing w:lineRule="auto" w:line="274"/>
+        <w:rPr/>
       </w:pPr>
       <w:bookmarkStart w:id="14" w:name="p-rc_b7496bcaa7cbe166-296"/>
       <w:bookmarkEnd w:id="14"/>
@@ -1059,16 +1258,17 @@
     </w:p>
     <w:p>
       <w:pPr>
-        <w:pStyle w:val="a0"/>
+        <w:pStyle w:val="BodyText"/>
         <w:numPr>
           <w:ilvl w:val="0"/>
           <w:numId w:val="5"/>
         </w:numPr>
         <w:tabs>
           <w:tab w:val="clear" w:pos="709"/>
-          <w:tab w:val="left" w:pos="0"/>
-        </w:tabs>
-        <w:spacing w:line="273" w:lineRule="auto"/>
+          <w:tab w:val="left" w:pos="0" w:leader="none"/>
+        </w:tabs>
+        <w:spacing w:lineRule="auto" w:line="274"/>
+        <w:rPr/>
       </w:pPr>
       <w:bookmarkStart w:id="15" w:name="p-rc_b7496bcaa7cbe166-297"/>
       <w:bookmarkEnd w:id="15"/>
@@ -1085,7 +1285,6 @@
         </w:rPr>
         <w:t xml:space="preserve"> EJS templates (</w:t>
       </w:r>
-      <w:proofErr w:type="spellStart"/>
       <w:r>
         <w:rPr>
           <w:rStyle w:val="SourceText"/>
@@ -1093,14 +1292,12 @@
         </w:rPr>
         <w:t>doctor.ejs</w:t>
       </w:r>
-      <w:proofErr w:type="spellEnd"/>
       <w:r>
         <w:rPr>
           <w:rFonts w:ascii="Google Sans Text;sans-serif" w:hAnsi="Google Sans Text;sans-serif"/>
         </w:rPr>
         <w:t xml:space="preserve">, </w:t>
       </w:r>
-      <w:proofErr w:type="spellStart"/>
       <w:r>
         <w:rPr>
           <w:rStyle w:val="SourceText"/>
@@ -1108,7 +1305,6 @@
         </w:rPr>
         <w:t>history.ejs</w:t>
       </w:r>
-      <w:proofErr w:type="spellEnd"/>
       <w:r>
         <w:rPr>
           <w:rFonts w:ascii="Google Sans Text;sans-serif" w:hAnsi="Google Sans Text;sans-serif"/>
@@ -1131,16 +1327,17 @@
     </w:p>
     <w:p>
       <w:pPr>
-        <w:pStyle w:val="a0"/>
+        <w:pStyle w:val="BodyText"/>
         <w:numPr>
           <w:ilvl w:val="0"/>
           <w:numId w:val="5"/>
         </w:numPr>
         <w:tabs>
           <w:tab w:val="clear" w:pos="709"/>
-          <w:tab w:val="left" w:pos="0"/>
-        </w:tabs>
-        <w:spacing w:line="273" w:lineRule="auto"/>
+          <w:tab w:val="left" w:pos="0" w:leader="none"/>
+        </w:tabs>
+        <w:spacing w:lineRule="auto" w:line="274"/>
+        <w:rPr/>
       </w:pPr>
       <w:bookmarkStart w:id="16" w:name="p-rc_b7496bcaa7cbe166-298"/>
       <w:bookmarkEnd w:id="16"/>
@@ -1157,7 +1354,6 @@
         </w:rPr>
         <w:t xml:space="preserve"> </w:t>
       </w:r>
-      <w:proofErr w:type="spellStart"/>
       <w:r>
         <w:rPr>
           <w:rStyle w:val="SourceText"/>
@@ -1165,7 +1361,6 @@
         </w:rPr>
         <w:t>bcrypt</w:t>
       </w:r>
-      <w:proofErr w:type="spellEnd"/>
       <w:r>
         <w:rPr>
           <w:rFonts w:ascii="Google Sans Text;sans-serif" w:hAnsi="Google Sans Text;sans-serif"/>
@@ -1188,16 +1383,16 @@
     </w:p>
     <w:p>
       <w:pPr>
-        <w:pStyle w:val="a0"/>
+        <w:pStyle w:val="BodyText"/>
         <w:numPr>
           <w:ilvl w:val="0"/>
           <w:numId w:val="5"/>
         </w:numPr>
         <w:tabs>
           <w:tab w:val="clear" w:pos="709"/>
-          <w:tab w:val="left" w:pos="0"/>
-        </w:tabs>
-        <w:spacing w:line="273" w:lineRule="auto"/>
+          <w:tab w:val="left" w:pos="0" w:leader="none"/>
+        </w:tabs>
+        <w:spacing w:lineRule="auto" w:line="274"/>
         <w:rPr>
           <w:rFonts w:ascii="Google Sans Text;sans-serif" w:hAnsi="Google Sans Text;sans-serif"/>
         </w:rPr>
@@ -1220,28 +1415,37 @@
     </w:p>
     <w:p>
       <w:pPr>
-        <w:pStyle w:val="a0"/>
-        <w:spacing w:line="271" w:lineRule="auto"/>
-        <w:ind w:firstLine="0"/>
-        <w:rPr>
-          <w:rFonts w:ascii="Google Sans;sans-serif" w:hAnsi="Google Sans;sans-serif"/>
-        </w:rPr>
-      </w:pPr>
+        <w:pStyle w:val="BodyText"/>
+        <w:spacing w:lineRule="auto" w:line="271"/>
+        <w:ind w:hanging="0"/>
+        <w:rPr>
+          <w:rFonts w:ascii="Google Sans;sans-serif" w:hAnsi="Google Sans;sans-serif"/>
+        </w:rPr>
+      </w:pPr>
+      <w:r>
+        <w:rPr>
+          <w:rFonts w:ascii="Google Sans;sans-serif" w:hAnsi="Google Sans;sans-serif"/>
+        </w:rPr>
+      </w:r>
       <w:r>
         <w:br w:type="page"/>
       </w:r>
     </w:p>
     <w:p>
       <w:pPr>
-        <w:pStyle w:val="a0"/>
-        <w:spacing w:line="271" w:lineRule="auto"/>
-        <w:ind w:firstLine="0"/>
-      </w:pPr>
-    </w:p>
-    <w:p>
-      <w:pPr>
-        <w:pStyle w:val="1"/>
-        <w:spacing w:before="0" w:after="140" w:line="271" w:lineRule="auto"/>
+        <w:pStyle w:val="BodyText"/>
+        <w:spacing w:lineRule="auto" w:line="271" w:before="0" w:after="140"/>
+        <w:ind w:hanging="0"/>
+        <w:rPr/>
+      </w:pPr>
+      <w:r>
+        <w:rPr/>
+      </w:r>
+    </w:p>
+    <w:p>
+      <w:pPr>
+        <w:pStyle w:val="Heading1"/>
+        <w:spacing w:lineRule="auto" w:line="271" w:before="0" w:after="140"/>
         <w:rPr>
           <w:rFonts w:ascii="Google Sans;sans-serif" w:hAnsi="Google Sans;sans-serif"/>
         </w:rPr>
@@ -1255,25 +1459,25 @@
     </w:p>
     <w:p>
       <w:pPr>
-        <w:pStyle w:val="2"/>
-      </w:pPr>
-      <w:r>
+        <w:pStyle w:val="Heading2"/>
+        <w:rPr/>
+      </w:pPr>
+      <w:r>
+        <w:rPr/>
         <w:t>2.1 System Architecture</w:t>
       </w:r>
     </w:p>
     <w:p>
       <w:pPr>
-        <w:pStyle w:val="a0"/>
-        <w:ind w:firstLine="0"/>
+        <w:pStyle w:val="BodyText"/>
+        <w:ind w:hanging="0"/>
+        <w:rPr/>
       </w:pPr>
       <w:bookmarkStart w:id="18" w:name="p-rc_b7496bcaa7cbe166-300"/>
       <w:bookmarkEnd w:id="18"/>
       <w:r>
-        <w:rPr>
-          <w:noProof/>
-        </w:rPr>
         <w:drawing>
-          <wp:anchor distT="0" distB="0" distL="0" distR="0" simplePos="0" relativeHeight="6" behindDoc="0" locked="0" layoutInCell="0" allowOverlap="0" wp14:anchorId="30FA5C0F" wp14:editId="0FAA7EB3">
+          <wp:anchor distT="0" distB="0" distL="0" distR="0" simplePos="0" relativeHeight="7" behindDoc="0" locked="0" layoutInCell="0" allowOverlap="0">
             <wp:simplePos x="0" y="0"/>
             <wp:positionH relativeFrom="column">
               <wp:posOffset>630555</wp:posOffset>
@@ -1284,7 +1488,7 @@
             <wp:extent cx="5293995" cy="5337810"/>
             <wp:effectExtent l="0" t="0" r="0" b="0"/>
             <wp:wrapTopAndBottom/>
-            <wp:docPr id="1" name="Image1"/>
+            <wp:docPr id="3" name="Image1"/>
             <wp:cNvGraphicFramePr>
               <a:graphicFrameLocks xmlns:a="http://schemas.openxmlformats.org/drawingml/2006/main" noChangeAspect="1"/>
             </wp:cNvGraphicFramePr>
@@ -1292,16 +1496,16 @@
               <a:graphicData uri="http://schemas.openxmlformats.org/drawingml/2006/picture">
                 <pic:pic xmlns:pic="http://schemas.openxmlformats.org/drawingml/2006/picture">
                   <pic:nvPicPr>
-                    <pic:cNvPr id="1" name="Image1"/>
+                    <pic:cNvPr id="3" name="Image1"/>
                     <pic:cNvPicPr>
                       <a:picLocks noChangeAspect="1" noChangeArrowheads="1"/>
                     </pic:cNvPicPr>
                   </pic:nvPicPr>
                   <pic:blipFill>
-                    <a:blip r:embed="rId7">
+                    <a:blip r:embed="rId4">
                       <a:extLst>
                         <a:ext uri="{96DAC541-7B7A-43D3-8B79-37D633B846F1}">
-                          <asvg:svgBlip xmlns:asvg="http://schemas.microsoft.com/office/drawing/2016/SVG/main" r:embed="rId8"/>
+                          <asvg:svgBlip xmlns:asvg="http://schemas.microsoft.com/office/drawing/2016/SVG/main" r:embed="rId5"/>
                         </a:ext>
                       </a:extLst>
                     </a:blip>
@@ -1317,6 +1521,7 @@
                     <a:prstGeom prst="rect">
                       <a:avLst/>
                     </a:prstGeom>
+                    <a:noFill/>
                   </pic:spPr>
                 </pic:pic>
               </a:graphicData>
@@ -1325,15 +1530,17 @@
         </w:drawing>
       </w:r>
       <w:r>
+        <w:rPr/>
         <w:t>The application utilizes a modular system architecture separating Presentation, Backend Middleware, Data, and External AI Cloud Services.</w:t>
       </w:r>
     </w:p>
     <w:p>
       <w:pPr>
-        <w:pStyle w:val="a0"/>
-        <w:spacing w:line="271" w:lineRule="auto"/>
-        <w:ind w:firstLine="0"/>
+        <w:pStyle w:val="BodyText"/>
+        <w:spacing w:lineRule="auto" w:line="271"/>
+        <w:ind w:hanging="0"/>
         <w:jc w:val="center"/>
+        <w:rPr/>
       </w:pPr>
       <w:r>
         <w:rPr>
@@ -1344,19 +1551,24 @@
     </w:p>
     <w:p>
       <w:pPr>
-        <w:pStyle w:val="a0"/>
-        <w:spacing w:line="271" w:lineRule="auto"/>
-        <w:ind w:firstLine="0"/>
-        <w:rPr>
-          <w:rFonts w:ascii="Google Sans;sans-serif" w:hAnsi="Google Sans;sans-serif"/>
-        </w:rPr>
-      </w:pPr>
-    </w:p>
-    <w:p>
-      <w:pPr>
-        <w:pStyle w:val="a0"/>
-        <w:spacing w:line="271" w:lineRule="auto"/>
-        <w:ind w:firstLine="0"/>
+        <w:pStyle w:val="BodyText"/>
+        <w:spacing w:lineRule="auto" w:line="271"/>
+        <w:ind w:hanging="0"/>
+        <w:rPr>
+          <w:rFonts w:ascii="Google Sans;sans-serif" w:hAnsi="Google Sans;sans-serif"/>
+        </w:rPr>
+      </w:pPr>
+      <w:r>
+        <w:rPr>
+          <w:rFonts w:ascii="Google Sans;sans-serif" w:hAnsi="Google Sans;sans-serif"/>
+        </w:rPr>
+      </w:r>
+    </w:p>
+    <w:p>
+      <w:pPr>
+        <w:pStyle w:val="BodyText"/>
+        <w:spacing w:lineRule="auto" w:line="271"/>
+        <w:ind w:hanging="0"/>
         <w:rPr>
           <w:rFonts w:ascii="Google Sans;sans-serif" w:hAnsi="Google Sans;sans-serif"/>
         </w:rPr>
@@ -1450,31 +1662,34 @@
     </w:p>
     <w:p>
       <w:pPr>
-        <w:pStyle w:val="a0"/>
-        <w:spacing w:line="271" w:lineRule="auto"/>
-        <w:ind w:firstLine="0"/>
-        <w:rPr>
-          <w:rFonts w:ascii="Google Sans;sans-serif" w:hAnsi="Google Sans;sans-serif"/>
-        </w:rPr>
-      </w:pPr>
-    </w:p>
-    <w:p>
-      <w:pPr>
-        <w:pStyle w:val="a0"/>
-        <w:spacing w:line="271" w:lineRule="auto"/>
-        <w:ind w:firstLine="0"/>
+        <w:pStyle w:val="BodyText"/>
+        <w:spacing w:lineRule="auto" w:line="271"/>
+        <w:ind w:hanging="0"/>
+        <w:rPr>
+          <w:rFonts w:ascii="Google Sans;sans-serif" w:hAnsi="Google Sans;sans-serif"/>
+        </w:rPr>
+      </w:pPr>
+      <w:r>
+        <w:rPr>
+          <w:rFonts w:ascii="Google Sans;sans-serif" w:hAnsi="Google Sans;sans-serif"/>
+        </w:rPr>
+      </w:r>
+    </w:p>
+    <w:p>
+      <w:pPr>
+        <w:pStyle w:val="BodyText"/>
+        <w:spacing w:lineRule="auto" w:line="271"/>
+        <w:ind w:hanging="0"/>
         <w:jc w:val="center"/>
-      </w:pPr>
-      <w:r>
-        <w:rPr>
-          <w:rFonts w:ascii="Google Sans;sans-serif" w:hAnsi="Google Sans;sans-serif"/>
-        </w:rPr>
-        <w:lastRenderedPageBreak/>
+        <w:rPr/>
+      </w:pPr>
+      <w:r>
+        <w:rPr/>
         <w:drawing>
-          <wp:inline distT="0" distB="0" distL="0" distR="0" wp14:anchorId="42E20C7C" wp14:editId="13E3681C">
+          <wp:inline distT="0" distB="0" distL="0" distR="0">
             <wp:extent cx="6840220" cy="4536440"/>
             <wp:effectExtent l="0" t="0" r="0" b="0"/>
-            <wp:docPr id="914951130" name="圖片 1"/>
+            <wp:docPr id="4" name="圖片 1"/>
             <wp:cNvGraphicFramePr>
               <a:graphicFrameLocks xmlns:a="http://schemas.openxmlformats.org/drawingml/2006/main" noChangeAspect="1"/>
             </wp:cNvGraphicFramePr>
@@ -1482,16 +1697,18 @@
               <a:graphicData uri="http://schemas.openxmlformats.org/drawingml/2006/picture">
                 <pic:pic xmlns:pic="http://schemas.openxmlformats.org/drawingml/2006/picture">
                   <pic:nvPicPr>
-                    <pic:cNvPr id="914951130" name=""/>
-                    <pic:cNvPicPr/>
+                    <pic:cNvPr id="4" name="圖片 1"/>
+                    <pic:cNvPicPr>
+                      <a:picLocks noChangeAspect="1" noChangeArrowheads="1"/>
+                    </pic:cNvPicPr>
                   </pic:nvPicPr>
                   <pic:blipFill>
-                    <a:blip r:embed="rId9"/>
+                    <a:blip r:embed="rId6"/>
                     <a:stretch>
                       <a:fillRect/>
                     </a:stretch>
                   </pic:blipFill>
-                  <pic:spPr>
+                  <pic:spPr bwMode="auto">
                     <a:xfrm>
                       <a:off x="0" y="0"/>
                       <a:ext cx="6840220" cy="4536440"/>
@@ -1499,6 +1716,7 @@
                     <a:prstGeom prst="rect">
                       <a:avLst/>
                     </a:prstGeom>
+                    <a:noFill/>
                   </pic:spPr>
                 </pic:pic>
               </a:graphicData>
@@ -1515,9 +1733,9 @@
     </w:p>
     <w:p>
       <w:pPr>
-        <w:pStyle w:val="a0"/>
-        <w:spacing w:line="271" w:lineRule="auto"/>
-        <w:ind w:firstLine="0"/>
+        <w:pStyle w:val="BodyText"/>
+        <w:spacing w:lineRule="auto" w:line="271"/>
+        <w:ind w:hanging="0"/>
         <w:rPr>
           <w:rFonts w:ascii="Google Sans;sans-serif" w:hAnsi="Google Sans;sans-serif"/>
         </w:rPr>
@@ -1537,66 +1755,72 @@
     </w:p>
     <w:p>
       <w:pPr>
-        <w:pStyle w:val="a0"/>
-        <w:spacing w:line="271" w:lineRule="auto"/>
-        <w:ind w:firstLine="0"/>
-        <w:rPr>
-          <w:rFonts w:ascii="Google Sans;sans-serif" w:hAnsi="Google Sans;sans-serif"/>
-        </w:rPr>
-      </w:pPr>
+        <w:pStyle w:val="BodyText"/>
+        <w:spacing w:lineRule="auto" w:line="271"/>
+        <w:ind w:hanging="0"/>
+        <w:rPr>
+          <w:rFonts w:ascii="Google Sans;sans-serif" w:hAnsi="Google Sans;sans-serif"/>
+        </w:rPr>
+      </w:pPr>
+      <w:r>
+        <w:rPr>
+          <w:rFonts w:ascii="Google Sans;sans-serif" w:hAnsi="Google Sans;sans-serif"/>
+        </w:rPr>
+      </w:r>
       <w:r>
         <w:br w:type="page"/>
       </w:r>
     </w:p>
     <w:p>
       <w:pPr>
-        <w:pStyle w:val="1"/>
-        <w:spacing w:line="271" w:lineRule="auto"/>
-        <w:ind w:firstLine="0"/>
-      </w:pPr>
-      <w:r>
-        <w:lastRenderedPageBreak/>
-        <w:t xml:space="preserve">3. Data </w:t>
-      </w:r>
-      <w:proofErr w:type="spellStart"/>
-      <w:r>
-        <w:t>Modeling</w:t>
-      </w:r>
-      <w:proofErr w:type="spellEnd"/>
-      <w:r>
-        <w:t xml:space="preserve"> &amp; Domain Design</w:t>
-      </w:r>
-    </w:p>
-    <w:p>
-      <w:pPr>
-        <w:pStyle w:val="2"/>
-      </w:pPr>
-      <w:r>
+        <w:pStyle w:val="Heading1"/>
+        <w:spacing w:lineRule="auto" w:line="271" w:before="0" w:after="120"/>
+        <w:ind w:hanging="0"/>
+        <w:rPr/>
+      </w:pPr>
+      <w:r>
+        <w:rPr/>
+        <w:t>3. Data Modeling &amp; Domain Design</w:t>
+      </w:r>
+    </w:p>
+    <w:p>
+      <w:pPr>
+        <w:pStyle w:val="Heading2"/>
+        <w:rPr/>
+      </w:pPr>
+      <w:r>
+        <w:rPr/>
         <w:t>3.1 Domain Class Architecture</w:t>
       </w:r>
     </w:p>
     <w:p>
       <w:pPr>
-        <w:pStyle w:val="a0"/>
-        <w:ind w:firstLine="0"/>
+        <w:pStyle w:val="BodyText"/>
+        <w:ind w:hanging="0"/>
+        <w:rPr/>
       </w:pPr>
       <w:bookmarkStart w:id="20" w:name="p-rc_b7496bcaa7cbe166-304"/>
       <w:bookmarkEnd w:id="20"/>
       <w:r>
+        <w:rPr/>
         <w:t>The domain model defines core business entities and their structural relationships.</w:t>
       </w:r>
     </w:p>
     <w:p>
       <w:pPr>
-        <w:pStyle w:val="a0"/>
-        <w:spacing w:line="271" w:lineRule="auto"/>
-        <w:ind w:firstLine="0"/>
-      </w:pPr>
-    </w:p>
-    <w:p>
-      <w:pPr>
-        <w:pStyle w:val="a0"/>
-        <w:spacing w:line="271" w:lineRule="auto"/>
+        <w:pStyle w:val="BodyText"/>
+        <w:spacing w:lineRule="auto" w:line="271"/>
+        <w:ind w:hanging="0"/>
+        <w:rPr/>
+      </w:pPr>
+      <w:r>
+        <w:rPr/>
+      </w:r>
+    </w:p>
+    <w:p>
+      <w:pPr>
+        <w:pStyle w:val="BodyText"/>
+        <w:spacing w:lineRule="auto" w:line="271"/>
         <w:jc w:val="center"/>
         <w:rPr>
           <w:rFonts w:ascii="Google Sans;sans-serif" w:hAnsi="Google Sans;sans-serif"/>
@@ -1604,16 +1828,12 @@
         </w:rPr>
       </w:pPr>
       <w:r>
-        <w:rPr>
-          <w:rFonts w:ascii="Google Sans;sans-serif" w:hAnsi="Google Sans;sans-serif"/>
-          <w:noProof/>
-          <w:lang w:val="en-US"/>
-        </w:rPr>
+        <w:rPr/>
         <w:drawing>
-          <wp:inline distT="0" distB="0" distL="0" distR="0" wp14:anchorId="20271782" wp14:editId="16BD8E47">
-            <wp:extent cx="2114845" cy="7249537"/>
-            <wp:effectExtent l="0" t="0" r="0" b="8890"/>
-            <wp:docPr id="1733507854" name="圖片 1"/>
+          <wp:inline distT="0" distB="0" distL="0" distR="0">
+            <wp:extent cx="2115185" cy="7249795"/>
+            <wp:effectExtent l="0" t="0" r="0" b="0"/>
+            <wp:docPr id="5" name="Image3"/>
             <wp:cNvGraphicFramePr>
               <a:graphicFrameLocks xmlns:a="http://schemas.openxmlformats.org/drawingml/2006/main" noChangeAspect="1"/>
             </wp:cNvGraphicFramePr>
@@ -1621,23 +1841,26 @@
               <a:graphicData uri="http://schemas.openxmlformats.org/drawingml/2006/picture">
                 <pic:pic xmlns:pic="http://schemas.openxmlformats.org/drawingml/2006/picture">
                   <pic:nvPicPr>
-                    <pic:cNvPr id="1733507854" name=""/>
-                    <pic:cNvPicPr/>
+                    <pic:cNvPr id="5" name="Image3"/>
+                    <pic:cNvPicPr>
+                      <a:picLocks noChangeAspect="1" noChangeArrowheads="1"/>
+                    </pic:cNvPicPr>
                   </pic:nvPicPr>
                   <pic:blipFill>
-                    <a:blip r:embed="rId10"/>
+                    <a:blip r:embed="rId7"/>
                     <a:stretch>
                       <a:fillRect/>
                     </a:stretch>
                   </pic:blipFill>
-                  <pic:spPr>
+                  <pic:spPr bwMode="auto">
                     <a:xfrm>
                       <a:off x="0" y="0"/>
-                      <a:ext cx="2114845" cy="7249537"/>
+                      <a:ext cx="2115185" cy="7249795"/>
                     </a:xfrm>
                     <a:prstGeom prst="rect">
                       <a:avLst/>
                     </a:prstGeom>
+                    <a:noFill/>
                   </pic:spPr>
                 </pic:pic>
               </a:graphicData>
@@ -1648,10 +1871,11 @@
     </w:p>
     <w:p>
       <w:pPr>
-        <w:pStyle w:val="a0"/>
-        <w:spacing w:line="271" w:lineRule="auto"/>
-        <w:ind w:firstLine="0"/>
+        <w:pStyle w:val="BodyText"/>
+        <w:spacing w:lineRule="auto" w:line="271"/>
+        <w:ind w:hanging="0"/>
         <w:jc w:val="center"/>
+        <w:rPr/>
       </w:pPr>
       <w:r>
         <w:rPr>
@@ -1662,19 +1886,24 @@
     </w:p>
     <w:p>
       <w:pPr>
-        <w:pStyle w:val="a0"/>
-        <w:spacing w:line="271" w:lineRule="auto"/>
-        <w:ind w:firstLine="0"/>
+        <w:pStyle w:val="BodyText"/>
+        <w:spacing w:lineRule="auto" w:line="271"/>
+        <w:ind w:hanging="0"/>
         <w:jc w:val="center"/>
         <w:rPr>
           <w:rFonts w:ascii="Google Sans;sans-serif" w:hAnsi="Google Sans;sans-serif"/>
         </w:rPr>
       </w:pPr>
-    </w:p>
-    <w:p>
-      <w:pPr>
-        <w:pStyle w:val="3"/>
-        <w:spacing w:line="271" w:lineRule="auto"/>
+      <w:r>
+        <w:rPr>
+          <w:rFonts w:ascii="Google Sans;sans-serif" w:hAnsi="Google Sans;sans-serif"/>
+        </w:rPr>
+      </w:r>
+    </w:p>
+    <w:p>
+      <w:pPr>
+        <w:pStyle w:val="Heading3"/>
+        <w:spacing w:lineRule="auto" w:line="271"/>
         <w:rPr>
           <w:rFonts w:ascii="Google Sans;sans-serif" w:hAnsi="Google Sans;sans-serif"/>
           <w:lang w:val="en-US"/>
@@ -1690,16 +1919,17 @@
     </w:p>
     <w:p>
       <w:pPr>
-        <w:pStyle w:val="a0"/>
+        <w:pStyle w:val="BodyText"/>
         <w:numPr>
           <w:ilvl w:val="0"/>
           <w:numId w:val="6"/>
         </w:numPr>
         <w:tabs>
           <w:tab w:val="clear" w:pos="709"/>
-          <w:tab w:val="left" w:pos="0"/>
-        </w:tabs>
-        <w:spacing w:line="273" w:lineRule="auto"/>
+          <w:tab w:val="left" w:pos="0" w:leader="none"/>
+        </w:tabs>
+        <w:spacing w:lineRule="auto" w:line="274"/>
+        <w:rPr/>
       </w:pPr>
       <w:bookmarkStart w:id="21" w:name="p-rc_b7496bcaa7cbe166-305"/>
       <w:bookmarkEnd w:id="21"/>
@@ -1846,7 +2076,6 @@
         </w:rPr>
         <w:t xml:space="preserve">, </w:t>
       </w:r>
-      <w:proofErr w:type="spellStart"/>
       <w:r>
         <w:rPr>
           <w:rStyle w:val="SourceText"/>
@@ -1854,37 +2083,18 @@
         </w:rPr>
         <w:t>realname</w:t>
       </w:r>
-      <w:proofErr w:type="spellEnd"/>
       <w:r>
         <w:rPr>
           <w:rFonts w:ascii="Google Sans Text;sans-serif" w:hAnsi="Google Sans Text;sans-serif"/>
         </w:rPr>
         <w:t>), and creation timestamps. It defines business methods for password comparison (</w:t>
       </w:r>
-      <w:proofErr w:type="spellStart"/>
-      <w:proofErr w:type="gramStart"/>
-      <w:r>
-        <w:rPr>
-          <w:rStyle w:val="SourceText"/>
-          <w:rFonts w:ascii="Google Sans Text;sans-serif" w:hAnsi="Google Sans Text;sans-serif"/>
-        </w:rPr>
-        <w:t>comparePassword</w:t>
-      </w:r>
-      <w:proofErr w:type="spellEnd"/>
-      <w:r>
-        <w:rPr>
-          <w:rStyle w:val="SourceText"/>
-          <w:rFonts w:ascii="Google Sans Text;sans-serif" w:hAnsi="Google Sans Text;sans-serif"/>
-        </w:rPr>
-        <w:t>(</w:t>
-      </w:r>
-      <w:proofErr w:type="gramEnd"/>
-      <w:r>
-        <w:rPr>
-          <w:rStyle w:val="SourceText"/>
-          <w:rFonts w:ascii="Google Sans Text;sans-serif" w:hAnsi="Google Sans Text;sans-serif"/>
-        </w:rPr>
-        <w:t>)</w:t>
+      <w:r>
+        <w:rPr>
+          <w:rStyle w:val="SourceText"/>
+          <w:rFonts w:ascii="Google Sans Text;sans-serif" w:hAnsi="Google Sans Text;sans-serif"/>
+        </w:rPr>
+        <w:t>comparePassword()</w:t>
       </w:r>
       <w:r>
         <w:rPr>
@@ -1892,30 +2102,12 @@
         </w:rPr>
         <w:t>) and authentication token generation (</w:t>
       </w:r>
-      <w:proofErr w:type="spellStart"/>
-      <w:proofErr w:type="gramStart"/>
-      <w:r>
-        <w:rPr>
-          <w:rStyle w:val="SourceText"/>
-          <w:rFonts w:ascii="Google Sans Text;sans-serif" w:hAnsi="Google Sans Text;sans-serif"/>
-        </w:rPr>
-        <w:t>generateToken</w:t>
-      </w:r>
-      <w:proofErr w:type="spellEnd"/>
-      <w:r>
-        <w:rPr>
-          <w:rStyle w:val="SourceText"/>
-          <w:rFonts w:ascii="Google Sans Text;sans-serif" w:hAnsi="Google Sans Text;sans-serif"/>
-        </w:rPr>
-        <w:t>(</w:t>
-      </w:r>
-      <w:proofErr w:type="gramEnd"/>
-      <w:r>
-        <w:rPr>
-          <w:rStyle w:val="SourceText"/>
-          <w:rFonts w:ascii="Google Sans Text;sans-serif" w:hAnsi="Google Sans Text;sans-serif"/>
-        </w:rPr>
-        <w:t>)</w:t>
+      <w:r>
+        <w:rPr>
+          <w:rStyle w:val="SourceText"/>
+          <w:rFonts w:ascii="Google Sans Text;sans-serif" w:hAnsi="Google Sans Text;sans-serif"/>
+        </w:rPr>
+        <w:t>generateToken()</w:t>
       </w:r>
       <w:r>
         <w:rPr>
@@ -1926,16 +2118,17 @@
     </w:p>
     <w:p>
       <w:pPr>
-        <w:pStyle w:val="a0"/>
+        <w:pStyle w:val="BodyText"/>
         <w:numPr>
           <w:ilvl w:val="0"/>
           <w:numId w:val="6"/>
         </w:numPr>
         <w:tabs>
           <w:tab w:val="clear" w:pos="709"/>
-          <w:tab w:val="left" w:pos="0"/>
-        </w:tabs>
-        <w:spacing w:line="273" w:lineRule="auto"/>
+          <w:tab w:val="left" w:pos="0" w:leader="none"/>
+        </w:tabs>
+        <w:spacing w:lineRule="auto" w:line="274"/>
+        <w:rPr/>
       </w:pPr>
       <w:bookmarkStart w:id="22" w:name="p-rc_b7496bcaa7cbe166-306"/>
       <w:bookmarkEnd w:id="22"/>
@@ -1965,7 +2158,6 @@
         </w:rPr>
         <w:t xml:space="preserve">, </w:t>
       </w:r>
-      <w:proofErr w:type="spellStart"/>
       <w:r>
         <w:rPr>
           <w:rStyle w:val="SourceText"/>
@@ -1973,7 +2165,6 @@
         </w:rPr>
         <w:t>userId</w:t>
       </w:r>
-      <w:proofErr w:type="spellEnd"/>
       <w:r>
         <w:rPr>
           <w:rFonts w:ascii="Google Sans Text;sans-serif" w:hAnsi="Google Sans Text;sans-serif"/>
@@ -2006,7 +2197,6 @@
         </w:rPr>
         <w:t xml:space="preserve">, </w:t>
       </w:r>
-      <w:proofErr w:type="spellStart"/>
       <w:r>
         <w:rPr>
           <w:rStyle w:val="SourceText"/>
@@ -2014,7 +2204,6 @@
         </w:rPr>
         <w:t>recipeName</w:t>
       </w:r>
-      <w:proofErr w:type="spellEnd"/>
       <w:r>
         <w:rPr>
           <w:rFonts w:ascii="Google Sans Text;sans-serif" w:hAnsi="Google Sans Text;sans-serif"/>
@@ -2047,7 +2236,6 @@
         </w:rPr>
         <w:t xml:space="preserve">, </w:t>
       </w:r>
-      <w:proofErr w:type="spellStart"/>
       <w:r>
         <w:rPr>
           <w:rStyle w:val="SourceText"/>
@@ -2055,14 +2243,12 @@
         </w:rPr>
         <w:t>imageUrl</w:t>
       </w:r>
-      <w:proofErr w:type="spellEnd"/>
       <w:r>
         <w:rPr>
           <w:rFonts w:ascii="Google Sans Text;sans-serif" w:hAnsi="Google Sans Text;sans-serif"/>
         </w:rPr>
         <w:t xml:space="preserve">, and </w:t>
       </w:r>
-      <w:proofErr w:type="spellStart"/>
       <w:r>
         <w:rPr>
           <w:rStyle w:val="SourceText"/>
@@ -2070,37 +2256,18 @@
         </w:rPr>
         <w:t>createdAt</w:t>
       </w:r>
-      <w:proofErr w:type="spellEnd"/>
       <w:r>
         <w:rPr>
           <w:rFonts w:ascii="Google Sans Text;sans-serif" w:hAnsi="Google Sans Text;sans-serif"/>
         </w:rPr>
         <w:t>. It provides operational methods for restoring prescription details (</w:t>
       </w:r>
-      <w:proofErr w:type="spellStart"/>
-      <w:proofErr w:type="gramStart"/>
-      <w:r>
-        <w:rPr>
-          <w:rStyle w:val="SourceText"/>
-          <w:rFonts w:ascii="Google Sans Text;sans-serif" w:hAnsi="Google Sans Text;sans-serif"/>
-        </w:rPr>
-        <w:t>restoreDetails</w:t>
-      </w:r>
-      <w:proofErr w:type="spellEnd"/>
-      <w:r>
-        <w:rPr>
-          <w:rStyle w:val="SourceText"/>
-          <w:rFonts w:ascii="Google Sans Text;sans-serif" w:hAnsi="Google Sans Text;sans-serif"/>
-        </w:rPr>
-        <w:t>(</w:t>
-      </w:r>
-      <w:proofErr w:type="gramEnd"/>
-      <w:r>
-        <w:rPr>
-          <w:rStyle w:val="SourceText"/>
-          <w:rFonts w:ascii="Google Sans Text;sans-serif" w:hAnsi="Google Sans Text;sans-serif"/>
-        </w:rPr>
-        <w:t>)</w:t>
+      <w:r>
+        <w:rPr>
+          <w:rStyle w:val="SourceText"/>
+          <w:rFonts w:ascii="Google Sans Text;sans-serif" w:hAnsi="Google Sans Text;sans-serif"/>
+        </w:rPr>
+        <w:t>restoreDetails()</w:t>
       </w:r>
       <w:r>
         <w:rPr>
@@ -2108,30 +2275,12 @@
         </w:rPr>
         <w:t>) and deleting records (</w:t>
       </w:r>
-      <w:proofErr w:type="spellStart"/>
-      <w:proofErr w:type="gramStart"/>
-      <w:r>
-        <w:rPr>
-          <w:rStyle w:val="SourceText"/>
-          <w:rFonts w:ascii="Google Sans Text;sans-serif" w:hAnsi="Google Sans Text;sans-serif"/>
-        </w:rPr>
-        <w:t>deleteRecord</w:t>
-      </w:r>
-      <w:proofErr w:type="spellEnd"/>
-      <w:r>
-        <w:rPr>
-          <w:rStyle w:val="SourceText"/>
-          <w:rFonts w:ascii="Google Sans Text;sans-serif" w:hAnsi="Google Sans Text;sans-serif"/>
-        </w:rPr>
-        <w:t>(</w:t>
-      </w:r>
-      <w:proofErr w:type="gramEnd"/>
-      <w:r>
-        <w:rPr>
-          <w:rStyle w:val="SourceText"/>
-          <w:rFonts w:ascii="Google Sans Text;sans-serif" w:hAnsi="Google Sans Text;sans-serif"/>
-        </w:rPr>
-        <w:t>)</w:t>
+      <w:r>
+        <w:rPr>
+          <w:rStyle w:val="SourceText"/>
+          <w:rFonts w:ascii="Google Sans Text;sans-serif" w:hAnsi="Google Sans Text;sans-serif"/>
+        </w:rPr>
+        <w:t>deleteRecord()</w:t>
       </w:r>
       <w:r>
         <w:rPr>
@@ -2142,16 +2291,17 @@
     </w:p>
     <w:p>
       <w:pPr>
-        <w:pStyle w:val="a0"/>
+        <w:pStyle w:val="BodyText"/>
         <w:numPr>
           <w:ilvl w:val="0"/>
           <w:numId w:val="6"/>
         </w:numPr>
         <w:tabs>
           <w:tab w:val="clear" w:pos="709"/>
-          <w:tab w:val="left" w:pos="0"/>
-        </w:tabs>
-        <w:spacing w:line="273" w:lineRule="auto"/>
+          <w:tab w:val="left" w:pos="0" w:leader="none"/>
+        </w:tabs>
+        <w:spacing w:lineRule="auto" w:line="274"/>
+        <w:rPr/>
       </w:pPr>
       <w:bookmarkStart w:id="23" w:name="p-rc_b7496bcaa7cbe166-307"/>
       <w:bookmarkEnd w:id="23"/>
@@ -2181,7 +2331,6 @@
         </w:rPr>
         <w:t xml:space="preserve">, </w:t>
       </w:r>
-      <w:proofErr w:type="spellStart"/>
       <w:r>
         <w:rPr>
           <w:rStyle w:val="SourceText"/>
@@ -2189,7 +2338,6 @@
         </w:rPr>
         <w:t>userId</w:t>
       </w:r>
-      <w:proofErr w:type="spellEnd"/>
       <w:r>
         <w:rPr>
           <w:rFonts w:ascii="Google Sans Text;sans-serif" w:hAnsi="Google Sans Text;sans-serif"/>
@@ -2209,7 +2357,6 @@
         </w:rPr>
         <w:t xml:space="preserve">, </w:t>
       </w:r>
-      <w:proofErr w:type="spellStart"/>
       <w:r>
         <w:rPr>
           <w:rStyle w:val="SourceText"/>
@@ -2217,14 +2364,12 @@
         </w:rPr>
         <w:t>lastActive</w:t>
       </w:r>
-      <w:proofErr w:type="spellEnd"/>
       <w:r>
         <w:rPr>
           <w:rFonts w:ascii="Google Sans Text;sans-serif" w:hAnsi="Google Sans Text;sans-serif"/>
         </w:rPr>
         <w:t xml:space="preserve">, and </w:t>
       </w:r>
-      <w:proofErr w:type="spellStart"/>
       <w:r>
         <w:rPr>
           <w:rStyle w:val="SourceText"/>
@@ -2232,28 +2377,18 @@
         </w:rPr>
         <w:t>isLoggedIn</w:t>
       </w:r>
-      <w:proofErr w:type="spellEnd"/>
       <w:r>
         <w:rPr>
           <w:rFonts w:ascii="Google Sans Text;sans-serif" w:hAnsi="Google Sans Text;sans-serif"/>
         </w:rPr>
         <w:t xml:space="preserve">. Methods include </w:t>
       </w:r>
-      <w:proofErr w:type="gramStart"/>
-      <w:r>
-        <w:rPr>
-          <w:rStyle w:val="SourceText"/>
-          <w:rFonts w:ascii="Google Sans Text;sans-serif" w:hAnsi="Google Sans Text;sans-serif"/>
-        </w:rPr>
-        <w:t>validate(</w:t>
-      </w:r>
-      <w:proofErr w:type="gramEnd"/>
-      <w:r>
-        <w:rPr>
-          <w:rStyle w:val="SourceText"/>
-          <w:rFonts w:ascii="Google Sans Text;sans-serif" w:hAnsi="Google Sans Text;sans-serif"/>
-        </w:rPr>
-        <w:t>)</w:t>
+      <w:r>
+        <w:rPr>
+          <w:rStyle w:val="SourceText"/>
+          <w:rFonts w:ascii="Google Sans Text;sans-serif" w:hAnsi="Google Sans Text;sans-serif"/>
+        </w:rPr>
+        <w:t>validate()</w:t>
       </w:r>
       <w:r>
         <w:rPr>
@@ -2261,21 +2396,12 @@
         </w:rPr>
         <w:t xml:space="preserve"> and </w:t>
       </w:r>
-      <w:proofErr w:type="gramStart"/>
-      <w:r>
-        <w:rPr>
-          <w:rStyle w:val="SourceText"/>
-          <w:rFonts w:ascii="Google Sans Text;sans-serif" w:hAnsi="Google Sans Text;sans-serif"/>
-        </w:rPr>
-        <w:t>invalidate(</w:t>
-      </w:r>
-      <w:proofErr w:type="gramEnd"/>
-      <w:r>
-        <w:rPr>
-          <w:rStyle w:val="SourceText"/>
-          <w:rFonts w:ascii="Google Sans Text;sans-serif" w:hAnsi="Google Sans Text;sans-serif"/>
-        </w:rPr>
-        <w:t>)</w:t>
+      <w:r>
+        <w:rPr>
+          <w:rStyle w:val="SourceText"/>
+          <w:rFonts w:ascii="Google Sans Text;sans-serif" w:hAnsi="Google Sans Text;sans-serif"/>
+        </w:rPr>
+        <w:t>invalidate()</w:t>
       </w:r>
       <w:r>
         <w:rPr>
@@ -2286,9 +2412,9 @@
     </w:p>
     <w:p>
       <w:pPr>
-        <w:pStyle w:val="3"/>
-        <w:spacing w:before="0" w:after="140" w:line="273" w:lineRule="auto"/>
-        <w:ind w:firstLine="0"/>
+        <w:pStyle w:val="Heading3"/>
+        <w:spacing w:lineRule="auto" w:line="274" w:before="0" w:after="140"/>
+        <w:ind w:hanging="0"/>
         <w:rPr>
           <w:rFonts w:ascii="Google Sans;sans-serif" w:hAnsi="Google Sans;sans-serif"/>
         </w:rPr>
@@ -2302,16 +2428,17 @@
     </w:p>
     <w:p>
       <w:pPr>
-        <w:pStyle w:val="a0"/>
+        <w:pStyle w:val="BodyText"/>
         <w:numPr>
           <w:ilvl w:val="0"/>
           <w:numId w:val="7"/>
         </w:numPr>
         <w:tabs>
           <w:tab w:val="clear" w:pos="709"/>
-          <w:tab w:val="left" w:pos="0"/>
-        </w:tabs>
-        <w:spacing w:line="273" w:lineRule="auto"/>
+          <w:tab w:val="left" w:pos="0" w:leader="none"/>
+        </w:tabs>
+        <w:spacing w:lineRule="auto" w:line="274"/>
+        <w:rPr/>
       </w:pPr>
       <w:bookmarkStart w:id="24" w:name="p-rc_b7496bcaa7cbe166-308"/>
       <w:bookmarkEnd w:id="24"/>
@@ -2341,21 +2468,12 @@
         </w:rPr>
         <w:t xml:space="preserve"> to </w:t>
       </w:r>
-      <w:proofErr w:type="gramStart"/>
-      <w:r>
-        <w:rPr>
-          <w:rStyle w:val="SourceText"/>
-          <w:rFonts w:ascii="Google Sans Text;sans-serif" w:hAnsi="Google Sans Text;sans-serif"/>
-        </w:rPr>
-        <w:t>0..</w:t>
-      </w:r>
-      <w:proofErr w:type="gramEnd"/>
-      <w:r>
-        <w:rPr>
-          <w:rStyle w:val="SourceText"/>
-          <w:rFonts w:ascii="Google Sans Text;sans-serif" w:hAnsi="Google Sans Text;sans-serif"/>
-        </w:rPr>
-        <w:t>*</w:t>
+      <w:r>
+        <w:rPr>
+          <w:rStyle w:val="SourceText"/>
+          <w:rFonts w:ascii="Google Sans Text;sans-serif" w:hAnsi="Google Sans Text;sans-serif"/>
+        </w:rPr>
+        <w:t>0..*</w:t>
       </w:r>
       <w:r>
         <w:rPr>
@@ -2366,16 +2484,17 @@
     </w:p>
     <w:p>
       <w:pPr>
-        <w:pStyle w:val="a0"/>
+        <w:pStyle w:val="BodyText"/>
         <w:numPr>
           <w:ilvl w:val="0"/>
           <w:numId w:val="7"/>
         </w:numPr>
         <w:tabs>
           <w:tab w:val="clear" w:pos="709"/>
-          <w:tab w:val="left" w:pos="0"/>
-        </w:tabs>
-        <w:spacing w:line="273" w:lineRule="auto"/>
+          <w:tab w:val="left" w:pos="0" w:leader="none"/>
+        </w:tabs>
+        <w:spacing w:lineRule="auto" w:line="274"/>
+        <w:rPr/>
       </w:pPr>
       <w:bookmarkStart w:id="25" w:name="p-rc_b7496bcaa7cbe166-309"/>
       <w:bookmarkEnd w:id="25"/>
@@ -2405,21 +2524,12 @@
         </w:rPr>
         <w:t xml:space="preserve"> to </w:t>
       </w:r>
-      <w:proofErr w:type="gramStart"/>
-      <w:r>
-        <w:rPr>
-          <w:rStyle w:val="SourceText"/>
-          <w:rFonts w:ascii="Google Sans Text;sans-serif" w:hAnsi="Google Sans Text;sans-serif"/>
-        </w:rPr>
-        <w:t>0..</w:t>
-      </w:r>
-      <w:proofErr w:type="gramEnd"/>
-      <w:r>
-        <w:rPr>
-          <w:rStyle w:val="SourceText"/>
-          <w:rFonts w:ascii="Google Sans Text;sans-serif" w:hAnsi="Google Sans Text;sans-serif"/>
-        </w:rPr>
-        <w:t>*</w:t>
+      <w:r>
+        <w:rPr>
+          <w:rStyle w:val="SourceText"/>
+          <w:rFonts w:ascii="Google Sans Text;sans-serif" w:hAnsi="Google Sans Text;sans-serif"/>
+        </w:rPr>
+        <w:t>0..*</w:t>
       </w:r>
       <w:r>
         <w:rPr>
@@ -2430,8 +2540,8 @@
     </w:p>
     <w:p>
       <w:pPr>
-        <w:pStyle w:val="2"/>
-        <w:spacing w:before="0" w:after="140" w:line="273" w:lineRule="auto"/>
+        <w:pStyle w:val="Heading2"/>
+        <w:spacing w:lineRule="auto" w:line="274" w:before="0" w:after="140"/>
         <w:rPr>
           <w:rFonts w:ascii="Google Sans;sans-serif" w:hAnsi="Google Sans;sans-serif"/>
         </w:rPr>
@@ -2445,8 +2555,9 @@
     </w:p>
     <w:p>
       <w:pPr>
-        <w:pStyle w:val="3"/>
-        <w:spacing w:before="0" w:line="273" w:lineRule="auto"/>
+        <w:pStyle w:val="Heading3"/>
+        <w:spacing w:lineRule="auto" w:line="274" w:before="0" w:after="120"/>
+        <w:rPr/>
       </w:pPr>
       <w:r>
         <w:rPr>
@@ -2470,9 +2581,9 @@
     </w:p>
     <w:p>
       <w:pPr>
-        <w:pStyle w:val="a0"/>
-        <w:spacing w:line="273" w:lineRule="auto"/>
-        <w:ind w:firstLine="0"/>
+        <w:pStyle w:val="BodyText"/>
+        <w:spacing w:lineRule="auto" w:line="274"/>
+        <w:ind w:hanging="0"/>
         <w:rPr>
           <w:rFonts w:ascii="Google Sans Text;sans-serif" w:hAnsi="Google Sans Text;sans-serif"/>
         </w:rPr>
@@ -2488,16 +2599,17 @@
     </w:p>
     <w:p>
       <w:pPr>
-        <w:pStyle w:val="a0"/>
+        <w:pStyle w:val="BodyText"/>
         <w:numPr>
           <w:ilvl w:val="0"/>
           <w:numId w:val="8"/>
         </w:numPr>
         <w:tabs>
           <w:tab w:val="clear" w:pos="709"/>
-          <w:tab w:val="left" w:pos="0"/>
-        </w:tabs>
-        <w:spacing w:line="273" w:lineRule="auto"/>
+          <w:tab w:val="left" w:pos="0" w:leader="none"/>
+        </w:tabs>
+        <w:spacing w:lineRule="auto" w:line="274"/>
+        <w:rPr/>
       </w:pPr>
       <w:bookmarkStart w:id="27" w:name="p-rc_b7496bcaa7cbe166-311"/>
       <w:bookmarkEnd w:id="27"/>
@@ -2512,35 +2624,22 @@
         <w:rPr>
           <w:rFonts w:ascii="Google Sans Text;sans-serif" w:hAnsi="Google Sans Text;sans-serif"/>
         </w:rPr>
-        <w:t xml:space="preserve"> (</w:t>
-      </w:r>
-      <w:proofErr w:type="spellStart"/>
-      <w:r>
-        <w:rPr>
-          <w:rFonts w:ascii="Google Sans Text;sans-serif" w:hAnsi="Google Sans Text;sans-serif"/>
-        </w:rPr>
-        <w:t>ObjectId</w:t>
-      </w:r>
-      <w:proofErr w:type="spellEnd"/>
-      <w:r>
-        <w:rPr>
-          <w:rFonts w:ascii="Google Sans Text;sans-serif" w:hAnsi="Google Sans Text;sans-serif"/>
-        </w:rPr>
-        <w:t xml:space="preserve">, Primary Key) </w:t>
-      </w:r>
-    </w:p>
-    <w:p>
-      <w:pPr>
-        <w:pStyle w:val="a0"/>
+        <w:t xml:space="preserve"> (ObjectId, Primary Key) </w:t>
+      </w:r>
+    </w:p>
+    <w:p>
+      <w:pPr>
+        <w:pStyle w:val="BodyText"/>
         <w:numPr>
           <w:ilvl w:val="0"/>
           <w:numId w:val="8"/>
         </w:numPr>
         <w:tabs>
           <w:tab w:val="clear" w:pos="709"/>
-          <w:tab w:val="left" w:pos="0"/>
-        </w:tabs>
-        <w:spacing w:line="273" w:lineRule="auto"/>
+          <w:tab w:val="left" w:pos="0" w:leader="none"/>
+        </w:tabs>
+        <w:spacing w:lineRule="auto" w:line="274"/>
+        <w:rPr/>
       </w:pPr>
       <w:bookmarkStart w:id="28" w:name="p-rc_b7496bcaa7cbe166-312"/>
       <w:bookmarkEnd w:id="28"/>
@@ -2560,16 +2659,17 @@
     </w:p>
     <w:p>
       <w:pPr>
-        <w:pStyle w:val="a0"/>
+        <w:pStyle w:val="BodyText"/>
         <w:numPr>
           <w:ilvl w:val="0"/>
           <w:numId w:val="8"/>
         </w:numPr>
         <w:tabs>
           <w:tab w:val="clear" w:pos="709"/>
-          <w:tab w:val="left" w:pos="0"/>
-        </w:tabs>
-        <w:spacing w:line="273" w:lineRule="auto"/>
+          <w:tab w:val="left" w:pos="0" w:leader="none"/>
+        </w:tabs>
+        <w:spacing w:lineRule="auto" w:line="274"/>
+        <w:rPr/>
       </w:pPr>
       <w:bookmarkStart w:id="29" w:name="p-rc_b7496bcaa7cbe166-313"/>
       <w:bookmarkEnd w:id="29"/>
@@ -2589,16 +2689,17 @@
     </w:p>
     <w:p>
       <w:pPr>
-        <w:pStyle w:val="a0"/>
+        <w:pStyle w:val="BodyText"/>
         <w:numPr>
           <w:ilvl w:val="0"/>
           <w:numId w:val="8"/>
         </w:numPr>
         <w:tabs>
           <w:tab w:val="clear" w:pos="709"/>
-          <w:tab w:val="left" w:pos="0"/>
-        </w:tabs>
-        <w:spacing w:line="273" w:lineRule="auto"/>
+          <w:tab w:val="left" w:pos="0" w:leader="none"/>
+        </w:tabs>
+        <w:spacing w:lineRule="auto" w:line="274"/>
+        <w:rPr/>
       </w:pPr>
       <w:bookmarkStart w:id="30" w:name="p-rc_b7496bcaa7cbe166-314"/>
       <w:bookmarkEnd w:id="30"/>
@@ -2615,7 +2716,6 @@
         </w:rPr>
         <w:t xml:space="preserve"> (String, Hashed via </w:t>
       </w:r>
-      <w:proofErr w:type="spellStart"/>
       <w:r>
         <w:rPr>
           <w:rStyle w:val="SourceText"/>
@@ -2623,7 +2723,6 @@
         </w:rPr>
         <w:t>bcrypt</w:t>
       </w:r>
-      <w:proofErr w:type="spellEnd"/>
       <w:r>
         <w:rPr>
           <w:rFonts w:ascii="Google Sans Text;sans-serif" w:hAnsi="Google Sans Text;sans-serif"/>
@@ -2633,16 +2732,17 @@
     </w:p>
     <w:p>
       <w:pPr>
-        <w:pStyle w:val="a0"/>
+        <w:pStyle w:val="BodyText"/>
         <w:numPr>
           <w:ilvl w:val="0"/>
           <w:numId w:val="8"/>
         </w:numPr>
         <w:tabs>
           <w:tab w:val="clear" w:pos="709"/>
-          <w:tab w:val="left" w:pos="0"/>
-        </w:tabs>
-        <w:spacing w:line="273" w:lineRule="auto"/>
+          <w:tab w:val="left" w:pos="0" w:leader="none"/>
+        </w:tabs>
+        <w:spacing w:lineRule="auto" w:line="274"/>
+        <w:rPr/>
       </w:pPr>
       <w:bookmarkStart w:id="31" w:name="p-rc_b7496bcaa7cbe166-315"/>
       <w:bookmarkEnd w:id="31"/>
@@ -2675,16 +2775,17 @@
     </w:p>
     <w:p>
       <w:pPr>
-        <w:pStyle w:val="a0"/>
+        <w:pStyle w:val="BodyText"/>
         <w:numPr>
           <w:ilvl w:val="0"/>
           <w:numId w:val="8"/>
         </w:numPr>
         <w:tabs>
           <w:tab w:val="clear" w:pos="709"/>
-          <w:tab w:val="left" w:pos="0"/>
-        </w:tabs>
-        <w:spacing w:line="273" w:lineRule="auto"/>
+          <w:tab w:val="left" w:pos="0" w:leader="none"/>
+        </w:tabs>
+        <w:spacing w:lineRule="auto" w:line="274"/>
+        <w:rPr/>
       </w:pPr>
       <w:bookmarkStart w:id="32" w:name="p-rc_b7496bcaa7cbe166-316"/>
       <w:bookmarkEnd w:id="32"/>
@@ -2753,7 +2854,6 @@
         </w:rPr>
         <w:t xml:space="preserve">, </w:t>
       </w:r>
-      <w:proofErr w:type="spellStart"/>
       <w:r>
         <w:rPr>
           <w:rStyle w:val="SourceText"/>
@@ -2761,7 +2861,6 @@
         </w:rPr>
         <w:t>realname</w:t>
       </w:r>
-      <w:proofErr w:type="spellEnd"/>
       <w:r>
         <w:rPr>
           <w:rFonts w:ascii="Google Sans Text;sans-serif" w:hAnsi="Google Sans Text;sans-serif"/>
@@ -2771,20 +2870,20 @@
     </w:p>
     <w:p>
       <w:pPr>
-        <w:pStyle w:val="a0"/>
+        <w:pStyle w:val="BodyText"/>
         <w:numPr>
           <w:ilvl w:val="0"/>
           <w:numId w:val="8"/>
         </w:numPr>
         <w:tabs>
           <w:tab w:val="clear" w:pos="709"/>
-          <w:tab w:val="left" w:pos="0"/>
-        </w:tabs>
-        <w:spacing w:line="273" w:lineRule="auto"/>
+          <w:tab w:val="left" w:pos="0" w:leader="none"/>
+        </w:tabs>
+        <w:spacing w:lineRule="auto" w:line="274"/>
+        <w:rPr/>
       </w:pPr>
       <w:bookmarkStart w:id="33" w:name="p-rc_b7496bcaa7cbe166-317"/>
       <w:bookmarkEnd w:id="33"/>
-      <w:proofErr w:type="spellStart"/>
       <w:r>
         <w:rPr>
           <w:rStyle w:val="SourceText"/>
@@ -2792,7 +2891,6 @@
         </w:rPr>
         <w:t>createdAt</w:t>
       </w:r>
-      <w:proofErr w:type="spellEnd"/>
       <w:r>
         <w:rPr>
           <w:rFonts w:ascii="Google Sans Text;sans-serif" w:hAnsi="Google Sans Text;sans-serif"/>
@@ -2802,8 +2900,9 @@
     </w:p>
     <w:p>
       <w:pPr>
-        <w:pStyle w:val="3"/>
-        <w:spacing w:before="0" w:line="273" w:lineRule="auto"/>
+        <w:pStyle w:val="Heading3"/>
+        <w:spacing w:lineRule="auto" w:line="274" w:before="0" w:after="120"/>
+        <w:rPr/>
       </w:pPr>
       <w:r>
         <w:rPr>
@@ -2827,9 +2926,9 @@
     </w:p>
     <w:p>
       <w:pPr>
-        <w:pStyle w:val="a0"/>
-        <w:spacing w:line="273" w:lineRule="auto"/>
-        <w:ind w:firstLine="0"/>
+        <w:pStyle w:val="BodyText"/>
+        <w:spacing w:lineRule="auto" w:line="274"/>
+        <w:ind w:hanging="0"/>
         <w:rPr>
           <w:rFonts w:ascii="Google Sans Text;sans-serif" w:hAnsi="Google Sans Text;sans-serif"/>
         </w:rPr>
@@ -2845,16 +2944,17 @@
     </w:p>
     <w:p>
       <w:pPr>
-        <w:pStyle w:val="a0"/>
+        <w:pStyle w:val="BodyText"/>
         <w:numPr>
           <w:ilvl w:val="0"/>
           <w:numId w:val="9"/>
         </w:numPr>
         <w:tabs>
           <w:tab w:val="clear" w:pos="709"/>
-          <w:tab w:val="left" w:pos="0"/>
-        </w:tabs>
-        <w:spacing w:line="273" w:lineRule="auto"/>
+          <w:tab w:val="left" w:pos="0" w:leader="none"/>
+        </w:tabs>
+        <w:spacing w:lineRule="auto" w:line="274"/>
+        <w:rPr/>
       </w:pPr>
       <w:bookmarkStart w:id="35" w:name="p-rc_b7496bcaa7cbe166-319"/>
       <w:bookmarkEnd w:id="35"/>
@@ -2869,39 +2969,25 @@
         <w:rPr>
           <w:rFonts w:ascii="Google Sans Text;sans-serif" w:hAnsi="Google Sans Text;sans-serif"/>
         </w:rPr>
-        <w:t xml:space="preserve"> (</w:t>
-      </w:r>
-      <w:proofErr w:type="spellStart"/>
-      <w:r>
-        <w:rPr>
-          <w:rFonts w:ascii="Google Sans Text;sans-serif" w:hAnsi="Google Sans Text;sans-serif"/>
-        </w:rPr>
-        <w:t>ObjectId</w:t>
-      </w:r>
-      <w:proofErr w:type="spellEnd"/>
-      <w:r>
-        <w:rPr>
-          <w:rFonts w:ascii="Google Sans Text;sans-serif" w:hAnsi="Google Sans Text;sans-serif"/>
-        </w:rPr>
-        <w:t xml:space="preserve">, Primary Key) </w:t>
-      </w:r>
-    </w:p>
-    <w:p>
-      <w:pPr>
-        <w:pStyle w:val="a0"/>
+        <w:t xml:space="preserve"> (ObjectId, Primary Key) </w:t>
+      </w:r>
+    </w:p>
+    <w:p>
+      <w:pPr>
+        <w:pStyle w:val="BodyText"/>
         <w:numPr>
           <w:ilvl w:val="0"/>
           <w:numId w:val="9"/>
         </w:numPr>
         <w:tabs>
           <w:tab w:val="clear" w:pos="709"/>
-          <w:tab w:val="left" w:pos="0"/>
-        </w:tabs>
-        <w:spacing w:line="273" w:lineRule="auto"/>
+          <w:tab w:val="left" w:pos="0" w:leader="none"/>
+        </w:tabs>
+        <w:spacing w:lineRule="auto" w:line="274"/>
+        <w:rPr/>
       </w:pPr>
       <w:bookmarkStart w:id="36" w:name="p-rc_b7496bcaa7cbe166-320"/>
       <w:bookmarkEnd w:id="36"/>
-      <w:proofErr w:type="spellStart"/>
       <w:r>
         <w:rPr>
           <w:rStyle w:val="SourceText"/>
@@ -2909,45 +2995,19 @@
         </w:rPr>
         <w:t>userId</w:t>
       </w:r>
-      <w:proofErr w:type="spellEnd"/>
-      <w:r>
-        <w:rPr>
-          <w:rFonts w:ascii="Google Sans Text;sans-serif" w:hAnsi="Google Sans Text;sans-serif"/>
-        </w:rPr>
-        <w:t xml:space="preserve"> (</w:t>
-      </w:r>
-      <w:proofErr w:type="spellStart"/>
-      <w:r>
-        <w:rPr>
-          <w:rFonts w:ascii="Google Sans Text;sans-serif" w:hAnsi="Google Sans Text;sans-serif"/>
-        </w:rPr>
-        <w:t>ObjectId</w:t>
-      </w:r>
-      <w:proofErr w:type="spellEnd"/>
-      <w:r>
-        <w:rPr>
-          <w:rFonts w:ascii="Google Sans Text;sans-serif" w:hAnsi="Google Sans Text;sans-serif"/>
-        </w:rPr>
-        <w:t xml:space="preserve">, Foreign Key -&gt; </w:t>
-      </w:r>
-      <w:proofErr w:type="spellStart"/>
-      <w:proofErr w:type="gramStart"/>
-      <w:r>
-        <w:rPr>
-          <w:rStyle w:val="SourceText"/>
-          <w:rFonts w:ascii="Google Sans Text;sans-serif" w:hAnsi="Google Sans Text;sans-serif"/>
-        </w:rPr>
-        <w:t>users._</w:t>
-      </w:r>
-      <w:proofErr w:type="gramEnd"/>
-      <w:r>
-        <w:rPr>
-          <w:rStyle w:val="SourceText"/>
-          <w:rFonts w:ascii="Google Sans Text;sans-serif" w:hAnsi="Google Sans Text;sans-serif"/>
-        </w:rPr>
-        <w:t>id</w:t>
-      </w:r>
-      <w:proofErr w:type="spellEnd"/>
+      <w:r>
+        <w:rPr>
+          <w:rFonts w:ascii="Google Sans Text;sans-serif" w:hAnsi="Google Sans Text;sans-serif"/>
+        </w:rPr>
+        <w:t xml:space="preserve"> (ObjectId, Foreign Key -&gt; </w:t>
+      </w:r>
+      <w:r>
+        <w:rPr>
+          <w:rStyle w:val="SourceText"/>
+          <w:rFonts w:ascii="Google Sans Text;sans-serif" w:hAnsi="Google Sans Text;sans-serif"/>
+        </w:rPr>
+        <w:t>users._id</w:t>
+      </w:r>
       <w:r>
         <w:rPr>
           <w:rFonts w:ascii="Google Sans Text;sans-serif" w:hAnsi="Google Sans Text;sans-serif"/>
@@ -2957,16 +3017,17 @@
     </w:p>
     <w:p>
       <w:pPr>
-        <w:pStyle w:val="a0"/>
+        <w:pStyle w:val="BodyText"/>
         <w:numPr>
           <w:ilvl w:val="0"/>
           <w:numId w:val="9"/>
         </w:numPr>
         <w:tabs>
           <w:tab w:val="clear" w:pos="709"/>
-          <w:tab w:val="left" w:pos="0"/>
-        </w:tabs>
-        <w:spacing w:line="273" w:lineRule="auto"/>
+          <w:tab w:val="left" w:pos="0" w:leader="none"/>
+        </w:tabs>
+        <w:spacing w:lineRule="auto" w:line="274"/>
+        <w:rPr/>
       </w:pPr>
       <w:bookmarkStart w:id="37" w:name="p-rc_b7496bcaa7cbe166-321"/>
       <w:bookmarkEnd w:id="37"/>
@@ -2986,16 +3047,17 @@
     </w:p>
     <w:p>
       <w:pPr>
-        <w:pStyle w:val="a0"/>
+        <w:pStyle w:val="BodyText"/>
         <w:numPr>
           <w:ilvl w:val="0"/>
           <w:numId w:val="9"/>
         </w:numPr>
         <w:tabs>
           <w:tab w:val="clear" w:pos="709"/>
-          <w:tab w:val="left" w:pos="0"/>
-        </w:tabs>
-        <w:spacing w:line="273" w:lineRule="auto"/>
+          <w:tab w:val="left" w:pos="0" w:leader="none"/>
+        </w:tabs>
+        <w:spacing w:lineRule="auto" w:line="274"/>
+        <w:rPr/>
       </w:pPr>
       <w:bookmarkStart w:id="38" w:name="p-rc_b7496bcaa7cbe166-322"/>
       <w:bookmarkEnd w:id="38"/>
@@ -3015,20 +3077,20 @@
     </w:p>
     <w:p>
       <w:pPr>
-        <w:pStyle w:val="a0"/>
+        <w:pStyle w:val="BodyText"/>
         <w:numPr>
           <w:ilvl w:val="0"/>
           <w:numId w:val="9"/>
         </w:numPr>
         <w:tabs>
           <w:tab w:val="clear" w:pos="709"/>
-          <w:tab w:val="left" w:pos="0"/>
-        </w:tabs>
-        <w:spacing w:line="273" w:lineRule="auto"/>
+          <w:tab w:val="left" w:pos="0" w:leader="none"/>
+        </w:tabs>
+        <w:spacing w:lineRule="auto" w:line="274"/>
+        <w:rPr/>
       </w:pPr>
       <w:bookmarkStart w:id="39" w:name="p-rc_b7496bcaa7cbe166-323"/>
       <w:bookmarkEnd w:id="39"/>
-      <w:proofErr w:type="spellStart"/>
       <w:r>
         <w:rPr>
           <w:rStyle w:val="SourceText"/>
@@ -3036,7 +3098,6 @@
         </w:rPr>
         <w:t>recipeName</w:t>
       </w:r>
-      <w:proofErr w:type="spellEnd"/>
       <w:r>
         <w:rPr>
           <w:rFonts w:ascii="Google Sans Text;sans-serif" w:hAnsi="Google Sans Text;sans-serif"/>
@@ -3046,16 +3107,17 @@
     </w:p>
     <w:p>
       <w:pPr>
-        <w:pStyle w:val="a0"/>
+        <w:pStyle w:val="BodyText"/>
         <w:numPr>
           <w:ilvl w:val="0"/>
           <w:numId w:val="9"/>
         </w:numPr>
         <w:tabs>
           <w:tab w:val="clear" w:pos="709"/>
-          <w:tab w:val="left" w:pos="0"/>
-        </w:tabs>
-        <w:spacing w:line="273" w:lineRule="auto"/>
+          <w:tab w:val="left" w:pos="0" w:leader="none"/>
+        </w:tabs>
+        <w:spacing w:lineRule="auto" w:line="274"/>
+        <w:rPr/>
       </w:pPr>
       <w:bookmarkStart w:id="40" w:name="p-rc_b7496bcaa7cbe166-324"/>
       <w:bookmarkEnd w:id="40"/>
@@ -3064,7 +3126,6 @@
           <w:rStyle w:val="SourceText"/>
           <w:rFonts w:ascii="Google Sans Text;sans-serif" w:hAnsi="Google Sans Text;sans-serif"/>
         </w:rPr>
-        <w:lastRenderedPageBreak/>
         <w:t>ingredients</w:t>
       </w:r>
       <w:r>
@@ -3076,16 +3137,17 @@
     </w:p>
     <w:p>
       <w:pPr>
-        <w:pStyle w:val="a0"/>
+        <w:pStyle w:val="BodyText"/>
         <w:numPr>
           <w:ilvl w:val="0"/>
           <w:numId w:val="9"/>
         </w:numPr>
         <w:tabs>
           <w:tab w:val="clear" w:pos="709"/>
-          <w:tab w:val="left" w:pos="0"/>
-        </w:tabs>
-        <w:spacing w:line="273" w:lineRule="auto"/>
+          <w:tab w:val="left" w:pos="0" w:leader="none"/>
+        </w:tabs>
+        <w:spacing w:lineRule="auto" w:line="274"/>
+        <w:rPr/>
       </w:pPr>
       <w:bookmarkStart w:id="41" w:name="p-rc_b7496bcaa7cbe166-325"/>
       <w:bookmarkEnd w:id="41"/>
@@ -3105,20 +3167,20 @@
     </w:p>
     <w:p>
       <w:pPr>
-        <w:pStyle w:val="a0"/>
+        <w:pStyle w:val="BodyText"/>
         <w:numPr>
           <w:ilvl w:val="0"/>
           <w:numId w:val="9"/>
         </w:numPr>
         <w:tabs>
           <w:tab w:val="clear" w:pos="709"/>
-          <w:tab w:val="left" w:pos="0"/>
-        </w:tabs>
-        <w:spacing w:line="273" w:lineRule="auto"/>
+          <w:tab w:val="left" w:pos="0" w:leader="none"/>
+        </w:tabs>
+        <w:spacing w:lineRule="auto" w:line="274"/>
+        <w:rPr/>
       </w:pPr>
       <w:bookmarkStart w:id="42" w:name="p-rc_b7496bcaa7cbe166-326"/>
       <w:bookmarkEnd w:id="42"/>
-      <w:proofErr w:type="spellStart"/>
       <w:r>
         <w:rPr>
           <w:rStyle w:val="SourceText"/>
@@ -3126,7 +3188,6 @@
         </w:rPr>
         <w:t>imageUrl</w:t>
       </w:r>
-      <w:proofErr w:type="spellEnd"/>
       <w:r>
         <w:rPr>
           <w:rFonts w:ascii="Google Sans Text;sans-serif" w:hAnsi="Google Sans Text;sans-serif"/>
@@ -3136,20 +3197,20 @@
     </w:p>
     <w:p>
       <w:pPr>
-        <w:pStyle w:val="a0"/>
+        <w:pStyle w:val="BodyText"/>
         <w:numPr>
           <w:ilvl w:val="0"/>
           <w:numId w:val="9"/>
         </w:numPr>
         <w:tabs>
           <w:tab w:val="clear" w:pos="709"/>
-          <w:tab w:val="left" w:pos="0"/>
-        </w:tabs>
-        <w:spacing w:line="273" w:lineRule="auto"/>
+          <w:tab w:val="left" w:pos="0" w:leader="none"/>
+        </w:tabs>
+        <w:spacing w:lineRule="auto" w:line="274"/>
+        <w:rPr/>
       </w:pPr>
       <w:bookmarkStart w:id="43" w:name="p-rc_b7496bcaa7cbe166-327"/>
       <w:bookmarkEnd w:id="43"/>
-      <w:proofErr w:type="spellStart"/>
       <w:r>
         <w:rPr>
           <w:rStyle w:val="SourceText"/>
@@ -3157,7 +3218,6 @@
         </w:rPr>
         <w:t>createdAt</w:t>
       </w:r>
-      <w:proofErr w:type="spellEnd"/>
       <w:r>
         <w:rPr>
           <w:rFonts w:ascii="Google Sans Text;sans-serif" w:hAnsi="Google Sans Text;sans-serif"/>
@@ -3167,8 +3227,9 @@
     </w:p>
     <w:p>
       <w:pPr>
-        <w:pStyle w:val="3"/>
-        <w:spacing w:before="0" w:line="273" w:lineRule="auto"/>
+        <w:pStyle w:val="Heading3"/>
+        <w:spacing w:lineRule="auto" w:line="274" w:before="0" w:after="120"/>
+        <w:rPr/>
       </w:pPr>
       <w:r>
         <w:rPr>
@@ -3192,9 +3253,9 @@
     </w:p>
     <w:p>
       <w:pPr>
-        <w:pStyle w:val="a0"/>
-        <w:spacing w:line="273" w:lineRule="auto"/>
-        <w:ind w:firstLine="0"/>
+        <w:pStyle w:val="BodyText"/>
+        <w:spacing w:lineRule="auto" w:line="274"/>
+        <w:ind w:hanging="0"/>
         <w:rPr>
           <w:rFonts w:ascii="Google Sans Text;sans-serif" w:hAnsi="Google Sans Text;sans-serif"/>
         </w:rPr>
@@ -3210,16 +3271,17 @@
     </w:p>
     <w:p>
       <w:pPr>
-        <w:pStyle w:val="a0"/>
+        <w:pStyle w:val="BodyText"/>
         <w:numPr>
           <w:ilvl w:val="0"/>
           <w:numId w:val="10"/>
         </w:numPr>
         <w:tabs>
           <w:tab w:val="clear" w:pos="709"/>
-          <w:tab w:val="left" w:pos="0"/>
-        </w:tabs>
-        <w:spacing w:line="273" w:lineRule="auto"/>
+          <w:tab w:val="left" w:pos="0" w:leader="none"/>
+        </w:tabs>
+        <w:spacing w:lineRule="auto" w:line="274"/>
+        <w:rPr/>
       </w:pPr>
       <w:bookmarkStart w:id="45" w:name="p-rc_b7496bcaa7cbe166-329"/>
       <w:bookmarkEnd w:id="45"/>
@@ -3239,20 +3301,20 @@
     </w:p>
     <w:p>
       <w:pPr>
-        <w:pStyle w:val="a0"/>
+        <w:pStyle w:val="BodyText"/>
         <w:numPr>
           <w:ilvl w:val="0"/>
           <w:numId w:val="10"/>
         </w:numPr>
         <w:tabs>
           <w:tab w:val="clear" w:pos="709"/>
-          <w:tab w:val="left" w:pos="0"/>
-        </w:tabs>
-        <w:spacing w:line="273" w:lineRule="auto"/>
+          <w:tab w:val="left" w:pos="0" w:leader="none"/>
+        </w:tabs>
+        <w:spacing w:lineRule="auto" w:line="274"/>
+        <w:rPr/>
       </w:pPr>
       <w:bookmarkStart w:id="46" w:name="p-rc_b7496bcaa7cbe166-330"/>
       <w:bookmarkEnd w:id="46"/>
-      <w:proofErr w:type="spellStart"/>
       <w:r>
         <w:rPr>
           <w:rStyle w:val="SourceText"/>
@@ -3260,45 +3322,19 @@
         </w:rPr>
         <w:t>userId</w:t>
       </w:r>
-      <w:proofErr w:type="spellEnd"/>
-      <w:r>
-        <w:rPr>
-          <w:rFonts w:ascii="Google Sans Text;sans-serif" w:hAnsi="Google Sans Text;sans-serif"/>
-        </w:rPr>
-        <w:t xml:space="preserve"> (</w:t>
-      </w:r>
-      <w:proofErr w:type="spellStart"/>
-      <w:r>
-        <w:rPr>
-          <w:rFonts w:ascii="Google Sans Text;sans-serif" w:hAnsi="Google Sans Text;sans-serif"/>
-        </w:rPr>
-        <w:t>ObjectId</w:t>
-      </w:r>
-      <w:proofErr w:type="spellEnd"/>
-      <w:r>
-        <w:rPr>
-          <w:rFonts w:ascii="Google Sans Text;sans-serif" w:hAnsi="Google Sans Text;sans-serif"/>
-        </w:rPr>
-        <w:t xml:space="preserve">, Foreign Key -&gt; </w:t>
-      </w:r>
-      <w:proofErr w:type="spellStart"/>
-      <w:proofErr w:type="gramStart"/>
-      <w:r>
-        <w:rPr>
-          <w:rStyle w:val="SourceText"/>
-          <w:rFonts w:ascii="Google Sans Text;sans-serif" w:hAnsi="Google Sans Text;sans-serif"/>
-        </w:rPr>
-        <w:t>users._</w:t>
-      </w:r>
-      <w:proofErr w:type="gramEnd"/>
-      <w:r>
-        <w:rPr>
-          <w:rStyle w:val="SourceText"/>
-          <w:rFonts w:ascii="Google Sans Text;sans-serif" w:hAnsi="Google Sans Text;sans-serif"/>
-        </w:rPr>
-        <w:t>id</w:t>
-      </w:r>
-      <w:proofErr w:type="spellEnd"/>
+      <w:r>
+        <w:rPr>
+          <w:rFonts w:ascii="Google Sans Text;sans-serif" w:hAnsi="Google Sans Text;sans-serif"/>
+        </w:rPr>
+        <w:t xml:space="preserve"> (ObjectId, Foreign Key -&gt; </w:t>
+      </w:r>
+      <w:r>
+        <w:rPr>
+          <w:rStyle w:val="SourceText"/>
+          <w:rFonts w:ascii="Google Sans Text;sans-serif" w:hAnsi="Google Sans Text;sans-serif"/>
+        </w:rPr>
+        <w:t>users._id</w:t>
+      </w:r>
       <w:r>
         <w:rPr>
           <w:rFonts w:ascii="Google Sans Text;sans-serif" w:hAnsi="Google Sans Text;sans-serif"/>
@@ -3308,16 +3344,17 @@
     </w:p>
     <w:p>
       <w:pPr>
-        <w:pStyle w:val="a0"/>
+        <w:pStyle w:val="BodyText"/>
         <w:numPr>
           <w:ilvl w:val="0"/>
           <w:numId w:val="10"/>
         </w:numPr>
         <w:tabs>
           <w:tab w:val="clear" w:pos="709"/>
-          <w:tab w:val="left" w:pos="0"/>
-        </w:tabs>
-        <w:spacing w:line="273" w:lineRule="auto"/>
+          <w:tab w:val="left" w:pos="0" w:leader="none"/>
+        </w:tabs>
+        <w:spacing w:lineRule="auto" w:line="274"/>
+        <w:rPr/>
       </w:pPr>
       <w:bookmarkStart w:id="47" w:name="p-rc_b7496bcaa7cbe166-331"/>
       <w:bookmarkEnd w:id="47"/>
@@ -3337,20 +3374,20 @@
     </w:p>
     <w:p>
       <w:pPr>
-        <w:pStyle w:val="a0"/>
+        <w:pStyle w:val="BodyText"/>
         <w:numPr>
           <w:ilvl w:val="0"/>
           <w:numId w:val="10"/>
         </w:numPr>
         <w:tabs>
           <w:tab w:val="clear" w:pos="709"/>
-          <w:tab w:val="left" w:pos="0"/>
-        </w:tabs>
-        <w:spacing w:line="273" w:lineRule="auto"/>
+          <w:tab w:val="left" w:pos="0" w:leader="none"/>
+        </w:tabs>
+        <w:spacing w:lineRule="auto" w:line="274"/>
+        <w:rPr/>
       </w:pPr>
       <w:bookmarkStart w:id="48" w:name="p-rc_b7496bcaa7cbe166-332"/>
       <w:bookmarkEnd w:id="48"/>
-      <w:proofErr w:type="spellStart"/>
       <w:r>
         <w:rPr>
           <w:rStyle w:val="SourceText"/>
@@ -3358,7 +3395,6 @@
         </w:rPr>
         <w:t>lastActive</w:t>
       </w:r>
-      <w:proofErr w:type="spellEnd"/>
       <w:r>
         <w:rPr>
           <w:rFonts w:ascii="Google Sans Text;sans-serif" w:hAnsi="Google Sans Text;sans-serif"/>
@@ -3368,20 +3404,20 @@
     </w:p>
     <w:p>
       <w:pPr>
-        <w:pStyle w:val="a0"/>
+        <w:pStyle w:val="BodyText"/>
         <w:numPr>
           <w:ilvl w:val="0"/>
           <w:numId w:val="10"/>
         </w:numPr>
         <w:tabs>
           <w:tab w:val="clear" w:pos="709"/>
-          <w:tab w:val="left" w:pos="0"/>
-        </w:tabs>
-        <w:spacing w:line="273" w:lineRule="auto"/>
+          <w:tab w:val="left" w:pos="0" w:leader="none"/>
+        </w:tabs>
+        <w:spacing w:lineRule="auto" w:line="274"/>
+        <w:rPr/>
       </w:pPr>
       <w:bookmarkStart w:id="49" w:name="p-rc_b7496bcaa7cbe166-333"/>
       <w:bookmarkEnd w:id="49"/>
-      <w:proofErr w:type="spellStart"/>
       <w:r>
         <w:rPr>
           <w:rStyle w:val="SourceText"/>
@@ -3389,7 +3425,6 @@
         </w:rPr>
         <w:t>isLoggedIn</w:t>
       </w:r>
-      <w:proofErr w:type="spellEnd"/>
       <w:r>
         <w:rPr>
           <w:rFonts w:ascii="Google Sans Text;sans-serif" w:hAnsi="Google Sans Text;sans-serif"/>
@@ -3399,28 +3434,38 @@
     </w:p>
     <w:p>
       <w:pPr>
-        <w:pStyle w:val="a0"/>
-        <w:spacing w:line="271" w:lineRule="auto"/>
+        <w:pStyle w:val="BodyText"/>
+        <w:spacing w:lineRule="auto" w:line="271"/>
         <w:rPr>
           <w:rFonts w:ascii="Google Sans;sans-serif" w:hAnsi="Google Sans;sans-serif"/>
           <w:lang w:val="en-US"/>
         </w:rPr>
       </w:pPr>
       <w:r>
+        <w:rPr>
+          <w:rFonts w:ascii="Google Sans;sans-serif" w:hAnsi="Google Sans;sans-serif"/>
+          <w:lang w:val="en-US"/>
+        </w:rPr>
+      </w:r>
+      <w:r>
         <w:br w:type="page"/>
       </w:r>
     </w:p>
     <w:p>
       <w:pPr>
-        <w:pStyle w:val="a0"/>
-        <w:spacing w:line="271" w:lineRule="auto"/>
-      </w:pPr>
-    </w:p>
-    <w:p>
-      <w:pPr>
-        <w:pStyle w:val="1"/>
-        <w:spacing w:line="271" w:lineRule="auto"/>
-        <w:ind w:firstLine="0"/>
+        <w:pStyle w:val="BodyText"/>
+        <w:spacing w:lineRule="auto" w:line="271" w:before="0" w:after="140"/>
+        <w:rPr/>
+      </w:pPr>
+      <w:r>
+        <w:rPr/>
+      </w:r>
+    </w:p>
+    <w:p>
+      <w:pPr>
+        <w:pStyle w:val="Heading1"/>
+        <w:spacing w:lineRule="auto" w:line="271"/>
+        <w:ind w:hanging="0"/>
         <w:rPr>
           <w:rFonts w:ascii="Google Sans;sans-serif" w:hAnsi="Google Sans;sans-serif"/>
           <w:lang w:val="en-US"/>
@@ -3436,8 +3481,8 @@
     </w:p>
     <w:p>
       <w:pPr>
-        <w:pStyle w:val="2"/>
-        <w:spacing w:before="0" w:after="140" w:line="273" w:lineRule="auto"/>
+        <w:pStyle w:val="Heading2"/>
+        <w:spacing w:lineRule="auto" w:line="274" w:before="0" w:after="140"/>
         <w:rPr>
           <w:rFonts w:ascii="Google Sans;sans-serif" w:hAnsi="Google Sans;sans-serif"/>
         </w:rPr>
@@ -3451,9 +3496,9 @@
     </w:p>
     <w:p>
       <w:pPr>
-        <w:pStyle w:val="a0"/>
-        <w:spacing w:line="273" w:lineRule="auto"/>
-        <w:ind w:firstLine="0"/>
+        <w:pStyle w:val="BodyText"/>
+        <w:spacing w:lineRule="auto" w:line="274"/>
+        <w:ind w:hanging="0"/>
         <w:rPr>
           <w:rFonts w:ascii="Google Sans Text;sans-serif" w:hAnsi="Google Sans Text;sans-serif"/>
         </w:rPr>
@@ -3469,9 +3514,9 @@
     </w:p>
     <w:p>
       <w:pPr>
-        <w:pStyle w:val="3"/>
-        <w:spacing w:before="0" w:after="140" w:line="273" w:lineRule="auto"/>
-        <w:ind w:firstLine="0"/>
+        <w:pStyle w:val="Heading3"/>
+        <w:spacing w:lineRule="auto" w:line="274" w:before="0" w:after="140"/>
+        <w:ind w:hanging="0"/>
         <w:rPr>
           <w:rFonts w:ascii="Google Sans;sans-serif" w:hAnsi="Google Sans;sans-serif"/>
         </w:rPr>
@@ -3485,9 +3530,10 @@
     </w:p>
     <w:p>
       <w:pPr>
-        <w:pStyle w:val="a0"/>
-        <w:spacing w:line="273" w:lineRule="auto"/>
-        <w:ind w:firstLine="0"/>
+        <w:pStyle w:val="BodyText"/>
+        <w:spacing w:lineRule="auto" w:line="274"/>
+        <w:ind w:hanging="0"/>
+        <w:rPr/>
       </w:pPr>
       <w:bookmarkStart w:id="51" w:name="p-rc_b7496bcaa7cbe166-335"/>
       <w:bookmarkEnd w:id="51"/>
@@ -3526,16 +3572,16 @@
     </w:p>
     <w:p>
       <w:pPr>
-        <w:pStyle w:val="a0"/>
+        <w:pStyle w:val="BodyText"/>
         <w:numPr>
           <w:ilvl w:val="0"/>
           <w:numId w:val="11"/>
         </w:numPr>
         <w:tabs>
           <w:tab w:val="clear" w:pos="709"/>
-          <w:tab w:val="left" w:pos="0"/>
-        </w:tabs>
-        <w:spacing w:line="273" w:lineRule="auto"/>
+          <w:tab w:val="left" w:pos="0" w:leader="none"/>
+        </w:tabs>
+        <w:spacing w:lineRule="auto" w:line="274"/>
         <w:rPr>
           <w:rFonts w:ascii="Google Sans Text;sans-serif" w:hAnsi="Google Sans Text;sans-serif"/>
         </w:rPr>
@@ -3558,16 +3604,16 @@
     </w:p>
     <w:p>
       <w:pPr>
-        <w:pStyle w:val="a0"/>
+        <w:pStyle w:val="BodyText"/>
         <w:numPr>
           <w:ilvl w:val="0"/>
           <w:numId w:val="11"/>
         </w:numPr>
         <w:tabs>
           <w:tab w:val="clear" w:pos="709"/>
-          <w:tab w:val="left" w:pos="0"/>
-        </w:tabs>
-        <w:spacing w:line="273" w:lineRule="auto"/>
+          <w:tab w:val="left" w:pos="0" w:leader="none"/>
+        </w:tabs>
+        <w:spacing w:lineRule="auto" w:line="274"/>
         <w:rPr>
           <w:rFonts w:ascii="Google Sans Text;sans-serif" w:hAnsi="Google Sans Text;sans-serif"/>
         </w:rPr>
@@ -3590,16 +3636,16 @@
     </w:p>
     <w:p>
       <w:pPr>
-        <w:pStyle w:val="a0"/>
+        <w:pStyle w:val="BodyText"/>
         <w:numPr>
           <w:ilvl w:val="0"/>
           <w:numId w:val="11"/>
         </w:numPr>
         <w:tabs>
           <w:tab w:val="clear" w:pos="709"/>
-          <w:tab w:val="left" w:pos="0"/>
-        </w:tabs>
-        <w:spacing w:line="273" w:lineRule="auto"/>
+          <w:tab w:val="left" w:pos="0" w:leader="none"/>
+        </w:tabs>
+        <w:spacing w:lineRule="auto" w:line="274"/>
         <w:rPr>
           <w:rFonts w:ascii="Google Sans Text;sans-serif" w:hAnsi="Google Sans Text;sans-serif"/>
         </w:rPr>
@@ -3622,16 +3668,17 @@
     </w:p>
     <w:p>
       <w:pPr>
-        <w:pStyle w:val="a0"/>
+        <w:pStyle w:val="BodyText"/>
         <w:numPr>
           <w:ilvl w:val="0"/>
           <w:numId w:val="11"/>
         </w:numPr>
         <w:tabs>
           <w:tab w:val="clear" w:pos="709"/>
-          <w:tab w:val="left" w:pos="0"/>
-        </w:tabs>
-        <w:spacing w:line="273" w:lineRule="auto"/>
+          <w:tab w:val="left" w:pos="0" w:leader="none"/>
+        </w:tabs>
+        <w:spacing w:lineRule="auto" w:line="274"/>
+        <w:rPr/>
       </w:pPr>
       <w:bookmarkStart w:id="55" w:name="p-rc_b7496bcaa7cbe166-339"/>
       <w:bookmarkEnd w:id="55"/>
@@ -3648,7 +3695,6 @@
         </w:rPr>
         <w:t xml:space="preserve"> Hashes the password using </w:t>
       </w:r>
-      <w:proofErr w:type="spellStart"/>
       <w:r>
         <w:rPr>
           <w:rStyle w:val="SourceText"/>
@@ -3656,14 +3702,12 @@
         </w:rPr>
         <w:t>bcrypt</w:t>
       </w:r>
-      <w:proofErr w:type="spellEnd"/>
       <w:r>
         <w:rPr>
           <w:rFonts w:ascii="Google Sans Text;sans-serif" w:hAnsi="Google Sans Text;sans-serif"/>
         </w:rPr>
         <w:t xml:space="preserve"> and writes the record to the </w:t>
       </w:r>
-      <w:proofErr w:type="gramStart"/>
       <w:r>
         <w:rPr>
           <w:rStyle w:val="SourceText"/>
@@ -3671,7 +3715,6 @@
         </w:rPr>
         <w:t>users</w:t>
       </w:r>
-      <w:proofErr w:type="gramEnd"/>
       <w:r>
         <w:rPr>
           <w:rFonts w:ascii="Google Sans Text;sans-serif" w:hAnsi="Google Sans Text;sans-serif"/>
@@ -3694,28 +3737,32 @@
     </w:p>
     <w:p>
       <w:pPr>
-        <w:pStyle w:val="a0"/>
-        <w:spacing w:line="271" w:lineRule="auto"/>
-        <w:ind w:left="720" w:firstLine="0"/>
+        <w:pStyle w:val="BodyText"/>
+        <w:spacing w:lineRule="auto" w:line="271"/>
+        <w:ind w:hanging="0" w:start="720"/>
         <w:rPr>
           <w:rFonts w:ascii="Google Sans;sans-serif" w:hAnsi="Google Sans;sans-serif"/>
           <w:lang w:val="en-US"/>
         </w:rPr>
       </w:pPr>
-    </w:p>
-    <w:p>
-      <w:pPr>
-        <w:pStyle w:val="a0"/>
-        <w:spacing w:line="271" w:lineRule="auto"/>
-        <w:ind w:firstLine="0"/>
+      <w:r>
+        <w:rPr>
+          <w:rFonts w:ascii="Google Sans;sans-serif" w:hAnsi="Google Sans;sans-serif"/>
+          <w:lang w:val="en-US"/>
+        </w:rPr>
+      </w:r>
+    </w:p>
+    <w:p>
+      <w:pPr>
+        <w:pStyle w:val="BodyText"/>
+        <w:spacing w:lineRule="auto" w:line="271"/>
+        <w:ind w:hanging="0"/>
         <w:jc w:val="center"/>
-      </w:pPr>
-      <w:r>
-        <w:rPr>
-          <w:noProof/>
-        </w:rPr>
+        <w:rPr/>
+      </w:pPr>
+      <w:r>
         <w:drawing>
-          <wp:anchor distT="0" distB="0" distL="0" distR="0" simplePos="0" relativeHeight="3" behindDoc="0" locked="0" layoutInCell="0" allowOverlap="1" wp14:anchorId="1740C9C0" wp14:editId="2B889741">
+          <wp:anchor distT="0" distB="0" distL="0" distR="0" simplePos="0" relativeHeight="4" behindDoc="0" locked="0" layoutInCell="0" allowOverlap="1">
             <wp:simplePos x="0" y="0"/>
             <wp:positionH relativeFrom="column">
               <wp:align>center</wp:align>
@@ -3726,7 +3773,7 @@
             <wp:extent cx="6840220" cy="4770120"/>
             <wp:effectExtent l="0" t="0" r="0" b="0"/>
             <wp:wrapTopAndBottom/>
-            <wp:docPr id="4" name="Image4"/>
+            <wp:docPr id="6" name="Image4"/>
             <wp:cNvGraphicFramePr>
               <a:graphicFrameLocks xmlns:a="http://schemas.openxmlformats.org/drawingml/2006/main" noChangeAspect="1"/>
             </wp:cNvGraphicFramePr>
@@ -3734,16 +3781,16 @@
               <a:graphicData uri="http://schemas.openxmlformats.org/drawingml/2006/picture">
                 <pic:pic xmlns:pic="http://schemas.openxmlformats.org/drawingml/2006/picture">
                   <pic:nvPicPr>
-                    <pic:cNvPr id="4" name="Image4"/>
+                    <pic:cNvPr id="6" name="Image4"/>
                     <pic:cNvPicPr>
                       <a:picLocks noChangeAspect="1" noChangeArrowheads="1"/>
                     </pic:cNvPicPr>
                   </pic:nvPicPr>
                   <pic:blipFill>
-                    <a:blip r:embed="rId11">
+                    <a:blip r:embed="rId8">
                       <a:extLst>
                         <a:ext uri="{96DAC541-7B7A-43D3-8B79-37D633B846F1}">
-                          <asvg:svgBlip xmlns:asvg="http://schemas.microsoft.com/office/drawing/2016/SVG/main" r:embed="rId12"/>
+                          <asvg:svgBlip xmlns:asvg="http://schemas.microsoft.com/office/drawing/2016/SVG/main" r:embed="rId9"/>
                         </a:ext>
                       </a:extLst>
                     </a:blip>
@@ -3759,6 +3806,7 @@
                     <a:prstGeom prst="rect">
                       <a:avLst/>
                     </a:prstGeom>
+                    <a:noFill/>
                   </pic:spPr>
                 </pic:pic>
               </a:graphicData>
@@ -3775,26 +3823,29 @@
     </w:p>
     <w:p>
       <w:pPr>
-        <w:pStyle w:val="a0"/>
-        <w:spacing w:line="271" w:lineRule="auto"/>
-        <w:ind w:firstLine="0"/>
-        <w:rPr>
-          <w:rFonts w:ascii="Google Sans;sans-serif" w:hAnsi="Google Sans;sans-serif"/>
-        </w:rPr>
-      </w:pPr>
-    </w:p>
-    <w:p>
-      <w:pPr>
-        <w:pStyle w:val="a0"/>
-        <w:spacing w:line="271" w:lineRule="auto"/>
+        <w:pStyle w:val="BodyText"/>
+        <w:spacing w:lineRule="auto" w:line="271"/>
+        <w:ind w:hanging="0"/>
+        <w:rPr>
+          <w:rFonts w:ascii="Google Sans;sans-serif" w:hAnsi="Google Sans;sans-serif"/>
+        </w:rPr>
+      </w:pPr>
+      <w:r>
+        <w:rPr>
+          <w:rFonts w:ascii="Google Sans;sans-serif" w:hAnsi="Google Sans;sans-serif"/>
+        </w:rPr>
+      </w:r>
+    </w:p>
+    <w:p>
+      <w:pPr>
+        <w:pStyle w:val="BodyText"/>
+        <w:spacing w:lineRule="auto" w:line="271"/>
         <w:jc w:val="center"/>
-      </w:pPr>
-      <w:r>
-        <w:rPr>
-          <w:noProof/>
-        </w:rPr>
+        <w:rPr/>
+      </w:pPr>
+      <w:r>
         <w:drawing>
-          <wp:anchor distT="0" distB="0" distL="0" distR="0" simplePos="0" relativeHeight="4" behindDoc="0" locked="0" layoutInCell="0" allowOverlap="1" wp14:anchorId="321F5D8C" wp14:editId="7854A1E4">
+          <wp:anchor distT="0" distB="0" distL="0" distR="0" simplePos="0" relativeHeight="5" behindDoc="0" locked="0" layoutInCell="0" allowOverlap="1">
             <wp:simplePos x="0" y="0"/>
             <wp:positionH relativeFrom="column">
               <wp:align>center</wp:align>
@@ -3805,7 +3856,7 @@
             <wp:extent cx="6762750" cy="5734050"/>
             <wp:effectExtent l="0" t="0" r="0" b="0"/>
             <wp:wrapTopAndBottom/>
-            <wp:docPr id="5" name="Image5"/>
+            <wp:docPr id="7" name="Image5"/>
             <wp:cNvGraphicFramePr>
               <a:graphicFrameLocks xmlns:a="http://schemas.openxmlformats.org/drawingml/2006/main" noChangeAspect="1"/>
             </wp:cNvGraphicFramePr>
@@ -3813,16 +3864,16 @@
               <a:graphicData uri="http://schemas.openxmlformats.org/drawingml/2006/picture">
                 <pic:pic xmlns:pic="http://schemas.openxmlformats.org/drawingml/2006/picture">
                   <pic:nvPicPr>
-                    <pic:cNvPr id="5" name="Image5"/>
+                    <pic:cNvPr id="7" name="Image5"/>
                     <pic:cNvPicPr>
                       <a:picLocks noChangeAspect="1" noChangeArrowheads="1"/>
                     </pic:cNvPicPr>
                   </pic:nvPicPr>
                   <pic:blipFill>
-                    <a:blip r:embed="rId13">
+                    <a:blip r:embed="rId10">
                       <a:extLst>
                         <a:ext uri="{96DAC541-7B7A-43D3-8B79-37D633B846F1}">
-                          <asvg:svgBlip xmlns:asvg="http://schemas.microsoft.com/office/drawing/2016/SVG/main" r:embed="rId14"/>
+                          <asvg:svgBlip xmlns:asvg="http://schemas.microsoft.com/office/drawing/2016/SVG/main" r:embed="rId11"/>
                         </a:ext>
                       </a:extLst>
                     </a:blip>
@@ -3838,6 +3889,7 @@
                     <a:prstGeom prst="rect">
                       <a:avLst/>
                     </a:prstGeom>
+                    <a:noFill/>
                   </pic:spPr>
                 </pic:pic>
               </a:graphicData>
@@ -3855,24 +3907,30 @@
     </w:p>
     <w:p>
       <w:pPr>
-        <w:pStyle w:val="a0"/>
-        <w:spacing w:line="271" w:lineRule="auto"/>
+        <w:pStyle w:val="BodyText"/>
+        <w:spacing w:lineRule="auto" w:line="271"/>
         <w:jc w:val="center"/>
         <w:rPr>
           <w:rFonts w:ascii="Google Sans;sans-serif" w:hAnsi="Google Sans;sans-serif"/>
           <w:lang w:val="en-US"/>
         </w:rPr>
       </w:pPr>
-    </w:p>
-    <w:p>
-      <w:pPr>
-        <w:pStyle w:val="3"/>
-        <w:spacing w:line="271" w:lineRule="auto"/>
-        <w:ind w:firstLine="0"/>
+      <w:r>
         <w:rPr>
           <w:rFonts w:ascii="Google Sans;sans-serif" w:hAnsi="Google Sans;sans-serif"/>
           <w:lang w:val="en-US"/>
         </w:rPr>
+      </w:r>
+    </w:p>
+    <w:p>
+      <w:pPr>
+        <w:pStyle w:val="Heading3"/>
+        <w:spacing w:lineRule="auto" w:line="271"/>
+        <w:ind w:hanging="0"/>
+        <w:rPr>
+          <w:rFonts w:ascii="Google Sans;sans-serif" w:hAnsi="Google Sans;sans-serif"/>
+          <w:lang w:val="en-US"/>
+        </w:rPr>
       </w:pPr>
       <w:r>
         <w:rPr>
@@ -3883,9 +3941,10 @@
     </w:p>
     <w:p>
       <w:pPr>
-        <w:pStyle w:val="a0"/>
-        <w:spacing w:line="273" w:lineRule="auto"/>
-        <w:ind w:firstLine="0"/>
+        <w:pStyle w:val="BodyText"/>
+        <w:spacing w:lineRule="auto" w:line="274"/>
+        <w:ind w:hanging="0"/>
+        <w:rPr/>
       </w:pPr>
       <w:bookmarkStart w:id="56" w:name="p-rc_b7496bcaa7cbe166-340"/>
       <w:bookmarkEnd w:id="56"/>
@@ -3924,16 +3983,17 @@
     </w:p>
     <w:p>
       <w:pPr>
-        <w:pStyle w:val="a0"/>
+        <w:pStyle w:val="BodyText"/>
         <w:numPr>
           <w:ilvl w:val="0"/>
           <w:numId w:val="12"/>
         </w:numPr>
         <w:tabs>
           <w:tab w:val="clear" w:pos="709"/>
-          <w:tab w:val="left" w:pos="0"/>
-        </w:tabs>
-        <w:spacing w:line="273" w:lineRule="auto"/>
+          <w:tab w:val="left" w:pos="0" w:leader="none"/>
+        </w:tabs>
+        <w:spacing w:lineRule="auto" w:line="274"/>
+        <w:rPr/>
       </w:pPr>
       <w:bookmarkStart w:id="57" w:name="p-rc_b7496bcaa7cbe166-341"/>
       <w:bookmarkEnd w:id="57"/>
@@ -3950,7 +4010,6 @@
         </w:rPr>
         <w:t xml:space="preserve"> Searches MongoDB for the user record and verifies the password against the stored </w:t>
       </w:r>
-      <w:proofErr w:type="spellStart"/>
       <w:r>
         <w:rPr>
           <w:rStyle w:val="SourceText"/>
@@ -3958,7 +4017,6 @@
         </w:rPr>
         <w:t>bcrypt</w:t>
       </w:r>
-      <w:proofErr w:type="spellEnd"/>
       <w:r>
         <w:rPr>
           <w:rFonts w:ascii="Google Sans Text;sans-serif" w:hAnsi="Google Sans Text;sans-serif"/>
@@ -3981,16 +4039,16 @@
     </w:p>
     <w:p>
       <w:pPr>
-        <w:pStyle w:val="a0"/>
+        <w:pStyle w:val="BodyText"/>
         <w:numPr>
           <w:ilvl w:val="0"/>
           <w:numId w:val="12"/>
         </w:numPr>
         <w:tabs>
           <w:tab w:val="clear" w:pos="709"/>
-          <w:tab w:val="left" w:pos="0"/>
-        </w:tabs>
-        <w:spacing w:line="273" w:lineRule="auto"/>
+          <w:tab w:val="left" w:pos="0" w:leader="none"/>
+        </w:tabs>
+        <w:spacing w:lineRule="auto" w:line="274"/>
         <w:rPr>
           <w:rFonts w:ascii="Google Sans Text;sans-serif" w:hAnsi="Google Sans Text;sans-serif"/>
         </w:rPr>
@@ -4013,16 +4071,17 @@
     </w:p>
     <w:p>
       <w:pPr>
-        <w:pStyle w:val="a0"/>
+        <w:pStyle w:val="BodyText"/>
         <w:numPr>
           <w:ilvl w:val="0"/>
           <w:numId w:val="12"/>
         </w:numPr>
         <w:tabs>
           <w:tab w:val="clear" w:pos="709"/>
-          <w:tab w:val="left" w:pos="0"/>
-        </w:tabs>
-        <w:spacing w:line="273" w:lineRule="auto"/>
+          <w:tab w:val="left" w:pos="0" w:leader="none"/>
+        </w:tabs>
+        <w:spacing w:lineRule="auto" w:line="274"/>
+        <w:rPr/>
       </w:pPr>
       <w:bookmarkStart w:id="59" w:name="p-rc_b7496bcaa7cbe166-343"/>
       <w:bookmarkEnd w:id="59"/>
@@ -4057,17 +4116,8 @@
           <w:rStyle w:val="SourceText"/>
           <w:rFonts w:ascii="Google Sans Text;sans-serif" w:hAnsi="Google Sans Text;sans-serif"/>
         </w:rPr>
-        <w:t>/</w:t>
-      </w:r>
-      <w:proofErr w:type="spellStart"/>
-      <w:r>
-        <w:rPr>
-          <w:rStyle w:val="SourceText"/>
-          <w:rFonts w:ascii="Google Sans Text;sans-serif" w:hAnsi="Google Sans Text;sans-serif"/>
-        </w:rPr>
-        <w:t>userInfo</w:t>
-      </w:r>
-      <w:proofErr w:type="spellEnd"/>
+        <w:t>/userInfo</w:t>
+      </w:r>
       <w:r>
         <w:rPr>
           <w:rFonts w:ascii="Google Sans Text;sans-serif" w:hAnsi="Google Sans Text;sans-serif"/>
@@ -4077,29 +4127,32 @@
     </w:p>
     <w:p>
       <w:pPr>
-        <w:pStyle w:val="a0"/>
-        <w:spacing w:line="271" w:lineRule="auto"/>
-        <w:ind w:firstLine="0"/>
+        <w:pStyle w:val="BodyText"/>
+        <w:spacing w:lineRule="auto" w:line="271"/>
+        <w:ind w:hanging="0"/>
         <w:rPr>
           <w:rFonts w:ascii="Google Sans;sans-serif" w:hAnsi="Google Sans;sans-serif"/>
           <w:lang w:val="en-US"/>
         </w:rPr>
       </w:pPr>
-    </w:p>
-    <w:p>
-      <w:pPr>
-        <w:pStyle w:val="a0"/>
-        <w:spacing w:line="271" w:lineRule="auto"/>
-        <w:ind w:firstLine="0"/>
+      <w:r>
+        <w:rPr>
+          <w:rFonts w:ascii="Google Sans;sans-serif" w:hAnsi="Google Sans;sans-serif"/>
+          <w:lang w:val="en-US"/>
+        </w:rPr>
+      </w:r>
+    </w:p>
+    <w:p>
+      <w:pPr>
+        <w:pStyle w:val="BodyText"/>
+        <w:spacing w:lineRule="auto" w:line="271"/>
+        <w:ind w:hanging="0"/>
         <w:jc w:val="center"/>
-      </w:pPr>
-      <w:r>
-        <w:rPr>
-          <w:noProof/>
-        </w:rPr>
-        <w:lastRenderedPageBreak/>
+        <w:rPr/>
+      </w:pPr>
+      <w:r>
         <w:drawing>
-          <wp:anchor distT="0" distB="0" distL="0" distR="0" simplePos="0" relativeHeight="8" behindDoc="0" locked="0" layoutInCell="0" allowOverlap="1" wp14:anchorId="61D3A675" wp14:editId="0FA5AF72">
+          <wp:anchor distT="0" distB="0" distL="0" distR="0" simplePos="0" relativeHeight="8" behindDoc="0" locked="0" layoutInCell="0" allowOverlap="1">
             <wp:simplePos x="0" y="0"/>
             <wp:positionH relativeFrom="column">
               <wp:align>center</wp:align>
@@ -4110,7 +4163,7 @@
             <wp:extent cx="6840220" cy="5329555"/>
             <wp:effectExtent l="0" t="0" r="0" b="0"/>
             <wp:wrapTopAndBottom/>
-            <wp:docPr id="6" name="Image3"/>
+            <wp:docPr id="8" name="Image6"/>
             <wp:cNvGraphicFramePr>
               <a:graphicFrameLocks xmlns:a="http://schemas.openxmlformats.org/drawingml/2006/main" noChangeAspect="1"/>
             </wp:cNvGraphicFramePr>
@@ -4118,16 +4171,16 @@
               <a:graphicData uri="http://schemas.openxmlformats.org/drawingml/2006/picture">
                 <pic:pic xmlns:pic="http://schemas.openxmlformats.org/drawingml/2006/picture">
                   <pic:nvPicPr>
-                    <pic:cNvPr id="6" name="Image3"/>
+                    <pic:cNvPr id="8" name="Image6"/>
                     <pic:cNvPicPr>
                       <a:picLocks noChangeAspect="1" noChangeArrowheads="1"/>
                     </pic:cNvPicPr>
                   </pic:nvPicPr>
                   <pic:blipFill>
-                    <a:blip r:embed="rId15">
+                    <a:blip r:embed="rId12">
                       <a:extLst>
                         <a:ext uri="{96DAC541-7B7A-43D3-8B79-37D633B846F1}">
-                          <asvg:svgBlip xmlns:asvg="http://schemas.microsoft.com/office/drawing/2016/SVG/main" r:embed="rId16"/>
+                          <asvg:svgBlip xmlns:asvg="http://schemas.microsoft.com/office/drawing/2016/SVG/main" r:embed="rId13"/>
                         </a:ext>
                       </a:extLst>
                     </a:blip>
@@ -4143,6 +4196,7 @@
                     <a:prstGeom prst="rect">
                       <a:avLst/>
                     </a:prstGeom>
+                    <a:noFill/>
                   </pic:spPr>
                 </pic:pic>
               </a:graphicData>
@@ -4159,37 +4213,44 @@
     </w:p>
     <w:p>
       <w:pPr>
-        <w:pStyle w:val="a0"/>
-        <w:spacing w:line="271" w:lineRule="auto"/>
-        <w:ind w:firstLine="0"/>
-        <w:rPr>
-          <w:rFonts w:ascii="Google Sans;sans-serif" w:hAnsi="Google Sans;sans-serif"/>
-        </w:rPr>
-      </w:pPr>
-    </w:p>
-    <w:p>
-      <w:pPr>
-        <w:pStyle w:val="a0"/>
-        <w:spacing w:line="271" w:lineRule="auto"/>
-        <w:ind w:firstLine="0"/>
-        <w:rPr>
-          <w:rFonts w:ascii="Google Sans;sans-serif" w:hAnsi="Google Sans;sans-serif"/>
-        </w:rPr>
-      </w:pPr>
-    </w:p>
-    <w:p>
-      <w:pPr>
-        <w:pStyle w:val="a0"/>
-        <w:spacing w:line="271" w:lineRule="auto"/>
+        <w:pStyle w:val="BodyText"/>
+        <w:spacing w:lineRule="auto" w:line="271"/>
+        <w:ind w:hanging="0"/>
+        <w:rPr>
+          <w:rFonts w:ascii="Google Sans;sans-serif" w:hAnsi="Google Sans;sans-serif"/>
+        </w:rPr>
+      </w:pPr>
+      <w:r>
+        <w:rPr>
+          <w:rFonts w:ascii="Google Sans;sans-serif" w:hAnsi="Google Sans;sans-serif"/>
+        </w:rPr>
+      </w:r>
+    </w:p>
+    <w:p>
+      <w:pPr>
+        <w:pStyle w:val="BodyText"/>
+        <w:spacing w:lineRule="auto" w:line="271"/>
+        <w:ind w:hanging="0"/>
+        <w:rPr>
+          <w:rFonts w:ascii="Google Sans;sans-serif" w:hAnsi="Google Sans;sans-serif"/>
+        </w:rPr>
+      </w:pPr>
+      <w:r>
+        <w:rPr>
+          <w:rFonts w:ascii="Google Sans;sans-serif" w:hAnsi="Google Sans;sans-serif"/>
+        </w:rPr>
+      </w:r>
+    </w:p>
+    <w:p>
+      <w:pPr>
+        <w:pStyle w:val="BodyText"/>
+        <w:spacing w:lineRule="auto" w:line="271"/>
         <w:jc w:val="center"/>
-      </w:pPr>
-      <w:r>
-        <w:rPr>
-          <w:noProof/>
-        </w:rPr>
-        <w:lastRenderedPageBreak/>
+        <w:rPr/>
+      </w:pPr>
+      <w:r>
         <w:drawing>
-          <wp:anchor distT="0" distB="0" distL="0" distR="0" simplePos="0" relativeHeight="9" behindDoc="0" locked="0" layoutInCell="0" allowOverlap="1" wp14:anchorId="62487331" wp14:editId="10780348">
+          <wp:anchor distT="0" distB="0" distL="0" distR="0" simplePos="0" relativeHeight="9" behindDoc="0" locked="0" layoutInCell="0" allowOverlap="1">
             <wp:simplePos x="0" y="0"/>
             <wp:positionH relativeFrom="column">
               <wp:align>center</wp:align>
@@ -4200,7 +4261,7 @@
             <wp:extent cx="6840220" cy="5782310"/>
             <wp:effectExtent l="0" t="0" r="0" b="0"/>
             <wp:wrapTopAndBottom/>
-            <wp:docPr id="7" name="Image6"/>
+            <wp:docPr id="9" name="Image7"/>
             <wp:cNvGraphicFramePr>
               <a:graphicFrameLocks xmlns:a="http://schemas.openxmlformats.org/drawingml/2006/main" noChangeAspect="1"/>
             </wp:cNvGraphicFramePr>
@@ -4208,16 +4269,16 @@
               <a:graphicData uri="http://schemas.openxmlformats.org/drawingml/2006/picture">
                 <pic:pic xmlns:pic="http://schemas.openxmlformats.org/drawingml/2006/picture">
                   <pic:nvPicPr>
-                    <pic:cNvPr id="7" name="Image6"/>
+                    <pic:cNvPr id="9" name="Image7"/>
                     <pic:cNvPicPr>
                       <a:picLocks noChangeAspect="1" noChangeArrowheads="1"/>
                     </pic:cNvPicPr>
                   </pic:nvPicPr>
                   <pic:blipFill>
-                    <a:blip r:embed="rId17">
+                    <a:blip r:embed="rId14">
                       <a:extLst>
                         <a:ext uri="{96DAC541-7B7A-43D3-8B79-37D633B846F1}">
-                          <asvg:svgBlip xmlns:asvg="http://schemas.microsoft.com/office/drawing/2016/SVG/main" r:embed="rId18"/>
+                          <asvg:svgBlip xmlns:asvg="http://schemas.microsoft.com/office/drawing/2016/SVG/main" r:embed="rId15"/>
                         </a:ext>
                       </a:extLst>
                     </a:blip>
@@ -4233,6 +4294,7 @@
                     <a:prstGeom prst="rect">
                       <a:avLst/>
                     </a:prstGeom>
+                    <a:noFill/>
                   </pic:spPr>
                 </pic:pic>
               </a:graphicData>
@@ -4250,31 +4312,42 @@
     </w:p>
     <w:p>
       <w:pPr>
-        <w:pStyle w:val="a0"/>
-        <w:spacing w:line="271" w:lineRule="auto"/>
-        <w:ind w:firstLine="0"/>
+        <w:pStyle w:val="BodyText"/>
+        <w:spacing w:lineRule="auto" w:line="271"/>
+        <w:ind w:hanging="0"/>
         <w:rPr>
           <w:rFonts w:ascii="Google Sans;sans-serif" w:hAnsi="Google Sans;sans-serif"/>
           <w:lang w:val="en-US"/>
         </w:rPr>
       </w:pPr>
       <w:r>
+        <w:rPr>
+          <w:rFonts w:ascii="Google Sans;sans-serif" w:hAnsi="Google Sans;sans-serif"/>
+          <w:lang w:val="en-US"/>
+        </w:rPr>
+      </w:r>
+      <w:r>
         <w:br w:type="page"/>
       </w:r>
     </w:p>
     <w:p>
       <w:pPr>
-        <w:pStyle w:val="2"/>
-        <w:spacing w:line="271" w:lineRule="auto"/>
-        <w:rPr>
-          <w:rFonts w:ascii="Google Sans;sans-serif" w:hAnsi="Google Sans;sans-serif"/>
-        </w:rPr>
-      </w:pPr>
-    </w:p>
-    <w:p>
-      <w:pPr>
-        <w:pStyle w:val="2"/>
-        <w:spacing w:line="271" w:lineRule="auto"/>
+        <w:pStyle w:val="Heading2"/>
+        <w:spacing w:lineRule="auto" w:line="271" w:before="0" w:after="120"/>
+        <w:rPr>
+          <w:rFonts w:ascii="Google Sans;sans-serif" w:hAnsi="Google Sans;sans-serif"/>
+        </w:rPr>
+      </w:pPr>
+      <w:r>
+        <w:rPr>
+          <w:rFonts w:ascii="Google Sans;sans-serif" w:hAnsi="Google Sans;sans-serif"/>
+        </w:rPr>
+      </w:r>
+    </w:p>
+    <w:p>
+      <w:pPr>
+        <w:pStyle w:val="Heading2"/>
+        <w:spacing w:lineRule="auto" w:line="271"/>
         <w:rPr>
           <w:rFonts w:ascii="Google Sans;sans-serif" w:hAnsi="Google Sans;sans-serif"/>
         </w:rPr>
@@ -4288,9 +4361,9 @@
     </w:p>
     <w:p>
       <w:pPr>
-        <w:pStyle w:val="a0"/>
-        <w:spacing w:line="273" w:lineRule="auto"/>
-        <w:ind w:firstLine="0"/>
+        <w:pStyle w:val="BodyText"/>
+        <w:spacing w:lineRule="auto" w:line="274"/>
+        <w:ind w:hanging="0"/>
         <w:rPr>
           <w:rFonts w:ascii="Google Sans Text;sans-serif" w:hAnsi="Google Sans Text;sans-serif"/>
         </w:rPr>
@@ -4306,18 +4379,15 @@
     </w:p>
     <w:p>
       <w:pPr>
-        <w:pStyle w:val="a0"/>
-        <w:spacing w:line="271" w:lineRule="auto"/>
-        <w:ind w:firstLine="0"/>
+        <w:pStyle w:val="BodyText"/>
+        <w:spacing w:lineRule="auto" w:line="271"/>
+        <w:ind w:hanging="0"/>
         <w:jc w:val="center"/>
-      </w:pPr>
-      <w:r>
-        <w:rPr>
-          <w:noProof/>
-        </w:rPr>
-        <w:lastRenderedPageBreak/>
+        <w:rPr/>
+      </w:pPr>
+      <w:r>
         <w:drawing>
-          <wp:anchor distT="0" distB="0" distL="0" distR="0" simplePos="0" relativeHeight="5" behindDoc="0" locked="0" layoutInCell="0" allowOverlap="1" wp14:anchorId="6722AAE2" wp14:editId="3802961D">
+          <wp:anchor distT="0" distB="0" distL="0" distR="0" simplePos="0" relativeHeight="6" behindDoc="0" locked="0" layoutInCell="0" allowOverlap="1">
             <wp:simplePos x="0" y="0"/>
             <wp:positionH relativeFrom="column">
               <wp:align>center</wp:align>
@@ -4328,7 +4398,7 @@
             <wp:extent cx="5829300" cy="8924925"/>
             <wp:effectExtent l="0" t="0" r="0" b="0"/>
             <wp:wrapTopAndBottom/>
-            <wp:docPr id="8" name="Image8"/>
+            <wp:docPr id="10" name="Image8"/>
             <wp:cNvGraphicFramePr>
               <a:graphicFrameLocks xmlns:a="http://schemas.openxmlformats.org/drawingml/2006/main" noChangeAspect="1"/>
             </wp:cNvGraphicFramePr>
@@ -4336,16 +4406,16 @@
               <a:graphicData uri="http://schemas.openxmlformats.org/drawingml/2006/picture">
                 <pic:pic xmlns:pic="http://schemas.openxmlformats.org/drawingml/2006/picture">
                   <pic:nvPicPr>
-                    <pic:cNvPr id="8" name="Image8"/>
+                    <pic:cNvPr id="10" name="Image8"/>
                     <pic:cNvPicPr>
                       <a:picLocks noChangeAspect="1" noChangeArrowheads="1"/>
                     </pic:cNvPicPr>
                   </pic:nvPicPr>
                   <pic:blipFill>
-                    <a:blip r:embed="rId19">
+                    <a:blip r:embed="rId16">
                       <a:extLst>
                         <a:ext uri="{96DAC541-7B7A-43D3-8B79-37D633B846F1}">
-                          <asvg:svgBlip xmlns:asvg="http://schemas.microsoft.com/office/drawing/2016/SVG/main" r:embed="rId20"/>
+                          <asvg:svgBlip xmlns:asvg="http://schemas.microsoft.com/office/drawing/2016/SVG/main" r:embed="rId17"/>
                         </a:ext>
                       </a:extLst>
                     </a:blip>
@@ -4361,6 +4431,7 @@
                     <a:prstGeom prst="rect">
                       <a:avLst/>
                     </a:prstGeom>
+                    <a:noFill/>
                   </pic:spPr>
                 </pic:pic>
               </a:graphicData>
@@ -4378,12 +4449,13 @@
     </w:p>
     <w:p>
       <w:pPr>
-        <w:pStyle w:val="a0"/>
+        <w:pStyle w:val="BodyText"/>
         <w:numPr>
           <w:ilvl w:val="0"/>
           <w:numId w:val="13"/>
         </w:numPr>
-        <w:spacing w:line="271" w:lineRule="auto"/>
+        <w:spacing w:lineRule="auto" w:line="271"/>
+        <w:rPr/>
       </w:pPr>
       <w:bookmarkStart w:id="61" w:name="p-rc_b7496bcaa7cbe166-345"/>
       <w:bookmarkEnd w:id="61"/>
@@ -4393,7 +4465,6 @@
           <w:b/>
           <w:lang w:val="en-US"/>
         </w:rPr>
-        <w:lastRenderedPageBreak/>
         <w:t>Create (Write Operations):</w:t>
       </w:r>
       <w:r>
@@ -4403,7 +4474,6 @@
         </w:rPr>
         <w:t xml:space="preserve"> User registration creates new user records in the </w:t>
       </w:r>
-      <w:proofErr w:type="gramStart"/>
       <w:r>
         <w:rPr>
           <w:rStyle w:val="SourceText"/>
@@ -4412,7 +4482,6 @@
         </w:rPr>
         <w:t>users</w:t>
       </w:r>
-      <w:proofErr w:type="gramEnd"/>
       <w:r>
         <w:rPr>
           <w:rFonts w:ascii="Google Sans Text;sans-serif" w:hAnsi="Google Sans Text;sans-serif"/>
@@ -4420,7 +4489,6 @@
         </w:rPr>
         <w:t xml:space="preserve"> collection. Diagnostic sessions submitted via </w:t>
       </w:r>
-      <w:proofErr w:type="spellStart"/>
       <w:r>
         <w:rPr>
           <w:rStyle w:val="SourceText"/>
@@ -4429,7 +4497,6 @@
         </w:rPr>
         <w:t>doctor.ejs</w:t>
       </w:r>
-      <w:proofErr w:type="spellEnd"/>
       <w:r>
         <w:rPr>
           <w:rFonts w:ascii="Google Sans Text;sans-serif" w:hAnsi="Google Sans Text;sans-serif"/>
@@ -4455,12 +4522,13 @@
     </w:p>
     <w:p>
       <w:pPr>
-        <w:pStyle w:val="a0"/>
+        <w:pStyle w:val="BodyText"/>
         <w:numPr>
           <w:ilvl w:val="0"/>
           <w:numId w:val="13"/>
         </w:numPr>
-        <w:spacing w:line="273" w:lineRule="auto"/>
+        <w:spacing w:lineRule="auto" w:line="274"/>
+        <w:rPr/>
       </w:pPr>
       <w:bookmarkStart w:id="62" w:name="p-rc_b7496bcaa7cbe166-346"/>
       <w:bookmarkEnd w:id="62"/>
@@ -4477,7 +4545,6 @@
         </w:rPr>
         <w:t xml:space="preserve"> Navigating to </w:t>
       </w:r>
-      <w:proofErr w:type="spellStart"/>
       <w:r>
         <w:rPr>
           <w:rStyle w:val="SourceText"/>
@@ -4485,7 +4552,6 @@
         </w:rPr>
         <w:t>history.ejs</w:t>
       </w:r>
-      <w:proofErr w:type="spellEnd"/>
       <w:r>
         <w:rPr>
           <w:rFonts w:ascii="Google Sans Text;sans-serif" w:hAnsi="Google Sans Text;sans-serif"/>
@@ -4495,12 +4561,13 @@
     </w:p>
     <w:p>
       <w:pPr>
-        <w:pStyle w:val="a0"/>
+        <w:pStyle w:val="BodyText"/>
         <w:numPr>
           <w:ilvl w:val="0"/>
           <w:numId w:val="13"/>
         </w:numPr>
-        <w:spacing w:line="273" w:lineRule="auto"/>
+        <w:spacing w:lineRule="auto" w:line="274"/>
+        <w:rPr/>
       </w:pPr>
       <w:bookmarkStart w:id="63" w:name="p-rc_b7496bcaa7cbe166-347"/>
       <w:bookmarkEnd w:id="63"/>
@@ -4522,24 +4589,14 @@
           <w:rStyle w:val="SourceText"/>
           <w:rFonts w:ascii="Google Sans Text;sans-serif" w:hAnsi="Google Sans Text;sans-serif"/>
         </w:rPr>
-        <w:t>POST /</w:t>
-      </w:r>
-      <w:proofErr w:type="spellStart"/>
-      <w:r>
-        <w:rPr>
-          <w:rStyle w:val="SourceText"/>
-          <w:rFonts w:ascii="Google Sans Text;sans-serif" w:hAnsi="Google Sans Text;sans-serif"/>
-        </w:rPr>
-        <w:t>changePassword</w:t>
-      </w:r>
-      <w:proofErr w:type="spellEnd"/>
+        <w:t>POST /changePassword</w:t>
+      </w:r>
       <w:r>
         <w:rPr>
           <w:rFonts w:ascii="Google Sans Text;sans-serif" w:hAnsi="Google Sans Text;sans-serif"/>
         </w:rPr>
         <w:t>), which modify the corresponding document in MongoDB. Session state flags (</w:t>
       </w:r>
-      <w:proofErr w:type="spellStart"/>
       <w:r>
         <w:rPr>
           <w:rStyle w:val="SourceText"/>
@@ -4547,14 +4604,12 @@
         </w:rPr>
         <w:t>isLoggedIn</w:t>
       </w:r>
-      <w:proofErr w:type="spellEnd"/>
       <w:r>
         <w:rPr>
           <w:rFonts w:ascii="Google Sans Text;sans-serif" w:hAnsi="Google Sans Text;sans-serif"/>
         </w:rPr>
         <w:t xml:space="preserve">, </w:t>
       </w:r>
-      <w:proofErr w:type="spellStart"/>
       <w:r>
         <w:rPr>
           <w:rStyle w:val="SourceText"/>
@@ -4562,14 +4617,12 @@
         </w:rPr>
         <w:t>reviewData</w:t>
       </w:r>
-      <w:proofErr w:type="spellEnd"/>
       <w:r>
         <w:rPr>
           <w:rFonts w:ascii="Google Sans Text;sans-serif" w:hAnsi="Google Sans Text;sans-serif"/>
         </w:rPr>
         <w:t xml:space="preserve">) and </w:t>
       </w:r>
-      <w:proofErr w:type="spellStart"/>
       <w:r>
         <w:rPr>
           <w:rStyle w:val="SourceText"/>
@@ -4577,7 +4630,6 @@
         </w:rPr>
         <w:t>sessionStorage</w:t>
       </w:r>
-      <w:proofErr w:type="spellEnd"/>
       <w:r>
         <w:rPr>
           <w:rFonts w:ascii="Google Sans Text;sans-serif" w:hAnsi="Google Sans Text;sans-serif"/>
@@ -4587,12 +4639,13 @@
     </w:p>
     <w:p>
       <w:pPr>
-        <w:pStyle w:val="a0"/>
+        <w:pStyle w:val="BodyText"/>
         <w:numPr>
           <w:ilvl w:val="0"/>
           <w:numId w:val="13"/>
         </w:numPr>
-        <w:spacing w:line="273" w:lineRule="auto"/>
+        <w:spacing w:lineRule="auto" w:line="274"/>
+        <w:rPr/>
       </w:pPr>
       <w:bookmarkStart w:id="64" w:name="p-rc_b7496bcaa7cbe166-348"/>
       <w:bookmarkEnd w:id="64"/>
@@ -4625,60 +4678,75 @@
     </w:p>
     <w:p>
       <w:pPr>
-        <w:pStyle w:val="a0"/>
-        <w:spacing w:line="271" w:lineRule="auto"/>
-        <w:ind w:left="720"/>
+        <w:pStyle w:val="BodyText"/>
+        <w:spacing w:lineRule="auto" w:line="271"/>
+        <w:ind w:firstLine="283" w:start="720"/>
         <w:rPr>
           <w:rFonts w:ascii="Google Sans;sans-serif" w:hAnsi="Google Sans;sans-serif"/>
           <w:lang w:val="en-US"/>
         </w:rPr>
       </w:pPr>
       <w:r>
+        <w:rPr>
+          <w:rFonts w:ascii="Google Sans;sans-serif" w:hAnsi="Google Sans;sans-serif"/>
+          <w:lang w:val="en-US"/>
+        </w:rPr>
+      </w:r>
+      <w:r>
         <w:br w:type="page"/>
       </w:r>
     </w:p>
     <w:p>
       <w:pPr>
-        <w:pStyle w:val="1"/>
-        <w:spacing w:line="271" w:lineRule="auto"/>
-        <w:ind w:left="720"/>
-      </w:pPr>
-      <w:r>
-        <w:lastRenderedPageBreak/>
+        <w:pStyle w:val="Heading1"/>
+        <w:spacing w:lineRule="auto" w:line="271" w:before="0" w:after="120"/>
+        <w:ind w:firstLine="283" w:start="720"/>
+        <w:rPr/>
+      </w:pPr>
+      <w:r>
+        <w:rPr/>
         <w:t>5. Directory Structure &amp; System Implementation</w:t>
       </w:r>
     </w:p>
     <w:p>
       <w:pPr>
-        <w:pStyle w:val="2"/>
-      </w:pPr>
-      <w:r>
+        <w:pStyle w:val="Heading2"/>
+        <w:rPr/>
+      </w:pPr>
+      <w:r>
+        <w:rPr/>
         <w:t>5.1 Project Directory &amp; Layout</w:t>
       </w:r>
     </w:p>
     <w:p>
       <w:pPr>
-        <w:pStyle w:val="a0"/>
-        <w:ind w:firstLine="0"/>
+        <w:pStyle w:val="BodyText"/>
+        <w:ind w:hanging="0"/>
+        <w:rPr/>
       </w:pPr>
       <w:bookmarkStart w:id="65" w:name="p-rc_b7496bcaa7cbe166-349"/>
       <w:bookmarkEnd w:id="65"/>
       <w:r>
+        <w:rPr/>
         <w:t>The system follows a structured modular layout, separating server orchestration, static assets, rendering templates, and environment dependencies.</w:t>
       </w:r>
     </w:p>
     <w:p>
       <w:pPr>
-        <w:pStyle w:val="a0"/>
-        <w:spacing w:line="271" w:lineRule="auto"/>
-        <w:ind w:left="720"/>
-      </w:pPr>
-    </w:p>
-    <w:p>
-      <w:pPr>
-        <w:pStyle w:val="a0"/>
-        <w:spacing w:line="271" w:lineRule="auto"/>
-        <w:ind w:left="720" w:firstLine="0"/>
+        <w:pStyle w:val="BodyText"/>
+        <w:spacing w:lineRule="auto" w:line="271"/>
+        <w:ind w:firstLine="283" w:start="720"/>
+        <w:rPr/>
+      </w:pPr>
+      <w:r>
+        <w:rPr/>
+      </w:r>
+    </w:p>
+    <w:p>
+      <w:pPr>
+        <w:pStyle w:val="BodyText"/>
+        <w:spacing w:lineRule="auto" w:line="271"/>
+        <w:ind w:hanging="0" w:start="720"/>
         <w:rPr>
           <w:rFonts w:ascii="Google Sans;sans-serif" w:hAnsi="Google Sans;sans-serif"/>
           <w:lang w:val="en-US"/>
@@ -4689,21 +4757,21 @@
           <w:rFonts w:ascii="Google Sans;sans-serif" w:hAnsi="Google Sans;sans-serif"/>
           <w:lang w:val="en-US"/>
         </w:rPr>
-        <w:t>杏林院專案根目錄</w:t>
+        <w:t xml:space="preserve">杏林院專案根目錄 </w:t>
       </w:r>
       <w:r>
         <w:rPr>
           <w:rFonts w:ascii="Google Sans;sans-serif" w:hAnsi="Google Sans;sans-serif"/>
           <w:lang w:val="en-US"/>
         </w:rPr>
-        <w:t xml:space="preserve"> (Root)</w:t>
-      </w:r>
-    </w:p>
-    <w:p>
-      <w:pPr>
-        <w:pStyle w:val="a0"/>
-        <w:spacing w:line="271" w:lineRule="auto"/>
-        <w:ind w:left="720" w:firstLine="0"/>
+        <w:t>(Root)</w:t>
+      </w:r>
+    </w:p>
+    <w:p>
+      <w:pPr>
+        <w:pStyle w:val="BodyText"/>
+        <w:spacing w:lineRule="auto" w:line="271"/>
+        <w:ind w:hanging="0" w:start="720"/>
         <w:rPr>
           <w:rFonts w:ascii="Google Sans;sans-serif" w:hAnsi="Google Sans;sans-serif"/>
           <w:lang w:val="en-US"/>
@@ -4714,28 +4782,33 @@
           <w:rFonts w:ascii="Google Sans;sans-serif" w:hAnsi="Google Sans;sans-serif"/>
           <w:lang w:val="en-US"/>
         </w:rPr>
-        <w:t>├── app.js</w:t>
-      </w:r>
-    </w:p>
-    <w:p>
-      <w:pPr>
-        <w:pStyle w:val="a0"/>
-        <w:spacing w:line="271" w:lineRule="auto"/>
-        <w:ind w:left="720" w:firstLine="0"/>
+        <w:t xml:space="preserve">├── </w:t>
+      </w:r>
+      <w:r>
         <w:rPr>
           <w:rFonts w:ascii="Google Sans;sans-serif" w:hAnsi="Google Sans;sans-serif"/>
           <w:lang w:val="en-US"/>
         </w:rPr>
-      </w:pPr>
-      <w:r>
+        <w:t>app.js</w:t>
+      </w:r>
+    </w:p>
+    <w:p>
+      <w:pPr>
+        <w:pStyle w:val="BodyText"/>
+        <w:spacing w:lineRule="auto" w:line="271"/>
+        <w:ind w:hanging="0" w:start="720"/>
         <w:rPr>
           <w:rFonts w:ascii="Google Sans;sans-serif" w:hAnsi="Google Sans;sans-serif"/>
           <w:lang w:val="en-US"/>
         </w:rPr>
+      </w:pPr>
+      <w:r>
+        <w:rPr>
+          <w:rFonts w:ascii="Google Sans;sans-serif" w:hAnsi="Google Sans;sans-serif"/>
+          <w:lang w:val="en-US"/>
+        </w:rPr>
         <w:t xml:space="preserve">├── </w:t>
       </w:r>
-      <w:proofErr w:type="spellStart"/>
-      <w:proofErr w:type="gramStart"/>
       <w:r>
         <w:rPr>
           <w:rFonts w:ascii="Google Sans;sans-serif" w:hAnsi="Google Sans;sans-serif"/>
@@ -4743,14 +4816,12 @@
         </w:rPr>
         <w:t>package.json</w:t>
       </w:r>
-      <w:proofErr w:type="spellEnd"/>
-      <w:proofErr w:type="gramEnd"/>
-    </w:p>
-    <w:p>
-      <w:pPr>
-        <w:pStyle w:val="a0"/>
-        <w:spacing w:line="271" w:lineRule="auto"/>
-        <w:ind w:left="720" w:firstLine="0"/>
+    </w:p>
+    <w:p>
+      <w:pPr>
+        <w:pStyle w:val="BodyText"/>
+        <w:spacing w:lineRule="auto" w:line="271"/>
+        <w:ind w:hanging="0" w:start="720"/>
         <w:rPr>
           <w:rFonts w:ascii="Google Sans;sans-serif" w:hAnsi="Google Sans;sans-serif"/>
           <w:lang w:val="en-US"/>
@@ -4761,66 +4832,71 @@
           <w:rFonts w:ascii="Google Sans;sans-serif" w:hAnsi="Google Sans;sans-serif"/>
           <w:lang w:val="en-US"/>
         </w:rPr>
-        <w:t>├── public/</w:t>
-      </w:r>
-    </w:p>
-    <w:p>
-      <w:pPr>
-        <w:pStyle w:val="a0"/>
-        <w:spacing w:line="271" w:lineRule="auto"/>
-        <w:ind w:left="720" w:firstLine="0"/>
+        <w:t xml:space="preserve">├── </w:t>
+      </w:r>
+      <w:r>
         <w:rPr>
           <w:rFonts w:ascii="Google Sans;sans-serif" w:hAnsi="Google Sans;sans-serif"/>
           <w:lang w:val="en-US"/>
         </w:rPr>
-      </w:pPr>
-      <w:r>
+        <w:t>public/</w:t>
+      </w:r>
+    </w:p>
+    <w:p>
+      <w:pPr>
+        <w:pStyle w:val="BodyText"/>
+        <w:spacing w:lineRule="auto" w:line="271"/>
+        <w:ind w:hanging="0" w:start="720"/>
         <w:rPr>
           <w:rFonts w:ascii="Google Sans;sans-serif" w:hAnsi="Google Sans;sans-serif"/>
           <w:lang w:val="en-US"/>
         </w:rPr>
+      </w:pPr>
+      <w:r>
+        <w:rPr>
+          <w:rFonts w:ascii="Google Sans;sans-serif" w:hAnsi="Google Sans;sans-serif"/>
+          <w:lang w:val="en-US"/>
+        </w:rPr>
         <w:t xml:space="preserve">│   ├── </w:t>
       </w:r>
-      <w:proofErr w:type="spellStart"/>
       <w:r>
         <w:rPr>
           <w:rFonts w:ascii="Google Sans;sans-serif" w:hAnsi="Google Sans;sans-serif"/>
           <w:lang w:val="en-US"/>
         </w:rPr>
-        <w:t>final_project_css</w:t>
-      </w:r>
-      <w:proofErr w:type="spellEnd"/>
-      <w:r>
+        <w:t>final_project_css/</w:t>
+      </w:r>
+    </w:p>
+    <w:p>
+      <w:pPr>
+        <w:pStyle w:val="BodyText"/>
+        <w:spacing w:lineRule="auto" w:line="271"/>
+        <w:ind w:hanging="0" w:start="720"/>
         <w:rPr>
           <w:rFonts w:ascii="Google Sans;sans-serif" w:hAnsi="Google Sans;sans-serif"/>
           <w:lang w:val="en-US"/>
         </w:rPr>
-        <w:t>/</w:t>
-      </w:r>
-    </w:p>
-    <w:p>
-      <w:pPr>
-        <w:pStyle w:val="a0"/>
-        <w:spacing w:line="271" w:lineRule="auto"/>
-        <w:ind w:left="720" w:firstLine="0"/>
+      </w:pPr>
+      <w:r>
         <w:rPr>
           <w:rFonts w:ascii="Google Sans;sans-serif" w:hAnsi="Google Sans;sans-serif"/>
           <w:lang w:val="en-US"/>
         </w:rPr>
-      </w:pPr>
+        <w:t xml:space="preserve">│   │   └── </w:t>
+      </w:r>
       <w:r>
         <w:rPr>
           <w:rFonts w:ascii="Google Sans;sans-serif" w:hAnsi="Google Sans;sans-serif"/>
           <w:lang w:val="en-US"/>
         </w:rPr>
-        <w:t>│   │   └── doctor.css</w:t>
-      </w:r>
-    </w:p>
-    <w:p>
-      <w:pPr>
-        <w:pStyle w:val="a0"/>
-        <w:spacing w:line="271" w:lineRule="auto"/>
-        <w:ind w:left="720" w:firstLine="0"/>
+        <w:t>doctor.css</w:t>
+      </w:r>
+    </w:p>
+    <w:p>
+      <w:pPr>
+        <w:pStyle w:val="BodyText"/>
+        <w:spacing w:lineRule="auto" w:line="271"/>
+        <w:ind w:hanging="0" w:start="720"/>
         <w:rPr>
           <w:rFonts w:ascii="Google Sans;sans-serif" w:hAnsi="Google Sans;sans-serif"/>
           <w:lang w:val="en-US"/>
@@ -4833,46 +4909,44 @@
         </w:rPr>
         <w:t xml:space="preserve">│   └── </w:t>
       </w:r>
-      <w:proofErr w:type="spellStart"/>
       <w:r>
         <w:rPr>
           <w:rFonts w:ascii="Google Sans;sans-serif" w:hAnsi="Google Sans;sans-serif"/>
           <w:lang w:val="en-US"/>
         </w:rPr>
-        <w:t>erb_finalproject_photo</w:t>
-      </w:r>
-      <w:proofErr w:type="spellEnd"/>
-      <w:r>
+        <w:t>erb_finalproject_photo/</w:t>
+      </w:r>
+    </w:p>
+    <w:p>
+      <w:pPr>
+        <w:pStyle w:val="BodyText"/>
+        <w:spacing w:lineRule="auto" w:line="271"/>
+        <w:ind w:hanging="0" w:start="720"/>
         <w:rPr>
           <w:rFonts w:ascii="Google Sans;sans-serif" w:hAnsi="Google Sans;sans-serif"/>
           <w:lang w:val="en-US"/>
         </w:rPr>
-        <w:t>/</w:t>
-      </w:r>
-    </w:p>
-    <w:p>
-      <w:pPr>
-        <w:pStyle w:val="a0"/>
-        <w:spacing w:line="271" w:lineRule="auto"/>
-        <w:ind w:left="720" w:firstLine="0"/>
+      </w:pPr>
+      <w:r>
         <w:rPr>
           <w:rFonts w:ascii="Google Sans;sans-serif" w:hAnsi="Google Sans;sans-serif"/>
           <w:lang w:val="en-US"/>
         </w:rPr>
-      </w:pPr>
+        <w:t xml:space="preserve">│       ├── </w:t>
+      </w:r>
       <w:r>
         <w:rPr>
           <w:rFonts w:ascii="Google Sans;sans-serif" w:hAnsi="Google Sans;sans-serif"/>
           <w:lang w:val="en-US"/>
         </w:rPr>
-        <w:t>│       ├── soup_master.png</w:t>
-      </w:r>
-    </w:p>
-    <w:p>
-      <w:pPr>
-        <w:pStyle w:val="a0"/>
-        <w:spacing w:line="271" w:lineRule="auto"/>
-        <w:ind w:left="720" w:firstLine="0"/>
+        <w:t>soup_master.png</w:t>
+      </w:r>
+    </w:p>
+    <w:p>
+      <w:pPr>
+        <w:pStyle w:val="BodyText"/>
+        <w:spacing w:lineRule="auto" w:line="271"/>
+        <w:ind w:hanging="0" w:start="720"/>
         <w:rPr>
           <w:rFonts w:ascii="Google Sans;sans-serif" w:hAnsi="Google Sans;sans-serif"/>
           <w:lang w:val="en-US"/>
@@ -4883,45 +4957,58 @@
           <w:rFonts w:ascii="Google Sans;sans-serif" w:hAnsi="Google Sans;sans-serif"/>
           <w:lang w:val="en-US"/>
         </w:rPr>
-        <w:t>│       └── herb_master.png</w:t>
-      </w:r>
-    </w:p>
-    <w:p>
-      <w:pPr>
-        <w:pStyle w:val="a0"/>
-        <w:spacing w:line="271" w:lineRule="auto"/>
-        <w:ind w:left="720" w:firstLine="0"/>
+        <w:t xml:space="preserve">│       └── </w:t>
+      </w:r>
+      <w:r>
         <w:rPr>
           <w:rFonts w:ascii="Google Sans;sans-serif" w:hAnsi="Google Sans;sans-serif"/>
           <w:lang w:val="en-US"/>
         </w:rPr>
-      </w:pPr>
-      <w:r>
+        <w:t>herb_master.png</w:t>
+      </w:r>
+    </w:p>
+    <w:p>
+      <w:pPr>
+        <w:pStyle w:val="BodyText"/>
+        <w:spacing w:lineRule="auto" w:line="271"/>
+        <w:ind w:hanging="0" w:start="720"/>
         <w:rPr>
           <w:rFonts w:ascii="Google Sans;sans-serif" w:hAnsi="Google Sans;sans-serif"/>
           <w:lang w:val="en-US"/>
         </w:rPr>
-        <w:t>└── views/</w:t>
-      </w:r>
-    </w:p>
-    <w:p>
-      <w:pPr>
-        <w:pStyle w:val="a0"/>
-        <w:spacing w:line="271" w:lineRule="auto"/>
-        <w:ind w:left="720" w:firstLine="0"/>
+      </w:pPr>
+      <w:r>
         <w:rPr>
           <w:rFonts w:ascii="Google Sans;sans-serif" w:hAnsi="Google Sans;sans-serif"/>
           <w:lang w:val="en-US"/>
         </w:rPr>
-      </w:pPr>
+        <w:t xml:space="preserve">└── </w:t>
+      </w:r>
       <w:r>
         <w:rPr>
           <w:rFonts w:ascii="Google Sans;sans-serif" w:hAnsi="Google Sans;sans-serif"/>
           <w:lang w:val="en-US"/>
         </w:rPr>
+        <w:t>views/</w:t>
+      </w:r>
+    </w:p>
+    <w:p>
+      <w:pPr>
+        <w:pStyle w:val="BodyText"/>
+        <w:spacing w:lineRule="auto" w:line="271"/>
+        <w:ind w:hanging="0" w:start="720"/>
+        <w:rPr>
+          <w:rFonts w:ascii="Google Sans;sans-serif" w:hAnsi="Google Sans;sans-serif"/>
+          <w:lang w:val="en-US"/>
+        </w:rPr>
+      </w:pPr>
+      <w:r>
+        <w:rPr>
+          <w:rFonts w:ascii="Google Sans;sans-serif" w:hAnsi="Google Sans;sans-serif"/>
+          <w:lang w:val="en-US"/>
+        </w:rPr>
         <w:t xml:space="preserve">    ├── </w:t>
       </w:r>
-      <w:proofErr w:type="spellStart"/>
       <w:r>
         <w:rPr>
           <w:rFonts w:ascii="Google Sans;sans-serif" w:hAnsi="Google Sans;sans-serif"/>
@@ -4929,13 +5016,12 @@
         </w:rPr>
         <w:t>doctor.ejs</w:t>
       </w:r>
-      <w:proofErr w:type="spellEnd"/>
-    </w:p>
-    <w:p>
-      <w:pPr>
-        <w:pStyle w:val="a0"/>
-        <w:spacing w:line="271" w:lineRule="auto"/>
-        <w:ind w:left="720" w:firstLine="0"/>
+    </w:p>
+    <w:p>
+      <w:pPr>
+        <w:pStyle w:val="BodyText"/>
+        <w:spacing w:lineRule="auto" w:line="271"/>
+        <w:ind w:hanging="0" w:start="720"/>
         <w:rPr>
           <w:rFonts w:ascii="Google Sans;sans-serif" w:hAnsi="Google Sans;sans-serif"/>
           <w:lang w:val="en-US"/>
@@ -4948,7 +5034,6 @@
         </w:rPr>
         <w:t xml:space="preserve">    └── </w:t>
       </w:r>
-      <w:proofErr w:type="spellStart"/>
       <w:r>
         <w:rPr>
           <w:rFonts w:ascii="Google Sans;sans-serif" w:hAnsi="Google Sans;sans-serif"/>
@@ -4956,12 +5041,11 @@
         </w:rPr>
         <w:t>history.ejs</w:t>
       </w:r>
-      <w:proofErr w:type="spellEnd"/>
-    </w:p>
-    <w:p>
-      <w:pPr>
-        <w:pStyle w:val="3"/>
-        <w:spacing w:line="271" w:lineRule="auto"/>
+    </w:p>
+    <w:p>
+      <w:pPr>
+        <w:pStyle w:val="Heading3"/>
+        <w:spacing w:lineRule="auto" w:line="271"/>
         <w:rPr>
           <w:rFonts w:ascii="Google Sans;sans-serif" w:hAnsi="Google Sans;sans-serif"/>
           <w:lang w:val="en-US"/>
@@ -4977,16 +5061,17 @@
     </w:p>
     <w:p>
       <w:pPr>
-        <w:pStyle w:val="a0"/>
+        <w:pStyle w:val="BodyText"/>
         <w:numPr>
           <w:ilvl w:val="0"/>
           <w:numId w:val="14"/>
         </w:numPr>
         <w:tabs>
           <w:tab w:val="clear" w:pos="709"/>
-          <w:tab w:val="left" w:pos="0"/>
-        </w:tabs>
-        <w:spacing w:line="273" w:lineRule="auto"/>
+          <w:tab w:val="left" w:pos="0" w:leader="none"/>
+        </w:tabs>
+        <w:spacing w:lineRule="auto" w:line="274"/>
+        <w:rPr/>
       </w:pPr>
       <w:bookmarkStart w:id="66" w:name="p-rc_b7496bcaa7cbe166-350"/>
       <w:bookmarkEnd w:id="66"/>
@@ -5009,14 +5094,7 @@
         <w:rPr>
           <w:rFonts w:ascii="Google Sans Text;sans-serif" w:hAnsi="Google Sans Text;sans-serif"/>
         </w:rPr>
-        <w:t xml:space="preserve"> Operates as the main Node.js application server. It initializes Express middleware, handles database connection setup via Mongoose, defines routing endpoints, and protects API keys </w:t>
-      </w:r>
-      <w:proofErr w:type="gramStart"/>
-      <w:r>
-        <w:rPr>
-          <w:rFonts w:ascii="Google Sans Text;sans-serif" w:hAnsi="Google Sans Text;sans-serif"/>
-        </w:rPr>
-        <w:t xml:space="preserve">using </w:t>
+        <w:t xml:space="preserve"> Operates as the main Node.js application server. It initializes Express middleware, handles database connection setup via Mongoose, defines routing endpoints, and protects API keys using </w:t>
       </w:r>
       <w:r>
         <w:rPr>
@@ -5025,7 +5103,6 @@
         </w:rPr>
         <w:t>.env</w:t>
       </w:r>
-      <w:proofErr w:type="gramEnd"/>
       <w:r>
         <w:rPr>
           <w:rFonts w:ascii="Google Sans Text;sans-serif" w:hAnsi="Google Sans Text;sans-serif"/>
@@ -5035,21 +5112,20 @@
     </w:p>
     <w:p>
       <w:pPr>
-        <w:pStyle w:val="a0"/>
+        <w:pStyle w:val="BodyText"/>
         <w:numPr>
           <w:ilvl w:val="0"/>
           <w:numId w:val="14"/>
         </w:numPr>
         <w:tabs>
           <w:tab w:val="clear" w:pos="709"/>
-          <w:tab w:val="left" w:pos="0"/>
-        </w:tabs>
-        <w:spacing w:line="273" w:lineRule="auto"/>
+          <w:tab w:val="left" w:pos="0" w:leader="none"/>
+        </w:tabs>
+        <w:spacing w:lineRule="auto" w:line="274"/>
+        <w:rPr/>
       </w:pPr>
       <w:bookmarkStart w:id="67" w:name="p-rc_b7496bcaa7cbe166-351"/>
       <w:bookmarkEnd w:id="67"/>
-      <w:proofErr w:type="spellStart"/>
-      <w:proofErr w:type="gramStart"/>
       <w:r>
         <w:rPr>
           <w:rStyle w:val="SourceText"/>
@@ -5058,8 +5134,6 @@
         </w:rPr>
         <w:t>package.json</w:t>
       </w:r>
-      <w:proofErr w:type="spellEnd"/>
-      <w:proofErr w:type="gramEnd"/>
       <w:r>
         <w:rPr>
           <w:rFonts w:ascii="Google Sans Text;sans-serif" w:hAnsi="Google Sans Text;sans-serif"/>
@@ -5115,16 +5189,17 @@
     </w:p>
     <w:p>
       <w:pPr>
-        <w:pStyle w:val="a0"/>
+        <w:pStyle w:val="BodyText"/>
         <w:numPr>
           <w:ilvl w:val="0"/>
           <w:numId w:val="14"/>
         </w:numPr>
         <w:tabs>
           <w:tab w:val="clear" w:pos="709"/>
-          <w:tab w:val="left" w:pos="0"/>
-        </w:tabs>
-        <w:spacing w:line="273" w:lineRule="auto"/>
+          <w:tab w:val="left" w:pos="0" w:leader="none"/>
+        </w:tabs>
+        <w:spacing w:lineRule="auto" w:line="274"/>
+        <w:rPr/>
       </w:pPr>
       <w:bookmarkStart w:id="68" w:name="p-rc_b7496bcaa7cbe166-352"/>
       <w:bookmarkEnd w:id="68"/>
@@ -5152,33 +5227,26 @@
     </w:p>
     <w:p>
       <w:pPr>
-        <w:pStyle w:val="a0"/>
+        <w:pStyle w:val="BodyText"/>
         <w:numPr>
           <w:ilvl w:val="1"/>
           <w:numId w:val="14"/>
         </w:numPr>
         <w:tabs>
-          <w:tab w:val="left" w:pos="0"/>
-        </w:tabs>
-        <w:spacing w:line="273" w:lineRule="auto"/>
+          <w:tab w:val="clear" w:pos="709"/>
+          <w:tab w:val="left" w:pos="0" w:leader="none"/>
+        </w:tabs>
+        <w:spacing w:lineRule="auto" w:line="274"/>
+        <w:rPr/>
       </w:pPr>
       <w:bookmarkStart w:id="69" w:name="p-rc_b7496bcaa7cbe166-353"/>
       <w:bookmarkEnd w:id="69"/>
-      <w:proofErr w:type="spellStart"/>
-      <w:r>
-        <w:rPr>
-          <w:rStyle w:val="SourceText"/>
-          <w:rFonts w:ascii="Google Sans Text;sans-serif" w:hAnsi="Google Sans Text;sans-serif"/>
-        </w:rPr>
-        <w:t>final_project_css</w:t>
-      </w:r>
-      <w:proofErr w:type="spellEnd"/>
-      <w:r>
-        <w:rPr>
-          <w:rStyle w:val="SourceText"/>
-          <w:rFonts w:ascii="Google Sans Text;sans-serif" w:hAnsi="Google Sans Text;sans-serif"/>
-        </w:rPr>
-        <w:t>/</w:t>
+      <w:r>
+        <w:rPr>
+          <w:rStyle w:val="SourceText"/>
+          <w:rFonts w:ascii="Google Sans Text;sans-serif" w:hAnsi="Google Sans Text;sans-serif"/>
+        </w:rPr>
+        <w:t>final_project_css/</w:t>
       </w:r>
       <w:r>
         <w:rPr>
@@ -5202,33 +5270,26 @@
     </w:p>
     <w:p>
       <w:pPr>
-        <w:pStyle w:val="a0"/>
+        <w:pStyle w:val="BodyText"/>
         <w:numPr>
           <w:ilvl w:val="1"/>
           <w:numId w:val="14"/>
         </w:numPr>
         <w:tabs>
-          <w:tab w:val="left" w:pos="0"/>
-        </w:tabs>
-        <w:spacing w:line="273" w:lineRule="auto"/>
+          <w:tab w:val="clear" w:pos="709"/>
+          <w:tab w:val="left" w:pos="0" w:leader="none"/>
+        </w:tabs>
+        <w:spacing w:lineRule="auto" w:line="274"/>
+        <w:rPr/>
       </w:pPr>
       <w:bookmarkStart w:id="70" w:name="p-rc_b7496bcaa7cbe166-354"/>
       <w:bookmarkEnd w:id="70"/>
-      <w:proofErr w:type="spellStart"/>
-      <w:r>
-        <w:rPr>
-          <w:rStyle w:val="SourceText"/>
-          <w:rFonts w:ascii="Google Sans Text;sans-serif" w:hAnsi="Google Sans Text;sans-serif"/>
-        </w:rPr>
-        <w:t>erb_finalproject_photo</w:t>
-      </w:r>
-      <w:proofErr w:type="spellEnd"/>
-      <w:r>
-        <w:rPr>
-          <w:rStyle w:val="SourceText"/>
-          <w:rFonts w:ascii="Google Sans Text;sans-serif" w:hAnsi="Google Sans Text;sans-serif"/>
-        </w:rPr>
-        <w:t>/</w:t>
+      <w:r>
+        <w:rPr>
+          <w:rStyle w:val="SourceText"/>
+          <w:rFonts w:ascii="Google Sans Text;sans-serif" w:hAnsi="Google Sans Text;sans-serif"/>
+        </w:rPr>
+        <w:t>erb_finalproject_photo/</w:t>
       </w:r>
       <w:r>
         <w:rPr>
@@ -5265,16 +5326,17 @@
     </w:p>
     <w:p>
       <w:pPr>
-        <w:pStyle w:val="a0"/>
+        <w:pStyle w:val="BodyText"/>
         <w:numPr>
           <w:ilvl w:val="0"/>
           <w:numId w:val="14"/>
         </w:numPr>
         <w:tabs>
           <w:tab w:val="clear" w:pos="709"/>
-          <w:tab w:val="left" w:pos="0"/>
-        </w:tabs>
-        <w:spacing w:line="273" w:lineRule="auto"/>
+          <w:tab w:val="left" w:pos="0" w:leader="none"/>
+        </w:tabs>
+        <w:spacing w:lineRule="auto" w:line="274"/>
+        <w:rPr/>
       </w:pPr>
       <w:bookmarkStart w:id="71" w:name="p-rc_b7496bcaa7cbe166-355"/>
       <w:bookmarkEnd w:id="71"/>
@@ -5302,19 +5364,20 @@
     </w:p>
     <w:p>
       <w:pPr>
-        <w:pStyle w:val="a0"/>
+        <w:pStyle w:val="BodyText"/>
         <w:numPr>
           <w:ilvl w:val="1"/>
           <w:numId w:val="14"/>
         </w:numPr>
         <w:tabs>
-          <w:tab w:val="left" w:pos="0"/>
-        </w:tabs>
-        <w:spacing w:line="273" w:lineRule="auto"/>
+          <w:tab w:val="clear" w:pos="709"/>
+          <w:tab w:val="left" w:pos="0" w:leader="none"/>
+        </w:tabs>
+        <w:spacing w:lineRule="auto" w:line="274"/>
+        <w:rPr/>
       </w:pPr>
       <w:bookmarkStart w:id="72" w:name="p-rc_b7496bcaa7cbe166-356"/>
       <w:bookmarkEnd w:id="72"/>
-      <w:proofErr w:type="spellStart"/>
       <w:r>
         <w:rPr>
           <w:rStyle w:val="SourceText"/>
@@ -5322,7 +5385,6 @@
         </w:rPr>
         <w:t>doctor.ejs</w:t>
       </w:r>
-      <w:proofErr w:type="spellEnd"/>
       <w:r>
         <w:rPr>
           <w:rFonts w:ascii="Google Sans Text;sans-serif" w:hAnsi="Google Sans Text;sans-serif"/>
@@ -5332,28 +5394,27 @@
     </w:p>
     <w:p>
       <w:pPr>
-        <w:pStyle w:val="a0"/>
+        <w:pStyle w:val="BodyText"/>
         <w:numPr>
           <w:ilvl w:val="1"/>
           <w:numId w:val="14"/>
         </w:numPr>
         <w:tabs>
-          <w:tab w:val="left" w:pos="0"/>
-        </w:tabs>
-        <w:spacing w:line="273" w:lineRule="auto"/>
+          <w:tab w:val="clear" w:pos="709"/>
+          <w:tab w:val="left" w:pos="0" w:leader="none"/>
+        </w:tabs>
+        <w:spacing w:lineRule="auto" w:line="274"/>
+        <w:rPr/>
       </w:pPr>
       <w:bookmarkStart w:id="73" w:name="p-rc_b7496bcaa7cbe166-357"/>
       <w:bookmarkEnd w:id="73"/>
-      <w:proofErr w:type="spellStart"/>
-      <w:r>
-        <w:rPr>
-          <w:rStyle w:val="SourceText"/>
-          <w:rFonts w:ascii="Google Sans Text;sans-serif" w:hAnsi="Google Sans Text;sans-serif"/>
-        </w:rPr>
-        <w:lastRenderedPageBreak/>
+      <w:r>
+        <w:rPr>
+          <w:rStyle w:val="SourceText"/>
+          <w:rFonts w:ascii="Google Sans Text;sans-serif" w:hAnsi="Google Sans Text;sans-serif"/>
+        </w:rPr>
         <w:t>history.ejs</w:t>
       </w:r>
-      <w:proofErr w:type="spellEnd"/>
       <w:r>
         <w:rPr>
           <w:rFonts w:ascii="Google Sans Text;sans-serif" w:hAnsi="Google Sans Text;sans-serif"/>
@@ -5363,8 +5424,8 @@
     </w:p>
     <w:p>
       <w:pPr>
-        <w:pStyle w:val="2"/>
-        <w:spacing w:before="0" w:after="140" w:line="273" w:lineRule="auto"/>
+        <w:pStyle w:val="Heading2"/>
+        <w:spacing w:lineRule="auto" w:line="274" w:before="0" w:after="140"/>
         <w:rPr>
           <w:rFonts w:ascii="Google Sans;sans-serif" w:hAnsi="Google Sans;sans-serif"/>
         </w:rPr>
@@ -5378,16 +5439,17 @@
     </w:p>
     <w:p>
       <w:pPr>
-        <w:pStyle w:val="a0"/>
+        <w:pStyle w:val="BodyText"/>
         <w:numPr>
           <w:ilvl w:val="0"/>
           <w:numId w:val="15"/>
         </w:numPr>
         <w:tabs>
           <w:tab w:val="clear" w:pos="709"/>
-          <w:tab w:val="left" w:pos="0"/>
-        </w:tabs>
-        <w:spacing w:line="273" w:lineRule="auto"/>
+          <w:tab w:val="left" w:pos="0" w:leader="none"/>
+        </w:tabs>
+        <w:spacing w:lineRule="auto" w:line="274"/>
+        <w:rPr/>
       </w:pPr>
       <w:bookmarkStart w:id="74" w:name="p-rc_b7496bcaa7cbe166-358"/>
       <w:bookmarkEnd w:id="74"/>
@@ -5402,14 +5464,7 @@
         <w:rPr>
           <w:rFonts w:ascii="Google Sans Text;sans-serif" w:hAnsi="Google Sans Text;sans-serif"/>
         </w:rPr>
-        <w:t xml:space="preserve"> Application secrets, database credentials, and external Cloud AI API keys (Alibaba Qwen) are kept out of source code and loaded dynamically </w:t>
-      </w:r>
-      <w:proofErr w:type="gramStart"/>
-      <w:r>
-        <w:rPr>
-          <w:rFonts w:ascii="Google Sans Text;sans-serif" w:hAnsi="Google Sans Text;sans-serif"/>
-        </w:rPr>
-        <w:t xml:space="preserve">from </w:t>
+        <w:t xml:space="preserve"> Application secrets, database credentials, and external Cloud AI API keys (Alibaba Qwen) are kept out of source code and loaded dynamically from </w:t>
       </w:r>
       <w:r>
         <w:rPr>
@@ -5418,7 +5473,6 @@
         </w:rPr>
         <w:t>.env</w:t>
       </w:r>
-      <w:proofErr w:type="gramEnd"/>
       <w:r>
         <w:rPr>
           <w:rFonts w:ascii="Google Sans Text;sans-serif" w:hAnsi="Google Sans Text;sans-serif"/>
@@ -5441,16 +5495,17 @@
     </w:p>
     <w:p>
       <w:pPr>
-        <w:pStyle w:val="a0"/>
+        <w:pStyle w:val="BodyText"/>
         <w:numPr>
           <w:ilvl w:val="0"/>
           <w:numId w:val="15"/>
         </w:numPr>
         <w:tabs>
           <w:tab w:val="clear" w:pos="709"/>
-          <w:tab w:val="left" w:pos="0"/>
-        </w:tabs>
-        <w:spacing w:line="273" w:lineRule="auto"/>
+          <w:tab w:val="left" w:pos="0" w:leader="none"/>
+        </w:tabs>
+        <w:spacing w:lineRule="auto" w:line="274"/>
+        <w:rPr/>
       </w:pPr>
       <w:bookmarkStart w:id="75" w:name="p-rc_b7496bcaa7cbe166-359"/>
       <w:bookmarkEnd w:id="75"/>
@@ -5496,8 +5551,8 @@
     </w:p>
     <w:p>
       <w:pPr>
-        <w:pStyle w:val="a0"/>
-        <w:spacing w:line="271" w:lineRule="auto"/>
+        <w:pStyle w:val="BodyText"/>
+        <w:spacing w:lineRule="auto" w:line="271" w:before="0" w:after="140"/>
         <w:rPr>
           <w:rFonts w:ascii="Google Sans;sans-serif" w:hAnsi="Google Sans;sans-serif"/>
           <w:b/>
@@ -5505,101 +5560,71 @@
           <w:lang w:val="en-US"/>
         </w:rPr>
       </w:pPr>
+      <w:r>
+        <w:rPr>
+          <w:rFonts w:ascii="Google Sans;sans-serif" w:hAnsi="Google Sans;sans-serif"/>
+          <w:b/>
+          <w:bCs/>
+          <w:lang w:val="en-US"/>
+        </w:rPr>
+      </w:r>
     </w:p>
     <w:sectPr>
-      <w:headerReference w:type="even" r:id="rId21"/>
-      <w:headerReference w:type="default" r:id="rId22"/>
-      <w:headerReference w:type="first" r:id="rId23"/>
+      <w:headerReference w:type="even" r:id="rId18"/>
+      <w:headerReference w:type="default" r:id="rId19"/>
+      <w:headerReference w:type="first" r:id="rId20"/>
+      <w:type w:val="nextPage"/>
       <w:pgSz w:w="11906" w:h="16838"/>
-      <w:pgMar w:top="1401" w:right="567" w:bottom="567" w:left="567" w:header="567" w:footer="0" w:gutter="0"/>
-      <w:cols w:space="720"/>
-      <w:formProt w:val="0"/>
-      <w:docGrid w:linePitch="100"/>
+      <w:pgMar w:left="567" w:right="567" w:gutter="0" w:header="567" w:top="1401" w:footer="0" w:bottom="567"/>
+      <w:pgNumType w:fmt="decimal"/>
+      <w:formProt w:val="false"/>
+      <w:textDirection w:val="lrTb"/>
+      <w:docGrid w:type="default" w:linePitch="100" w:charSpace="0"/>
     </w:sectPr>
   </w:body>
 </w:document>
 </file>
 
-<file path=word/endnotes.xml><?xml version="1.0" encoding="utf-8"?>
-<w:endnotes xmlns:wpc="http://schemas.microsoft.com/office/word/2010/wordprocessingCanvas" xmlns:cx="http://schemas.microsoft.com/office/drawing/2014/chartex" xmlns:cx1="http://schemas.microsoft.com/office/drawing/2015/9/8/chartex" xmlns:cx2="http://schemas.microsoft.com/office/drawing/2015/10/21/chartex" xmlns:cx3="http://schemas.microsoft.com/office/drawing/2016/5/9/chartex" xmlns:cx4="http://schemas.microsoft.com/office/drawing/2016/5/10/chartex" xmlns:cx5="http://schemas.microsoft.com/office/drawing/2016/5/11/chartex" xmlns:cx6="http://schemas.microsoft.com/office/drawing/2016/5/12/chartex" xmlns:cx7="http://schemas.microsoft.com/office/drawing/2016/5/13/chartex" xmlns:cx8="http://schemas.microsoft.com/office/drawing/2016/5/14/chartex" xmlns:mc="http://schemas.openxmlformats.org/markup-compatibility/2006" xmlns:aink="http://schemas.microsoft.com/office/drawing/2016/ink" xmlns:am3d="http://schemas.microsoft.com/office/drawing/2017/model3d" xmlns:o="urn:schemas-microsoft-com:office:office" xmlns:oel="http://schemas.microsoft.com/office/2019/extlst" xmlns:r="http://schemas.openxmlformats.org/officeDocument/2006/relationships" xmlns:m="http://schemas.openxmlformats.org/officeDocument/2006/math" xmlns:v="urn:schemas-microsoft-com:vml" xmlns:wp14="http://schemas.microsoft.com/office/word/2010/wordprocessingDrawing" xmlns:wp="http://schemas.openxmlformats.org/drawingml/2006/wordprocessingDrawing" xmlns:w10="urn:schemas-microsoft-com:office:word" xmlns:w="http://schemas.openxmlformats.org/wordprocessingml/2006/main" xmlns:w14="http://schemas.microsoft.com/office/word/2010/wordml" xmlns:w15="http://schemas.microsoft.com/office/word/2012/wordml" xmlns:w16cex="http://schemas.microsoft.com/office/word/2018/wordml/cex" xmlns:w16cid="http://schemas.microsoft.com/office/word/2016/wordml/cid" xmlns:w16="http://schemas.microsoft.com/office/word/2018/wordml" xmlns:w16du="http://schemas.microsoft.com/office/word/2023/wordml/word16du" xmlns:w16sdtdh="http://schemas.microsoft.com/office/word/2020/wordml/sdtdatahash" xmlns:w16sdtfl="http://schemas.microsoft.com/office/word/2024/wordml/sdtformatlock" xmlns:w16se="http://schemas.microsoft.com/office/word/2015/wordml/symex" xmlns:wpg="http://schemas.microsoft.com/office/word/2010/wordprocessingGroup" xmlns:wpi="http://schemas.microsoft.com/office/word/2010/wordprocessingInk" xmlns:wne="http://schemas.microsoft.com/office/word/2006/wordml" xmlns:wps="http://schemas.microsoft.com/office/word/2010/wordprocessingShape" mc:Ignorable="w14 w15 w16se w16cid w16 w16cex w16sdtdh w16sdtfl w16du wp14">
-  <w:endnote w:type="separator" w:id="-1">
-    <w:p>
-      <w:pPr>
-        <w:spacing w:line="240" w:lineRule="auto"/>
-      </w:pPr>
-      <w:r>
-        <w:separator/>
-      </w:r>
-    </w:p>
-  </w:endnote>
-  <w:endnote w:type="continuationSeparator" w:id="0">
-    <w:p>
-      <w:pPr>
-        <w:spacing w:line="240" w:lineRule="auto"/>
-      </w:pPr>
-      <w:r>
-        <w:continuationSeparator/>
-      </w:r>
-    </w:p>
-  </w:endnote>
-</w:endnotes>
-</file>
-
-<file path=word/footnotes.xml><?xml version="1.0" encoding="utf-8"?>
-<w:footnotes xmlns:wpc="http://schemas.microsoft.com/office/word/2010/wordprocessingCanvas" xmlns:cx="http://schemas.microsoft.com/office/drawing/2014/chartex" xmlns:cx1="http://schemas.microsoft.com/office/drawing/2015/9/8/chartex" xmlns:cx2="http://schemas.microsoft.com/office/drawing/2015/10/21/chartex" xmlns:cx3="http://schemas.microsoft.com/office/drawing/2016/5/9/chartex" xmlns:cx4="http://schemas.microsoft.com/office/drawing/2016/5/10/chartex" xmlns:cx5="http://schemas.microsoft.com/office/drawing/2016/5/11/chartex" xmlns:cx6="http://schemas.microsoft.com/office/drawing/2016/5/12/chartex" xmlns:cx7="http://schemas.microsoft.com/office/drawing/2016/5/13/chartex" xmlns:cx8="http://schemas.microsoft.com/office/drawing/2016/5/14/chartex" xmlns:mc="http://schemas.openxmlformats.org/markup-compatibility/2006" xmlns:aink="http://schemas.microsoft.com/office/drawing/2016/ink" xmlns:am3d="http://schemas.microsoft.com/office/drawing/2017/model3d" xmlns:o="urn:schemas-microsoft-com:office:office" xmlns:oel="http://schemas.microsoft.com/office/2019/extlst" xmlns:r="http://schemas.openxmlformats.org/officeDocument/2006/relationships" xmlns:m="http://schemas.openxmlformats.org/officeDocument/2006/math" xmlns:v="urn:schemas-microsoft-com:vml" xmlns:wp14="http://schemas.microsoft.com/office/word/2010/wordprocessingDrawing" xmlns:wp="http://schemas.openxmlformats.org/drawingml/2006/wordprocessingDrawing" xmlns:w10="urn:schemas-microsoft-com:office:word" xmlns:w="http://schemas.openxmlformats.org/wordprocessingml/2006/main" xmlns:w14="http://schemas.microsoft.com/office/word/2010/wordml" xmlns:w15="http://schemas.microsoft.com/office/word/2012/wordml" xmlns:w16cex="http://schemas.microsoft.com/office/word/2018/wordml/cex" xmlns:w16cid="http://schemas.microsoft.com/office/word/2016/wordml/cid" xmlns:w16="http://schemas.microsoft.com/office/word/2018/wordml" xmlns:w16du="http://schemas.microsoft.com/office/word/2023/wordml/word16du" xmlns:w16sdtdh="http://schemas.microsoft.com/office/word/2020/wordml/sdtdatahash" xmlns:w16sdtfl="http://schemas.microsoft.com/office/word/2024/wordml/sdtformatlock" xmlns:w16se="http://schemas.microsoft.com/office/word/2015/wordml/symex" xmlns:wpg="http://schemas.microsoft.com/office/word/2010/wordprocessingGroup" xmlns:wpi="http://schemas.microsoft.com/office/word/2010/wordprocessingInk" xmlns:wne="http://schemas.microsoft.com/office/word/2006/wordml" xmlns:wps="http://schemas.microsoft.com/office/word/2010/wordprocessingShape" mc:Ignorable="w14 w15 w16se w16cid w16 w16cex w16sdtdh w16sdtfl w16du wp14">
-  <w:footnote w:type="separator" w:id="-1">
-    <w:p>
-      <w:pPr>
-        <w:spacing w:line="240" w:lineRule="auto"/>
-      </w:pPr>
-      <w:r>
-        <w:separator/>
-      </w:r>
-    </w:p>
-  </w:footnote>
-  <w:footnote w:type="continuationSeparator" w:id="0">
-    <w:p>
-      <w:pPr>
-        <w:spacing w:line="240" w:lineRule="auto"/>
-      </w:pPr>
-      <w:r>
-        <w:continuationSeparator/>
-      </w:r>
-    </w:p>
-  </w:footnote>
-</w:footnotes>
-</file>
-
 <file path=word/header1.xml><?xml version="1.0" encoding="utf-8"?>
-<w:hdr xmlns:wpc="http://schemas.microsoft.com/office/word/2010/wordprocessingCanvas" xmlns:cx="http://schemas.microsoft.com/office/drawing/2014/chartex" xmlns:cx1="http://schemas.microsoft.com/office/drawing/2015/9/8/chartex" xmlns:cx2="http://schemas.microsoft.com/office/drawing/2015/10/21/chartex" xmlns:cx3="http://schemas.microsoft.com/office/drawing/2016/5/9/chartex" xmlns:cx4="http://schemas.microsoft.com/office/drawing/2016/5/10/chartex" xmlns:cx5="http://schemas.microsoft.com/office/drawing/2016/5/11/chartex" xmlns:cx6="http://schemas.microsoft.com/office/drawing/2016/5/12/chartex" xmlns:cx7="http://schemas.microsoft.com/office/drawing/2016/5/13/chartex" xmlns:cx8="http://schemas.microsoft.com/office/drawing/2016/5/14/chartex" xmlns:mc="http://schemas.openxmlformats.org/markup-compatibility/2006" xmlns:aink="http://schemas.microsoft.com/office/drawing/2016/ink" xmlns:am3d="http://schemas.microsoft.com/office/drawing/2017/model3d" xmlns:o="urn:schemas-microsoft-com:office:office" xmlns:oel="http://schemas.microsoft.com/office/2019/extlst" xmlns:r="http://schemas.openxmlformats.org/officeDocument/2006/relationships" xmlns:m="http://schemas.openxmlformats.org/officeDocument/2006/math" xmlns:v="urn:schemas-microsoft-com:vml" xmlns:wp14="http://schemas.microsoft.com/office/word/2010/wordprocessingDrawing" xmlns:wp="http://schemas.openxmlformats.org/drawingml/2006/wordprocessingDrawing" xmlns:w10="urn:schemas-microsoft-com:office:word" xmlns:w="http://schemas.openxmlformats.org/wordprocessingml/2006/main" xmlns:w14="http://schemas.microsoft.com/office/word/2010/wordml" xmlns:w15="http://schemas.microsoft.com/office/word/2012/wordml" xmlns:w16cex="http://schemas.microsoft.com/office/word/2018/wordml/cex" xmlns:w16cid="http://schemas.microsoft.com/office/word/2016/wordml/cid" xmlns:w16="http://schemas.microsoft.com/office/word/2018/wordml" xmlns:w16du="http://schemas.microsoft.com/office/word/2023/wordml/word16du" xmlns:w16sdtdh="http://schemas.microsoft.com/office/word/2020/wordml/sdtdatahash" xmlns:w16sdtfl="http://schemas.microsoft.com/office/word/2024/wordml/sdtformatlock" xmlns:w16se="http://schemas.microsoft.com/office/word/2015/wordml/symex" xmlns:wpg="http://schemas.microsoft.com/office/word/2010/wordprocessingGroup" xmlns:wpi="http://schemas.microsoft.com/office/word/2010/wordprocessingInk" xmlns:wne="http://schemas.microsoft.com/office/word/2006/wordml" xmlns:wps="http://schemas.microsoft.com/office/word/2010/wordprocessingShape" mc:Ignorable="w14 w15 w16se w16cid w16 w16cex w16sdtdh w16sdtfl w16du wp14">
+<w:hdr xmlns:o="urn:schemas-microsoft-com:office:office" xmlns:r="http://schemas.openxmlformats.org/officeDocument/2006/relationships" xmlns:v="urn:schemas-microsoft-com:vml" xmlns:w="http://schemas.openxmlformats.org/wordprocessingml/2006/main" xmlns:w10="urn:schemas-microsoft-com:office:word" xmlns:wp="http://schemas.openxmlformats.org/drawingml/2006/wordprocessingDrawing" xmlns:pic="http://schemas.openxmlformats.org/drawingml/2006/picture" xmlns:wps="http://schemas.microsoft.com/office/word/2010/wordprocessingShape" xmlns:wpg="http://schemas.microsoft.com/office/word/2010/wordprocessingGroup" xmlns:mc="http://schemas.openxmlformats.org/markup-compatibility/2006" xmlns:wp14="http://schemas.microsoft.com/office/word/2010/wordprocessingDrawing" xmlns:w14="http://schemas.microsoft.com/office/word/2010/wordml" xmlns:w15="http://schemas.microsoft.com/office/word/2012/wordml" mc:Ignorable="w14 wp14 w15">
   <w:p>
     <w:pPr>
-      <w:pStyle w:val="a9"/>
+      <w:pStyle w:val="Header"/>
+      <w:rPr/>
     </w:pPr>
+    <w:r>
+      <w:rPr/>
+    </w:r>
   </w:p>
 </w:hdr>
 </file>
 
 <file path=word/header2.xml><?xml version="1.0" encoding="utf-8"?>
-<w:hdr xmlns:wpc="http://schemas.microsoft.com/office/word/2010/wordprocessingCanvas" xmlns:cx="http://schemas.microsoft.com/office/drawing/2014/chartex" xmlns:cx1="http://schemas.microsoft.com/office/drawing/2015/9/8/chartex" xmlns:cx2="http://schemas.microsoft.com/office/drawing/2015/10/21/chartex" xmlns:cx3="http://schemas.microsoft.com/office/drawing/2016/5/9/chartex" xmlns:cx4="http://schemas.microsoft.com/office/drawing/2016/5/10/chartex" xmlns:cx5="http://schemas.microsoft.com/office/drawing/2016/5/11/chartex" xmlns:cx6="http://schemas.microsoft.com/office/drawing/2016/5/12/chartex" xmlns:cx7="http://schemas.microsoft.com/office/drawing/2016/5/13/chartex" xmlns:cx8="http://schemas.microsoft.com/office/drawing/2016/5/14/chartex" xmlns:mc="http://schemas.openxmlformats.org/markup-compatibility/2006" xmlns:aink="http://schemas.microsoft.com/office/drawing/2016/ink" xmlns:am3d="http://schemas.microsoft.com/office/drawing/2017/model3d" xmlns:o="urn:schemas-microsoft-com:office:office" xmlns:oel="http://schemas.microsoft.com/office/2019/extlst" xmlns:r="http://schemas.openxmlformats.org/officeDocument/2006/relationships" xmlns:m="http://schemas.openxmlformats.org/officeDocument/2006/math" xmlns:v="urn:schemas-microsoft-com:vml" xmlns:wp14="http://schemas.microsoft.com/office/word/2010/wordprocessingDrawing" xmlns:wp="http://schemas.openxmlformats.org/drawingml/2006/wordprocessingDrawing" xmlns:w10="urn:schemas-microsoft-com:office:word" xmlns:w="http://schemas.openxmlformats.org/wordprocessingml/2006/main" xmlns:w14="http://schemas.microsoft.com/office/word/2010/wordml" xmlns:w15="http://schemas.microsoft.com/office/word/2012/wordml" xmlns:w16cex="http://schemas.microsoft.com/office/word/2018/wordml/cex" xmlns:w16cid="http://schemas.microsoft.com/office/word/2016/wordml/cid" xmlns:w16="http://schemas.microsoft.com/office/word/2018/wordml" xmlns:w16du="http://schemas.microsoft.com/office/word/2023/wordml/word16du" xmlns:w16sdtdh="http://schemas.microsoft.com/office/word/2020/wordml/sdtdatahash" xmlns:w16sdtfl="http://schemas.microsoft.com/office/word/2024/wordml/sdtformatlock" xmlns:w16se="http://schemas.microsoft.com/office/word/2015/wordml/symex" xmlns:wpg="http://schemas.microsoft.com/office/word/2010/wordprocessingGroup" xmlns:wpi="http://schemas.microsoft.com/office/word/2010/wordprocessingInk" xmlns:wne="http://schemas.microsoft.com/office/word/2006/wordml" xmlns:wps="http://schemas.microsoft.com/office/word/2010/wordprocessingShape" mc:Ignorable="w14 w15 w16se w16cid w16 w16cex w16sdtdh w16sdtfl w16du wp14">
+<w:hdr xmlns:o="urn:schemas-microsoft-com:office:office" xmlns:r="http://schemas.openxmlformats.org/officeDocument/2006/relationships" xmlns:v="urn:schemas-microsoft-com:vml" xmlns:w="http://schemas.openxmlformats.org/wordprocessingml/2006/main" xmlns:w10="urn:schemas-microsoft-com:office:word" xmlns:wp="http://schemas.openxmlformats.org/drawingml/2006/wordprocessingDrawing" xmlns:pic="http://schemas.openxmlformats.org/drawingml/2006/picture" xmlns:wps="http://schemas.microsoft.com/office/word/2010/wordprocessingShape" xmlns:wpg="http://schemas.microsoft.com/office/word/2010/wordprocessingGroup" xmlns:mc="http://schemas.openxmlformats.org/markup-compatibility/2006" xmlns:wp14="http://schemas.microsoft.com/office/word/2010/wordprocessingDrawing" xmlns:w14="http://schemas.microsoft.com/office/word/2010/wordml" xmlns:w15="http://schemas.microsoft.com/office/word/2012/wordml" mc:Ignorable="w14 wp14 w15">
   <w:p>
     <w:pPr>
-      <w:pStyle w:val="a9"/>
-      <w:jc w:val="right"/>
+      <w:pStyle w:val="Header"/>
+      <w:jc w:val="end"/>
+      <w:rPr/>
     </w:pPr>
     <w:r>
+      <w:rPr/>
       <w:fldChar w:fldCharType="begin"/>
     </w:r>
     <w:r>
+      <w:rPr/>
       <w:instrText xml:space="preserve"> PAGE </w:instrText>
     </w:r>
     <w:r>
+      <w:rPr/>
       <w:fldChar w:fldCharType="separate"/>
     </w:r>
     <w:r>
-      <w:t>18</w:t>
+      <w:rPr/>
+      <w:t>19</w:t>
     </w:r>
     <w:r>
+      <w:rPr/>
       <w:fldChar w:fldCharType="end"/>
     </w:r>
   </w:p>
@@ -5607,25 +5632,31 @@
 </file>
 
 <file path=word/header3.xml><?xml version="1.0" encoding="utf-8"?>
-<w:hdr xmlns:wpc="http://schemas.microsoft.com/office/word/2010/wordprocessingCanvas" xmlns:cx="http://schemas.microsoft.com/office/drawing/2014/chartex" xmlns:cx1="http://schemas.microsoft.com/office/drawing/2015/9/8/chartex" xmlns:cx2="http://schemas.microsoft.com/office/drawing/2015/10/21/chartex" xmlns:cx3="http://schemas.microsoft.com/office/drawing/2016/5/9/chartex" xmlns:cx4="http://schemas.microsoft.com/office/drawing/2016/5/10/chartex" xmlns:cx5="http://schemas.microsoft.com/office/drawing/2016/5/11/chartex" xmlns:cx6="http://schemas.microsoft.com/office/drawing/2016/5/12/chartex" xmlns:cx7="http://schemas.microsoft.com/office/drawing/2016/5/13/chartex" xmlns:cx8="http://schemas.microsoft.com/office/drawing/2016/5/14/chartex" xmlns:mc="http://schemas.openxmlformats.org/markup-compatibility/2006" xmlns:aink="http://schemas.microsoft.com/office/drawing/2016/ink" xmlns:am3d="http://schemas.microsoft.com/office/drawing/2017/model3d" xmlns:o="urn:schemas-microsoft-com:office:office" xmlns:oel="http://schemas.microsoft.com/office/2019/extlst" xmlns:r="http://schemas.openxmlformats.org/officeDocument/2006/relationships" xmlns:m="http://schemas.openxmlformats.org/officeDocument/2006/math" xmlns:v="urn:schemas-microsoft-com:vml" xmlns:wp14="http://schemas.microsoft.com/office/word/2010/wordprocessingDrawing" xmlns:wp="http://schemas.openxmlformats.org/drawingml/2006/wordprocessingDrawing" xmlns:w10="urn:schemas-microsoft-com:office:word" xmlns:w="http://schemas.openxmlformats.org/wordprocessingml/2006/main" xmlns:w14="http://schemas.microsoft.com/office/word/2010/wordml" xmlns:w15="http://schemas.microsoft.com/office/word/2012/wordml" xmlns:w16cex="http://schemas.microsoft.com/office/word/2018/wordml/cex" xmlns:w16cid="http://schemas.microsoft.com/office/word/2016/wordml/cid" xmlns:w16="http://schemas.microsoft.com/office/word/2018/wordml" xmlns:w16du="http://schemas.microsoft.com/office/word/2023/wordml/word16du" xmlns:w16sdtdh="http://schemas.microsoft.com/office/word/2020/wordml/sdtdatahash" xmlns:w16sdtfl="http://schemas.microsoft.com/office/word/2024/wordml/sdtformatlock" xmlns:w16se="http://schemas.microsoft.com/office/word/2015/wordml/symex" xmlns:wpg="http://schemas.microsoft.com/office/word/2010/wordprocessingGroup" xmlns:wpi="http://schemas.microsoft.com/office/word/2010/wordprocessingInk" xmlns:wne="http://schemas.microsoft.com/office/word/2006/wordml" xmlns:wps="http://schemas.microsoft.com/office/word/2010/wordprocessingShape" mc:Ignorable="w14 w15 w16se w16cid w16 w16cex w16sdtdh w16sdtfl w16du wp14">
+<w:hdr xmlns:o="urn:schemas-microsoft-com:office:office" xmlns:r="http://schemas.openxmlformats.org/officeDocument/2006/relationships" xmlns:v="urn:schemas-microsoft-com:vml" xmlns:w="http://schemas.openxmlformats.org/wordprocessingml/2006/main" xmlns:w10="urn:schemas-microsoft-com:office:word" xmlns:wp="http://schemas.openxmlformats.org/drawingml/2006/wordprocessingDrawing" xmlns:pic="http://schemas.openxmlformats.org/drawingml/2006/picture" xmlns:wps="http://schemas.microsoft.com/office/word/2010/wordprocessingShape" xmlns:wpg="http://schemas.microsoft.com/office/word/2010/wordprocessingGroup" xmlns:mc="http://schemas.openxmlformats.org/markup-compatibility/2006" xmlns:wp14="http://schemas.microsoft.com/office/word/2010/wordprocessingDrawing" xmlns:w14="http://schemas.microsoft.com/office/word/2010/wordml" xmlns:w15="http://schemas.microsoft.com/office/word/2012/wordml" mc:Ignorable="w14 wp14 w15">
   <w:p>
     <w:pPr>
-      <w:pStyle w:val="a9"/>
-      <w:jc w:val="right"/>
+      <w:pStyle w:val="Header"/>
+      <w:jc w:val="end"/>
+      <w:rPr/>
     </w:pPr>
     <w:r>
+      <w:rPr/>
       <w:fldChar w:fldCharType="begin"/>
     </w:r>
     <w:r>
+      <w:rPr/>
       <w:instrText xml:space="preserve"> PAGE </w:instrText>
     </w:r>
     <w:r>
+      <w:rPr/>
       <w:fldChar w:fldCharType="separate"/>
     </w:r>
     <w:r>
-      <w:t>18</w:t>
+      <w:rPr/>
+      <w:t>19</w:t>
     </w:r>
     <w:r>
+      <w:rPr/>
       <w:fldChar w:fldCharType="end"/>
     </w:r>
   </w:p>
@@ -5633,387 +5664,1745 @@
 </file>
 
 <file path=word/numbering.xml><?xml version="1.0" encoding="utf-8"?>
-<w:numbering xmlns:wpc="http://schemas.microsoft.com/office/word/2010/wordprocessingCanvas" xmlns:cx="http://schemas.microsoft.com/office/drawing/2014/chartex" xmlns:cx1="http://schemas.microsoft.com/office/drawing/2015/9/8/chartex" xmlns:cx2="http://schemas.microsoft.com/office/drawing/2015/10/21/chartex" xmlns:cx3="http://schemas.microsoft.com/office/drawing/2016/5/9/chartex" xmlns:cx4="http://schemas.microsoft.com/office/drawing/2016/5/10/chartex" xmlns:cx5="http://schemas.microsoft.com/office/drawing/2016/5/11/chartex" xmlns:cx6="http://schemas.microsoft.com/office/drawing/2016/5/12/chartex" xmlns:cx7="http://schemas.microsoft.com/office/drawing/2016/5/13/chartex" xmlns:cx8="http://schemas.microsoft.com/office/drawing/2016/5/14/chartex" xmlns:mc="http://schemas.openxmlformats.org/markup-compatibility/2006" xmlns:aink="http://schemas.microsoft.com/office/drawing/2016/ink" xmlns:am3d="http://schemas.microsoft.com/office/drawing/2017/model3d" xmlns:o="urn:schemas-microsoft-com:office:office" xmlns:oel="http://schemas.microsoft.com/office/2019/extlst" xmlns:r="http://schemas.openxmlformats.org/officeDocument/2006/relationships" xmlns:m="http://schemas.openxmlformats.org/officeDocument/2006/math" xmlns:v="urn:schemas-microsoft-com:vml" xmlns:wp14="http://schemas.microsoft.com/office/word/2010/wordprocessingDrawing" xmlns:wp="http://schemas.openxmlformats.org/drawingml/2006/wordprocessingDrawing" xmlns:w10="urn:schemas-microsoft-com:office:word" xmlns:w="http://schemas.openxmlformats.org/wordprocessingml/2006/main" xmlns:w14="http://schemas.microsoft.com/office/word/2010/wordml" xmlns:w15="http://schemas.microsoft.com/office/word/2012/wordml" xmlns:w16cex="http://schemas.microsoft.com/office/word/2018/wordml/cex" xmlns:w16cid="http://schemas.microsoft.com/office/word/2016/wordml/cid" xmlns:w16="http://schemas.microsoft.com/office/word/2018/wordml" xmlns:w16du="http://schemas.microsoft.com/office/word/2023/wordml/word16du" xmlns:w16sdtdh="http://schemas.microsoft.com/office/word/2020/wordml/sdtdatahash" xmlns:w16sdtfl="http://schemas.microsoft.com/office/word/2024/wordml/sdtformatlock" xmlns:w16se="http://schemas.microsoft.com/office/word/2015/wordml/symex" xmlns:wpg="http://schemas.microsoft.com/office/word/2010/wordprocessingGroup" xmlns:wpi="http://schemas.microsoft.com/office/word/2010/wordprocessingInk" xmlns:wne="http://schemas.microsoft.com/office/word/2006/wordml" xmlns:wps="http://schemas.microsoft.com/office/word/2010/wordprocessingShape" mc:Ignorable="w14 w15 w16se w16cid w16 w16cex w16sdtdh w16sdtfl w16du wp14">
-  <w:abstractNum w:abstractNumId="0" w15:restartNumberingAfterBreak="0">
-    <w:nsid w:val="03DA6FD2"/>
-    <w:multiLevelType w:val="multilevel"/>
-    <w:tmpl w:val="138C5DD6"/>
+<w:numbering xmlns:w="http://schemas.openxmlformats.org/wordprocessingml/2006/main" xmlns:o="urn:schemas-microsoft-com:office:office" xmlns:r="http://schemas.openxmlformats.org/officeDocument/2006/relationships" xmlns:v="urn:schemas-microsoft-com:vml" xmlns:mc="http://schemas.openxmlformats.org/markup-compatibility/2006" xmlns:w14="http://schemas.microsoft.com/office/word/2010/wordml" mc:Ignorable="w14">
+  <w:abstractNum w:abstractNumId="1">
+    <w:lvl w:ilvl="0">
+      <w:start w:val="1"/>
+      <w:numFmt w:val="bullet"/>
+      <w:lvlText w:val=""/>
+      <w:lvlJc w:val="start"/>
+      <w:pPr>
+        <w:tabs>
+          <w:tab w:val="num" w:pos="709"/>
+        </w:tabs>
+        <w:ind w:start="709" w:hanging="283"/>
+      </w:pPr>
+      <w:rPr>
+        <w:rFonts w:ascii="Symbol" w:hAnsi="Symbol" w:cs="Symbol" w:hint="default"/>
+      </w:rPr>
+    </w:lvl>
+    <w:lvl w:ilvl="1">
+      <w:start w:val="1"/>
+      <w:numFmt w:val="bullet"/>
+      <w:lvlText w:val=""/>
+      <w:lvlJc w:val="start"/>
+      <w:pPr>
+        <w:tabs>
+          <w:tab w:val="num" w:pos="1418"/>
+        </w:tabs>
+        <w:ind w:start="1418" w:hanging="283"/>
+      </w:pPr>
+      <w:rPr>
+        <w:rFonts w:ascii="Symbol" w:hAnsi="Symbol" w:cs="Symbol" w:hint="default"/>
+      </w:rPr>
+    </w:lvl>
+    <w:lvl w:ilvl="2">
+      <w:start w:val="1"/>
+      <w:numFmt w:val="bullet"/>
+      <w:lvlText w:val=""/>
+      <w:lvlJc w:val="start"/>
+      <w:pPr>
+        <w:tabs>
+          <w:tab w:val="num" w:pos="2127"/>
+        </w:tabs>
+        <w:ind w:start="2127" w:hanging="283"/>
+      </w:pPr>
+      <w:rPr>
+        <w:rFonts w:ascii="Symbol" w:hAnsi="Symbol" w:cs="Symbol" w:hint="default"/>
+      </w:rPr>
+    </w:lvl>
+    <w:lvl w:ilvl="3">
+      <w:start w:val="1"/>
+      <w:numFmt w:val="bullet"/>
+      <w:lvlText w:val=""/>
+      <w:lvlJc w:val="start"/>
+      <w:pPr>
+        <w:tabs>
+          <w:tab w:val="num" w:pos="2836"/>
+        </w:tabs>
+        <w:ind w:start="2836" w:hanging="283"/>
+      </w:pPr>
+      <w:rPr>
+        <w:rFonts w:ascii="Symbol" w:hAnsi="Symbol" w:cs="Symbol" w:hint="default"/>
+      </w:rPr>
+    </w:lvl>
+    <w:lvl w:ilvl="4">
+      <w:start w:val="1"/>
+      <w:numFmt w:val="bullet"/>
+      <w:lvlText w:val=""/>
+      <w:lvlJc w:val="start"/>
+      <w:pPr>
+        <w:tabs>
+          <w:tab w:val="num" w:pos="3545"/>
+        </w:tabs>
+        <w:ind w:start="3545" w:hanging="283"/>
+      </w:pPr>
+      <w:rPr>
+        <w:rFonts w:ascii="Symbol" w:hAnsi="Symbol" w:cs="Symbol" w:hint="default"/>
+      </w:rPr>
+    </w:lvl>
+    <w:lvl w:ilvl="5">
+      <w:start w:val="1"/>
+      <w:numFmt w:val="bullet"/>
+      <w:lvlText w:val=""/>
+      <w:lvlJc w:val="start"/>
+      <w:pPr>
+        <w:tabs>
+          <w:tab w:val="num" w:pos="4254"/>
+        </w:tabs>
+        <w:ind w:start="4254" w:hanging="283"/>
+      </w:pPr>
+      <w:rPr>
+        <w:rFonts w:ascii="Symbol" w:hAnsi="Symbol" w:cs="Symbol" w:hint="default"/>
+      </w:rPr>
+    </w:lvl>
+    <w:lvl w:ilvl="6">
+      <w:start w:val="1"/>
+      <w:numFmt w:val="bullet"/>
+      <w:lvlText w:val=""/>
+      <w:lvlJc w:val="start"/>
+      <w:pPr>
+        <w:tabs>
+          <w:tab w:val="num" w:pos="4963"/>
+        </w:tabs>
+        <w:ind w:start="4963" w:hanging="283"/>
+      </w:pPr>
+      <w:rPr>
+        <w:rFonts w:ascii="Symbol" w:hAnsi="Symbol" w:cs="Symbol" w:hint="default"/>
+      </w:rPr>
+    </w:lvl>
+    <w:lvl w:ilvl="7">
+      <w:start w:val="1"/>
+      <w:numFmt w:val="bullet"/>
+      <w:lvlText w:val=""/>
+      <w:lvlJc w:val="start"/>
+      <w:pPr>
+        <w:tabs>
+          <w:tab w:val="num" w:pos="5672"/>
+        </w:tabs>
+        <w:ind w:start="5672" w:hanging="283"/>
+      </w:pPr>
+      <w:rPr>
+        <w:rFonts w:ascii="Symbol" w:hAnsi="Symbol" w:cs="Symbol" w:hint="default"/>
+      </w:rPr>
+    </w:lvl>
+    <w:lvl w:ilvl="8">
+      <w:start w:val="1"/>
+      <w:numFmt w:val="bullet"/>
+      <w:lvlText w:val=""/>
+      <w:lvlJc w:val="start"/>
+      <w:pPr>
+        <w:tabs>
+          <w:tab w:val="num" w:pos="6381"/>
+        </w:tabs>
+        <w:ind w:start="6381" w:hanging="283"/>
+      </w:pPr>
+      <w:rPr>
+        <w:rFonts w:ascii="Symbol" w:hAnsi="Symbol" w:cs="Symbol" w:hint="default"/>
+      </w:rPr>
+    </w:lvl>
+  </w:abstractNum>
+  <w:abstractNum w:abstractNumId="2">
+    <w:lvl w:ilvl="0">
+      <w:start w:val="1"/>
+      <w:numFmt w:val="bullet"/>
+      <w:lvlText w:val=""/>
+      <w:lvlJc w:val="start"/>
+      <w:pPr>
+        <w:tabs>
+          <w:tab w:val="num" w:pos="709"/>
+        </w:tabs>
+        <w:ind w:start="709" w:hanging="283"/>
+      </w:pPr>
+      <w:rPr>
+        <w:rFonts w:ascii="Symbol" w:hAnsi="Symbol" w:cs="Symbol" w:hint="default"/>
+      </w:rPr>
+    </w:lvl>
+    <w:lvl w:ilvl="1">
+      <w:start w:val="1"/>
+      <w:numFmt w:val="bullet"/>
+      <w:lvlText w:val=""/>
+      <w:lvlJc w:val="start"/>
+      <w:pPr>
+        <w:tabs>
+          <w:tab w:val="num" w:pos="1418"/>
+        </w:tabs>
+        <w:ind w:start="1418" w:hanging="283"/>
+      </w:pPr>
+      <w:rPr>
+        <w:rFonts w:ascii="Symbol" w:hAnsi="Symbol" w:cs="Symbol" w:hint="default"/>
+      </w:rPr>
+    </w:lvl>
+    <w:lvl w:ilvl="2">
+      <w:start w:val="1"/>
+      <w:numFmt w:val="bullet"/>
+      <w:lvlText w:val=""/>
+      <w:lvlJc w:val="start"/>
+      <w:pPr>
+        <w:tabs>
+          <w:tab w:val="num" w:pos="2127"/>
+        </w:tabs>
+        <w:ind w:start="2127" w:hanging="283"/>
+      </w:pPr>
+      <w:rPr>
+        <w:rFonts w:ascii="Symbol" w:hAnsi="Symbol" w:cs="Symbol" w:hint="default"/>
+      </w:rPr>
+    </w:lvl>
+    <w:lvl w:ilvl="3">
+      <w:start w:val="1"/>
+      <w:numFmt w:val="bullet"/>
+      <w:lvlText w:val=""/>
+      <w:lvlJc w:val="start"/>
+      <w:pPr>
+        <w:tabs>
+          <w:tab w:val="num" w:pos="2836"/>
+        </w:tabs>
+        <w:ind w:start="2836" w:hanging="283"/>
+      </w:pPr>
+      <w:rPr>
+        <w:rFonts w:ascii="Symbol" w:hAnsi="Symbol" w:cs="Symbol" w:hint="default"/>
+      </w:rPr>
+    </w:lvl>
+    <w:lvl w:ilvl="4">
+      <w:start w:val="1"/>
+      <w:numFmt w:val="bullet"/>
+      <w:lvlText w:val=""/>
+      <w:lvlJc w:val="start"/>
+      <w:pPr>
+        <w:tabs>
+          <w:tab w:val="num" w:pos="3545"/>
+        </w:tabs>
+        <w:ind w:start="3545" w:hanging="283"/>
+      </w:pPr>
+      <w:rPr>
+        <w:rFonts w:ascii="Symbol" w:hAnsi="Symbol" w:cs="Symbol" w:hint="default"/>
+      </w:rPr>
+    </w:lvl>
+    <w:lvl w:ilvl="5">
+      <w:start w:val="1"/>
+      <w:numFmt w:val="bullet"/>
+      <w:lvlText w:val=""/>
+      <w:lvlJc w:val="start"/>
+      <w:pPr>
+        <w:tabs>
+          <w:tab w:val="num" w:pos="4254"/>
+        </w:tabs>
+        <w:ind w:start="4254" w:hanging="283"/>
+      </w:pPr>
+      <w:rPr>
+        <w:rFonts w:ascii="Symbol" w:hAnsi="Symbol" w:cs="Symbol" w:hint="default"/>
+      </w:rPr>
+    </w:lvl>
+    <w:lvl w:ilvl="6">
+      <w:start w:val="1"/>
+      <w:numFmt w:val="bullet"/>
+      <w:lvlText w:val=""/>
+      <w:lvlJc w:val="start"/>
+      <w:pPr>
+        <w:tabs>
+          <w:tab w:val="num" w:pos="4963"/>
+        </w:tabs>
+        <w:ind w:start="4963" w:hanging="283"/>
+      </w:pPr>
+      <w:rPr>
+        <w:rFonts w:ascii="Symbol" w:hAnsi="Symbol" w:cs="Symbol" w:hint="default"/>
+      </w:rPr>
+    </w:lvl>
+    <w:lvl w:ilvl="7">
+      <w:start w:val="1"/>
+      <w:numFmt w:val="bullet"/>
+      <w:lvlText w:val=""/>
+      <w:lvlJc w:val="start"/>
+      <w:pPr>
+        <w:tabs>
+          <w:tab w:val="num" w:pos="5672"/>
+        </w:tabs>
+        <w:ind w:start="5672" w:hanging="283"/>
+      </w:pPr>
+      <w:rPr>
+        <w:rFonts w:ascii="Symbol" w:hAnsi="Symbol" w:cs="Symbol" w:hint="default"/>
+      </w:rPr>
+    </w:lvl>
+    <w:lvl w:ilvl="8">
+      <w:start w:val="1"/>
+      <w:numFmt w:val="bullet"/>
+      <w:lvlText w:val=""/>
+      <w:lvlJc w:val="start"/>
+      <w:pPr>
+        <w:tabs>
+          <w:tab w:val="num" w:pos="6381"/>
+        </w:tabs>
+        <w:ind w:start="6381" w:hanging="283"/>
+      </w:pPr>
+      <w:rPr>
+        <w:rFonts w:ascii="Symbol" w:hAnsi="Symbol" w:cs="Symbol" w:hint="default"/>
+      </w:rPr>
+    </w:lvl>
+  </w:abstractNum>
+  <w:abstractNum w:abstractNumId="3">
+    <w:lvl w:ilvl="0">
+      <w:start w:val="1"/>
+      <w:numFmt w:val="bullet"/>
+      <w:lvlText w:val=""/>
+      <w:lvlJc w:val="start"/>
+      <w:pPr>
+        <w:tabs>
+          <w:tab w:val="num" w:pos="709"/>
+        </w:tabs>
+        <w:ind w:start="709" w:hanging="283"/>
+      </w:pPr>
+      <w:rPr>
+        <w:rFonts w:ascii="Symbol" w:hAnsi="Symbol" w:cs="Symbol" w:hint="default"/>
+      </w:rPr>
+    </w:lvl>
+    <w:lvl w:ilvl="1">
+      <w:start w:val="1"/>
+      <w:numFmt w:val="bullet"/>
+      <w:lvlText w:val=""/>
+      <w:lvlJc w:val="start"/>
+      <w:pPr>
+        <w:tabs>
+          <w:tab w:val="num" w:pos="1418"/>
+        </w:tabs>
+        <w:ind w:start="1418" w:hanging="283"/>
+      </w:pPr>
+      <w:rPr>
+        <w:rFonts w:ascii="Symbol" w:hAnsi="Symbol" w:cs="Symbol" w:hint="default"/>
+      </w:rPr>
+    </w:lvl>
+    <w:lvl w:ilvl="2">
+      <w:start w:val="1"/>
+      <w:numFmt w:val="bullet"/>
+      <w:lvlText w:val=""/>
+      <w:lvlJc w:val="start"/>
+      <w:pPr>
+        <w:tabs>
+          <w:tab w:val="num" w:pos="2127"/>
+        </w:tabs>
+        <w:ind w:start="2127" w:hanging="283"/>
+      </w:pPr>
+      <w:rPr>
+        <w:rFonts w:ascii="Symbol" w:hAnsi="Symbol" w:cs="Symbol" w:hint="default"/>
+      </w:rPr>
+    </w:lvl>
+    <w:lvl w:ilvl="3">
+      <w:start w:val="1"/>
+      <w:numFmt w:val="bullet"/>
+      <w:lvlText w:val=""/>
+      <w:lvlJc w:val="start"/>
+      <w:pPr>
+        <w:tabs>
+          <w:tab w:val="num" w:pos="2836"/>
+        </w:tabs>
+        <w:ind w:start="2836" w:hanging="283"/>
+      </w:pPr>
+      <w:rPr>
+        <w:rFonts w:ascii="Symbol" w:hAnsi="Symbol" w:cs="Symbol" w:hint="default"/>
+      </w:rPr>
+    </w:lvl>
+    <w:lvl w:ilvl="4">
+      <w:start w:val="1"/>
+      <w:numFmt w:val="bullet"/>
+      <w:lvlText w:val=""/>
+      <w:lvlJc w:val="start"/>
+      <w:pPr>
+        <w:tabs>
+          <w:tab w:val="num" w:pos="3545"/>
+        </w:tabs>
+        <w:ind w:start="3545" w:hanging="283"/>
+      </w:pPr>
+      <w:rPr>
+        <w:rFonts w:ascii="Symbol" w:hAnsi="Symbol" w:cs="Symbol" w:hint="default"/>
+      </w:rPr>
+    </w:lvl>
+    <w:lvl w:ilvl="5">
+      <w:start w:val="1"/>
+      <w:numFmt w:val="bullet"/>
+      <w:lvlText w:val=""/>
+      <w:lvlJc w:val="start"/>
+      <w:pPr>
+        <w:tabs>
+          <w:tab w:val="num" w:pos="4254"/>
+        </w:tabs>
+        <w:ind w:start="4254" w:hanging="283"/>
+      </w:pPr>
+      <w:rPr>
+        <w:rFonts w:ascii="Symbol" w:hAnsi="Symbol" w:cs="Symbol" w:hint="default"/>
+      </w:rPr>
+    </w:lvl>
+    <w:lvl w:ilvl="6">
+      <w:start w:val="1"/>
+      <w:numFmt w:val="bullet"/>
+      <w:lvlText w:val=""/>
+      <w:lvlJc w:val="start"/>
+      <w:pPr>
+        <w:tabs>
+          <w:tab w:val="num" w:pos="4963"/>
+        </w:tabs>
+        <w:ind w:start="4963" w:hanging="283"/>
+      </w:pPr>
+      <w:rPr>
+        <w:rFonts w:ascii="Symbol" w:hAnsi="Symbol" w:cs="Symbol" w:hint="default"/>
+      </w:rPr>
+    </w:lvl>
+    <w:lvl w:ilvl="7">
+      <w:start w:val="1"/>
+      <w:numFmt w:val="bullet"/>
+      <w:lvlText w:val=""/>
+      <w:lvlJc w:val="start"/>
+      <w:pPr>
+        <w:tabs>
+          <w:tab w:val="num" w:pos="5672"/>
+        </w:tabs>
+        <w:ind w:start="5672" w:hanging="283"/>
+      </w:pPr>
+      <w:rPr>
+        <w:rFonts w:ascii="Symbol" w:hAnsi="Symbol" w:cs="Symbol" w:hint="default"/>
+      </w:rPr>
+    </w:lvl>
+    <w:lvl w:ilvl="8">
+      <w:start w:val="1"/>
+      <w:numFmt w:val="bullet"/>
+      <w:lvlText w:val=""/>
+      <w:lvlJc w:val="start"/>
+      <w:pPr>
+        <w:tabs>
+          <w:tab w:val="num" w:pos="6381"/>
+        </w:tabs>
+        <w:ind w:start="6381" w:hanging="283"/>
+      </w:pPr>
+      <w:rPr>
+        <w:rFonts w:ascii="Symbol" w:hAnsi="Symbol" w:cs="Symbol" w:hint="default"/>
+      </w:rPr>
+    </w:lvl>
+  </w:abstractNum>
+  <w:abstractNum w:abstractNumId="4">
+    <w:lvl w:ilvl="0">
+      <w:start w:val="1"/>
+      <w:numFmt w:val="bullet"/>
+      <w:lvlText w:val=""/>
+      <w:lvlJc w:val="start"/>
+      <w:pPr>
+        <w:tabs>
+          <w:tab w:val="num" w:pos="709"/>
+        </w:tabs>
+        <w:ind w:start="709" w:hanging="283"/>
+      </w:pPr>
+      <w:rPr>
+        <w:rFonts w:ascii="Symbol" w:hAnsi="Symbol" w:cs="Symbol" w:hint="default"/>
+      </w:rPr>
+    </w:lvl>
+    <w:lvl w:ilvl="1">
+      <w:start w:val="1"/>
+      <w:numFmt w:val="bullet"/>
+      <w:lvlText w:val=""/>
+      <w:lvlJc w:val="start"/>
+      <w:pPr>
+        <w:tabs>
+          <w:tab w:val="num" w:pos="1418"/>
+        </w:tabs>
+        <w:ind w:start="1418" w:hanging="283"/>
+      </w:pPr>
+      <w:rPr>
+        <w:rFonts w:ascii="Symbol" w:hAnsi="Symbol" w:cs="Symbol" w:hint="default"/>
+      </w:rPr>
+    </w:lvl>
+    <w:lvl w:ilvl="2">
+      <w:start w:val="1"/>
+      <w:numFmt w:val="bullet"/>
+      <w:lvlText w:val=""/>
+      <w:lvlJc w:val="start"/>
+      <w:pPr>
+        <w:tabs>
+          <w:tab w:val="num" w:pos="2127"/>
+        </w:tabs>
+        <w:ind w:start="2127" w:hanging="283"/>
+      </w:pPr>
+      <w:rPr>
+        <w:rFonts w:ascii="Symbol" w:hAnsi="Symbol" w:cs="Symbol" w:hint="default"/>
+      </w:rPr>
+    </w:lvl>
+    <w:lvl w:ilvl="3">
+      <w:start w:val="1"/>
+      <w:numFmt w:val="bullet"/>
+      <w:lvlText w:val=""/>
+      <w:lvlJc w:val="start"/>
+      <w:pPr>
+        <w:tabs>
+          <w:tab w:val="num" w:pos="2836"/>
+        </w:tabs>
+        <w:ind w:start="2836" w:hanging="283"/>
+      </w:pPr>
+      <w:rPr>
+        <w:rFonts w:ascii="Symbol" w:hAnsi="Symbol" w:cs="Symbol" w:hint="default"/>
+      </w:rPr>
+    </w:lvl>
+    <w:lvl w:ilvl="4">
+      <w:start w:val="1"/>
+      <w:numFmt w:val="bullet"/>
+      <w:lvlText w:val=""/>
+      <w:lvlJc w:val="start"/>
+      <w:pPr>
+        <w:tabs>
+          <w:tab w:val="num" w:pos="3545"/>
+        </w:tabs>
+        <w:ind w:start="3545" w:hanging="283"/>
+      </w:pPr>
+      <w:rPr>
+        <w:rFonts w:ascii="Symbol" w:hAnsi="Symbol" w:cs="Symbol" w:hint="default"/>
+      </w:rPr>
+    </w:lvl>
+    <w:lvl w:ilvl="5">
+      <w:start w:val="1"/>
+      <w:numFmt w:val="bullet"/>
+      <w:lvlText w:val=""/>
+      <w:lvlJc w:val="start"/>
+      <w:pPr>
+        <w:tabs>
+          <w:tab w:val="num" w:pos="4254"/>
+        </w:tabs>
+        <w:ind w:start="4254" w:hanging="283"/>
+      </w:pPr>
+      <w:rPr>
+        <w:rFonts w:ascii="Symbol" w:hAnsi="Symbol" w:cs="Symbol" w:hint="default"/>
+      </w:rPr>
+    </w:lvl>
+    <w:lvl w:ilvl="6">
+      <w:start w:val="1"/>
+      <w:numFmt w:val="bullet"/>
+      <w:lvlText w:val=""/>
+      <w:lvlJc w:val="start"/>
+      <w:pPr>
+        <w:tabs>
+          <w:tab w:val="num" w:pos="4963"/>
+        </w:tabs>
+        <w:ind w:start="4963" w:hanging="283"/>
+      </w:pPr>
+      <w:rPr>
+        <w:rFonts w:ascii="Symbol" w:hAnsi="Symbol" w:cs="Symbol" w:hint="default"/>
+      </w:rPr>
+    </w:lvl>
+    <w:lvl w:ilvl="7">
+      <w:start w:val="1"/>
+      <w:numFmt w:val="bullet"/>
+      <w:lvlText w:val=""/>
+      <w:lvlJc w:val="start"/>
+      <w:pPr>
+        <w:tabs>
+          <w:tab w:val="num" w:pos="5672"/>
+        </w:tabs>
+        <w:ind w:start="5672" w:hanging="283"/>
+      </w:pPr>
+      <w:rPr>
+        <w:rFonts w:ascii="Symbol" w:hAnsi="Symbol" w:cs="Symbol" w:hint="default"/>
+      </w:rPr>
+    </w:lvl>
+    <w:lvl w:ilvl="8">
+      <w:start w:val="1"/>
+      <w:numFmt w:val="bullet"/>
+      <w:lvlText w:val=""/>
+      <w:lvlJc w:val="start"/>
+      <w:pPr>
+        <w:tabs>
+          <w:tab w:val="num" w:pos="6381"/>
+        </w:tabs>
+        <w:ind w:start="6381" w:hanging="283"/>
+      </w:pPr>
+      <w:rPr>
+        <w:rFonts w:ascii="Symbol" w:hAnsi="Symbol" w:cs="Symbol" w:hint="default"/>
+      </w:rPr>
+    </w:lvl>
+  </w:abstractNum>
+  <w:abstractNum w:abstractNumId="5">
+    <w:lvl w:ilvl="0">
+      <w:start w:val="1"/>
+      <w:numFmt w:val="bullet"/>
+      <w:lvlText w:val=""/>
+      <w:lvlJc w:val="start"/>
+      <w:pPr>
+        <w:tabs>
+          <w:tab w:val="num" w:pos="709"/>
+        </w:tabs>
+        <w:ind w:start="709" w:hanging="283"/>
+      </w:pPr>
+      <w:rPr>
+        <w:rFonts w:ascii="Symbol" w:hAnsi="Symbol" w:cs="Symbol" w:hint="default"/>
+      </w:rPr>
+    </w:lvl>
+    <w:lvl w:ilvl="1">
+      <w:start w:val="1"/>
+      <w:numFmt w:val="bullet"/>
+      <w:lvlText w:val=""/>
+      <w:lvlJc w:val="start"/>
+      <w:pPr>
+        <w:tabs>
+          <w:tab w:val="num" w:pos="1418"/>
+        </w:tabs>
+        <w:ind w:start="1418" w:hanging="283"/>
+      </w:pPr>
+      <w:rPr>
+        <w:rFonts w:ascii="Symbol" w:hAnsi="Symbol" w:cs="Symbol" w:hint="default"/>
+      </w:rPr>
+    </w:lvl>
+    <w:lvl w:ilvl="2">
+      <w:start w:val="1"/>
+      <w:numFmt w:val="bullet"/>
+      <w:lvlText w:val=""/>
+      <w:lvlJc w:val="start"/>
+      <w:pPr>
+        <w:tabs>
+          <w:tab w:val="num" w:pos="2127"/>
+        </w:tabs>
+        <w:ind w:start="2127" w:hanging="283"/>
+      </w:pPr>
+      <w:rPr>
+        <w:rFonts w:ascii="Symbol" w:hAnsi="Symbol" w:cs="Symbol" w:hint="default"/>
+      </w:rPr>
+    </w:lvl>
+    <w:lvl w:ilvl="3">
+      <w:start w:val="1"/>
+      <w:numFmt w:val="bullet"/>
+      <w:lvlText w:val=""/>
+      <w:lvlJc w:val="start"/>
+      <w:pPr>
+        <w:tabs>
+          <w:tab w:val="num" w:pos="2836"/>
+        </w:tabs>
+        <w:ind w:start="2836" w:hanging="283"/>
+      </w:pPr>
+      <w:rPr>
+        <w:rFonts w:ascii="Symbol" w:hAnsi="Symbol" w:cs="Symbol" w:hint="default"/>
+      </w:rPr>
+    </w:lvl>
+    <w:lvl w:ilvl="4">
+      <w:start w:val="1"/>
+      <w:numFmt w:val="bullet"/>
+      <w:lvlText w:val=""/>
+      <w:lvlJc w:val="start"/>
+      <w:pPr>
+        <w:tabs>
+          <w:tab w:val="num" w:pos="3545"/>
+        </w:tabs>
+        <w:ind w:start="3545" w:hanging="283"/>
+      </w:pPr>
+      <w:rPr>
+        <w:rFonts w:ascii="Symbol" w:hAnsi="Symbol" w:cs="Symbol" w:hint="default"/>
+      </w:rPr>
+    </w:lvl>
+    <w:lvl w:ilvl="5">
+      <w:start w:val="1"/>
+      <w:numFmt w:val="bullet"/>
+      <w:lvlText w:val=""/>
+      <w:lvlJc w:val="start"/>
+      <w:pPr>
+        <w:tabs>
+          <w:tab w:val="num" w:pos="4254"/>
+        </w:tabs>
+        <w:ind w:start="4254" w:hanging="283"/>
+      </w:pPr>
+      <w:rPr>
+        <w:rFonts w:ascii="Symbol" w:hAnsi="Symbol" w:cs="Symbol" w:hint="default"/>
+      </w:rPr>
+    </w:lvl>
+    <w:lvl w:ilvl="6">
+      <w:start w:val="1"/>
+      <w:numFmt w:val="bullet"/>
+      <w:lvlText w:val=""/>
+      <w:lvlJc w:val="start"/>
+      <w:pPr>
+        <w:tabs>
+          <w:tab w:val="num" w:pos="4963"/>
+        </w:tabs>
+        <w:ind w:start="4963" w:hanging="283"/>
+      </w:pPr>
+      <w:rPr>
+        <w:rFonts w:ascii="Symbol" w:hAnsi="Symbol" w:cs="Symbol" w:hint="default"/>
+      </w:rPr>
+    </w:lvl>
+    <w:lvl w:ilvl="7">
+      <w:start w:val="1"/>
+      <w:numFmt w:val="bullet"/>
+      <w:lvlText w:val=""/>
+      <w:lvlJc w:val="start"/>
+      <w:pPr>
+        <w:tabs>
+          <w:tab w:val="num" w:pos="5672"/>
+        </w:tabs>
+        <w:ind w:start="5672" w:hanging="283"/>
+      </w:pPr>
+      <w:rPr>
+        <w:rFonts w:ascii="Symbol" w:hAnsi="Symbol" w:cs="Symbol" w:hint="default"/>
+      </w:rPr>
+    </w:lvl>
+    <w:lvl w:ilvl="8">
+      <w:start w:val="1"/>
+      <w:numFmt w:val="bullet"/>
+      <w:lvlText w:val=""/>
+      <w:lvlJc w:val="start"/>
+      <w:pPr>
+        <w:tabs>
+          <w:tab w:val="num" w:pos="6381"/>
+        </w:tabs>
+        <w:ind w:start="6381" w:hanging="283"/>
+      </w:pPr>
+      <w:rPr>
+        <w:rFonts w:ascii="Symbol" w:hAnsi="Symbol" w:cs="Symbol" w:hint="default"/>
+      </w:rPr>
+    </w:lvl>
+  </w:abstractNum>
+  <w:abstractNum w:abstractNumId="6">
+    <w:lvl w:ilvl="0">
+      <w:start w:val="1"/>
+      <w:numFmt w:val="bullet"/>
+      <w:lvlText w:val=""/>
+      <w:lvlJc w:val="start"/>
+      <w:pPr>
+        <w:tabs>
+          <w:tab w:val="num" w:pos="709"/>
+        </w:tabs>
+        <w:ind w:start="709" w:hanging="283"/>
+      </w:pPr>
+      <w:rPr>
+        <w:rFonts w:ascii="Symbol" w:hAnsi="Symbol" w:cs="Symbol" w:hint="default"/>
+      </w:rPr>
+    </w:lvl>
+    <w:lvl w:ilvl="1">
+      <w:start w:val="1"/>
+      <w:numFmt w:val="bullet"/>
+      <w:lvlText w:val=""/>
+      <w:lvlJc w:val="start"/>
+      <w:pPr>
+        <w:tabs>
+          <w:tab w:val="num" w:pos="1418"/>
+        </w:tabs>
+        <w:ind w:start="1418" w:hanging="283"/>
+      </w:pPr>
+      <w:rPr>
+        <w:rFonts w:ascii="Symbol" w:hAnsi="Symbol" w:cs="Symbol" w:hint="default"/>
+      </w:rPr>
+    </w:lvl>
+    <w:lvl w:ilvl="2">
+      <w:start w:val="1"/>
+      <w:numFmt w:val="bullet"/>
+      <w:lvlText w:val=""/>
+      <w:lvlJc w:val="start"/>
+      <w:pPr>
+        <w:tabs>
+          <w:tab w:val="num" w:pos="2127"/>
+        </w:tabs>
+        <w:ind w:start="2127" w:hanging="283"/>
+      </w:pPr>
+      <w:rPr>
+        <w:rFonts w:ascii="Symbol" w:hAnsi="Symbol" w:cs="Symbol" w:hint="default"/>
+      </w:rPr>
+    </w:lvl>
+    <w:lvl w:ilvl="3">
+      <w:start w:val="1"/>
+      <w:numFmt w:val="bullet"/>
+      <w:lvlText w:val=""/>
+      <w:lvlJc w:val="start"/>
+      <w:pPr>
+        <w:tabs>
+          <w:tab w:val="num" w:pos="2836"/>
+        </w:tabs>
+        <w:ind w:start="2836" w:hanging="283"/>
+      </w:pPr>
+      <w:rPr>
+        <w:rFonts w:ascii="Symbol" w:hAnsi="Symbol" w:cs="Symbol" w:hint="default"/>
+      </w:rPr>
+    </w:lvl>
+    <w:lvl w:ilvl="4">
+      <w:start w:val="1"/>
+      <w:numFmt w:val="bullet"/>
+      <w:lvlText w:val=""/>
+      <w:lvlJc w:val="start"/>
+      <w:pPr>
+        <w:tabs>
+          <w:tab w:val="num" w:pos="3545"/>
+        </w:tabs>
+        <w:ind w:start="3545" w:hanging="283"/>
+      </w:pPr>
+      <w:rPr>
+        <w:rFonts w:ascii="Symbol" w:hAnsi="Symbol" w:cs="Symbol" w:hint="default"/>
+      </w:rPr>
+    </w:lvl>
+    <w:lvl w:ilvl="5">
+      <w:start w:val="1"/>
+      <w:numFmt w:val="bullet"/>
+      <w:lvlText w:val=""/>
+      <w:lvlJc w:val="start"/>
+      <w:pPr>
+        <w:tabs>
+          <w:tab w:val="num" w:pos="4254"/>
+        </w:tabs>
+        <w:ind w:start="4254" w:hanging="283"/>
+      </w:pPr>
+      <w:rPr>
+        <w:rFonts w:ascii="Symbol" w:hAnsi="Symbol" w:cs="Symbol" w:hint="default"/>
+      </w:rPr>
+    </w:lvl>
+    <w:lvl w:ilvl="6">
+      <w:start w:val="1"/>
+      <w:numFmt w:val="bullet"/>
+      <w:lvlText w:val=""/>
+      <w:lvlJc w:val="start"/>
+      <w:pPr>
+        <w:tabs>
+          <w:tab w:val="num" w:pos="4963"/>
+        </w:tabs>
+        <w:ind w:start="4963" w:hanging="283"/>
+      </w:pPr>
+      <w:rPr>
+        <w:rFonts w:ascii="Symbol" w:hAnsi="Symbol" w:cs="Symbol" w:hint="default"/>
+      </w:rPr>
+    </w:lvl>
+    <w:lvl w:ilvl="7">
+      <w:start w:val="1"/>
+      <w:numFmt w:val="bullet"/>
+      <w:lvlText w:val=""/>
+      <w:lvlJc w:val="start"/>
+      <w:pPr>
+        <w:tabs>
+          <w:tab w:val="num" w:pos="5672"/>
+        </w:tabs>
+        <w:ind w:start="5672" w:hanging="283"/>
+      </w:pPr>
+      <w:rPr>
+        <w:rFonts w:ascii="Symbol" w:hAnsi="Symbol" w:cs="Symbol" w:hint="default"/>
+      </w:rPr>
+    </w:lvl>
+    <w:lvl w:ilvl="8">
+      <w:start w:val="1"/>
+      <w:numFmt w:val="bullet"/>
+      <w:lvlText w:val=""/>
+      <w:lvlJc w:val="start"/>
+      <w:pPr>
+        <w:tabs>
+          <w:tab w:val="num" w:pos="6381"/>
+        </w:tabs>
+        <w:ind w:start="6381" w:hanging="283"/>
+      </w:pPr>
+      <w:rPr>
+        <w:rFonts w:ascii="Symbol" w:hAnsi="Symbol" w:cs="Symbol" w:hint="default"/>
+      </w:rPr>
+    </w:lvl>
+  </w:abstractNum>
+  <w:abstractNum w:abstractNumId="7">
+    <w:lvl w:ilvl="0">
+      <w:start w:val="1"/>
+      <w:numFmt w:val="bullet"/>
+      <w:lvlText w:val=""/>
+      <w:lvlJc w:val="start"/>
+      <w:pPr>
+        <w:tabs>
+          <w:tab w:val="num" w:pos="709"/>
+        </w:tabs>
+        <w:ind w:start="709" w:hanging="283"/>
+      </w:pPr>
+      <w:rPr>
+        <w:rFonts w:ascii="Symbol" w:hAnsi="Symbol" w:cs="Symbol" w:hint="default"/>
+      </w:rPr>
+    </w:lvl>
+    <w:lvl w:ilvl="1">
+      <w:start w:val="1"/>
+      <w:numFmt w:val="bullet"/>
+      <w:lvlText w:val=""/>
+      <w:lvlJc w:val="start"/>
+      <w:pPr>
+        <w:tabs>
+          <w:tab w:val="num" w:pos="1418"/>
+        </w:tabs>
+        <w:ind w:start="1418" w:hanging="283"/>
+      </w:pPr>
+      <w:rPr>
+        <w:rFonts w:ascii="Symbol" w:hAnsi="Symbol" w:cs="Symbol" w:hint="default"/>
+      </w:rPr>
+    </w:lvl>
+    <w:lvl w:ilvl="2">
+      <w:start w:val="1"/>
+      <w:numFmt w:val="bullet"/>
+      <w:lvlText w:val=""/>
+      <w:lvlJc w:val="start"/>
+      <w:pPr>
+        <w:tabs>
+          <w:tab w:val="num" w:pos="2127"/>
+        </w:tabs>
+        <w:ind w:start="2127" w:hanging="283"/>
+      </w:pPr>
+      <w:rPr>
+        <w:rFonts w:ascii="Symbol" w:hAnsi="Symbol" w:cs="Symbol" w:hint="default"/>
+      </w:rPr>
+    </w:lvl>
+    <w:lvl w:ilvl="3">
+      <w:start w:val="1"/>
+      <w:numFmt w:val="bullet"/>
+      <w:lvlText w:val=""/>
+      <w:lvlJc w:val="start"/>
+      <w:pPr>
+        <w:tabs>
+          <w:tab w:val="num" w:pos="2836"/>
+        </w:tabs>
+        <w:ind w:start="2836" w:hanging="283"/>
+      </w:pPr>
+      <w:rPr>
+        <w:rFonts w:ascii="Symbol" w:hAnsi="Symbol" w:cs="Symbol" w:hint="default"/>
+      </w:rPr>
+    </w:lvl>
+    <w:lvl w:ilvl="4">
+      <w:start w:val="1"/>
+      <w:numFmt w:val="bullet"/>
+      <w:lvlText w:val=""/>
+      <w:lvlJc w:val="start"/>
+      <w:pPr>
+        <w:tabs>
+          <w:tab w:val="num" w:pos="3545"/>
+        </w:tabs>
+        <w:ind w:start="3545" w:hanging="283"/>
+      </w:pPr>
+      <w:rPr>
+        <w:rFonts w:ascii="Symbol" w:hAnsi="Symbol" w:cs="Symbol" w:hint="default"/>
+      </w:rPr>
+    </w:lvl>
+    <w:lvl w:ilvl="5">
+      <w:start w:val="1"/>
+      <w:numFmt w:val="bullet"/>
+      <w:lvlText w:val=""/>
+      <w:lvlJc w:val="start"/>
+      <w:pPr>
+        <w:tabs>
+          <w:tab w:val="num" w:pos="4254"/>
+        </w:tabs>
+        <w:ind w:start="4254" w:hanging="283"/>
+      </w:pPr>
+      <w:rPr>
+        <w:rFonts w:ascii="Symbol" w:hAnsi="Symbol" w:cs="Symbol" w:hint="default"/>
+      </w:rPr>
+    </w:lvl>
+    <w:lvl w:ilvl="6">
+      <w:start w:val="1"/>
+      <w:numFmt w:val="bullet"/>
+      <w:lvlText w:val=""/>
+      <w:lvlJc w:val="start"/>
+      <w:pPr>
+        <w:tabs>
+          <w:tab w:val="num" w:pos="4963"/>
+        </w:tabs>
+        <w:ind w:start="4963" w:hanging="283"/>
+      </w:pPr>
+      <w:rPr>
+        <w:rFonts w:ascii="Symbol" w:hAnsi="Symbol" w:cs="Symbol" w:hint="default"/>
+      </w:rPr>
+    </w:lvl>
+    <w:lvl w:ilvl="7">
+      <w:start w:val="1"/>
+      <w:numFmt w:val="bullet"/>
+      <w:lvlText w:val=""/>
+      <w:lvlJc w:val="start"/>
+      <w:pPr>
+        <w:tabs>
+          <w:tab w:val="num" w:pos="5672"/>
+        </w:tabs>
+        <w:ind w:start="5672" w:hanging="283"/>
+      </w:pPr>
+      <w:rPr>
+        <w:rFonts w:ascii="Symbol" w:hAnsi="Symbol" w:cs="Symbol" w:hint="default"/>
+      </w:rPr>
+    </w:lvl>
+    <w:lvl w:ilvl="8">
+      <w:start w:val="1"/>
+      <w:numFmt w:val="bullet"/>
+      <w:lvlText w:val=""/>
+      <w:lvlJc w:val="start"/>
+      <w:pPr>
+        <w:tabs>
+          <w:tab w:val="num" w:pos="6381"/>
+        </w:tabs>
+        <w:ind w:start="6381" w:hanging="283"/>
+      </w:pPr>
+      <w:rPr>
+        <w:rFonts w:ascii="Symbol" w:hAnsi="Symbol" w:cs="Symbol" w:hint="default"/>
+      </w:rPr>
+    </w:lvl>
+  </w:abstractNum>
+  <w:abstractNum w:abstractNumId="8">
+    <w:lvl w:ilvl="0">
+      <w:start w:val="1"/>
+      <w:numFmt w:val="bullet"/>
+      <w:lvlText w:val=""/>
+      <w:lvlJc w:val="start"/>
+      <w:pPr>
+        <w:tabs>
+          <w:tab w:val="num" w:pos="709"/>
+        </w:tabs>
+        <w:ind w:start="709" w:hanging="283"/>
+      </w:pPr>
+      <w:rPr>
+        <w:rFonts w:ascii="Symbol" w:hAnsi="Symbol" w:cs="Symbol" w:hint="default"/>
+      </w:rPr>
+    </w:lvl>
+    <w:lvl w:ilvl="1">
+      <w:start w:val="1"/>
+      <w:numFmt w:val="bullet"/>
+      <w:lvlText w:val=""/>
+      <w:lvlJc w:val="start"/>
+      <w:pPr>
+        <w:tabs>
+          <w:tab w:val="num" w:pos="1418"/>
+        </w:tabs>
+        <w:ind w:start="1418" w:hanging="283"/>
+      </w:pPr>
+      <w:rPr>
+        <w:rFonts w:ascii="Symbol" w:hAnsi="Symbol" w:cs="Symbol" w:hint="default"/>
+      </w:rPr>
+    </w:lvl>
+    <w:lvl w:ilvl="2">
+      <w:start w:val="1"/>
+      <w:numFmt w:val="bullet"/>
+      <w:lvlText w:val=""/>
+      <w:lvlJc w:val="start"/>
+      <w:pPr>
+        <w:tabs>
+          <w:tab w:val="num" w:pos="2127"/>
+        </w:tabs>
+        <w:ind w:start="2127" w:hanging="283"/>
+      </w:pPr>
+      <w:rPr>
+        <w:rFonts w:ascii="Symbol" w:hAnsi="Symbol" w:cs="Symbol" w:hint="default"/>
+      </w:rPr>
+    </w:lvl>
+    <w:lvl w:ilvl="3">
+      <w:start w:val="1"/>
+      <w:numFmt w:val="bullet"/>
+      <w:lvlText w:val=""/>
+      <w:lvlJc w:val="start"/>
+      <w:pPr>
+        <w:tabs>
+          <w:tab w:val="num" w:pos="2836"/>
+        </w:tabs>
+        <w:ind w:start="2836" w:hanging="283"/>
+      </w:pPr>
+      <w:rPr>
+        <w:rFonts w:ascii="Symbol" w:hAnsi="Symbol" w:cs="Symbol" w:hint="default"/>
+      </w:rPr>
+    </w:lvl>
+    <w:lvl w:ilvl="4">
+      <w:start w:val="1"/>
+      <w:numFmt w:val="bullet"/>
+      <w:lvlText w:val=""/>
+      <w:lvlJc w:val="start"/>
+      <w:pPr>
+        <w:tabs>
+          <w:tab w:val="num" w:pos="3545"/>
+        </w:tabs>
+        <w:ind w:start="3545" w:hanging="283"/>
+      </w:pPr>
+      <w:rPr>
+        <w:rFonts w:ascii="Symbol" w:hAnsi="Symbol" w:cs="Symbol" w:hint="default"/>
+      </w:rPr>
+    </w:lvl>
+    <w:lvl w:ilvl="5">
+      <w:start w:val="1"/>
+      <w:numFmt w:val="bullet"/>
+      <w:lvlText w:val=""/>
+      <w:lvlJc w:val="start"/>
+      <w:pPr>
+        <w:tabs>
+          <w:tab w:val="num" w:pos="4254"/>
+        </w:tabs>
+        <w:ind w:start="4254" w:hanging="283"/>
+      </w:pPr>
+      <w:rPr>
+        <w:rFonts w:ascii="Symbol" w:hAnsi="Symbol" w:cs="Symbol" w:hint="default"/>
+      </w:rPr>
+    </w:lvl>
+    <w:lvl w:ilvl="6">
+      <w:start w:val="1"/>
+      <w:numFmt w:val="bullet"/>
+      <w:lvlText w:val=""/>
+      <w:lvlJc w:val="start"/>
+      <w:pPr>
+        <w:tabs>
+          <w:tab w:val="num" w:pos="4963"/>
+        </w:tabs>
+        <w:ind w:start="4963" w:hanging="283"/>
+      </w:pPr>
+      <w:rPr>
+        <w:rFonts w:ascii="Symbol" w:hAnsi="Symbol" w:cs="Symbol" w:hint="default"/>
+      </w:rPr>
+    </w:lvl>
+    <w:lvl w:ilvl="7">
+      <w:start w:val="1"/>
+      <w:numFmt w:val="bullet"/>
+      <w:lvlText w:val=""/>
+      <w:lvlJc w:val="start"/>
+      <w:pPr>
+        <w:tabs>
+          <w:tab w:val="num" w:pos="5672"/>
+        </w:tabs>
+        <w:ind w:start="5672" w:hanging="283"/>
+      </w:pPr>
+      <w:rPr>
+        <w:rFonts w:ascii="Symbol" w:hAnsi="Symbol" w:cs="Symbol" w:hint="default"/>
+      </w:rPr>
+    </w:lvl>
+    <w:lvl w:ilvl="8">
+      <w:start w:val="1"/>
+      <w:numFmt w:val="bullet"/>
+      <w:lvlText w:val=""/>
+      <w:lvlJc w:val="start"/>
+      <w:pPr>
+        <w:tabs>
+          <w:tab w:val="num" w:pos="6381"/>
+        </w:tabs>
+        <w:ind w:start="6381" w:hanging="283"/>
+      </w:pPr>
+      <w:rPr>
+        <w:rFonts w:ascii="Symbol" w:hAnsi="Symbol" w:cs="Symbol" w:hint="default"/>
+      </w:rPr>
+    </w:lvl>
+  </w:abstractNum>
+  <w:abstractNum w:abstractNumId="9">
+    <w:lvl w:ilvl="0">
+      <w:start w:val="1"/>
+      <w:numFmt w:val="bullet"/>
+      <w:lvlText w:val=""/>
+      <w:lvlJc w:val="start"/>
+      <w:pPr>
+        <w:tabs>
+          <w:tab w:val="num" w:pos="709"/>
+        </w:tabs>
+        <w:ind w:start="709" w:hanging="283"/>
+      </w:pPr>
+      <w:rPr>
+        <w:rFonts w:ascii="Symbol" w:hAnsi="Symbol" w:cs="Symbol" w:hint="default"/>
+      </w:rPr>
+    </w:lvl>
+    <w:lvl w:ilvl="1">
+      <w:start w:val="1"/>
+      <w:numFmt w:val="bullet"/>
+      <w:lvlText w:val=""/>
+      <w:lvlJc w:val="start"/>
+      <w:pPr>
+        <w:tabs>
+          <w:tab w:val="num" w:pos="1418"/>
+        </w:tabs>
+        <w:ind w:start="1418" w:hanging="283"/>
+      </w:pPr>
+      <w:rPr>
+        <w:rFonts w:ascii="Symbol" w:hAnsi="Symbol" w:cs="Symbol" w:hint="default"/>
+      </w:rPr>
+    </w:lvl>
+    <w:lvl w:ilvl="2">
+      <w:start w:val="1"/>
+      <w:numFmt w:val="bullet"/>
+      <w:lvlText w:val=""/>
+      <w:lvlJc w:val="start"/>
+      <w:pPr>
+        <w:tabs>
+          <w:tab w:val="num" w:pos="2127"/>
+        </w:tabs>
+        <w:ind w:start="2127" w:hanging="283"/>
+      </w:pPr>
+      <w:rPr>
+        <w:rFonts w:ascii="Symbol" w:hAnsi="Symbol" w:cs="Symbol" w:hint="default"/>
+      </w:rPr>
+    </w:lvl>
+    <w:lvl w:ilvl="3">
+      <w:start w:val="1"/>
+      <w:numFmt w:val="bullet"/>
+      <w:lvlText w:val=""/>
+      <w:lvlJc w:val="start"/>
+      <w:pPr>
+        <w:tabs>
+          <w:tab w:val="num" w:pos="2836"/>
+        </w:tabs>
+        <w:ind w:start="2836" w:hanging="283"/>
+      </w:pPr>
+      <w:rPr>
+        <w:rFonts w:ascii="Symbol" w:hAnsi="Symbol" w:cs="Symbol" w:hint="default"/>
+      </w:rPr>
+    </w:lvl>
+    <w:lvl w:ilvl="4">
+      <w:start w:val="1"/>
+      <w:numFmt w:val="bullet"/>
+      <w:lvlText w:val=""/>
+      <w:lvlJc w:val="start"/>
+      <w:pPr>
+        <w:tabs>
+          <w:tab w:val="num" w:pos="3545"/>
+        </w:tabs>
+        <w:ind w:start="3545" w:hanging="283"/>
+      </w:pPr>
+      <w:rPr>
+        <w:rFonts w:ascii="Symbol" w:hAnsi="Symbol" w:cs="Symbol" w:hint="default"/>
+      </w:rPr>
+    </w:lvl>
+    <w:lvl w:ilvl="5">
+      <w:start w:val="1"/>
+      <w:numFmt w:val="bullet"/>
+      <w:lvlText w:val=""/>
+      <w:lvlJc w:val="start"/>
+      <w:pPr>
+        <w:tabs>
+          <w:tab w:val="num" w:pos="4254"/>
+        </w:tabs>
+        <w:ind w:start="4254" w:hanging="283"/>
+      </w:pPr>
+      <w:rPr>
+        <w:rFonts w:ascii="Symbol" w:hAnsi="Symbol" w:cs="Symbol" w:hint="default"/>
+      </w:rPr>
+    </w:lvl>
+    <w:lvl w:ilvl="6">
+      <w:start w:val="1"/>
+      <w:numFmt w:val="bullet"/>
+      <w:lvlText w:val=""/>
+      <w:lvlJc w:val="start"/>
+      <w:pPr>
+        <w:tabs>
+          <w:tab w:val="num" w:pos="4963"/>
+        </w:tabs>
+        <w:ind w:start="4963" w:hanging="283"/>
+      </w:pPr>
+      <w:rPr>
+        <w:rFonts w:ascii="Symbol" w:hAnsi="Symbol" w:cs="Symbol" w:hint="default"/>
+      </w:rPr>
+    </w:lvl>
+    <w:lvl w:ilvl="7">
+      <w:start w:val="1"/>
+      <w:numFmt w:val="bullet"/>
+      <w:lvlText w:val=""/>
+      <w:lvlJc w:val="start"/>
+      <w:pPr>
+        <w:tabs>
+          <w:tab w:val="num" w:pos="5672"/>
+        </w:tabs>
+        <w:ind w:start="5672" w:hanging="283"/>
+      </w:pPr>
+      <w:rPr>
+        <w:rFonts w:ascii="Symbol" w:hAnsi="Symbol" w:cs="Symbol" w:hint="default"/>
+      </w:rPr>
+    </w:lvl>
+    <w:lvl w:ilvl="8">
+      <w:start w:val="1"/>
+      <w:numFmt w:val="bullet"/>
+      <w:lvlText w:val=""/>
+      <w:lvlJc w:val="start"/>
+      <w:pPr>
+        <w:tabs>
+          <w:tab w:val="num" w:pos="6381"/>
+        </w:tabs>
+        <w:ind w:start="6381" w:hanging="283"/>
+      </w:pPr>
+      <w:rPr>
+        <w:rFonts w:ascii="Symbol" w:hAnsi="Symbol" w:cs="Symbol" w:hint="default"/>
+      </w:rPr>
+    </w:lvl>
+  </w:abstractNum>
+  <w:abstractNum w:abstractNumId="10">
+    <w:lvl w:ilvl="0">
+      <w:start w:val="1"/>
+      <w:numFmt w:val="bullet"/>
+      <w:lvlText w:val=""/>
+      <w:lvlJc w:val="start"/>
+      <w:pPr>
+        <w:tabs>
+          <w:tab w:val="num" w:pos="709"/>
+        </w:tabs>
+        <w:ind w:start="709" w:hanging="283"/>
+      </w:pPr>
+      <w:rPr>
+        <w:rFonts w:ascii="Symbol" w:hAnsi="Symbol" w:cs="Symbol" w:hint="default"/>
+      </w:rPr>
+    </w:lvl>
+    <w:lvl w:ilvl="1">
+      <w:start w:val="1"/>
+      <w:numFmt w:val="bullet"/>
+      <w:lvlText w:val=""/>
+      <w:lvlJc w:val="start"/>
+      <w:pPr>
+        <w:tabs>
+          <w:tab w:val="num" w:pos="1418"/>
+        </w:tabs>
+        <w:ind w:start="1418" w:hanging="283"/>
+      </w:pPr>
+      <w:rPr>
+        <w:rFonts w:ascii="Symbol" w:hAnsi="Symbol" w:cs="Symbol" w:hint="default"/>
+      </w:rPr>
+    </w:lvl>
+    <w:lvl w:ilvl="2">
+      <w:start w:val="1"/>
+      <w:numFmt w:val="bullet"/>
+      <w:lvlText w:val=""/>
+      <w:lvlJc w:val="start"/>
+      <w:pPr>
+        <w:tabs>
+          <w:tab w:val="num" w:pos="2127"/>
+        </w:tabs>
+        <w:ind w:start="2127" w:hanging="283"/>
+      </w:pPr>
+      <w:rPr>
+        <w:rFonts w:ascii="Symbol" w:hAnsi="Symbol" w:cs="Symbol" w:hint="default"/>
+      </w:rPr>
+    </w:lvl>
+    <w:lvl w:ilvl="3">
+      <w:start w:val="1"/>
+      <w:numFmt w:val="bullet"/>
+      <w:lvlText w:val=""/>
+      <w:lvlJc w:val="start"/>
+      <w:pPr>
+        <w:tabs>
+          <w:tab w:val="num" w:pos="2836"/>
+        </w:tabs>
+        <w:ind w:start="2836" w:hanging="283"/>
+      </w:pPr>
+      <w:rPr>
+        <w:rFonts w:ascii="Symbol" w:hAnsi="Symbol" w:cs="Symbol" w:hint="default"/>
+      </w:rPr>
+    </w:lvl>
+    <w:lvl w:ilvl="4">
+      <w:start w:val="1"/>
+      <w:numFmt w:val="bullet"/>
+      <w:lvlText w:val=""/>
+      <w:lvlJc w:val="start"/>
+      <w:pPr>
+        <w:tabs>
+          <w:tab w:val="num" w:pos="3545"/>
+        </w:tabs>
+        <w:ind w:start="3545" w:hanging="283"/>
+      </w:pPr>
+      <w:rPr>
+        <w:rFonts w:ascii="Symbol" w:hAnsi="Symbol" w:cs="Symbol" w:hint="default"/>
+      </w:rPr>
+    </w:lvl>
+    <w:lvl w:ilvl="5">
+      <w:start w:val="1"/>
+      <w:numFmt w:val="bullet"/>
+      <w:lvlText w:val=""/>
+      <w:lvlJc w:val="start"/>
+      <w:pPr>
+        <w:tabs>
+          <w:tab w:val="num" w:pos="4254"/>
+        </w:tabs>
+        <w:ind w:start="4254" w:hanging="283"/>
+      </w:pPr>
+      <w:rPr>
+        <w:rFonts w:ascii="Symbol" w:hAnsi="Symbol" w:cs="Symbol" w:hint="default"/>
+      </w:rPr>
+    </w:lvl>
+    <w:lvl w:ilvl="6">
+      <w:start w:val="1"/>
+      <w:numFmt w:val="bullet"/>
+      <w:lvlText w:val=""/>
+      <w:lvlJc w:val="start"/>
+      <w:pPr>
+        <w:tabs>
+          <w:tab w:val="num" w:pos="4963"/>
+        </w:tabs>
+        <w:ind w:start="4963" w:hanging="283"/>
+      </w:pPr>
+      <w:rPr>
+        <w:rFonts w:ascii="Symbol" w:hAnsi="Symbol" w:cs="Symbol" w:hint="default"/>
+      </w:rPr>
+    </w:lvl>
+    <w:lvl w:ilvl="7">
+      <w:start w:val="1"/>
+      <w:numFmt w:val="bullet"/>
+      <w:lvlText w:val=""/>
+      <w:lvlJc w:val="start"/>
+      <w:pPr>
+        <w:tabs>
+          <w:tab w:val="num" w:pos="5672"/>
+        </w:tabs>
+        <w:ind w:start="5672" w:hanging="283"/>
+      </w:pPr>
+      <w:rPr>
+        <w:rFonts w:ascii="Symbol" w:hAnsi="Symbol" w:cs="Symbol" w:hint="default"/>
+      </w:rPr>
+    </w:lvl>
+    <w:lvl w:ilvl="8">
+      <w:start w:val="1"/>
+      <w:numFmt w:val="bullet"/>
+      <w:lvlText w:val=""/>
+      <w:lvlJc w:val="start"/>
+      <w:pPr>
+        <w:tabs>
+          <w:tab w:val="num" w:pos="6381"/>
+        </w:tabs>
+        <w:ind w:start="6381" w:hanging="283"/>
+      </w:pPr>
+      <w:rPr>
+        <w:rFonts w:ascii="Symbol" w:hAnsi="Symbol" w:cs="Symbol" w:hint="default"/>
+      </w:rPr>
+    </w:lvl>
+  </w:abstractNum>
+  <w:abstractNum w:abstractNumId="11">
     <w:lvl w:ilvl="0">
       <w:start w:val="1"/>
       <w:numFmt w:val="decimal"/>
       <w:lvlText w:val="%1."/>
-      <w:lvlJc w:val="left"/>
+      <w:lvlJc w:val="start"/>
       <w:pPr>
         <w:tabs>
           <w:tab w:val="num" w:pos="709"/>
         </w:tabs>
-        <w:ind w:left="709" w:hanging="283"/>
-      </w:pPr>
+        <w:ind w:start="709" w:hanging="283"/>
+      </w:pPr>
+      <w:rPr/>
     </w:lvl>
     <w:lvl w:ilvl="1">
       <w:start w:val="1"/>
       <w:numFmt w:val="decimal"/>
       <w:lvlText w:val="%2."/>
-      <w:lvlJc w:val="left"/>
+      <w:lvlJc w:val="start"/>
       <w:pPr>
         <w:tabs>
           <w:tab w:val="num" w:pos="1418"/>
         </w:tabs>
-        <w:ind w:left="1418" w:hanging="283"/>
-      </w:pPr>
+        <w:ind w:start="1418" w:hanging="283"/>
+      </w:pPr>
+      <w:rPr/>
     </w:lvl>
     <w:lvl w:ilvl="2">
       <w:start w:val="1"/>
       <w:numFmt w:val="decimal"/>
       <w:lvlText w:val="%3."/>
-      <w:lvlJc w:val="left"/>
+      <w:lvlJc w:val="start"/>
       <w:pPr>
         <w:tabs>
           <w:tab w:val="num" w:pos="2127"/>
         </w:tabs>
-        <w:ind w:left="2127" w:hanging="283"/>
-      </w:pPr>
+        <w:ind w:start="2127" w:hanging="283"/>
+      </w:pPr>
+      <w:rPr/>
     </w:lvl>
     <w:lvl w:ilvl="3">
       <w:start w:val="1"/>
       <w:numFmt w:val="decimal"/>
       <w:lvlText w:val="%4."/>
-      <w:lvlJc w:val="left"/>
+      <w:lvlJc w:val="start"/>
       <w:pPr>
         <w:tabs>
           <w:tab w:val="num" w:pos="2836"/>
         </w:tabs>
-        <w:ind w:left="2836" w:hanging="283"/>
-      </w:pPr>
+        <w:ind w:start="2836" w:hanging="283"/>
+      </w:pPr>
+      <w:rPr/>
     </w:lvl>
     <w:lvl w:ilvl="4">
       <w:start w:val="1"/>
       <w:numFmt w:val="decimal"/>
       <w:lvlText w:val="%5."/>
-      <w:lvlJc w:val="left"/>
+      <w:lvlJc w:val="start"/>
       <w:pPr>
         <w:tabs>
           <w:tab w:val="num" w:pos="3545"/>
         </w:tabs>
-        <w:ind w:left="3545" w:hanging="283"/>
-      </w:pPr>
+        <w:ind w:start="3545" w:hanging="283"/>
+      </w:pPr>
+      <w:rPr/>
     </w:lvl>
     <w:lvl w:ilvl="5">
       <w:start w:val="1"/>
       <w:numFmt w:val="decimal"/>
       <w:lvlText w:val="%6."/>
-      <w:lvlJc w:val="left"/>
+      <w:lvlJc w:val="start"/>
       <w:pPr>
         <w:tabs>
           <w:tab w:val="num" w:pos="4254"/>
         </w:tabs>
-        <w:ind w:left="4254" w:hanging="283"/>
-      </w:pPr>
+        <w:ind w:start="4254" w:hanging="283"/>
+      </w:pPr>
+      <w:rPr/>
     </w:lvl>
     <w:lvl w:ilvl="6">
       <w:start w:val="1"/>
       <w:numFmt w:val="decimal"/>
       <w:lvlText w:val="%7."/>
-      <w:lvlJc w:val="left"/>
+      <w:lvlJc w:val="start"/>
       <w:pPr>
         <w:tabs>
           <w:tab w:val="num" w:pos="4963"/>
         </w:tabs>
-        <w:ind w:left="4963" w:hanging="283"/>
-      </w:pPr>
+        <w:ind w:start="4963" w:hanging="283"/>
+      </w:pPr>
+      <w:rPr/>
     </w:lvl>
     <w:lvl w:ilvl="7">
       <w:start w:val="1"/>
       <w:numFmt w:val="decimal"/>
       <w:lvlText w:val="%8."/>
-      <w:lvlJc w:val="left"/>
+      <w:lvlJc w:val="start"/>
       <w:pPr>
         <w:tabs>
           <w:tab w:val="num" w:pos="5672"/>
         </w:tabs>
-        <w:ind w:left="5672" w:hanging="283"/>
-      </w:pPr>
+        <w:ind w:start="5672" w:hanging="283"/>
+      </w:pPr>
+      <w:rPr/>
     </w:lvl>
     <w:lvl w:ilvl="8">
       <w:start w:val="1"/>
       <w:numFmt w:val="decimal"/>
       <w:lvlText w:val="%9."/>
-      <w:lvlJc w:val="left"/>
+      <w:lvlJc w:val="start"/>
       <w:pPr>
         <w:tabs>
           <w:tab w:val="num" w:pos="6381"/>
         </w:tabs>
-        <w:ind w:left="6381" w:hanging="283"/>
-      </w:pPr>
+        <w:ind w:start="6381" w:hanging="283"/>
+      </w:pPr>
+      <w:rPr/>
     </w:lvl>
   </w:abstractNum>
-  <w:abstractNum w:abstractNumId="1" w15:restartNumberingAfterBreak="0">
-    <w:nsid w:val="0E366304"/>
-    <w:multiLevelType w:val="multilevel"/>
-    <w:tmpl w:val="9B36D57E"/>
-    <w:lvl w:ilvl="0">
-      <w:start w:val="1"/>
-      <w:numFmt w:val="bullet"/>
-      <w:lvlText w:val=""/>
-      <w:lvlJc w:val="left"/>
-      <w:pPr>
-        <w:tabs>
-          <w:tab w:val="num" w:pos="709"/>
-        </w:tabs>
-        <w:ind w:left="709" w:hanging="283"/>
-      </w:pPr>
-      <w:rPr>
-        <w:rFonts w:ascii="Symbol" w:hAnsi="Symbol" w:cs="Symbol" w:hint="default"/>
-      </w:rPr>
-    </w:lvl>
-    <w:lvl w:ilvl="1">
-      <w:start w:val="1"/>
-      <w:numFmt w:val="bullet"/>
-      <w:lvlText w:val=""/>
-      <w:lvlJc w:val="left"/>
-      <w:pPr>
-        <w:tabs>
-          <w:tab w:val="num" w:pos="1418"/>
-        </w:tabs>
-        <w:ind w:left="1418" w:hanging="283"/>
-      </w:pPr>
-      <w:rPr>
-        <w:rFonts w:ascii="Symbol" w:hAnsi="Symbol" w:cs="Symbol" w:hint="default"/>
-      </w:rPr>
-    </w:lvl>
-    <w:lvl w:ilvl="2">
-      <w:start w:val="1"/>
-      <w:numFmt w:val="bullet"/>
-      <w:lvlText w:val=""/>
-      <w:lvlJc w:val="left"/>
-      <w:pPr>
-        <w:tabs>
-          <w:tab w:val="num" w:pos="2127"/>
-        </w:tabs>
-        <w:ind w:left="2127" w:hanging="283"/>
-      </w:pPr>
-      <w:rPr>
-        <w:rFonts w:ascii="Symbol" w:hAnsi="Symbol" w:cs="Symbol" w:hint="default"/>
-      </w:rPr>
-    </w:lvl>
-    <w:lvl w:ilvl="3">
-      <w:start w:val="1"/>
-      <w:numFmt w:val="bullet"/>
-      <w:lvlText w:val=""/>
-      <w:lvlJc w:val="left"/>
-      <w:pPr>
-        <w:tabs>
-          <w:tab w:val="num" w:pos="2836"/>
-        </w:tabs>
-        <w:ind w:left="2836" w:hanging="283"/>
-      </w:pPr>
-      <w:rPr>
-        <w:rFonts w:ascii="Symbol" w:hAnsi="Symbol" w:cs="Symbol" w:hint="default"/>
-      </w:rPr>
-    </w:lvl>
-    <w:lvl w:ilvl="4">
-      <w:start w:val="1"/>
-      <w:numFmt w:val="bullet"/>
-      <w:lvlText w:val=""/>
-      <w:lvlJc w:val="left"/>
-      <w:pPr>
-        <w:tabs>
-          <w:tab w:val="num" w:pos="3545"/>
-        </w:tabs>
-        <w:ind w:left="3545" w:hanging="283"/>
-      </w:pPr>
-      <w:rPr>
-        <w:rFonts w:ascii="Symbol" w:hAnsi="Symbol" w:cs="Symbol" w:hint="default"/>
-      </w:rPr>
-    </w:lvl>
-    <w:lvl w:ilvl="5">
-      <w:start w:val="1"/>
-      <w:numFmt w:val="bullet"/>
-      <w:lvlText w:val=""/>
-      <w:lvlJc w:val="left"/>
-      <w:pPr>
-        <w:tabs>
-          <w:tab w:val="num" w:pos="4254"/>
-        </w:tabs>
-        <w:ind w:left="4254" w:hanging="283"/>
-      </w:pPr>
-      <w:rPr>
-        <w:rFonts w:ascii="Symbol" w:hAnsi="Symbol" w:cs="Symbol" w:hint="default"/>
-      </w:rPr>
-    </w:lvl>
-    <w:lvl w:ilvl="6">
-      <w:start w:val="1"/>
-      <w:numFmt w:val="bullet"/>
-      <w:lvlText w:val=""/>
-      <w:lvlJc w:val="left"/>
-      <w:pPr>
-        <w:tabs>
-          <w:tab w:val="num" w:pos="4963"/>
-        </w:tabs>
-        <w:ind w:left="4963" w:hanging="283"/>
-      </w:pPr>
-      <w:rPr>
-        <w:rFonts w:ascii="Symbol" w:hAnsi="Symbol" w:cs="Symbol" w:hint="default"/>
-      </w:rPr>
-    </w:lvl>
-    <w:lvl w:ilvl="7">
-      <w:start w:val="1"/>
-      <w:numFmt w:val="bullet"/>
-      <w:lvlText w:val=""/>
-      <w:lvlJc w:val="left"/>
-      <w:pPr>
-        <w:tabs>
-          <w:tab w:val="num" w:pos="5672"/>
-        </w:tabs>
-        <w:ind w:left="5672" w:hanging="283"/>
-      </w:pPr>
-      <w:rPr>
-        <w:rFonts w:ascii="Symbol" w:hAnsi="Symbol" w:cs="Symbol" w:hint="default"/>
-      </w:rPr>
-    </w:lvl>
-    <w:lvl w:ilvl="8">
-      <w:start w:val="1"/>
-      <w:numFmt w:val="bullet"/>
-      <w:lvlText w:val=""/>
-      <w:lvlJc w:val="left"/>
-      <w:pPr>
-        <w:tabs>
-          <w:tab w:val="num" w:pos="6381"/>
-        </w:tabs>
-        <w:ind w:left="6381" w:hanging="283"/>
-      </w:pPr>
-      <w:rPr>
-        <w:rFonts w:ascii="Symbol" w:hAnsi="Symbol" w:cs="Symbol" w:hint="default"/>
-      </w:rPr>
-    </w:lvl>
-  </w:abstractNum>
-  <w:abstractNum w:abstractNumId="2" w15:restartNumberingAfterBreak="0">
-    <w:nsid w:val="25A67E74"/>
-    <w:multiLevelType w:val="multilevel"/>
-    <w:tmpl w:val="138676F0"/>
+  <w:abstractNum w:abstractNumId="12">
     <w:lvl w:ilvl="0">
       <w:start w:val="1"/>
       <w:numFmt w:val="decimal"/>
       <w:lvlText w:val="%1."/>
-      <w:lvlJc w:val="left"/>
-      <w:pPr>
-        <w:tabs>
-          <w:tab w:val="num" w:pos="397"/>
-        </w:tabs>
-        <w:ind w:left="754" w:hanging="397"/>
-      </w:pPr>
+      <w:lvlJc w:val="start"/>
+      <w:pPr>
+        <w:tabs>
+          <w:tab w:val="num" w:pos="709"/>
+        </w:tabs>
+        <w:ind w:start="709" w:hanging="283"/>
+      </w:pPr>
+      <w:rPr/>
     </w:lvl>
     <w:lvl w:ilvl="1">
       <w:start w:val="1"/>
       <w:numFmt w:val="decimal"/>
       <w:lvlText w:val="%2."/>
-      <w:lvlJc w:val="left"/>
-      <w:pPr>
-        <w:tabs>
-          <w:tab w:val="num" w:pos="794"/>
-        </w:tabs>
-        <w:ind w:left="1151" w:hanging="397"/>
-      </w:pPr>
+      <w:lvlJc w:val="start"/>
+      <w:pPr>
+        <w:tabs>
+          <w:tab w:val="num" w:pos="1418"/>
+        </w:tabs>
+        <w:ind w:start="1418" w:hanging="283"/>
+      </w:pPr>
+      <w:rPr/>
     </w:lvl>
     <w:lvl w:ilvl="2">
       <w:start w:val="1"/>
       <w:numFmt w:val="decimal"/>
       <w:lvlText w:val="%3."/>
-      <w:lvlJc w:val="left"/>
-      <w:pPr>
-        <w:tabs>
-          <w:tab w:val="num" w:pos="1191"/>
-        </w:tabs>
-        <w:ind w:left="1548" w:hanging="397"/>
-      </w:pPr>
+      <w:lvlJc w:val="start"/>
+      <w:pPr>
+        <w:tabs>
+          <w:tab w:val="num" w:pos="2127"/>
+        </w:tabs>
+        <w:ind w:start="2127" w:hanging="283"/>
+      </w:pPr>
+      <w:rPr/>
     </w:lvl>
     <w:lvl w:ilvl="3">
       <w:start w:val="1"/>
       <w:numFmt w:val="decimal"/>
       <w:lvlText w:val="%4."/>
-      <w:lvlJc w:val="left"/>
-      <w:pPr>
-        <w:tabs>
-          <w:tab w:val="num" w:pos="1588"/>
-        </w:tabs>
-        <w:ind w:left="1945" w:hanging="397"/>
-      </w:pPr>
+      <w:lvlJc w:val="start"/>
+      <w:pPr>
+        <w:tabs>
+          <w:tab w:val="num" w:pos="2836"/>
+        </w:tabs>
+        <w:ind w:start="2836" w:hanging="283"/>
+      </w:pPr>
+      <w:rPr/>
     </w:lvl>
     <w:lvl w:ilvl="4">
       <w:start w:val="1"/>
       <w:numFmt w:val="decimal"/>
       <w:lvlText w:val="%5."/>
-      <w:lvlJc w:val="left"/>
-      <w:pPr>
-        <w:tabs>
-          <w:tab w:val="num" w:pos="1985"/>
-        </w:tabs>
-        <w:ind w:left="2342" w:hanging="397"/>
-      </w:pPr>
+      <w:lvlJc w:val="start"/>
+      <w:pPr>
+        <w:tabs>
+          <w:tab w:val="num" w:pos="3545"/>
+        </w:tabs>
+        <w:ind w:start="3545" w:hanging="283"/>
+      </w:pPr>
+      <w:rPr/>
     </w:lvl>
     <w:lvl w:ilvl="5">
       <w:start w:val="1"/>
       <w:numFmt w:val="decimal"/>
       <w:lvlText w:val="%6."/>
-      <w:lvlJc w:val="left"/>
-      <w:pPr>
-        <w:tabs>
-          <w:tab w:val="num" w:pos="2381"/>
-        </w:tabs>
-        <w:ind w:left="2738" w:hanging="397"/>
-      </w:pPr>
+      <w:lvlJc w:val="start"/>
+      <w:pPr>
+        <w:tabs>
+          <w:tab w:val="num" w:pos="4254"/>
+        </w:tabs>
+        <w:ind w:start="4254" w:hanging="283"/>
+      </w:pPr>
+      <w:rPr/>
     </w:lvl>
     <w:lvl w:ilvl="6">
       <w:start w:val="1"/>
       <w:numFmt w:val="decimal"/>
       <w:lvlText w:val="%7."/>
-      <w:lvlJc w:val="left"/>
-      <w:pPr>
-        <w:tabs>
-          <w:tab w:val="num" w:pos="2778"/>
-        </w:tabs>
-        <w:ind w:left="3135" w:hanging="397"/>
-      </w:pPr>
+      <w:lvlJc w:val="start"/>
+      <w:pPr>
+        <w:tabs>
+          <w:tab w:val="num" w:pos="4963"/>
+        </w:tabs>
+        <w:ind w:start="4963" w:hanging="283"/>
+      </w:pPr>
+      <w:rPr/>
     </w:lvl>
     <w:lvl w:ilvl="7">
       <w:start w:val="1"/>
       <w:numFmt w:val="decimal"/>
       <w:lvlText w:val="%8."/>
-      <w:lvlJc w:val="left"/>
-      <w:pPr>
-        <w:tabs>
-          <w:tab w:val="num" w:pos="3175"/>
-        </w:tabs>
-        <w:ind w:left="3532" w:hanging="397"/>
-      </w:pPr>
+      <w:lvlJc w:val="start"/>
+      <w:pPr>
+        <w:tabs>
+          <w:tab w:val="num" w:pos="5672"/>
+        </w:tabs>
+        <w:ind w:start="5672" w:hanging="283"/>
+      </w:pPr>
+      <w:rPr/>
     </w:lvl>
     <w:lvl w:ilvl="8">
       <w:start w:val="1"/>
       <w:numFmt w:val="decimal"/>
       <w:lvlText w:val="%9."/>
-      <w:lvlJc w:val="left"/>
+      <w:lvlJc w:val="start"/>
+      <w:pPr>
+        <w:tabs>
+          <w:tab w:val="num" w:pos="6381"/>
+        </w:tabs>
+        <w:ind w:start="6381" w:hanging="283"/>
+      </w:pPr>
+      <w:rPr/>
+    </w:lvl>
+  </w:abstractNum>
+  <w:abstractNum w:abstractNumId="13">
+    <w:lvl w:ilvl="0">
+      <w:start w:val="1"/>
+      <w:numFmt w:val="decimal"/>
+      <w:lvlText w:val="%1."/>
+      <w:lvlJc w:val="start"/>
+      <w:pPr>
+        <w:tabs>
+          <w:tab w:val="num" w:pos="397"/>
+        </w:tabs>
+        <w:ind w:start="754" w:hanging="397"/>
+      </w:pPr>
+      <w:rPr/>
+    </w:lvl>
+    <w:lvl w:ilvl="1">
+      <w:start w:val="1"/>
+      <w:numFmt w:val="decimal"/>
+      <w:lvlText w:val="%2."/>
+      <w:lvlJc w:val="start"/>
+      <w:pPr>
+        <w:tabs>
+          <w:tab w:val="num" w:pos="794"/>
+        </w:tabs>
+        <w:ind w:start="1151" w:hanging="397"/>
+      </w:pPr>
+      <w:rPr/>
+    </w:lvl>
+    <w:lvl w:ilvl="2">
+      <w:start w:val="1"/>
+      <w:numFmt w:val="decimal"/>
+      <w:lvlText w:val="%3."/>
+      <w:lvlJc w:val="start"/>
+      <w:pPr>
+        <w:tabs>
+          <w:tab w:val="num" w:pos="1191"/>
+        </w:tabs>
+        <w:ind w:start="1548" w:hanging="397"/>
+      </w:pPr>
+      <w:rPr/>
+    </w:lvl>
+    <w:lvl w:ilvl="3">
+      <w:start w:val="1"/>
+      <w:numFmt w:val="decimal"/>
+      <w:lvlText w:val="%4."/>
+      <w:lvlJc w:val="start"/>
+      <w:pPr>
+        <w:tabs>
+          <w:tab w:val="num" w:pos="1588"/>
+        </w:tabs>
+        <w:ind w:start="1945" w:hanging="397"/>
+      </w:pPr>
+      <w:rPr/>
+    </w:lvl>
+    <w:lvl w:ilvl="4">
+      <w:start w:val="1"/>
+      <w:numFmt w:val="decimal"/>
+      <w:lvlText w:val="%5."/>
+      <w:lvlJc w:val="start"/>
+      <w:pPr>
+        <w:tabs>
+          <w:tab w:val="num" w:pos="1985"/>
+        </w:tabs>
+        <w:ind w:start="2342" w:hanging="397"/>
+      </w:pPr>
+      <w:rPr/>
+    </w:lvl>
+    <w:lvl w:ilvl="5">
+      <w:start w:val="1"/>
+      <w:numFmt w:val="decimal"/>
+      <w:lvlText w:val="%6."/>
+      <w:lvlJc w:val="start"/>
+      <w:pPr>
+        <w:tabs>
+          <w:tab w:val="num" w:pos="2381"/>
+        </w:tabs>
+        <w:ind w:start="2738" w:hanging="397"/>
+      </w:pPr>
+      <w:rPr/>
+    </w:lvl>
+    <w:lvl w:ilvl="6">
+      <w:start w:val="1"/>
+      <w:numFmt w:val="decimal"/>
+      <w:lvlText w:val="%7."/>
+      <w:lvlJc w:val="start"/>
+      <w:pPr>
+        <w:tabs>
+          <w:tab w:val="num" w:pos="2778"/>
+        </w:tabs>
+        <w:ind w:start="3135" w:hanging="397"/>
+      </w:pPr>
+      <w:rPr/>
+    </w:lvl>
+    <w:lvl w:ilvl="7">
+      <w:start w:val="1"/>
+      <w:numFmt w:val="decimal"/>
+      <w:lvlText w:val="%8."/>
+      <w:lvlJc w:val="start"/>
+      <w:pPr>
+        <w:tabs>
+          <w:tab w:val="num" w:pos="3175"/>
+        </w:tabs>
+        <w:ind w:start="3532" w:hanging="397"/>
+      </w:pPr>
+      <w:rPr/>
+    </w:lvl>
+    <w:lvl w:ilvl="8">
+      <w:start w:val="1"/>
+      <w:numFmt w:val="decimal"/>
+      <w:lvlText w:val="%9."/>
+      <w:lvlJc w:val="start"/>
       <w:pPr>
         <w:tabs>
           <w:tab w:val="num" w:pos="3572"/>
         </w:tabs>
-        <w:ind w:left="3929" w:hanging="397"/>
-      </w:pPr>
+        <w:ind w:start="3929" w:hanging="397"/>
+      </w:pPr>
+      <w:rPr/>
     </w:lvl>
   </w:abstractNum>
-  <w:abstractNum w:abstractNumId="3" w15:restartNumberingAfterBreak="0">
-    <w:nsid w:val="268C03D3"/>
-    <w:multiLevelType w:val="multilevel"/>
-    <w:tmpl w:val="B1A202CE"/>
+  <w:abstractNum w:abstractNumId="14">
     <w:lvl w:ilvl="0">
       <w:start w:val="1"/>
       <w:numFmt w:val="bullet"/>
       <w:lvlText w:val=""/>
-      <w:lvlJc w:val="left"/>
+      <w:lvlJc w:val="start"/>
       <w:pPr>
         <w:tabs>
           <w:tab w:val="num" w:pos="709"/>
         </w:tabs>
-        <w:ind w:left="709" w:hanging="283"/>
+        <w:ind w:start="709" w:hanging="283"/>
       </w:pPr>
       <w:rPr>
         <w:rFonts w:ascii="Symbol" w:hAnsi="Symbol" w:cs="Symbol" w:hint="default"/>
@@ -6023,12 +7412,12 @@
       <w:start w:val="1"/>
       <w:numFmt w:val="bullet"/>
       <w:lvlText w:val=""/>
-      <w:lvlJc w:val="left"/>
+      <w:lvlJc w:val="start"/>
       <w:pPr>
         <w:tabs>
           <w:tab w:val="num" w:pos="1418"/>
         </w:tabs>
-        <w:ind w:left="1418" w:hanging="283"/>
+        <w:ind w:start="1418" w:hanging="283"/>
       </w:pPr>
       <w:rPr>
         <w:rFonts w:ascii="Symbol" w:hAnsi="Symbol" w:cs="Symbol" w:hint="default"/>
@@ -6038,12 +7427,12 @@
       <w:start w:val="1"/>
       <w:numFmt w:val="bullet"/>
       <w:lvlText w:val=""/>
-      <w:lvlJc w:val="left"/>
+      <w:lvlJc w:val="start"/>
       <w:pPr>
         <w:tabs>
           <w:tab w:val="num" w:pos="2127"/>
         </w:tabs>
-        <w:ind w:left="2127" w:hanging="283"/>
+        <w:ind w:start="2127" w:hanging="283"/>
       </w:pPr>
       <w:rPr>
         <w:rFonts w:ascii="Symbol" w:hAnsi="Symbol" w:cs="Symbol" w:hint="default"/>
@@ -6053,12 +7442,12 @@
       <w:start w:val="1"/>
       <w:numFmt w:val="bullet"/>
       <w:lvlText w:val=""/>
-      <w:lvlJc w:val="left"/>
+      <w:lvlJc w:val="start"/>
       <w:pPr>
         <w:tabs>
           <w:tab w:val="num" w:pos="2836"/>
         </w:tabs>
-        <w:ind w:left="2836" w:hanging="283"/>
+        <w:ind w:start="2836" w:hanging="283"/>
       </w:pPr>
       <w:rPr>
         <w:rFonts w:ascii="Symbol" w:hAnsi="Symbol" w:cs="Symbol" w:hint="default"/>
@@ -6068,12 +7457,12 @@
       <w:start w:val="1"/>
       <w:numFmt w:val="bullet"/>
       <w:lvlText w:val=""/>
-      <w:lvlJc w:val="left"/>
+      <w:lvlJc w:val="start"/>
       <w:pPr>
         <w:tabs>
           <w:tab w:val="num" w:pos="3545"/>
         </w:tabs>
-        <w:ind w:left="3545" w:hanging="283"/>
+        <w:ind w:start="3545" w:hanging="283"/>
       </w:pPr>
       <w:rPr>
         <w:rFonts w:ascii="Symbol" w:hAnsi="Symbol" w:cs="Symbol" w:hint="default"/>
@@ -6083,12 +7472,12 @@
       <w:start w:val="1"/>
       <w:numFmt w:val="bullet"/>
       <w:lvlText w:val=""/>
-      <w:lvlJc w:val="left"/>
+      <w:lvlJc w:val="start"/>
       <w:pPr>
         <w:tabs>
           <w:tab w:val="num" w:pos="4254"/>
         </w:tabs>
-        <w:ind w:left="4254" w:hanging="283"/>
+        <w:ind w:start="4254" w:hanging="283"/>
       </w:pPr>
       <w:rPr>
         <w:rFonts w:ascii="Symbol" w:hAnsi="Symbol" w:cs="Symbol" w:hint="default"/>
@@ -6098,12 +7487,12 @@
       <w:start w:val="1"/>
       <w:numFmt w:val="bullet"/>
       <w:lvlText w:val=""/>
-      <w:lvlJc w:val="left"/>
+      <w:lvlJc w:val="start"/>
       <w:pPr>
         <w:tabs>
           <w:tab w:val="num" w:pos="4963"/>
         </w:tabs>
-        <w:ind w:left="4963" w:hanging="283"/>
+        <w:ind w:start="4963" w:hanging="283"/>
       </w:pPr>
       <w:rPr>
         <w:rFonts w:ascii="Symbol" w:hAnsi="Symbol" w:cs="Symbol" w:hint="default"/>
@@ -6113,12 +7502,12 @@
       <w:start w:val="1"/>
       <w:numFmt w:val="bullet"/>
       <w:lvlText w:val=""/>
-      <w:lvlJc w:val="left"/>
+      <w:lvlJc w:val="start"/>
       <w:pPr>
         <w:tabs>
           <w:tab w:val="num" w:pos="5672"/>
         </w:tabs>
-        <w:ind w:left="5672" w:hanging="283"/>
+        <w:ind w:start="5672" w:hanging="283"/>
       </w:pPr>
       <w:rPr>
         <w:rFonts w:ascii="Symbol" w:hAnsi="Symbol" w:cs="Symbol" w:hint="default"/>
@@ -6128,32 +7517,29 @@
       <w:start w:val="1"/>
       <w:numFmt w:val="bullet"/>
       <w:lvlText w:val=""/>
-      <w:lvlJc w:val="left"/>
+      <w:lvlJc w:val="start"/>
       <w:pPr>
         <w:tabs>
           <w:tab w:val="num" w:pos="6381"/>
         </w:tabs>
-        <w:ind w:left="6381" w:hanging="283"/>
+        <w:ind w:start="6381" w:hanging="283"/>
       </w:pPr>
       <w:rPr>
         <w:rFonts w:ascii="Symbol" w:hAnsi="Symbol" w:cs="Symbol" w:hint="default"/>
       </w:rPr>
     </w:lvl>
   </w:abstractNum>
-  <w:abstractNum w:abstractNumId="4" w15:restartNumberingAfterBreak="0">
-    <w:nsid w:val="2C393B37"/>
-    <w:multiLevelType w:val="multilevel"/>
-    <w:tmpl w:val="EEF6E2F4"/>
+  <w:abstractNum w:abstractNumId="15">
     <w:lvl w:ilvl="0">
       <w:start w:val="1"/>
       <w:numFmt w:val="bullet"/>
       <w:lvlText w:val=""/>
-      <w:lvlJc w:val="left"/>
+      <w:lvlJc w:val="start"/>
       <w:pPr>
         <w:tabs>
           <w:tab w:val="num" w:pos="709"/>
         </w:tabs>
-        <w:ind w:left="709" w:hanging="283"/>
+        <w:ind w:start="709" w:hanging="283"/>
       </w:pPr>
       <w:rPr>
         <w:rFonts w:ascii="Symbol" w:hAnsi="Symbol" w:cs="Symbol" w:hint="default"/>
@@ -6163,12 +7549,12 @@
       <w:start w:val="1"/>
       <w:numFmt w:val="bullet"/>
       <w:lvlText w:val=""/>
-      <w:lvlJc w:val="left"/>
+      <w:lvlJc w:val="start"/>
       <w:pPr>
         <w:tabs>
           <w:tab w:val="num" w:pos="1418"/>
         </w:tabs>
-        <w:ind w:left="1418" w:hanging="283"/>
+        <w:ind w:start="1418" w:hanging="283"/>
       </w:pPr>
       <w:rPr>
         <w:rFonts w:ascii="Symbol" w:hAnsi="Symbol" w:cs="Symbol" w:hint="default"/>
@@ -6178,12 +7564,12 @@
       <w:start w:val="1"/>
       <w:numFmt w:val="bullet"/>
       <w:lvlText w:val=""/>
-      <w:lvlJc w:val="left"/>
+      <w:lvlJc w:val="start"/>
       <w:pPr>
         <w:tabs>
           <w:tab w:val="num" w:pos="2127"/>
         </w:tabs>
-        <w:ind w:left="2127" w:hanging="283"/>
+        <w:ind w:start="2127" w:hanging="283"/>
       </w:pPr>
       <w:rPr>
         <w:rFonts w:ascii="Symbol" w:hAnsi="Symbol" w:cs="Symbol" w:hint="default"/>
@@ -6193,12 +7579,12 @@
       <w:start w:val="1"/>
       <w:numFmt w:val="bullet"/>
       <w:lvlText w:val=""/>
-      <w:lvlJc w:val="left"/>
+      <w:lvlJc w:val="start"/>
       <w:pPr>
         <w:tabs>
           <w:tab w:val="num" w:pos="2836"/>
         </w:tabs>
-        <w:ind w:left="2836" w:hanging="283"/>
+        <w:ind w:start="2836" w:hanging="283"/>
       </w:pPr>
       <w:rPr>
         <w:rFonts w:ascii="Symbol" w:hAnsi="Symbol" w:cs="Symbol" w:hint="default"/>
@@ -6208,12 +7594,12 @@
       <w:start w:val="1"/>
       <w:numFmt w:val="bullet"/>
       <w:lvlText w:val=""/>
-      <w:lvlJc w:val="left"/>
+      <w:lvlJc w:val="start"/>
       <w:pPr>
         <w:tabs>
           <w:tab w:val="num" w:pos="3545"/>
         </w:tabs>
-        <w:ind w:left="3545" w:hanging="283"/>
+        <w:ind w:start="3545" w:hanging="283"/>
       </w:pPr>
       <w:rPr>
         <w:rFonts w:ascii="Symbol" w:hAnsi="Symbol" w:cs="Symbol" w:hint="default"/>
@@ -6223,12 +7609,12 @@
       <w:start w:val="1"/>
       <w:numFmt w:val="bullet"/>
       <w:lvlText w:val=""/>
-      <w:lvlJc w:val="left"/>
+      <w:lvlJc w:val="start"/>
       <w:pPr>
         <w:tabs>
           <w:tab w:val="num" w:pos="4254"/>
         </w:tabs>
-        <w:ind w:left="4254" w:hanging="283"/>
+        <w:ind w:start="4254" w:hanging="283"/>
       </w:pPr>
       <w:rPr>
         <w:rFonts w:ascii="Symbol" w:hAnsi="Symbol" w:cs="Symbol" w:hint="default"/>
@@ -6238,12 +7624,12 @@
       <w:start w:val="1"/>
       <w:numFmt w:val="bullet"/>
       <w:lvlText w:val=""/>
-      <w:lvlJc w:val="left"/>
+      <w:lvlJc w:val="start"/>
       <w:pPr>
         <w:tabs>
           <w:tab w:val="num" w:pos="4963"/>
         </w:tabs>
-        <w:ind w:left="4963" w:hanging="283"/>
+        <w:ind w:start="4963" w:hanging="283"/>
       </w:pPr>
       <w:rPr>
         <w:rFonts w:ascii="Symbol" w:hAnsi="Symbol" w:cs="Symbol" w:hint="default"/>
@@ -6253,12 +7639,12 @@
       <w:start w:val="1"/>
       <w:numFmt w:val="bullet"/>
       <w:lvlText w:val=""/>
-      <w:lvlJc w:val="left"/>
+      <w:lvlJc w:val="start"/>
       <w:pPr>
         <w:tabs>
           <w:tab w:val="num" w:pos="5672"/>
         </w:tabs>
-        <w:ind w:left="5672" w:hanging="283"/>
+        <w:ind w:start="5672" w:hanging="283"/>
       </w:pPr>
       <w:rPr>
         <w:rFonts w:ascii="Symbol" w:hAnsi="Symbol" w:cs="Symbol" w:hint="default"/>
@@ -6268,173 +7654,30 @@
       <w:start w:val="1"/>
       <w:numFmt w:val="bullet"/>
       <w:lvlText w:val=""/>
-      <w:lvlJc w:val="left"/>
+      <w:lvlJc w:val="start"/>
       <w:pPr>
         <w:tabs>
           <w:tab w:val="num" w:pos="6381"/>
         </w:tabs>
-        <w:ind w:left="6381" w:hanging="283"/>
+        <w:ind w:start="6381" w:hanging="283"/>
       </w:pPr>
       <w:rPr>
         <w:rFonts w:ascii="Symbol" w:hAnsi="Symbol" w:cs="Symbol" w:hint="default"/>
       </w:rPr>
     </w:lvl>
   </w:abstractNum>
-  <w:abstractNum w:abstractNumId="5" w15:restartNumberingAfterBreak="0">
-    <w:nsid w:val="41367583"/>
-    <w:multiLevelType w:val="multilevel"/>
-    <w:tmpl w:val="FAC4FB28"/>
-    <w:lvl w:ilvl="0">
-      <w:start w:val="1"/>
-      <w:numFmt w:val="bullet"/>
-      <w:lvlText w:val=""/>
-      <w:lvlJc w:val="left"/>
-      <w:pPr>
-        <w:tabs>
-          <w:tab w:val="num" w:pos="709"/>
-        </w:tabs>
-        <w:ind w:left="709" w:hanging="283"/>
-      </w:pPr>
-      <w:rPr>
-        <w:rFonts w:ascii="Symbol" w:hAnsi="Symbol" w:cs="Symbol" w:hint="default"/>
-      </w:rPr>
-    </w:lvl>
-    <w:lvl w:ilvl="1">
-      <w:start w:val="1"/>
-      <w:numFmt w:val="bullet"/>
-      <w:lvlText w:val=""/>
-      <w:lvlJc w:val="left"/>
-      <w:pPr>
-        <w:tabs>
-          <w:tab w:val="num" w:pos="1418"/>
-        </w:tabs>
-        <w:ind w:left="1418" w:hanging="283"/>
-      </w:pPr>
-      <w:rPr>
-        <w:rFonts w:ascii="Symbol" w:hAnsi="Symbol" w:cs="Symbol" w:hint="default"/>
-      </w:rPr>
-    </w:lvl>
-    <w:lvl w:ilvl="2">
-      <w:start w:val="1"/>
-      <w:numFmt w:val="bullet"/>
-      <w:lvlText w:val=""/>
-      <w:lvlJc w:val="left"/>
-      <w:pPr>
-        <w:tabs>
-          <w:tab w:val="num" w:pos="2127"/>
-        </w:tabs>
-        <w:ind w:left="2127" w:hanging="283"/>
-      </w:pPr>
-      <w:rPr>
-        <w:rFonts w:ascii="Symbol" w:hAnsi="Symbol" w:cs="Symbol" w:hint="default"/>
-      </w:rPr>
-    </w:lvl>
-    <w:lvl w:ilvl="3">
-      <w:start w:val="1"/>
-      <w:numFmt w:val="bullet"/>
-      <w:lvlText w:val=""/>
-      <w:lvlJc w:val="left"/>
-      <w:pPr>
-        <w:tabs>
-          <w:tab w:val="num" w:pos="2836"/>
-        </w:tabs>
-        <w:ind w:left="2836" w:hanging="283"/>
-      </w:pPr>
-      <w:rPr>
-        <w:rFonts w:ascii="Symbol" w:hAnsi="Symbol" w:cs="Symbol" w:hint="default"/>
-      </w:rPr>
-    </w:lvl>
-    <w:lvl w:ilvl="4">
-      <w:start w:val="1"/>
-      <w:numFmt w:val="bullet"/>
-      <w:lvlText w:val=""/>
-      <w:lvlJc w:val="left"/>
-      <w:pPr>
-        <w:tabs>
-          <w:tab w:val="num" w:pos="3545"/>
-        </w:tabs>
-        <w:ind w:left="3545" w:hanging="283"/>
-      </w:pPr>
-      <w:rPr>
-        <w:rFonts w:ascii="Symbol" w:hAnsi="Symbol" w:cs="Symbol" w:hint="default"/>
-      </w:rPr>
-    </w:lvl>
-    <w:lvl w:ilvl="5">
-      <w:start w:val="1"/>
-      <w:numFmt w:val="bullet"/>
-      <w:lvlText w:val=""/>
-      <w:lvlJc w:val="left"/>
-      <w:pPr>
-        <w:tabs>
-          <w:tab w:val="num" w:pos="4254"/>
-        </w:tabs>
-        <w:ind w:left="4254" w:hanging="283"/>
-      </w:pPr>
-      <w:rPr>
-        <w:rFonts w:ascii="Symbol" w:hAnsi="Symbol" w:cs="Symbol" w:hint="default"/>
-      </w:rPr>
-    </w:lvl>
-    <w:lvl w:ilvl="6">
-      <w:start w:val="1"/>
-      <w:numFmt w:val="bullet"/>
-      <w:lvlText w:val=""/>
-      <w:lvlJc w:val="left"/>
-      <w:pPr>
-        <w:tabs>
-          <w:tab w:val="num" w:pos="4963"/>
-        </w:tabs>
-        <w:ind w:left="4963" w:hanging="283"/>
-      </w:pPr>
-      <w:rPr>
-        <w:rFonts w:ascii="Symbol" w:hAnsi="Symbol" w:cs="Symbol" w:hint="default"/>
-      </w:rPr>
-    </w:lvl>
-    <w:lvl w:ilvl="7">
-      <w:start w:val="1"/>
-      <w:numFmt w:val="bullet"/>
-      <w:lvlText w:val=""/>
-      <w:lvlJc w:val="left"/>
-      <w:pPr>
-        <w:tabs>
-          <w:tab w:val="num" w:pos="5672"/>
-        </w:tabs>
-        <w:ind w:left="5672" w:hanging="283"/>
-      </w:pPr>
-      <w:rPr>
-        <w:rFonts w:ascii="Symbol" w:hAnsi="Symbol" w:cs="Symbol" w:hint="default"/>
-      </w:rPr>
-    </w:lvl>
-    <w:lvl w:ilvl="8">
-      <w:start w:val="1"/>
-      <w:numFmt w:val="bullet"/>
-      <w:lvlText w:val=""/>
-      <w:lvlJc w:val="left"/>
-      <w:pPr>
-        <w:tabs>
-          <w:tab w:val="num" w:pos="6381"/>
-        </w:tabs>
-        <w:ind w:left="6381" w:hanging="283"/>
-      </w:pPr>
-      <w:rPr>
-        <w:rFonts w:ascii="Symbol" w:hAnsi="Symbol" w:cs="Symbol" w:hint="default"/>
-      </w:rPr>
-    </w:lvl>
-  </w:abstractNum>
-  <w:abstractNum w:abstractNumId="6" w15:restartNumberingAfterBreak="0">
-    <w:nsid w:val="423705A6"/>
-    <w:multiLevelType w:val="multilevel"/>
-    <w:tmpl w:val="BDA638F8"/>
+  <w:abstractNum w:abstractNumId="16">
     <w:lvl w:ilvl="0">
       <w:start w:val="1"/>
       <w:numFmt w:val="none"/>
       <w:suff w:val="nothing"/>
       <w:lvlText w:val=""/>
-      <w:lvlJc w:val="left"/>
+      <w:lvlJc w:val="start"/>
       <w:pPr>
         <w:tabs>
           <w:tab w:val="num" w:pos="0"/>
         </w:tabs>
-        <w:ind w:left="0" w:firstLine="0"/>
+        <w:ind w:start="0" w:hanging="0"/>
       </w:pPr>
     </w:lvl>
     <w:lvl w:ilvl="1">
@@ -6442,12 +7685,12 @@
       <w:numFmt w:val="none"/>
       <w:suff w:val="nothing"/>
       <w:lvlText w:val=""/>
-      <w:lvlJc w:val="left"/>
+      <w:lvlJc w:val="start"/>
       <w:pPr>
         <w:tabs>
           <w:tab w:val="num" w:pos="0"/>
         </w:tabs>
-        <w:ind w:left="0" w:firstLine="0"/>
+        <w:ind w:start="0" w:hanging="0"/>
       </w:pPr>
     </w:lvl>
     <w:lvl w:ilvl="2">
@@ -6455,12 +7698,12 @@
       <w:numFmt w:val="none"/>
       <w:suff w:val="nothing"/>
       <w:lvlText w:val=""/>
-      <w:lvlJc w:val="left"/>
+      <w:lvlJc w:val="start"/>
       <w:pPr>
         <w:tabs>
           <w:tab w:val="num" w:pos="0"/>
         </w:tabs>
-        <w:ind w:left="0" w:firstLine="0"/>
+        <w:ind w:start="0" w:hanging="0"/>
       </w:pPr>
     </w:lvl>
     <w:lvl w:ilvl="3">
@@ -6468,12 +7711,12 @@
       <w:numFmt w:val="none"/>
       <w:suff w:val="nothing"/>
       <w:lvlText w:val=""/>
-      <w:lvlJc w:val="left"/>
+      <w:lvlJc w:val="start"/>
       <w:pPr>
         <w:tabs>
           <w:tab w:val="num" w:pos="0"/>
         </w:tabs>
-        <w:ind w:left="0" w:firstLine="0"/>
+        <w:ind w:start="0" w:hanging="0"/>
       </w:pPr>
     </w:lvl>
     <w:lvl w:ilvl="4">
@@ -6481,12 +7724,12 @@
       <w:numFmt w:val="none"/>
       <w:suff w:val="nothing"/>
       <w:lvlText w:val=""/>
-      <w:lvlJc w:val="left"/>
+      <w:lvlJc w:val="start"/>
       <w:pPr>
         <w:tabs>
           <w:tab w:val="num" w:pos="0"/>
         </w:tabs>
-        <w:ind w:left="0" w:firstLine="0"/>
+        <w:ind w:start="0" w:hanging="0"/>
       </w:pPr>
     </w:lvl>
     <w:lvl w:ilvl="5">
@@ -6494,12 +7737,12 @@
       <w:numFmt w:val="none"/>
       <w:suff w:val="nothing"/>
       <w:lvlText w:val=""/>
-      <w:lvlJc w:val="left"/>
+      <w:lvlJc w:val="start"/>
       <w:pPr>
         <w:tabs>
           <w:tab w:val="num" w:pos="0"/>
         </w:tabs>
-        <w:ind w:left="0" w:firstLine="0"/>
+        <w:ind w:start="0" w:hanging="0"/>
       </w:pPr>
     </w:lvl>
     <w:lvl w:ilvl="6">
@@ -6507,12 +7750,12 @@
       <w:numFmt w:val="none"/>
       <w:suff w:val="nothing"/>
       <w:lvlText w:val=""/>
-      <w:lvlJc w:val="left"/>
+      <w:lvlJc w:val="start"/>
       <w:pPr>
         <w:tabs>
           <w:tab w:val="num" w:pos="0"/>
         </w:tabs>
-        <w:ind w:left="0" w:firstLine="0"/>
+        <w:ind w:start="0" w:hanging="0"/>
       </w:pPr>
     </w:lvl>
     <w:lvl w:ilvl="7">
@@ -6520,12 +7763,12 @@
       <w:numFmt w:val="none"/>
       <w:suff w:val="nothing"/>
       <w:lvlText w:val=""/>
-      <w:lvlJc w:val="left"/>
+      <w:lvlJc w:val="start"/>
       <w:pPr>
         <w:tabs>
           <w:tab w:val="num" w:pos="0"/>
         </w:tabs>
-        <w:ind w:left="0" w:firstLine="0"/>
+        <w:ind w:start="0" w:hanging="0"/>
       </w:pPr>
     </w:lvl>
     <w:lvl w:ilvl="8">
@@ -6533,1305 +7776,72 @@
       <w:numFmt w:val="none"/>
       <w:suff w:val="nothing"/>
       <w:lvlText w:val=""/>
-      <w:lvlJc w:val="left"/>
+      <w:lvlJc w:val="start"/>
       <w:pPr>
         <w:tabs>
           <w:tab w:val="num" w:pos="0"/>
         </w:tabs>
-        <w:ind w:left="0" w:firstLine="0"/>
+        <w:ind w:start="0" w:hanging="0"/>
       </w:pPr>
     </w:lvl>
   </w:abstractNum>
-  <w:abstractNum w:abstractNumId="7" w15:restartNumberingAfterBreak="0">
-    <w:nsid w:val="453D0939"/>
-    <w:multiLevelType w:val="multilevel"/>
-    <w:tmpl w:val="F3AEE91C"/>
-    <w:lvl w:ilvl="0">
-      <w:start w:val="1"/>
-      <w:numFmt w:val="bullet"/>
-      <w:lvlText w:val=""/>
-      <w:lvlJc w:val="left"/>
-      <w:pPr>
-        <w:tabs>
-          <w:tab w:val="num" w:pos="709"/>
-        </w:tabs>
-        <w:ind w:left="709" w:hanging="283"/>
-      </w:pPr>
-      <w:rPr>
-        <w:rFonts w:ascii="Symbol" w:hAnsi="Symbol" w:cs="Symbol" w:hint="default"/>
-      </w:rPr>
-    </w:lvl>
-    <w:lvl w:ilvl="1">
-      <w:start w:val="1"/>
-      <w:numFmt w:val="bullet"/>
-      <w:lvlText w:val=""/>
-      <w:lvlJc w:val="left"/>
-      <w:pPr>
-        <w:tabs>
-          <w:tab w:val="num" w:pos="1418"/>
-        </w:tabs>
-        <w:ind w:left="1418" w:hanging="283"/>
-      </w:pPr>
-      <w:rPr>
-        <w:rFonts w:ascii="Symbol" w:hAnsi="Symbol" w:cs="Symbol" w:hint="default"/>
-      </w:rPr>
-    </w:lvl>
-    <w:lvl w:ilvl="2">
-      <w:start w:val="1"/>
-      <w:numFmt w:val="bullet"/>
-      <w:lvlText w:val=""/>
-      <w:lvlJc w:val="left"/>
-      <w:pPr>
-        <w:tabs>
-          <w:tab w:val="num" w:pos="2127"/>
-        </w:tabs>
-        <w:ind w:left="2127" w:hanging="283"/>
-      </w:pPr>
-      <w:rPr>
-        <w:rFonts w:ascii="Symbol" w:hAnsi="Symbol" w:cs="Symbol" w:hint="default"/>
-      </w:rPr>
-    </w:lvl>
-    <w:lvl w:ilvl="3">
-      <w:start w:val="1"/>
-      <w:numFmt w:val="bullet"/>
-      <w:lvlText w:val=""/>
-      <w:lvlJc w:val="left"/>
-      <w:pPr>
-        <w:tabs>
-          <w:tab w:val="num" w:pos="2836"/>
-        </w:tabs>
-        <w:ind w:left="2836" w:hanging="283"/>
-      </w:pPr>
-      <w:rPr>
-        <w:rFonts w:ascii="Symbol" w:hAnsi="Symbol" w:cs="Symbol" w:hint="default"/>
-      </w:rPr>
-    </w:lvl>
-    <w:lvl w:ilvl="4">
-      <w:start w:val="1"/>
-      <w:numFmt w:val="bullet"/>
-      <w:lvlText w:val=""/>
-      <w:lvlJc w:val="left"/>
-      <w:pPr>
-        <w:tabs>
-          <w:tab w:val="num" w:pos="3545"/>
-        </w:tabs>
-        <w:ind w:left="3545" w:hanging="283"/>
-      </w:pPr>
-      <w:rPr>
-        <w:rFonts w:ascii="Symbol" w:hAnsi="Symbol" w:cs="Symbol" w:hint="default"/>
-      </w:rPr>
-    </w:lvl>
-    <w:lvl w:ilvl="5">
-      <w:start w:val="1"/>
-      <w:numFmt w:val="bullet"/>
-      <w:lvlText w:val=""/>
-      <w:lvlJc w:val="left"/>
-      <w:pPr>
-        <w:tabs>
-          <w:tab w:val="num" w:pos="4254"/>
-        </w:tabs>
-        <w:ind w:left="4254" w:hanging="283"/>
-      </w:pPr>
-      <w:rPr>
-        <w:rFonts w:ascii="Symbol" w:hAnsi="Symbol" w:cs="Symbol" w:hint="default"/>
-      </w:rPr>
-    </w:lvl>
-    <w:lvl w:ilvl="6">
-      <w:start w:val="1"/>
-      <w:numFmt w:val="bullet"/>
-      <w:lvlText w:val=""/>
-      <w:lvlJc w:val="left"/>
-      <w:pPr>
-        <w:tabs>
-          <w:tab w:val="num" w:pos="4963"/>
-        </w:tabs>
-        <w:ind w:left="4963" w:hanging="283"/>
-      </w:pPr>
-      <w:rPr>
-        <w:rFonts w:ascii="Symbol" w:hAnsi="Symbol" w:cs="Symbol" w:hint="default"/>
-      </w:rPr>
-    </w:lvl>
-    <w:lvl w:ilvl="7">
-      <w:start w:val="1"/>
-      <w:numFmt w:val="bullet"/>
-      <w:lvlText w:val=""/>
-      <w:lvlJc w:val="left"/>
-      <w:pPr>
-        <w:tabs>
-          <w:tab w:val="num" w:pos="5672"/>
-        </w:tabs>
-        <w:ind w:left="5672" w:hanging="283"/>
-      </w:pPr>
-      <w:rPr>
-        <w:rFonts w:ascii="Symbol" w:hAnsi="Symbol" w:cs="Symbol" w:hint="default"/>
-      </w:rPr>
-    </w:lvl>
-    <w:lvl w:ilvl="8">
-      <w:start w:val="1"/>
-      <w:numFmt w:val="bullet"/>
-      <w:lvlText w:val=""/>
-      <w:lvlJc w:val="left"/>
-      <w:pPr>
-        <w:tabs>
-          <w:tab w:val="num" w:pos="6381"/>
-        </w:tabs>
-        <w:ind w:left="6381" w:hanging="283"/>
-      </w:pPr>
-      <w:rPr>
-        <w:rFonts w:ascii="Symbol" w:hAnsi="Symbol" w:cs="Symbol" w:hint="default"/>
-      </w:rPr>
-    </w:lvl>
-  </w:abstractNum>
-  <w:abstractNum w:abstractNumId="8" w15:restartNumberingAfterBreak="0">
-    <w:nsid w:val="504F26F5"/>
-    <w:multiLevelType w:val="multilevel"/>
-    <w:tmpl w:val="70643C4A"/>
-    <w:lvl w:ilvl="0">
-      <w:start w:val="1"/>
-      <w:numFmt w:val="decimal"/>
-      <w:lvlText w:val="%1."/>
-      <w:lvlJc w:val="left"/>
-      <w:pPr>
-        <w:tabs>
-          <w:tab w:val="num" w:pos="709"/>
-        </w:tabs>
-        <w:ind w:left="709" w:hanging="283"/>
-      </w:pPr>
-    </w:lvl>
-    <w:lvl w:ilvl="1">
-      <w:start w:val="1"/>
-      <w:numFmt w:val="decimal"/>
-      <w:lvlText w:val="%2."/>
-      <w:lvlJc w:val="left"/>
-      <w:pPr>
-        <w:tabs>
-          <w:tab w:val="num" w:pos="1418"/>
-        </w:tabs>
-        <w:ind w:left="1418" w:hanging="283"/>
-      </w:pPr>
-    </w:lvl>
-    <w:lvl w:ilvl="2">
-      <w:start w:val="1"/>
-      <w:numFmt w:val="decimal"/>
-      <w:lvlText w:val="%3."/>
-      <w:lvlJc w:val="left"/>
-      <w:pPr>
-        <w:tabs>
-          <w:tab w:val="num" w:pos="2127"/>
-        </w:tabs>
-        <w:ind w:left="2127" w:hanging="283"/>
-      </w:pPr>
-    </w:lvl>
-    <w:lvl w:ilvl="3">
-      <w:start w:val="1"/>
-      <w:numFmt w:val="decimal"/>
-      <w:lvlText w:val="%4."/>
-      <w:lvlJc w:val="left"/>
-      <w:pPr>
-        <w:tabs>
-          <w:tab w:val="num" w:pos="2836"/>
-        </w:tabs>
-        <w:ind w:left="2836" w:hanging="283"/>
-      </w:pPr>
-    </w:lvl>
-    <w:lvl w:ilvl="4">
-      <w:start w:val="1"/>
-      <w:numFmt w:val="decimal"/>
-      <w:lvlText w:val="%5."/>
-      <w:lvlJc w:val="left"/>
-      <w:pPr>
-        <w:tabs>
-          <w:tab w:val="num" w:pos="3545"/>
-        </w:tabs>
-        <w:ind w:left="3545" w:hanging="283"/>
-      </w:pPr>
-    </w:lvl>
-    <w:lvl w:ilvl="5">
-      <w:start w:val="1"/>
-      <w:numFmt w:val="decimal"/>
-      <w:lvlText w:val="%6."/>
-      <w:lvlJc w:val="left"/>
-      <w:pPr>
-        <w:tabs>
-          <w:tab w:val="num" w:pos="4254"/>
-        </w:tabs>
-        <w:ind w:left="4254" w:hanging="283"/>
-      </w:pPr>
-    </w:lvl>
-    <w:lvl w:ilvl="6">
-      <w:start w:val="1"/>
-      <w:numFmt w:val="decimal"/>
-      <w:lvlText w:val="%7."/>
-      <w:lvlJc w:val="left"/>
-      <w:pPr>
-        <w:tabs>
-          <w:tab w:val="num" w:pos="4963"/>
-        </w:tabs>
-        <w:ind w:left="4963" w:hanging="283"/>
-      </w:pPr>
-    </w:lvl>
-    <w:lvl w:ilvl="7">
-      <w:start w:val="1"/>
-      <w:numFmt w:val="decimal"/>
-      <w:lvlText w:val="%8."/>
-      <w:lvlJc w:val="left"/>
-      <w:pPr>
-        <w:tabs>
-          <w:tab w:val="num" w:pos="5672"/>
-        </w:tabs>
-        <w:ind w:left="5672" w:hanging="283"/>
-      </w:pPr>
-    </w:lvl>
-    <w:lvl w:ilvl="8">
-      <w:start w:val="1"/>
-      <w:numFmt w:val="decimal"/>
-      <w:lvlText w:val="%9."/>
-      <w:lvlJc w:val="left"/>
-      <w:pPr>
-        <w:tabs>
-          <w:tab w:val="num" w:pos="6381"/>
-        </w:tabs>
-        <w:ind w:left="6381" w:hanging="283"/>
-      </w:pPr>
-    </w:lvl>
-  </w:abstractNum>
-  <w:abstractNum w:abstractNumId="9" w15:restartNumberingAfterBreak="0">
-    <w:nsid w:val="5B2D08E5"/>
-    <w:multiLevelType w:val="multilevel"/>
-    <w:tmpl w:val="AB648948"/>
-    <w:lvl w:ilvl="0">
-      <w:start w:val="1"/>
-      <w:numFmt w:val="bullet"/>
-      <w:lvlText w:val=""/>
-      <w:lvlJc w:val="left"/>
-      <w:pPr>
-        <w:tabs>
-          <w:tab w:val="num" w:pos="709"/>
-        </w:tabs>
-        <w:ind w:left="709" w:hanging="283"/>
-      </w:pPr>
-      <w:rPr>
-        <w:rFonts w:ascii="Symbol" w:hAnsi="Symbol" w:cs="Symbol" w:hint="default"/>
-      </w:rPr>
-    </w:lvl>
-    <w:lvl w:ilvl="1">
-      <w:start w:val="1"/>
-      <w:numFmt w:val="bullet"/>
-      <w:lvlText w:val=""/>
-      <w:lvlJc w:val="left"/>
-      <w:pPr>
-        <w:tabs>
-          <w:tab w:val="num" w:pos="1418"/>
-        </w:tabs>
-        <w:ind w:left="1418" w:hanging="283"/>
-      </w:pPr>
-      <w:rPr>
-        <w:rFonts w:ascii="Symbol" w:hAnsi="Symbol" w:cs="Symbol" w:hint="default"/>
-      </w:rPr>
-    </w:lvl>
-    <w:lvl w:ilvl="2">
-      <w:start w:val="1"/>
-      <w:numFmt w:val="bullet"/>
-      <w:lvlText w:val=""/>
-      <w:lvlJc w:val="left"/>
-      <w:pPr>
-        <w:tabs>
-          <w:tab w:val="num" w:pos="2127"/>
-        </w:tabs>
-        <w:ind w:left="2127" w:hanging="283"/>
-      </w:pPr>
-      <w:rPr>
-        <w:rFonts w:ascii="Symbol" w:hAnsi="Symbol" w:cs="Symbol" w:hint="default"/>
-      </w:rPr>
-    </w:lvl>
-    <w:lvl w:ilvl="3">
-      <w:start w:val="1"/>
-      <w:numFmt w:val="bullet"/>
-      <w:lvlText w:val=""/>
-      <w:lvlJc w:val="left"/>
-      <w:pPr>
-        <w:tabs>
-          <w:tab w:val="num" w:pos="2836"/>
-        </w:tabs>
-        <w:ind w:left="2836" w:hanging="283"/>
-      </w:pPr>
-      <w:rPr>
-        <w:rFonts w:ascii="Symbol" w:hAnsi="Symbol" w:cs="Symbol" w:hint="default"/>
-      </w:rPr>
-    </w:lvl>
-    <w:lvl w:ilvl="4">
-      <w:start w:val="1"/>
-      <w:numFmt w:val="bullet"/>
-      <w:lvlText w:val=""/>
-      <w:lvlJc w:val="left"/>
-      <w:pPr>
-        <w:tabs>
-          <w:tab w:val="num" w:pos="3545"/>
-        </w:tabs>
-        <w:ind w:left="3545" w:hanging="283"/>
-      </w:pPr>
-      <w:rPr>
-        <w:rFonts w:ascii="Symbol" w:hAnsi="Symbol" w:cs="Symbol" w:hint="default"/>
-      </w:rPr>
-    </w:lvl>
-    <w:lvl w:ilvl="5">
-      <w:start w:val="1"/>
-      <w:numFmt w:val="bullet"/>
-      <w:lvlText w:val=""/>
-      <w:lvlJc w:val="left"/>
-      <w:pPr>
-        <w:tabs>
-          <w:tab w:val="num" w:pos="4254"/>
-        </w:tabs>
-        <w:ind w:left="4254" w:hanging="283"/>
-      </w:pPr>
-      <w:rPr>
-        <w:rFonts w:ascii="Symbol" w:hAnsi="Symbol" w:cs="Symbol" w:hint="default"/>
-      </w:rPr>
-    </w:lvl>
-    <w:lvl w:ilvl="6">
-      <w:start w:val="1"/>
-      <w:numFmt w:val="bullet"/>
-      <w:lvlText w:val=""/>
-      <w:lvlJc w:val="left"/>
-      <w:pPr>
-        <w:tabs>
-          <w:tab w:val="num" w:pos="4963"/>
-        </w:tabs>
-        <w:ind w:left="4963" w:hanging="283"/>
-      </w:pPr>
-      <w:rPr>
-        <w:rFonts w:ascii="Symbol" w:hAnsi="Symbol" w:cs="Symbol" w:hint="default"/>
-      </w:rPr>
-    </w:lvl>
-    <w:lvl w:ilvl="7">
-      <w:start w:val="1"/>
-      <w:numFmt w:val="bullet"/>
-      <w:lvlText w:val=""/>
-      <w:lvlJc w:val="left"/>
-      <w:pPr>
-        <w:tabs>
-          <w:tab w:val="num" w:pos="5672"/>
-        </w:tabs>
-        <w:ind w:left="5672" w:hanging="283"/>
-      </w:pPr>
-      <w:rPr>
-        <w:rFonts w:ascii="Symbol" w:hAnsi="Symbol" w:cs="Symbol" w:hint="default"/>
-      </w:rPr>
-    </w:lvl>
-    <w:lvl w:ilvl="8">
-      <w:start w:val="1"/>
-      <w:numFmt w:val="bullet"/>
-      <w:lvlText w:val=""/>
-      <w:lvlJc w:val="left"/>
-      <w:pPr>
-        <w:tabs>
-          <w:tab w:val="num" w:pos="6381"/>
-        </w:tabs>
-        <w:ind w:left="6381" w:hanging="283"/>
-      </w:pPr>
-      <w:rPr>
-        <w:rFonts w:ascii="Symbol" w:hAnsi="Symbol" w:cs="Symbol" w:hint="default"/>
-      </w:rPr>
-    </w:lvl>
-  </w:abstractNum>
-  <w:abstractNum w:abstractNumId="10" w15:restartNumberingAfterBreak="0">
-    <w:nsid w:val="6E3816CB"/>
-    <w:multiLevelType w:val="multilevel"/>
-    <w:tmpl w:val="615EAFE8"/>
-    <w:lvl w:ilvl="0">
-      <w:start w:val="1"/>
-      <w:numFmt w:val="bullet"/>
-      <w:lvlText w:val=""/>
-      <w:lvlJc w:val="left"/>
-      <w:pPr>
-        <w:tabs>
-          <w:tab w:val="num" w:pos="709"/>
-        </w:tabs>
-        <w:ind w:left="709" w:hanging="283"/>
-      </w:pPr>
-      <w:rPr>
-        <w:rFonts w:ascii="Symbol" w:hAnsi="Symbol" w:cs="Symbol" w:hint="default"/>
-      </w:rPr>
-    </w:lvl>
-    <w:lvl w:ilvl="1">
-      <w:start w:val="1"/>
-      <w:numFmt w:val="bullet"/>
-      <w:lvlText w:val=""/>
-      <w:lvlJc w:val="left"/>
-      <w:pPr>
-        <w:tabs>
-          <w:tab w:val="num" w:pos="1418"/>
-        </w:tabs>
-        <w:ind w:left="1418" w:hanging="283"/>
-      </w:pPr>
-      <w:rPr>
-        <w:rFonts w:ascii="Symbol" w:hAnsi="Symbol" w:cs="Symbol" w:hint="default"/>
-      </w:rPr>
-    </w:lvl>
-    <w:lvl w:ilvl="2">
-      <w:start w:val="1"/>
-      <w:numFmt w:val="bullet"/>
-      <w:lvlText w:val=""/>
-      <w:lvlJc w:val="left"/>
-      <w:pPr>
-        <w:tabs>
-          <w:tab w:val="num" w:pos="2127"/>
-        </w:tabs>
-        <w:ind w:left="2127" w:hanging="283"/>
-      </w:pPr>
-      <w:rPr>
-        <w:rFonts w:ascii="Symbol" w:hAnsi="Symbol" w:cs="Symbol" w:hint="default"/>
-      </w:rPr>
-    </w:lvl>
-    <w:lvl w:ilvl="3">
-      <w:start w:val="1"/>
-      <w:numFmt w:val="bullet"/>
-      <w:lvlText w:val=""/>
-      <w:lvlJc w:val="left"/>
-      <w:pPr>
-        <w:tabs>
-          <w:tab w:val="num" w:pos="2836"/>
-        </w:tabs>
-        <w:ind w:left="2836" w:hanging="283"/>
-      </w:pPr>
-      <w:rPr>
-        <w:rFonts w:ascii="Symbol" w:hAnsi="Symbol" w:cs="Symbol" w:hint="default"/>
-      </w:rPr>
-    </w:lvl>
-    <w:lvl w:ilvl="4">
-      <w:start w:val="1"/>
-      <w:numFmt w:val="bullet"/>
-      <w:lvlText w:val=""/>
-      <w:lvlJc w:val="left"/>
-      <w:pPr>
-        <w:tabs>
-          <w:tab w:val="num" w:pos="3545"/>
-        </w:tabs>
-        <w:ind w:left="3545" w:hanging="283"/>
-      </w:pPr>
-      <w:rPr>
-        <w:rFonts w:ascii="Symbol" w:hAnsi="Symbol" w:cs="Symbol" w:hint="default"/>
-      </w:rPr>
-    </w:lvl>
-    <w:lvl w:ilvl="5">
-      <w:start w:val="1"/>
-      <w:numFmt w:val="bullet"/>
-      <w:lvlText w:val=""/>
-      <w:lvlJc w:val="left"/>
-      <w:pPr>
-        <w:tabs>
-          <w:tab w:val="num" w:pos="4254"/>
-        </w:tabs>
-        <w:ind w:left="4254" w:hanging="283"/>
-      </w:pPr>
-      <w:rPr>
-        <w:rFonts w:ascii="Symbol" w:hAnsi="Symbol" w:cs="Symbol" w:hint="default"/>
-      </w:rPr>
-    </w:lvl>
-    <w:lvl w:ilvl="6">
-      <w:start w:val="1"/>
-      <w:numFmt w:val="bullet"/>
-      <w:lvlText w:val=""/>
-      <w:lvlJc w:val="left"/>
-      <w:pPr>
-        <w:tabs>
-          <w:tab w:val="num" w:pos="4963"/>
-        </w:tabs>
-        <w:ind w:left="4963" w:hanging="283"/>
-      </w:pPr>
-      <w:rPr>
-        <w:rFonts w:ascii="Symbol" w:hAnsi="Symbol" w:cs="Symbol" w:hint="default"/>
-      </w:rPr>
-    </w:lvl>
-    <w:lvl w:ilvl="7">
-      <w:start w:val="1"/>
-      <w:numFmt w:val="bullet"/>
-      <w:lvlText w:val=""/>
-      <w:lvlJc w:val="left"/>
-      <w:pPr>
-        <w:tabs>
-          <w:tab w:val="num" w:pos="5672"/>
-        </w:tabs>
-        <w:ind w:left="5672" w:hanging="283"/>
-      </w:pPr>
-      <w:rPr>
-        <w:rFonts w:ascii="Symbol" w:hAnsi="Symbol" w:cs="Symbol" w:hint="default"/>
-      </w:rPr>
-    </w:lvl>
-    <w:lvl w:ilvl="8">
-      <w:start w:val="1"/>
-      <w:numFmt w:val="bullet"/>
-      <w:lvlText w:val=""/>
-      <w:lvlJc w:val="left"/>
-      <w:pPr>
-        <w:tabs>
-          <w:tab w:val="num" w:pos="6381"/>
-        </w:tabs>
-        <w:ind w:left="6381" w:hanging="283"/>
-      </w:pPr>
-      <w:rPr>
-        <w:rFonts w:ascii="Symbol" w:hAnsi="Symbol" w:cs="Symbol" w:hint="default"/>
-      </w:rPr>
-    </w:lvl>
-  </w:abstractNum>
-  <w:abstractNum w:abstractNumId="11" w15:restartNumberingAfterBreak="0">
-    <w:nsid w:val="6FC5350F"/>
-    <w:multiLevelType w:val="multilevel"/>
-    <w:tmpl w:val="5BF64D30"/>
-    <w:lvl w:ilvl="0">
-      <w:start w:val="1"/>
-      <w:numFmt w:val="bullet"/>
-      <w:lvlText w:val=""/>
-      <w:lvlJc w:val="left"/>
-      <w:pPr>
-        <w:tabs>
-          <w:tab w:val="num" w:pos="709"/>
-        </w:tabs>
-        <w:ind w:left="709" w:hanging="283"/>
-      </w:pPr>
-      <w:rPr>
-        <w:rFonts w:ascii="Symbol" w:hAnsi="Symbol" w:cs="Symbol" w:hint="default"/>
-      </w:rPr>
-    </w:lvl>
-    <w:lvl w:ilvl="1">
-      <w:start w:val="1"/>
-      <w:numFmt w:val="bullet"/>
-      <w:lvlText w:val=""/>
-      <w:lvlJc w:val="left"/>
-      <w:pPr>
-        <w:tabs>
-          <w:tab w:val="num" w:pos="1418"/>
-        </w:tabs>
-        <w:ind w:left="1418" w:hanging="283"/>
-      </w:pPr>
-      <w:rPr>
-        <w:rFonts w:ascii="Symbol" w:hAnsi="Symbol" w:cs="Symbol" w:hint="default"/>
-      </w:rPr>
-    </w:lvl>
-    <w:lvl w:ilvl="2">
-      <w:start w:val="1"/>
-      <w:numFmt w:val="bullet"/>
-      <w:lvlText w:val=""/>
-      <w:lvlJc w:val="left"/>
-      <w:pPr>
-        <w:tabs>
-          <w:tab w:val="num" w:pos="2127"/>
-        </w:tabs>
-        <w:ind w:left="2127" w:hanging="283"/>
-      </w:pPr>
-      <w:rPr>
-        <w:rFonts w:ascii="Symbol" w:hAnsi="Symbol" w:cs="Symbol" w:hint="default"/>
-      </w:rPr>
-    </w:lvl>
-    <w:lvl w:ilvl="3">
-      <w:start w:val="1"/>
-      <w:numFmt w:val="bullet"/>
-      <w:lvlText w:val=""/>
-      <w:lvlJc w:val="left"/>
-      <w:pPr>
-        <w:tabs>
-          <w:tab w:val="num" w:pos="2836"/>
-        </w:tabs>
-        <w:ind w:left="2836" w:hanging="283"/>
-      </w:pPr>
-      <w:rPr>
-        <w:rFonts w:ascii="Symbol" w:hAnsi="Symbol" w:cs="Symbol" w:hint="default"/>
-      </w:rPr>
-    </w:lvl>
-    <w:lvl w:ilvl="4">
-      <w:start w:val="1"/>
-      <w:numFmt w:val="bullet"/>
-      <w:lvlText w:val=""/>
-      <w:lvlJc w:val="left"/>
-      <w:pPr>
-        <w:tabs>
-          <w:tab w:val="num" w:pos="3545"/>
-        </w:tabs>
-        <w:ind w:left="3545" w:hanging="283"/>
-      </w:pPr>
-      <w:rPr>
-        <w:rFonts w:ascii="Symbol" w:hAnsi="Symbol" w:cs="Symbol" w:hint="default"/>
-      </w:rPr>
-    </w:lvl>
-    <w:lvl w:ilvl="5">
-      <w:start w:val="1"/>
-      <w:numFmt w:val="bullet"/>
-      <w:lvlText w:val=""/>
-      <w:lvlJc w:val="left"/>
-      <w:pPr>
-        <w:tabs>
-          <w:tab w:val="num" w:pos="4254"/>
-        </w:tabs>
-        <w:ind w:left="4254" w:hanging="283"/>
-      </w:pPr>
-      <w:rPr>
-        <w:rFonts w:ascii="Symbol" w:hAnsi="Symbol" w:cs="Symbol" w:hint="default"/>
-      </w:rPr>
-    </w:lvl>
-    <w:lvl w:ilvl="6">
-      <w:start w:val="1"/>
-      <w:numFmt w:val="bullet"/>
-      <w:lvlText w:val=""/>
-      <w:lvlJc w:val="left"/>
-      <w:pPr>
-        <w:tabs>
-          <w:tab w:val="num" w:pos="4963"/>
-        </w:tabs>
-        <w:ind w:left="4963" w:hanging="283"/>
-      </w:pPr>
-      <w:rPr>
-        <w:rFonts w:ascii="Symbol" w:hAnsi="Symbol" w:cs="Symbol" w:hint="default"/>
-      </w:rPr>
-    </w:lvl>
-    <w:lvl w:ilvl="7">
-      <w:start w:val="1"/>
-      <w:numFmt w:val="bullet"/>
-      <w:lvlText w:val=""/>
-      <w:lvlJc w:val="left"/>
-      <w:pPr>
-        <w:tabs>
-          <w:tab w:val="num" w:pos="5672"/>
-        </w:tabs>
-        <w:ind w:left="5672" w:hanging="283"/>
-      </w:pPr>
-      <w:rPr>
-        <w:rFonts w:ascii="Symbol" w:hAnsi="Symbol" w:cs="Symbol" w:hint="default"/>
-      </w:rPr>
-    </w:lvl>
-    <w:lvl w:ilvl="8">
-      <w:start w:val="1"/>
-      <w:numFmt w:val="bullet"/>
-      <w:lvlText w:val=""/>
-      <w:lvlJc w:val="left"/>
-      <w:pPr>
-        <w:tabs>
-          <w:tab w:val="num" w:pos="6381"/>
-        </w:tabs>
-        <w:ind w:left="6381" w:hanging="283"/>
-      </w:pPr>
-      <w:rPr>
-        <w:rFonts w:ascii="Symbol" w:hAnsi="Symbol" w:cs="Symbol" w:hint="default"/>
-      </w:rPr>
-    </w:lvl>
-  </w:abstractNum>
-  <w:abstractNum w:abstractNumId="12" w15:restartNumberingAfterBreak="0">
-    <w:nsid w:val="70DA189F"/>
-    <w:multiLevelType w:val="multilevel"/>
-    <w:tmpl w:val="9230E95C"/>
-    <w:lvl w:ilvl="0">
-      <w:start w:val="1"/>
-      <w:numFmt w:val="bullet"/>
-      <w:lvlText w:val=""/>
-      <w:lvlJc w:val="left"/>
-      <w:pPr>
-        <w:tabs>
-          <w:tab w:val="num" w:pos="709"/>
-        </w:tabs>
-        <w:ind w:left="709" w:hanging="283"/>
-      </w:pPr>
-      <w:rPr>
-        <w:rFonts w:ascii="Symbol" w:hAnsi="Symbol" w:cs="Symbol" w:hint="default"/>
-      </w:rPr>
-    </w:lvl>
-    <w:lvl w:ilvl="1">
-      <w:start w:val="1"/>
-      <w:numFmt w:val="bullet"/>
-      <w:lvlText w:val=""/>
-      <w:lvlJc w:val="left"/>
-      <w:pPr>
-        <w:tabs>
-          <w:tab w:val="num" w:pos="1418"/>
-        </w:tabs>
-        <w:ind w:left="1418" w:hanging="283"/>
-      </w:pPr>
-      <w:rPr>
-        <w:rFonts w:ascii="Symbol" w:hAnsi="Symbol" w:cs="Symbol" w:hint="default"/>
-      </w:rPr>
-    </w:lvl>
-    <w:lvl w:ilvl="2">
-      <w:start w:val="1"/>
-      <w:numFmt w:val="bullet"/>
-      <w:lvlText w:val=""/>
-      <w:lvlJc w:val="left"/>
-      <w:pPr>
-        <w:tabs>
-          <w:tab w:val="num" w:pos="2127"/>
-        </w:tabs>
-        <w:ind w:left="2127" w:hanging="283"/>
-      </w:pPr>
-      <w:rPr>
-        <w:rFonts w:ascii="Symbol" w:hAnsi="Symbol" w:cs="Symbol" w:hint="default"/>
-      </w:rPr>
-    </w:lvl>
-    <w:lvl w:ilvl="3">
-      <w:start w:val="1"/>
-      <w:numFmt w:val="bullet"/>
-      <w:lvlText w:val=""/>
-      <w:lvlJc w:val="left"/>
-      <w:pPr>
-        <w:tabs>
-          <w:tab w:val="num" w:pos="2836"/>
-        </w:tabs>
-        <w:ind w:left="2836" w:hanging="283"/>
-      </w:pPr>
-      <w:rPr>
-        <w:rFonts w:ascii="Symbol" w:hAnsi="Symbol" w:cs="Symbol" w:hint="default"/>
-      </w:rPr>
-    </w:lvl>
-    <w:lvl w:ilvl="4">
-      <w:start w:val="1"/>
-      <w:numFmt w:val="bullet"/>
-      <w:lvlText w:val=""/>
-      <w:lvlJc w:val="left"/>
-      <w:pPr>
-        <w:tabs>
-          <w:tab w:val="num" w:pos="3545"/>
-        </w:tabs>
-        <w:ind w:left="3545" w:hanging="283"/>
-      </w:pPr>
-      <w:rPr>
-        <w:rFonts w:ascii="Symbol" w:hAnsi="Symbol" w:cs="Symbol" w:hint="default"/>
-      </w:rPr>
-    </w:lvl>
-    <w:lvl w:ilvl="5">
-      <w:start w:val="1"/>
-      <w:numFmt w:val="bullet"/>
-      <w:lvlText w:val=""/>
-      <w:lvlJc w:val="left"/>
-      <w:pPr>
-        <w:tabs>
-          <w:tab w:val="num" w:pos="4254"/>
-        </w:tabs>
-        <w:ind w:left="4254" w:hanging="283"/>
-      </w:pPr>
-      <w:rPr>
-        <w:rFonts w:ascii="Symbol" w:hAnsi="Symbol" w:cs="Symbol" w:hint="default"/>
-      </w:rPr>
-    </w:lvl>
-    <w:lvl w:ilvl="6">
-      <w:start w:val="1"/>
-      <w:numFmt w:val="bullet"/>
-      <w:lvlText w:val=""/>
-      <w:lvlJc w:val="left"/>
-      <w:pPr>
-        <w:tabs>
-          <w:tab w:val="num" w:pos="4963"/>
-        </w:tabs>
-        <w:ind w:left="4963" w:hanging="283"/>
-      </w:pPr>
-      <w:rPr>
-        <w:rFonts w:ascii="Symbol" w:hAnsi="Symbol" w:cs="Symbol" w:hint="default"/>
-      </w:rPr>
-    </w:lvl>
-    <w:lvl w:ilvl="7">
-      <w:start w:val="1"/>
-      <w:numFmt w:val="bullet"/>
-      <w:lvlText w:val=""/>
-      <w:lvlJc w:val="left"/>
-      <w:pPr>
-        <w:tabs>
-          <w:tab w:val="num" w:pos="5672"/>
-        </w:tabs>
-        <w:ind w:left="5672" w:hanging="283"/>
-      </w:pPr>
-      <w:rPr>
-        <w:rFonts w:ascii="Symbol" w:hAnsi="Symbol" w:cs="Symbol" w:hint="default"/>
-      </w:rPr>
-    </w:lvl>
-    <w:lvl w:ilvl="8">
-      <w:start w:val="1"/>
-      <w:numFmt w:val="bullet"/>
-      <w:lvlText w:val=""/>
-      <w:lvlJc w:val="left"/>
-      <w:pPr>
-        <w:tabs>
-          <w:tab w:val="num" w:pos="6381"/>
-        </w:tabs>
-        <w:ind w:left="6381" w:hanging="283"/>
-      </w:pPr>
-      <w:rPr>
-        <w:rFonts w:ascii="Symbol" w:hAnsi="Symbol" w:cs="Symbol" w:hint="default"/>
-      </w:rPr>
-    </w:lvl>
-  </w:abstractNum>
-  <w:abstractNum w:abstractNumId="13" w15:restartNumberingAfterBreak="0">
-    <w:nsid w:val="71A479C1"/>
-    <w:multiLevelType w:val="multilevel"/>
-    <w:tmpl w:val="7BE456D0"/>
-    <w:lvl w:ilvl="0">
-      <w:start w:val="1"/>
-      <w:numFmt w:val="bullet"/>
-      <w:lvlText w:val=""/>
-      <w:lvlJc w:val="left"/>
-      <w:pPr>
-        <w:tabs>
-          <w:tab w:val="num" w:pos="709"/>
-        </w:tabs>
-        <w:ind w:left="709" w:hanging="283"/>
-      </w:pPr>
-      <w:rPr>
-        <w:rFonts w:ascii="Symbol" w:hAnsi="Symbol" w:cs="Symbol" w:hint="default"/>
-      </w:rPr>
-    </w:lvl>
-    <w:lvl w:ilvl="1">
-      <w:start w:val="1"/>
-      <w:numFmt w:val="bullet"/>
-      <w:lvlText w:val=""/>
-      <w:lvlJc w:val="left"/>
-      <w:pPr>
-        <w:tabs>
-          <w:tab w:val="num" w:pos="1418"/>
-        </w:tabs>
-        <w:ind w:left="1418" w:hanging="283"/>
-      </w:pPr>
-      <w:rPr>
-        <w:rFonts w:ascii="Symbol" w:hAnsi="Symbol" w:cs="Symbol" w:hint="default"/>
-      </w:rPr>
-    </w:lvl>
-    <w:lvl w:ilvl="2">
-      <w:start w:val="1"/>
-      <w:numFmt w:val="bullet"/>
-      <w:lvlText w:val=""/>
-      <w:lvlJc w:val="left"/>
-      <w:pPr>
-        <w:tabs>
-          <w:tab w:val="num" w:pos="2127"/>
-        </w:tabs>
-        <w:ind w:left="2127" w:hanging="283"/>
-      </w:pPr>
-      <w:rPr>
-        <w:rFonts w:ascii="Symbol" w:hAnsi="Symbol" w:cs="Symbol" w:hint="default"/>
-      </w:rPr>
-    </w:lvl>
-    <w:lvl w:ilvl="3">
-      <w:start w:val="1"/>
-      <w:numFmt w:val="bullet"/>
-      <w:lvlText w:val=""/>
-      <w:lvlJc w:val="left"/>
-      <w:pPr>
-        <w:tabs>
-          <w:tab w:val="num" w:pos="2836"/>
-        </w:tabs>
-        <w:ind w:left="2836" w:hanging="283"/>
-      </w:pPr>
-      <w:rPr>
-        <w:rFonts w:ascii="Symbol" w:hAnsi="Symbol" w:cs="Symbol" w:hint="default"/>
-      </w:rPr>
-    </w:lvl>
-    <w:lvl w:ilvl="4">
-      <w:start w:val="1"/>
-      <w:numFmt w:val="bullet"/>
-      <w:lvlText w:val=""/>
-      <w:lvlJc w:val="left"/>
-      <w:pPr>
-        <w:tabs>
-          <w:tab w:val="num" w:pos="3545"/>
-        </w:tabs>
-        <w:ind w:left="3545" w:hanging="283"/>
-      </w:pPr>
-      <w:rPr>
-        <w:rFonts w:ascii="Symbol" w:hAnsi="Symbol" w:cs="Symbol" w:hint="default"/>
-      </w:rPr>
-    </w:lvl>
-    <w:lvl w:ilvl="5">
-      <w:start w:val="1"/>
-      <w:numFmt w:val="bullet"/>
-      <w:lvlText w:val=""/>
-      <w:lvlJc w:val="left"/>
-      <w:pPr>
-        <w:tabs>
-          <w:tab w:val="num" w:pos="4254"/>
-        </w:tabs>
-        <w:ind w:left="4254" w:hanging="283"/>
-      </w:pPr>
-      <w:rPr>
-        <w:rFonts w:ascii="Symbol" w:hAnsi="Symbol" w:cs="Symbol" w:hint="default"/>
-      </w:rPr>
-    </w:lvl>
-    <w:lvl w:ilvl="6">
-      <w:start w:val="1"/>
-      <w:numFmt w:val="bullet"/>
-      <w:lvlText w:val=""/>
-      <w:lvlJc w:val="left"/>
-      <w:pPr>
-        <w:tabs>
-          <w:tab w:val="num" w:pos="4963"/>
-        </w:tabs>
-        <w:ind w:left="4963" w:hanging="283"/>
-      </w:pPr>
-      <w:rPr>
-        <w:rFonts w:ascii="Symbol" w:hAnsi="Symbol" w:cs="Symbol" w:hint="default"/>
-      </w:rPr>
-    </w:lvl>
-    <w:lvl w:ilvl="7">
-      <w:start w:val="1"/>
-      <w:numFmt w:val="bullet"/>
-      <w:lvlText w:val=""/>
-      <w:lvlJc w:val="left"/>
-      <w:pPr>
-        <w:tabs>
-          <w:tab w:val="num" w:pos="5672"/>
-        </w:tabs>
-        <w:ind w:left="5672" w:hanging="283"/>
-      </w:pPr>
-      <w:rPr>
-        <w:rFonts w:ascii="Symbol" w:hAnsi="Symbol" w:cs="Symbol" w:hint="default"/>
-      </w:rPr>
-    </w:lvl>
-    <w:lvl w:ilvl="8">
-      <w:start w:val="1"/>
-      <w:numFmt w:val="bullet"/>
-      <w:lvlText w:val=""/>
-      <w:lvlJc w:val="left"/>
-      <w:pPr>
-        <w:tabs>
-          <w:tab w:val="num" w:pos="6381"/>
-        </w:tabs>
-        <w:ind w:left="6381" w:hanging="283"/>
-      </w:pPr>
-      <w:rPr>
-        <w:rFonts w:ascii="Symbol" w:hAnsi="Symbol" w:cs="Symbol" w:hint="default"/>
-      </w:rPr>
-    </w:lvl>
-  </w:abstractNum>
-  <w:abstractNum w:abstractNumId="14" w15:restartNumberingAfterBreak="0">
-    <w:nsid w:val="71AB7203"/>
-    <w:multiLevelType w:val="multilevel"/>
-    <w:tmpl w:val="5A028920"/>
-    <w:lvl w:ilvl="0">
-      <w:start w:val="1"/>
-      <w:numFmt w:val="bullet"/>
-      <w:lvlText w:val=""/>
-      <w:lvlJc w:val="left"/>
-      <w:pPr>
-        <w:tabs>
-          <w:tab w:val="num" w:pos="709"/>
-        </w:tabs>
-        <w:ind w:left="709" w:hanging="283"/>
-      </w:pPr>
-      <w:rPr>
-        <w:rFonts w:ascii="Symbol" w:hAnsi="Symbol" w:cs="Symbol" w:hint="default"/>
-      </w:rPr>
-    </w:lvl>
-    <w:lvl w:ilvl="1">
-      <w:start w:val="1"/>
-      <w:numFmt w:val="bullet"/>
-      <w:lvlText w:val=""/>
-      <w:lvlJc w:val="left"/>
-      <w:pPr>
-        <w:tabs>
-          <w:tab w:val="num" w:pos="1418"/>
-        </w:tabs>
-        <w:ind w:left="1418" w:hanging="283"/>
-      </w:pPr>
-      <w:rPr>
-        <w:rFonts w:ascii="Symbol" w:hAnsi="Symbol" w:cs="Symbol" w:hint="default"/>
-      </w:rPr>
-    </w:lvl>
-    <w:lvl w:ilvl="2">
-      <w:start w:val="1"/>
-      <w:numFmt w:val="bullet"/>
-      <w:lvlText w:val=""/>
-      <w:lvlJc w:val="left"/>
-      <w:pPr>
-        <w:tabs>
-          <w:tab w:val="num" w:pos="2127"/>
-        </w:tabs>
-        <w:ind w:left="2127" w:hanging="283"/>
-      </w:pPr>
-      <w:rPr>
-        <w:rFonts w:ascii="Symbol" w:hAnsi="Symbol" w:cs="Symbol" w:hint="default"/>
-      </w:rPr>
-    </w:lvl>
-    <w:lvl w:ilvl="3">
-      <w:start w:val="1"/>
-      <w:numFmt w:val="bullet"/>
-      <w:lvlText w:val=""/>
-      <w:lvlJc w:val="left"/>
-      <w:pPr>
-        <w:tabs>
-          <w:tab w:val="num" w:pos="2836"/>
-        </w:tabs>
-        <w:ind w:left="2836" w:hanging="283"/>
-      </w:pPr>
-      <w:rPr>
-        <w:rFonts w:ascii="Symbol" w:hAnsi="Symbol" w:cs="Symbol" w:hint="default"/>
-      </w:rPr>
-    </w:lvl>
-    <w:lvl w:ilvl="4">
-      <w:start w:val="1"/>
-      <w:numFmt w:val="bullet"/>
-      <w:lvlText w:val=""/>
-      <w:lvlJc w:val="left"/>
-      <w:pPr>
-        <w:tabs>
-          <w:tab w:val="num" w:pos="3545"/>
-        </w:tabs>
-        <w:ind w:left="3545" w:hanging="283"/>
-      </w:pPr>
-      <w:rPr>
-        <w:rFonts w:ascii="Symbol" w:hAnsi="Symbol" w:cs="Symbol" w:hint="default"/>
-      </w:rPr>
-    </w:lvl>
-    <w:lvl w:ilvl="5">
-      <w:start w:val="1"/>
-      <w:numFmt w:val="bullet"/>
-      <w:lvlText w:val=""/>
-      <w:lvlJc w:val="left"/>
-      <w:pPr>
-        <w:tabs>
-          <w:tab w:val="num" w:pos="4254"/>
-        </w:tabs>
-        <w:ind w:left="4254" w:hanging="283"/>
-      </w:pPr>
-      <w:rPr>
-        <w:rFonts w:ascii="Symbol" w:hAnsi="Symbol" w:cs="Symbol" w:hint="default"/>
-      </w:rPr>
-    </w:lvl>
-    <w:lvl w:ilvl="6">
-      <w:start w:val="1"/>
-      <w:numFmt w:val="bullet"/>
-      <w:lvlText w:val=""/>
-      <w:lvlJc w:val="left"/>
-      <w:pPr>
-        <w:tabs>
-          <w:tab w:val="num" w:pos="4963"/>
-        </w:tabs>
-        <w:ind w:left="4963" w:hanging="283"/>
-      </w:pPr>
-      <w:rPr>
-        <w:rFonts w:ascii="Symbol" w:hAnsi="Symbol" w:cs="Symbol" w:hint="default"/>
-      </w:rPr>
-    </w:lvl>
-    <w:lvl w:ilvl="7">
-      <w:start w:val="1"/>
-      <w:numFmt w:val="bullet"/>
-      <w:lvlText w:val=""/>
-      <w:lvlJc w:val="left"/>
-      <w:pPr>
-        <w:tabs>
-          <w:tab w:val="num" w:pos="5672"/>
-        </w:tabs>
-        <w:ind w:left="5672" w:hanging="283"/>
-      </w:pPr>
-      <w:rPr>
-        <w:rFonts w:ascii="Symbol" w:hAnsi="Symbol" w:cs="Symbol" w:hint="default"/>
-      </w:rPr>
-    </w:lvl>
-    <w:lvl w:ilvl="8">
-      <w:start w:val="1"/>
-      <w:numFmt w:val="bullet"/>
-      <w:lvlText w:val=""/>
-      <w:lvlJc w:val="left"/>
-      <w:pPr>
-        <w:tabs>
-          <w:tab w:val="num" w:pos="6381"/>
-        </w:tabs>
-        <w:ind w:left="6381" w:hanging="283"/>
-      </w:pPr>
-      <w:rPr>
-        <w:rFonts w:ascii="Symbol" w:hAnsi="Symbol" w:cs="Symbol" w:hint="default"/>
-      </w:rPr>
-    </w:lvl>
-  </w:abstractNum>
-  <w:abstractNum w:abstractNumId="15" w15:restartNumberingAfterBreak="0">
-    <w:nsid w:val="73763BC9"/>
-    <w:multiLevelType w:val="multilevel"/>
-    <w:tmpl w:val="8EB07344"/>
-    <w:lvl w:ilvl="0">
-      <w:start w:val="1"/>
-      <w:numFmt w:val="bullet"/>
-      <w:lvlText w:val=""/>
-      <w:lvlJc w:val="left"/>
-      <w:pPr>
-        <w:tabs>
-          <w:tab w:val="num" w:pos="709"/>
-        </w:tabs>
-        <w:ind w:left="709" w:hanging="283"/>
-      </w:pPr>
-      <w:rPr>
-        <w:rFonts w:ascii="Symbol" w:hAnsi="Symbol" w:cs="Symbol" w:hint="default"/>
-      </w:rPr>
-    </w:lvl>
-    <w:lvl w:ilvl="1">
-      <w:start w:val="1"/>
-      <w:numFmt w:val="bullet"/>
-      <w:lvlText w:val=""/>
-      <w:lvlJc w:val="left"/>
-      <w:pPr>
-        <w:tabs>
-          <w:tab w:val="num" w:pos="1418"/>
-        </w:tabs>
-        <w:ind w:left="1418" w:hanging="283"/>
-      </w:pPr>
-      <w:rPr>
-        <w:rFonts w:ascii="Symbol" w:hAnsi="Symbol" w:cs="Symbol" w:hint="default"/>
-      </w:rPr>
-    </w:lvl>
-    <w:lvl w:ilvl="2">
-      <w:start w:val="1"/>
-      <w:numFmt w:val="bullet"/>
-      <w:lvlText w:val=""/>
-      <w:lvlJc w:val="left"/>
-      <w:pPr>
-        <w:tabs>
-          <w:tab w:val="num" w:pos="2127"/>
-        </w:tabs>
-        <w:ind w:left="2127" w:hanging="283"/>
-      </w:pPr>
-      <w:rPr>
-        <w:rFonts w:ascii="Symbol" w:hAnsi="Symbol" w:cs="Symbol" w:hint="default"/>
-      </w:rPr>
-    </w:lvl>
-    <w:lvl w:ilvl="3">
-      <w:start w:val="1"/>
-      <w:numFmt w:val="bullet"/>
-      <w:lvlText w:val=""/>
-      <w:lvlJc w:val="left"/>
-      <w:pPr>
-        <w:tabs>
-          <w:tab w:val="num" w:pos="2836"/>
-        </w:tabs>
-        <w:ind w:left="2836" w:hanging="283"/>
-      </w:pPr>
-      <w:rPr>
-        <w:rFonts w:ascii="Symbol" w:hAnsi="Symbol" w:cs="Symbol" w:hint="default"/>
-      </w:rPr>
-    </w:lvl>
-    <w:lvl w:ilvl="4">
-      <w:start w:val="1"/>
-      <w:numFmt w:val="bullet"/>
-      <w:lvlText w:val=""/>
-      <w:lvlJc w:val="left"/>
-      <w:pPr>
-        <w:tabs>
-          <w:tab w:val="num" w:pos="3545"/>
-        </w:tabs>
-        <w:ind w:left="3545" w:hanging="283"/>
-      </w:pPr>
-      <w:rPr>
-        <w:rFonts w:ascii="Symbol" w:hAnsi="Symbol" w:cs="Symbol" w:hint="default"/>
-      </w:rPr>
-    </w:lvl>
-    <w:lvl w:ilvl="5">
-      <w:start w:val="1"/>
-      <w:numFmt w:val="bullet"/>
-      <w:lvlText w:val=""/>
-      <w:lvlJc w:val="left"/>
-      <w:pPr>
-        <w:tabs>
-          <w:tab w:val="num" w:pos="4254"/>
-        </w:tabs>
-        <w:ind w:left="4254" w:hanging="283"/>
-      </w:pPr>
-      <w:rPr>
-        <w:rFonts w:ascii="Symbol" w:hAnsi="Symbol" w:cs="Symbol" w:hint="default"/>
-      </w:rPr>
-    </w:lvl>
-    <w:lvl w:ilvl="6">
-      <w:start w:val="1"/>
-      <w:numFmt w:val="bullet"/>
-      <w:lvlText w:val=""/>
-      <w:lvlJc w:val="left"/>
-      <w:pPr>
-        <w:tabs>
-          <w:tab w:val="num" w:pos="4963"/>
-        </w:tabs>
-        <w:ind w:left="4963" w:hanging="283"/>
-      </w:pPr>
-      <w:rPr>
-        <w:rFonts w:ascii="Symbol" w:hAnsi="Symbol" w:cs="Symbol" w:hint="default"/>
-      </w:rPr>
-    </w:lvl>
-    <w:lvl w:ilvl="7">
-      <w:start w:val="1"/>
-      <w:numFmt w:val="bullet"/>
-      <w:lvlText w:val=""/>
-      <w:lvlJc w:val="left"/>
-      <w:pPr>
-        <w:tabs>
-          <w:tab w:val="num" w:pos="5672"/>
-        </w:tabs>
-        <w:ind w:left="5672" w:hanging="283"/>
-      </w:pPr>
-      <w:rPr>
-        <w:rFonts w:ascii="Symbol" w:hAnsi="Symbol" w:cs="Symbol" w:hint="default"/>
-      </w:rPr>
-    </w:lvl>
-    <w:lvl w:ilvl="8">
-      <w:start w:val="1"/>
-      <w:numFmt w:val="bullet"/>
-      <w:lvlText w:val=""/>
-      <w:lvlJc w:val="left"/>
-      <w:pPr>
-        <w:tabs>
-          <w:tab w:val="num" w:pos="6381"/>
-        </w:tabs>
-        <w:ind w:left="6381" w:hanging="283"/>
-      </w:pPr>
-      <w:rPr>
-        <w:rFonts w:ascii="Symbol" w:hAnsi="Symbol" w:cs="Symbol" w:hint="default"/>
-      </w:rPr>
-    </w:lvl>
-  </w:abstractNum>
-  <w:num w:numId="1" w16cid:durableId="1157376080">
+  <w:num w:numId="1">
+    <w:abstractNumId w:val="1"/>
+  </w:num>
+  <w:num w:numId="2">
+    <w:abstractNumId w:val="2"/>
+  </w:num>
+  <w:num w:numId="3">
+    <w:abstractNumId w:val="3"/>
+  </w:num>
+  <w:num w:numId="4">
+    <w:abstractNumId w:val="4"/>
+  </w:num>
+  <w:num w:numId="5">
+    <w:abstractNumId w:val="5"/>
+  </w:num>
+  <w:num w:numId="6">
+    <w:abstractNumId w:val="6"/>
+  </w:num>
+  <w:num w:numId="7">
+    <w:abstractNumId w:val="7"/>
+  </w:num>
+  <w:num w:numId="8">
+    <w:abstractNumId w:val="8"/>
+  </w:num>
+  <w:num w:numId="9">
     <w:abstractNumId w:val="9"/>
   </w:num>
-  <w:num w:numId="2" w16cid:durableId="232467088">
-    <w:abstractNumId w:val="3"/>
+  <w:num w:numId="10">
+    <w:abstractNumId w:val="10"/>
   </w:num>
-  <w:num w:numId="3" w16cid:durableId="3091450">
+  <w:num w:numId="11">
+    <w:abstractNumId w:val="11"/>
+  </w:num>
+  <w:num w:numId="12">
+    <w:abstractNumId w:val="12"/>
+  </w:num>
+  <w:num w:numId="13">
+    <w:abstractNumId w:val="13"/>
+  </w:num>
+  <w:num w:numId="14">
+    <w:abstractNumId w:val="14"/>
+  </w:num>
+  <w:num w:numId="15">
     <w:abstractNumId w:val="15"/>
   </w:num>
-  <w:num w:numId="4" w16cid:durableId="2107847360">
-    <w:abstractNumId w:val="11"/>
-  </w:num>
-  <w:num w:numId="5" w16cid:durableId="240870694">
-    <w:abstractNumId w:val="5"/>
-  </w:num>
-  <w:num w:numId="6" w16cid:durableId="50085541">
-    <w:abstractNumId w:val="14"/>
-  </w:num>
-  <w:num w:numId="7" w16cid:durableId="1969041556">
-    <w:abstractNumId w:val="1"/>
-  </w:num>
-  <w:num w:numId="8" w16cid:durableId="997735142">
-    <w:abstractNumId w:val="10"/>
-  </w:num>
-  <w:num w:numId="9" w16cid:durableId="1448231796">
-    <w:abstractNumId w:val="7"/>
-  </w:num>
-  <w:num w:numId="10" w16cid:durableId="913395844">
-    <w:abstractNumId w:val="12"/>
-  </w:num>
-  <w:num w:numId="11" w16cid:durableId="768698806">
-    <w:abstractNumId w:val="8"/>
-  </w:num>
-  <w:num w:numId="12" w16cid:durableId="1655572697">
-    <w:abstractNumId w:val="0"/>
-  </w:num>
-  <w:num w:numId="13" w16cid:durableId="46809307">
-    <w:abstractNumId w:val="2"/>
-  </w:num>
-  <w:num w:numId="14" w16cid:durableId="1307736528">
-    <w:abstractNumId w:val="4"/>
-  </w:num>
-  <w:num w:numId="15" w16cid:durableId="1073502993">
-    <w:abstractNumId w:val="13"/>
-  </w:num>
-  <w:num w:numId="16" w16cid:durableId="1934583058">
-    <w:abstractNumId w:val="6"/>
+  <w:num w:numId="16">
+    <w:abstractNumId w:val="16"/>
   </w:num>
 </w:numbering>
 </file>
 
 <file path=word/styles.xml><?xml version="1.0" encoding="utf-8"?>
-<w:styles xmlns:mc="http://schemas.openxmlformats.org/markup-compatibility/2006" xmlns:r="http://schemas.openxmlformats.org/officeDocument/2006/relationships" xmlns:w="http://schemas.openxmlformats.org/wordprocessingml/2006/main" xmlns:w14="http://schemas.microsoft.com/office/word/2010/wordml" xmlns:w15="http://schemas.microsoft.com/office/word/2012/wordml" xmlns:w16cex="http://schemas.microsoft.com/office/word/2018/wordml/cex" xmlns:w16cid="http://schemas.microsoft.com/office/word/2016/wordml/cid" xmlns:w16="http://schemas.microsoft.com/office/word/2018/wordml" xmlns:w16du="http://schemas.microsoft.com/office/word/2023/wordml/word16du" xmlns:w16sdtdh="http://schemas.microsoft.com/office/word/2020/wordml/sdtdatahash" xmlns:w16sdtfl="http://schemas.microsoft.com/office/word/2024/wordml/sdtformatlock" xmlns:w16se="http://schemas.microsoft.com/office/word/2015/wordml/symex" mc:Ignorable="w14 w15 w16se w16cid w16 w16cex w16sdtdh w16sdtfl w16du">
+<w:styles xmlns:w="http://schemas.openxmlformats.org/wordprocessingml/2006/main" xmlns:w14="http://schemas.microsoft.com/office/word/2010/wordml" xmlns:mc="http://schemas.openxmlformats.org/markup-compatibility/2006" mc:Ignorable="w14">
   <w:docDefaults>
     <w:rPrDefault>
       <w:rPr>
-        <w:rFonts w:ascii="Liberation Serif" w:eastAsia="新細明體" w:hAnsi="Liberation Serif" w:cs="Noto Sans Devanagari"/>
+        <w:rFonts w:ascii="Liberation Serif" w:hAnsi="Liberation Serif" w:eastAsia="新細明體" w:cs="Noto Sans Devanagari"/>
         <w:kern w:val="2"/>
         <w:sz w:val="24"/>
         <w:szCs w:val="24"/>
@@ -7840,21 +7850,21 @@
     </w:rPrDefault>
     <w:pPrDefault>
       <w:pPr>
-        <w:suppressAutoHyphens/>
+        <w:suppressAutoHyphens w:val="true"/>
       </w:pPr>
     </w:pPrDefault>
   </w:docDefaults>
   <w:latentStyles w:defLockedState="0" w:defUIPriority="99" w:defSemiHidden="0" w:defUnhideWhenUsed="0" w:defQFormat="0" w:count="376">
     <w:lsdException w:name="Normal" w:uiPriority="0" w:qFormat="1"/>
     <w:lsdException w:name="heading 1" w:uiPriority="9" w:qFormat="1"/>
-    <w:lsdException w:name="heading 2" w:semiHidden="1" w:uiPriority="9" w:unhideWhenUsed="1" w:qFormat="1"/>
-    <w:lsdException w:name="heading 3" w:semiHidden="1" w:uiPriority="9" w:unhideWhenUsed="1" w:qFormat="1"/>
-    <w:lsdException w:name="heading 4" w:semiHidden="1" w:uiPriority="9" w:unhideWhenUsed="1" w:qFormat="1"/>
-    <w:lsdException w:name="heading 5" w:semiHidden="1" w:uiPriority="9" w:unhideWhenUsed="1" w:qFormat="1"/>
-    <w:lsdException w:name="heading 6" w:semiHidden="1" w:uiPriority="9" w:unhideWhenUsed="1" w:qFormat="1"/>
-    <w:lsdException w:name="heading 7" w:semiHidden="1" w:uiPriority="9" w:unhideWhenUsed="1" w:qFormat="1"/>
-    <w:lsdException w:name="heading 8" w:semiHidden="1" w:uiPriority="9" w:unhideWhenUsed="1" w:qFormat="1"/>
-    <w:lsdException w:name="heading 9" w:semiHidden="1" w:uiPriority="9" w:unhideWhenUsed="1" w:qFormat="1"/>
+    <w:lsdException w:name="heading 2" w:uiPriority="9" w:semiHidden="1" w:unhideWhenUsed="1" w:qFormat="1"/>
+    <w:lsdException w:name="heading 3" w:uiPriority="9" w:semiHidden="1" w:unhideWhenUsed="1" w:qFormat="1"/>
+    <w:lsdException w:name="heading 4" w:uiPriority="9" w:semiHidden="1" w:unhideWhenUsed="1" w:qFormat="1"/>
+    <w:lsdException w:name="heading 5" w:uiPriority="9" w:semiHidden="1" w:unhideWhenUsed="1" w:qFormat="1"/>
+    <w:lsdException w:name="heading 6" w:uiPriority="9" w:semiHidden="1" w:unhideWhenUsed="1" w:qFormat="1"/>
+    <w:lsdException w:name="heading 7" w:uiPriority="9" w:semiHidden="1" w:unhideWhenUsed="1" w:qFormat="1"/>
+    <w:lsdException w:name="heading 8" w:uiPriority="9" w:semiHidden="1" w:unhideWhenUsed="1" w:qFormat="1"/>
+    <w:lsdException w:name="heading 9" w:uiPriority="9" w:semiHidden="1" w:unhideWhenUsed="1" w:qFormat="1"/>
     <w:lsdException w:name="index 1" w:semiHidden="1" w:unhideWhenUsed="1"/>
     <w:lsdException w:name="index 2" w:semiHidden="1" w:unhideWhenUsed="1"/>
     <w:lsdException w:name="index 3" w:semiHidden="1" w:unhideWhenUsed="1"/>
@@ -7864,22 +7874,22 @@
     <w:lsdException w:name="index 7" w:semiHidden="1" w:unhideWhenUsed="1"/>
     <w:lsdException w:name="index 8" w:semiHidden="1" w:unhideWhenUsed="1"/>
     <w:lsdException w:name="index 9" w:semiHidden="1" w:unhideWhenUsed="1"/>
-    <w:lsdException w:name="toc 1" w:semiHidden="1" w:uiPriority="39" w:unhideWhenUsed="1"/>
-    <w:lsdException w:name="toc 2" w:semiHidden="1" w:uiPriority="39" w:unhideWhenUsed="1"/>
-    <w:lsdException w:name="toc 3" w:semiHidden="1" w:uiPriority="39" w:unhideWhenUsed="1"/>
-    <w:lsdException w:name="toc 4" w:semiHidden="1" w:uiPriority="39" w:unhideWhenUsed="1"/>
-    <w:lsdException w:name="toc 5" w:semiHidden="1" w:uiPriority="39" w:unhideWhenUsed="1"/>
-    <w:lsdException w:name="toc 6" w:semiHidden="1" w:uiPriority="39" w:unhideWhenUsed="1"/>
-    <w:lsdException w:name="toc 7" w:semiHidden="1" w:uiPriority="39" w:unhideWhenUsed="1"/>
-    <w:lsdException w:name="toc 8" w:semiHidden="1" w:uiPriority="39" w:unhideWhenUsed="1"/>
-    <w:lsdException w:name="toc 9" w:semiHidden="1" w:uiPriority="39" w:unhideWhenUsed="1"/>
+    <w:lsdException w:name="toc 1" w:uiPriority="39" w:semiHidden="1" w:unhideWhenUsed="1"/>
+    <w:lsdException w:name="toc 2" w:uiPriority="39" w:semiHidden="1" w:unhideWhenUsed="1"/>
+    <w:lsdException w:name="toc 3" w:uiPriority="39" w:semiHidden="1" w:unhideWhenUsed="1"/>
+    <w:lsdException w:name="toc 4" w:uiPriority="39" w:semiHidden="1" w:unhideWhenUsed="1"/>
+    <w:lsdException w:name="toc 5" w:uiPriority="39" w:semiHidden="1" w:unhideWhenUsed="1"/>
+    <w:lsdException w:name="toc 6" w:uiPriority="39" w:semiHidden="1" w:unhideWhenUsed="1"/>
+    <w:lsdException w:name="toc 7" w:uiPriority="39" w:semiHidden="1" w:unhideWhenUsed="1"/>
+    <w:lsdException w:name="toc 8" w:uiPriority="39" w:semiHidden="1" w:unhideWhenUsed="1"/>
+    <w:lsdException w:name="toc 9" w:uiPriority="39" w:semiHidden="1" w:unhideWhenUsed="1"/>
     <w:lsdException w:name="Normal Indent" w:semiHidden="1" w:unhideWhenUsed="1"/>
     <w:lsdException w:name="footnote text" w:semiHidden="1" w:unhideWhenUsed="1"/>
     <w:lsdException w:name="annotation text" w:semiHidden="1" w:unhideWhenUsed="1"/>
     <w:lsdException w:name="header" w:semiHidden="1" w:unhideWhenUsed="1"/>
     <w:lsdException w:name="footer" w:semiHidden="1" w:unhideWhenUsed="1"/>
     <w:lsdException w:name="index heading" w:semiHidden="1" w:unhideWhenUsed="1"/>
-    <w:lsdException w:name="caption" w:semiHidden="1" w:uiPriority="35" w:unhideWhenUsed="1" w:qFormat="1"/>
+    <w:lsdException w:name="caption" w:uiPriority="35" w:semiHidden="1" w:unhideWhenUsed="1" w:qFormat="1"/>
     <w:lsdException w:name="table of figures" w:semiHidden="1" w:unhideWhenUsed="1"/>
     <w:lsdException w:name="envelope address" w:semiHidden="1" w:unhideWhenUsed="1"/>
     <w:lsdException w:name="envelope return" w:semiHidden="1" w:unhideWhenUsed="1"/>
@@ -7910,7 +7920,7 @@
     <w:lsdException w:name="Title" w:uiPriority="10" w:qFormat="1"/>
     <w:lsdException w:name="Closing" w:semiHidden="1" w:unhideWhenUsed="1"/>
     <w:lsdException w:name="Signature" w:semiHidden="1" w:unhideWhenUsed="1"/>
-    <w:lsdException w:name="Default Paragraph Font" w:semiHidden="1" w:uiPriority="1" w:unhideWhenUsed="1"/>
+    <w:lsdException w:name="Default Paragraph Font" w:uiPriority="1" w:semiHidden="1" w:unhideWhenUsed="1"/>
     <w:lsdException w:name="Body Text" w:semiHidden="1" w:unhideWhenUsed="1"/>
     <w:lsdException w:name="Body Text Indent" w:semiHidden="1" w:unhideWhenUsed="1"/>
     <w:lsdException w:name="List Continue" w:semiHidden="1" w:unhideWhenUsed="1"/>
@@ -8110,8 +8120,8 @@
     <w:lsdException w:name="Subtle Reference" w:uiPriority="31" w:qFormat="1"/>
     <w:lsdException w:name="Intense Reference" w:uiPriority="32" w:qFormat="1"/>
     <w:lsdException w:name="Book Title" w:uiPriority="33" w:qFormat="1"/>
-    <w:lsdException w:name="Bibliography" w:semiHidden="1" w:uiPriority="37" w:unhideWhenUsed="1"/>
-    <w:lsdException w:name="TOC Heading" w:semiHidden="1" w:uiPriority="39" w:unhideWhenUsed="1" w:qFormat="1"/>
+    <w:lsdException w:name="Bibliography" w:uiPriority="37" w:semiHidden="1" w:unhideWhenUsed="1"/>
+    <w:lsdException w:name="TOC Heading" w:uiPriority="39" w:semiHidden="1" w:unhideWhenUsed="1" w:qFormat="1"/>
     <w:lsdException w:name="Plain Table 1" w:uiPriority="41"/>
     <w:lsdException w:name="Plain Table 2" w:uiPriority="42"/>
     <w:lsdException w:name="Plain Table 3" w:uiPriority="43"/>
@@ -8222,21 +8232,30 @@
     <w:lsdException w:name="Unresolved Mention" w:semiHidden="1" w:unhideWhenUsed="1"/>
     <w:lsdException w:name="Smart Link" w:semiHidden="1" w:unhideWhenUsed="1"/>
   </w:latentStyles>
-  <w:style w:type="paragraph" w:default="1" w:styleId="a">
+  <w:style w:type="paragraph" w:styleId="Normal" w:default="1">
     <w:name w:val="Normal"/>
     <w:qFormat/>
     <w:pPr>
-      <w:spacing w:line="480" w:lineRule="auto"/>
+      <w:widowControl/>
+      <w:suppressAutoHyphens w:val="true"/>
+      <w:bidi w:val="0"/>
+      <w:spacing w:lineRule="auto" w:line="480" w:before="0" w:after="0"/>
       <w:ind w:firstLine="283"/>
+      <w:jc w:val="start"/>
     </w:pPr>
     <w:rPr>
-      <w:rFonts w:eastAsia="Noto Serif CJK SC"/>
+      <w:rFonts w:eastAsia="Noto Serif CJK SC" w:ascii="Liberation Serif" w:hAnsi="Liberation Serif" w:cs="Noto Sans Devanagari"/>
+      <w:color w:val="auto"/>
+      <w:kern w:val="2"/>
+      <w:sz w:val="24"/>
+      <w:szCs w:val="24"/>
+      <w:lang w:val="en-HK" w:eastAsia="zh-CN" w:bidi="hi-IN"/>
     </w:rPr>
   </w:style>
-  <w:style w:type="paragraph" w:styleId="1">
+  <w:style w:type="paragraph" w:styleId="Heading1">
     <w:name w:val="heading 1"/>
     <w:basedOn w:val="Heading"/>
-    <w:next w:val="a0"/>
+    <w:next w:val="BodyText"/>
     <w:uiPriority w:val="9"/>
     <w:qFormat/>
     <w:pPr>
@@ -8244,79 +8263,60 @@
       <w:outlineLvl w:val="0"/>
     </w:pPr>
     <w:rPr>
-      <w:rFonts w:ascii="Liberation Serif" w:eastAsia="Noto Serif CJK SC" w:hAnsi="Liberation Serif"/>
+      <w:rFonts w:ascii="Liberation Serif" w:hAnsi="Liberation Serif" w:eastAsia="Noto Serif CJK SC"/>
       <w:b/>
       <w:bCs/>
       <w:sz w:val="48"/>
       <w:szCs w:val="48"/>
     </w:rPr>
   </w:style>
-  <w:style w:type="paragraph" w:styleId="2">
+  <w:style w:type="paragraph" w:styleId="Heading2">
     <w:name w:val="heading 2"/>
     <w:basedOn w:val="Heading"/>
-    <w:next w:val="a0"/>
+    <w:next w:val="BodyText"/>
     <w:uiPriority w:val="9"/>
     <w:unhideWhenUsed/>
     <w:qFormat/>
     <w:pPr>
-      <w:spacing w:before="200"/>
-      <w:ind w:firstLine="0"/>
+      <w:spacing w:before="200" w:after="120"/>
+      <w:ind w:hanging="0"/>
       <w:outlineLvl w:val="1"/>
     </w:pPr>
     <w:rPr>
-      <w:rFonts w:ascii="Liberation Serif" w:eastAsia="Noto Serif CJK SC" w:hAnsi="Liberation Serif"/>
+      <w:rFonts w:ascii="Liberation Serif" w:hAnsi="Liberation Serif" w:eastAsia="Noto Serif CJK SC"/>
       <w:b/>
       <w:bCs/>
       <w:sz w:val="36"/>
       <w:szCs w:val="36"/>
     </w:rPr>
   </w:style>
-  <w:style w:type="paragraph" w:styleId="3">
+  <w:style w:type="paragraph" w:styleId="Heading3">
     <w:name w:val="heading 3"/>
     <w:basedOn w:val="Heading"/>
-    <w:next w:val="a0"/>
+    <w:next w:val="BodyText"/>
     <w:uiPriority w:val="9"/>
     <w:unhideWhenUsed/>
     <w:qFormat/>
     <w:pPr>
-      <w:spacing w:before="140"/>
+      <w:spacing w:before="140" w:after="120"/>
       <w:outlineLvl w:val="2"/>
     </w:pPr>
     <w:rPr>
-      <w:rFonts w:ascii="Liberation Serif" w:eastAsia="Noto Serif CJK SC" w:hAnsi="Liberation Serif"/>
+      <w:rFonts w:ascii="Liberation Serif" w:hAnsi="Liberation Serif" w:eastAsia="Noto Serif CJK SC"/>
       <w:b/>
       <w:bCs/>
       <w:i/>
     </w:rPr>
   </w:style>
-  <w:style w:type="character" w:default="1" w:styleId="a1">
+  <w:style w:type="character" w:styleId="DefaultParagraphFont" w:default="1">
     <w:name w:val="Default Paragraph Font"/>
     <w:uiPriority w:val="1"/>
     <w:semiHidden/>
     <w:unhideWhenUsed/>
+    <w:qFormat/>
+    <w:rPr/>
   </w:style>
-  <w:style w:type="table" w:default="1" w:styleId="a2">
-    <w:name w:val="Normal Table"/>
-    <w:uiPriority w:val="99"/>
-    <w:semiHidden/>
-    <w:unhideWhenUsed/>
-    <w:tblPr>
-      <w:tblInd w:w="0" w:type="dxa"/>
-      <w:tblCellMar>
-        <w:top w:w="0" w:type="dxa"/>
-        <w:left w:w="108" w:type="dxa"/>
-        <w:bottom w:w="0" w:type="dxa"/>
-        <w:right w:w="108" w:type="dxa"/>
-      </w:tblCellMar>
-    </w:tblPr>
-  </w:style>
-  <w:style w:type="numbering" w:default="1" w:styleId="a3">
-    <w:name w:val="No List"/>
-    <w:uiPriority w:val="99"/>
-    <w:semiHidden/>
-    <w:unhideWhenUsed/>
-  </w:style>
-  <w:style w:type="character" w:styleId="a4">
+  <w:style w:type="character" w:styleId="Strong">
     <w:name w:val="Strong"/>
     <w:qFormat/>
     <w:rPr>
@@ -8324,77 +8324,81 @@
       <w:bCs/>
     </w:rPr>
   </w:style>
-  <w:style w:type="character" w:customStyle="1" w:styleId="Bullets">
-    <w:name w:val="Bullets"/>
+  <w:style w:type="character" w:styleId="Bulletsuser" w:customStyle="1">
+    <w:name w:val="Bullets (user)"/>
     <w:qFormat/>
     <w:rPr>
-      <w:rFonts w:ascii="OpenSymbol" w:eastAsia="OpenSymbol" w:hAnsi="OpenSymbol" w:cs="OpenSymbol"/>
+      <w:rFonts w:ascii="OpenSymbol" w:hAnsi="OpenSymbol" w:eastAsia="OpenSymbol" w:cs="OpenSymbol"/>
     </w:rPr>
   </w:style>
-  <w:style w:type="character" w:customStyle="1" w:styleId="SourceText">
+  <w:style w:type="character" w:styleId="SourceText" w:customStyle="1">
     <w:name w:val="Source Text"/>
     <w:qFormat/>
     <w:rPr>
-      <w:rFonts w:ascii="Liberation Mono" w:eastAsia="Noto Sans Mono CJK SC" w:hAnsi="Liberation Mono" w:cs="Liberation Mono"/>
+      <w:rFonts w:ascii="Liberation Mono" w:hAnsi="Liberation Mono" w:eastAsia="Noto Sans Mono CJK SC" w:cs="Liberation Mono"/>
     </w:rPr>
   </w:style>
-  <w:style w:type="character" w:styleId="a5">
+  <w:style w:type="character" w:styleId="Hyperlink">
     <w:name w:val="Hyperlink"/>
-    <w:basedOn w:val="a1"/>
+    <w:basedOn w:val="DefaultParagraphFont"/>
     <w:uiPriority w:val="99"/>
     <w:unhideWhenUsed/>
-    <w:rsid w:val="00EF3120"/>
+    <w:rsid w:val="00ef3120"/>
     <w:rPr>
-      <w:color w:val="0000EE" w:themeColor="hyperlink"/>
+      <w:color w:themeColor="hyperlink" w:val="0000EE"/>
       <w:u w:val="single"/>
     </w:rPr>
   </w:style>
-  <w:style w:type="character" w:styleId="a6">
+  <w:style w:type="character" w:styleId="UnresolvedMention">
     <w:name w:val="Unresolved Mention"/>
-    <w:basedOn w:val="a1"/>
+    <w:basedOn w:val="DefaultParagraphFont"/>
     <w:uiPriority w:val="99"/>
     <w:semiHidden/>
     <w:unhideWhenUsed/>
     <w:qFormat/>
-    <w:rsid w:val="00EF3120"/>
+    <w:rsid w:val="00ef3120"/>
     <w:rPr>
       <w:color w:val="605E5C"/>
-      <w:shd w:val="clear" w:color="auto" w:fill="E1DFDD"/>
+      <w:shd w:fill="E1DFDD" w:val="clear"/>
     </w:rPr>
   </w:style>
-  <w:style w:type="character" w:customStyle="1" w:styleId="NumberingSymbols">
+  <w:style w:type="character" w:styleId="NumberingSymbols" w:customStyle="1">
     <w:name w:val="Numbering Symbols"/>
     <w:qFormat/>
+    <w:rPr/>
   </w:style>
-  <w:style w:type="paragraph" w:customStyle="1" w:styleId="Heading">
+  <w:style w:type="paragraph" w:styleId="Heading" w:customStyle="1">
     <w:name w:val="Heading"/>
-    <w:basedOn w:val="a"/>
-    <w:next w:val="a0"/>
+    <w:basedOn w:val="Normal"/>
+    <w:next w:val="BodyText"/>
     <w:qFormat/>
     <w:pPr>
-      <w:keepNext/>
+      <w:keepNext w:val="true"/>
       <w:spacing w:before="240" w:after="120"/>
     </w:pPr>
     <w:rPr>
-      <w:rFonts w:ascii="Liberation Sans" w:eastAsia="Noto Sans CJK SC" w:hAnsi="Liberation Sans"/>
+      <w:rFonts w:ascii="Liberation Sans" w:hAnsi="Liberation Sans" w:eastAsia="Noto Sans CJK SC"/>
       <w:sz w:val="28"/>
       <w:szCs w:val="28"/>
     </w:rPr>
   </w:style>
-  <w:style w:type="paragraph" w:styleId="a0">
+  <w:style w:type="paragraph" w:styleId="BodyText">
     <w:name w:val="Body Text"/>
-    <w:basedOn w:val="a"/>
+    <w:basedOn w:val="Normal"/>
     <w:pPr>
-      <w:spacing w:after="140" w:line="276" w:lineRule="auto"/>
+      <w:spacing w:lineRule="auto" w:line="276" w:before="0" w:after="140"/>
     </w:pPr>
+    <w:rPr/>
   </w:style>
-  <w:style w:type="paragraph" w:styleId="a7">
+  <w:style w:type="paragraph" w:styleId="List">
     <w:name w:val="List"/>
-    <w:basedOn w:val="a0"/>
+    <w:basedOn w:val="BodyText"/>
+    <w:pPr/>
+    <w:rPr/>
   </w:style>
-  <w:style w:type="paragraph" w:styleId="a8">
+  <w:style w:type="paragraph" w:styleId="Caption">
     <w:name w:val="caption"/>
-    <w:basedOn w:val="a"/>
+    <w:basedOn w:val="Normal"/>
     <w:qFormat/>
     <w:pPr>
       <w:suppressLineNumbers/>
@@ -8405,24 +8409,26 @@
       <w:iCs/>
     </w:rPr>
   </w:style>
-  <w:style w:type="paragraph" w:customStyle="1" w:styleId="Index">
+  <w:style w:type="paragraph" w:styleId="Index" w:customStyle="1">
     <w:name w:val="Index"/>
-    <w:basedOn w:val="a"/>
+    <w:basedOn w:val="Normal"/>
     <w:qFormat/>
     <w:pPr>
       <w:suppressLineNumbers/>
     </w:pPr>
+    <w:rPr/>
   </w:style>
-  <w:style w:type="paragraph" w:customStyle="1" w:styleId="TableContents">
+  <w:style w:type="paragraph" w:styleId="TableContents" w:customStyle="1">
     <w:name w:val="Table Contents"/>
-    <w:basedOn w:val="a"/>
+    <w:basedOn w:val="Normal"/>
     <w:qFormat/>
     <w:pPr>
-      <w:widowControl w:val="0"/>
+      <w:widowControl w:val="false"/>
       <w:suppressLineNumbers/>
     </w:pPr>
+    <w:rPr/>
   </w:style>
-  <w:style w:type="paragraph" w:customStyle="1" w:styleId="TableHeading">
+  <w:style w:type="paragraph" w:styleId="TableHeading" w:customStyle="1">
     <w:name w:val="Table Heading"/>
     <w:basedOn w:val="TableContents"/>
     <w:qFormat/>
@@ -8434,36 +8440,63 @@
       <w:bCs/>
     </w:rPr>
   </w:style>
-  <w:style w:type="paragraph" w:customStyle="1" w:styleId="HeaderandFooter">
+  <w:style w:type="paragraph" w:styleId="HeaderandFooter" w:customStyle="1">
     <w:name w:val="Header and Footer"/>
-    <w:basedOn w:val="a"/>
+    <w:basedOn w:val="Normal"/>
     <w:qFormat/>
     <w:pPr>
       <w:suppressLineNumbers/>
       <w:tabs>
-        <w:tab w:val="center" w:pos="5386"/>
-        <w:tab w:val="right" w:pos="10772"/>
+        <w:tab w:val="clear" w:pos="709"/>
+        <w:tab w:val="center" w:pos="5386" w:leader="none"/>
+        <w:tab w:val="right" w:pos="10772" w:leader="none"/>
       </w:tabs>
     </w:pPr>
+    <w:rPr/>
   </w:style>
-  <w:style w:type="paragraph" w:styleId="a9">
+  <w:style w:type="paragraph" w:styleId="Header">
     <w:name w:val="header"/>
     <w:basedOn w:val="HeaderandFooter"/>
+    <w:pPr/>
+    <w:rPr/>
   </w:style>
-  <w:style w:type="paragraph" w:customStyle="1" w:styleId="Figure">
+  <w:style w:type="paragraph" w:styleId="Figure" w:customStyle="1">
     <w:name w:val="Figure"/>
-    <w:basedOn w:val="a8"/>
+    <w:basedOn w:val="Caption"/>
+    <w:qFormat/>
+    <w:pPr/>
+    <w:rPr/>
+  </w:style>
+  <w:style w:type="numbering" w:styleId="NoList" w:default="1">
+    <w:name w:val="No List"/>
+    <w:uiPriority w:val="99"/>
+    <w:semiHidden/>
+    <w:unhideWhenUsed/>
     <w:qFormat/>
   </w:style>
-  <w:style w:type="numbering" w:customStyle="1" w:styleId="Numbering123">
+  <w:style w:type="numbering" w:styleId="Numbering123" w:customStyle="1">
     <w:name w:val="Numbering 123"/>
     <w:qFormat/>
+  </w:style>
+  <w:style w:type="table" w:default="1" w:styleId="a2">
+    <w:name w:val="Normal Table"/>
+    <w:uiPriority w:val="99"/>
+    <w:semiHidden/>
+    <w:unhideWhenUsed/>
+    <w:tblPr>
+      <w:tblCellMar>
+        <w:top w:w="0" w:type="dxa"/>
+        <w:left w:w="108" w:type="dxa"/>
+        <w:bottom w:w="0" w:type="dxa"/>
+        <w:right w:w="108" w:type="dxa"/>
+      </w:tblCellMar>
+    </w:tblPr>
   </w:style>
 </w:styles>
 </file>
 
 <file path=word/theme/theme1.xml><?xml version="1.0" encoding="utf-8"?>
-<a:theme xmlns:a="http://schemas.openxmlformats.org/drawingml/2006/main" name="Office">
+<a:theme xmlns:a="http://schemas.openxmlformats.org/drawingml/2006/main" xmlns:r="http://schemas.openxmlformats.org/officeDocument/2006/relationships" name="Office">
   <a:themeElements>
     <a:clrScheme name="LibreOffice">
       <a:dk1>
@@ -8505,14 +8538,14 @@
     </a:clrScheme>
     <a:fontScheme name="Office">
       <a:majorFont>
-        <a:latin typeface="Arial"/>
-        <a:ea typeface="細明體"/>
-        <a:cs typeface="DejaVu Sans"/>
+        <a:latin typeface="Arial" pitchFamily="0" charset="1"/>
+        <a:ea typeface="細明體" pitchFamily="0" charset="1"/>
+        <a:cs typeface="DejaVu Sans" pitchFamily="0" charset="1"/>
       </a:majorFont>
       <a:minorFont>
-        <a:latin typeface="Arial"/>
-        <a:ea typeface="新細明體"/>
-        <a:cs typeface="DejaVu Sans"/>
+        <a:latin typeface="Arial" pitchFamily="0" charset="1"/>
+        <a:ea typeface="新細明體" pitchFamily="0" charset="1"/>
+        <a:cs typeface="DejaVu Sans" pitchFamily="0" charset="1"/>
       </a:minorFont>
     </a:fontScheme>
     <a:fmtScheme>
@@ -8565,7 +8598,5 @@
       </a:bgFillStyleLst>
     </a:fmtScheme>
   </a:themeElements>
-  <a:objectDefaults/>
-  <a:extraClrSchemeLst/>
 </a:theme>
 </file>
--- a/documents/TCM_documentation Jimmy.docx
+++ b/documents/TCM_documentation Jimmy.docx
@@ -445,6 +445,125 @@
     </w:p>
     <w:p>
       <w:pPr>
+        <w:pStyle w:val="BodyText"/>
+        <w:numPr>
+          <w:ilvl w:val="0"/>
+          <w:numId w:val="0"/>
+        </w:numPr>
+        <w:spacing w:lineRule="auto" w:line="271"/>
+        <w:ind w:hanging="0" w:start="709"/>
+        <w:jc w:val="center"/>
+        <w:rPr>
+          <w:rFonts w:ascii="Liberation Serif" w:hAnsi="Liberation Serif"/>
+        </w:rPr>
+      </w:pPr>
+      <w:r>
+        <w:drawing>
+          <wp:anchor distT="0" distB="0" distL="0" distR="0" simplePos="0" relativeHeight="12" behindDoc="0" locked="0" layoutInCell="0" allowOverlap="1">
+            <wp:simplePos x="0" y="0"/>
+            <wp:positionH relativeFrom="column">
+              <wp:align>center</wp:align>
+            </wp:positionH>
+            <wp:positionV relativeFrom="paragraph">
+              <wp:posOffset>635</wp:posOffset>
+            </wp:positionV>
+            <wp:extent cx="4657725" cy="4980305"/>
+            <wp:effectExtent l="0" t="0" r="0" b="0"/>
+            <wp:wrapTopAndBottom/>
+            <wp:docPr id="1" name="Image10"/>
+            <wp:cNvGraphicFramePr>
+              <a:graphicFrameLocks xmlns:a="http://schemas.openxmlformats.org/drawingml/2006/main" noChangeAspect="1"/>
+            </wp:cNvGraphicFramePr>
+            <a:graphic xmlns:a="http://schemas.openxmlformats.org/drawingml/2006/main">
+              <a:graphicData uri="http://schemas.openxmlformats.org/drawingml/2006/picture">
+                <pic:pic xmlns:pic="http://schemas.openxmlformats.org/drawingml/2006/picture">
+                  <pic:nvPicPr>
+                    <pic:cNvPr id="1" name="Image10"/>
+                    <pic:cNvPicPr>
+                      <a:picLocks noChangeAspect="1" noChangeArrowheads="1"/>
+                    </pic:cNvPicPr>
+                  </pic:nvPicPr>
+                  <pic:blipFill>
+                    <a:blip r:embed="rId2"/>
+                    <a:stretch>
+                      <a:fillRect/>
+                    </a:stretch>
+                  </pic:blipFill>
+                  <pic:spPr bwMode="auto">
+                    <a:xfrm>
+                      <a:off x="0" y="0"/>
+                      <a:ext cx="4657725" cy="4980305"/>
+                    </a:xfrm>
+                    <a:prstGeom prst="rect">
+                      <a:avLst/>
+                    </a:prstGeom>
+                    <a:noFill/>
+                  </pic:spPr>
+                </pic:pic>
+              </a:graphicData>
+            </a:graphic>
+          </wp:anchor>
+        </w:drawing>
+      </w:r>
+      <w:r>
+        <w:rPr>
+          <w:rFonts w:ascii="Liberation Serif" w:hAnsi="Liberation Serif"/>
+        </w:rPr>
+        <w:t xml:space="preserve">Figure </w:t>
+      </w:r>
+      <w:r>
+        <w:rPr>
+          <w:rFonts w:ascii="Liberation Serif" w:hAnsi="Liberation Serif"/>
+        </w:rPr>
+        <w:t>1</w:t>
+      </w:r>
+      <w:r>
+        <w:rPr>
+          <w:rFonts w:ascii="Liberation Serif" w:hAnsi="Liberation Serif"/>
+        </w:rPr>
+        <w:t xml:space="preserve">. </w:t>
+      </w:r>
+      <w:r>
+        <w:rPr>
+          <w:rFonts w:ascii="Liberation Serif" w:hAnsi="Liberation Serif"/>
+        </w:rPr>
+        <w:t>Registration screen.</w:t>
+      </w:r>
+    </w:p>
+    <w:p>
+      <w:pPr>
+        <w:pStyle w:val="BodyText"/>
+        <w:numPr>
+          <w:ilvl w:val="0"/>
+          <w:numId w:val="0"/>
+        </w:numPr>
+        <w:spacing w:lineRule="auto" w:line="271"/>
+        <w:ind w:hanging="0" w:start="709"/>
+        <w:jc w:val="center"/>
+        <w:rPr/>
+      </w:pPr>
+      <w:r>
+        <w:rPr/>
+      </w:r>
+    </w:p>
+    <w:p>
+      <w:pPr>
+        <w:pStyle w:val="BodyText"/>
+        <w:numPr>
+          <w:ilvl w:val="0"/>
+          <w:numId w:val="0"/>
+        </w:numPr>
+        <w:spacing w:lineRule="auto" w:line="271"/>
+        <w:ind w:hanging="0" w:start="709"/>
+        <w:jc w:val="center"/>
+        <w:rPr/>
+      </w:pPr>
+      <w:r>
+        <w:rPr/>
+      </w:r>
+    </w:p>
+    <w:p>
+      <w:pPr>
         <w:pStyle w:val="Heading3"/>
         <w:spacing w:lineRule="auto" w:line="274" w:before="0" w:after="140"/>
         <w:ind w:hanging="0"/>
@@ -672,6 +791,403 @@
     </w:p>
     <w:p>
       <w:pPr>
+        <w:pStyle w:val="Normal"/>
+        <w:ind w:hanging="0" w:start="0"/>
+        <w:jc w:val="center"/>
+        <w:rPr/>
+      </w:pPr>
+      <w:r>
+        <w:drawing>
+          <wp:anchor distT="0" distB="0" distL="0" distR="0" simplePos="0" relativeHeight="13" behindDoc="0" locked="0" layoutInCell="0" allowOverlap="1">
+            <wp:simplePos x="0" y="0"/>
+            <wp:positionH relativeFrom="column">
+              <wp:posOffset>1386840</wp:posOffset>
+            </wp:positionH>
+            <wp:positionV relativeFrom="paragraph">
+              <wp:posOffset>-38100</wp:posOffset>
+            </wp:positionV>
+            <wp:extent cx="4316095" cy="3567430"/>
+            <wp:effectExtent l="0" t="0" r="0" b="0"/>
+            <wp:wrapTopAndBottom/>
+            <wp:docPr id="2" name="Image11"/>
+            <wp:cNvGraphicFramePr>
+              <a:graphicFrameLocks xmlns:a="http://schemas.openxmlformats.org/drawingml/2006/main" noChangeAspect="1"/>
+            </wp:cNvGraphicFramePr>
+            <a:graphic xmlns:a="http://schemas.openxmlformats.org/drawingml/2006/main">
+              <a:graphicData uri="http://schemas.openxmlformats.org/drawingml/2006/picture">
+                <pic:pic xmlns:pic="http://schemas.openxmlformats.org/drawingml/2006/picture">
+                  <pic:nvPicPr>
+                    <pic:cNvPr id="2" name="Image11"/>
+                    <pic:cNvPicPr>
+                      <a:picLocks noChangeAspect="1" noChangeArrowheads="1"/>
+                    </pic:cNvPicPr>
+                  </pic:nvPicPr>
+                  <pic:blipFill>
+                    <a:blip r:embed="rId3"/>
+                    <a:stretch>
+                      <a:fillRect/>
+                    </a:stretch>
+                  </pic:blipFill>
+                  <pic:spPr bwMode="auto">
+                    <a:xfrm>
+                      <a:off x="0" y="0"/>
+                      <a:ext cx="4316095" cy="3567430"/>
+                    </a:xfrm>
+                    <a:prstGeom prst="rect">
+                      <a:avLst/>
+                    </a:prstGeom>
+                    <a:noFill/>
+                  </pic:spPr>
+                </pic:pic>
+              </a:graphicData>
+            </a:graphic>
+          </wp:anchor>
+        </w:drawing>
+      </w:r>
+      <w:r>
+        <w:rPr/>
+        <w:t xml:space="preserve">Figure </w:t>
+      </w:r>
+      <w:r>
+        <w:rPr/>
+        <w:t>1</w:t>
+      </w:r>
+      <w:r>
+        <w:rPr/>
+        <w:t xml:space="preserve">. </w:t>
+      </w:r>
+      <w:r>
+        <w:rPr/>
+        <w:t>Female AI interaction.</w:t>
+      </w:r>
+    </w:p>
+    <w:p>
+      <w:pPr>
+        <w:pStyle w:val="Normal"/>
+        <w:jc w:val="center"/>
+        <w:rPr/>
+      </w:pPr>
+      <w:r>
+        <w:drawing>
+          <wp:anchor distT="0" distB="0" distL="0" distR="0" simplePos="0" relativeHeight="14" behindDoc="0" locked="0" layoutInCell="0" allowOverlap="1">
+            <wp:simplePos x="0" y="0"/>
+            <wp:positionH relativeFrom="column">
+              <wp:align>center</wp:align>
+            </wp:positionH>
+            <wp:positionV relativeFrom="paragraph">
+              <wp:posOffset>635</wp:posOffset>
+            </wp:positionV>
+            <wp:extent cx="6699885" cy="5115560"/>
+            <wp:effectExtent l="0" t="0" r="0" b="0"/>
+            <wp:wrapTopAndBottom/>
+            <wp:docPr id="3" name="Image12"/>
+            <wp:cNvGraphicFramePr>
+              <a:graphicFrameLocks xmlns:a="http://schemas.openxmlformats.org/drawingml/2006/main" noChangeAspect="1"/>
+            </wp:cNvGraphicFramePr>
+            <a:graphic xmlns:a="http://schemas.openxmlformats.org/drawingml/2006/main">
+              <a:graphicData uri="http://schemas.openxmlformats.org/drawingml/2006/picture">
+                <pic:pic xmlns:pic="http://schemas.openxmlformats.org/drawingml/2006/picture">
+                  <pic:nvPicPr>
+                    <pic:cNvPr id="3" name="Image12"/>
+                    <pic:cNvPicPr>
+                      <a:picLocks noChangeAspect="1" noChangeArrowheads="1"/>
+                    </pic:cNvPicPr>
+                  </pic:nvPicPr>
+                  <pic:blipFill>
+                    <a:blip r:embed="rId4"/>
+                    <a:stretch>
+                      <a:fillRect/>
+                    </a:stretch>
+                  </pic:blipFill>
+                  <pic:spPr bwMode="auto">
+                    <a:xfrm>
+                      <a:off x="0" y="0"/>
+                      <a:ext cx="6699885" cy="5115560"/>
+                    </a:xfrm>
+                    <a:prstGeom prst="rect">
+                      <a:avLst/>
+                    </a:prstGeom>
+                    <a:noFill/>
+                  </pic:spPr>
+                </pic:pic>
+              </a:graphicData>
+            </a:graphic>
+          </wp:anchor>
+        </w:drawing>
+      </w:r>
+      <w:r>
+        <w:rPr/>
+        <w:t xml:space="preserve">Figure </w:t>
+      </w:r>
+      <w:r>
+        <w:rPr/>
+        <w:t>1</w:t>
+      </w:r>
+      <w:r>
+        <w:rPr/>
+        <w:t xml:space="preserve">. </w:t>
+      </w:r>
+      <w:r>
+        <w:rPr/>
+        <w:t>Female AI interaction.</w:t>
+      </w:r>
+    </w:p>
+    <w:p>
+      <w:pPr>
+        <w:pStyle w:val="Normal"/>
+        <w:jc w:val="center"/>
+        <w:rPr/>
+      </w:pPr>
+      <w:r>
+        <w:rPr/>
+      </w:r>
+    </w:p>
+    <w:p>
+      <w:pPr>
+        <w:pStyle w:val="Normal"/>
+        <w:jc w:val="center"/>
+        <w:rPr/>
+      </w:pPr>
+      <w:r>
+        <w:drawing>
+          <wp:anchor distT="0" distB="0" distL="0" distR="0" simplePos="0" relativeHeight="15" behindDoc="0" locked="0" layoutInCell="0" allowOverlap="1">
+            <wp:simplePos x="0" y="0"/>
+            <wp:positionH relativeFrom="column">
+              <wp:posOffset>1402715</wp:posOffset>
+            </wp:positionH>
+            <wp:positionV relativeFrom="paragraph">
+              <wp:posOffset>-132715</wp:posOffset>
+            </wp:positionV>
+            <wp:extent cx="4157345" cy="5114925"/>
+            <wp:effectExtent l="0" t="0" r="0" b="0"/>
+            <wp:wrapTopAndBottom/>
+            <wp:docPr id="4" name="Image13"/>
+            <wp:cNvGraphicFramePr>
+              <a:graphicFrameLocks xmlns:a="http://schemas.openxmlformats.org/drawingml/2006/main" noChangeAspect="1"/>
+            </wp:cNvGraphicFramePr>
+            <a:graphic xmlns:a="http://schemas.openxmlformats.org/drawingml/2006/main">
+              <a:graphicData uri="http://schemas.openxmlformats.org/drawingml/2006/picture">
+                <pic:pic xmlns:pic="http://schemas.openxmlformats.org/drawingml/2006/picture">
+                  <pic:nvPicPr>
+                    <pic:cNvPr id="4" name="Image13"/>
+                    <pic:cNvPicPr>
+                      <a:picLocks noChangeAspect="1" noChangeArrowheads="1"/>
+                    </pic:cNvPicPr>
+                  </pic:nvPicPr>
+                  <pic:blipFill>
+                    <a:blip r:embed="rId5"/>
+                    <a:stretch>
+                      <a:fillRect/>
+                    </a:stretch>
+                  </pic:blipFill>
+                  <pic:spPr bwMode="auto">
+                    <a:xfrm>
+                      <a:off x="0" y="0"/>
+                      <a:ext cx="4157345" cy="5114925"/>
+                    </a:xfrm>
+                    <a:prstGeom prst="rect">
+                      <a:avLst/>
+                    </a:prstGeom>
+                    <a:noFill/>
+                  </pic:spPr>
+                </pic:pic>
+              </a:graphicData>
+            </a:graphic>
+          </wp:anchor>
+        </w:drawing>
+        <w:drawing>
+          <wp:anchor distT="0" distB="0" distL="0" distR="0" simplePos="0" relativeHeight="16" behindDoc="0" locked="0" layoutInCell="0" allowOverlap="1">
+            <wp:simplePos x="0" y="0"/>
+            <wp:positionH relativeFrom="column">
+              <wp:align>center</wp:align>
+            </wp:positionH>
+            <wp:positionV relativeFrom="paragraph">
+              <wp:posOffset>635</wp:posOffset>
+            </wp:positionV>
+            <wp:extent cx="4157345" cy="5114925"/>
+            <wp:effectExtent l="0" t="0" r="0" b="0"/>
+            <wp:wrapTopAndBottom/>
+            <wp:docPr id="5" name="Image14"/>
+            <wp:cNvGraphicFramePr>
+              <a:graphicFrameLocks xmlns:a="http://schemas.openxmlformats.org/drawingml/2006/main" noChangeAspect="1"/>
+            </wp:cNvGraphicFramePr>
+            <a:graphic xmlns:a="http://schemas.openxmlformats.org/drawingml/2006/main">
+              <a:graphicData uri="http://schemas.openxmlformats.org/drawingml/2006/picture">
+                <pic:pic xmlns:pic="http://schemas.openxmlformats.org/drawingml/2006/picture">
+                  <pic:nvPicPr>
+                    <pic:cNvPr id="5" name="Image14"/>
+                    <pic:cNvPicPr>
+                      <a:picLocks noChangeAspect="1" noChangeArrowheads="1"/>
+                    </pic:cNvPicPr>
+                  </pic:nvPicPr>
+                  <pic:blipFill>
+                    <a:blip r:embed="rId6"/>
+                    <a:stretch>
+                      <a:fillRect/>
+                    </a:stretch>
+                  </pic:blipFill>
+                  <pic:spPr bwMode="auto">
+                    <a:xfrm>
+                      <a:off x="0" y="0"/>
+                      <a:ext cx="4157345" cy="5114925"/>
+                    </a:xfrm>
+                    <a:prstGeom prst="rect">
+                      <a:avLst/>
+                    </a:prstGeom>
+                    <a:noFill/>
+                  </pic:spPr>
+                </pic:pic>
+              </a:graphicData>
+            </a:graphic>
+          </wp:anchor>
+        </w:drawing>
+        <w:drawing>
+          <wp:anchor distT="0" distB="0" distL="0" distR="0" simplePos="0" relativeHeight="17" behindDoc="0" locked="0" layoutInCell="0" allowOverlap="1">
+            <wp:simplePos x="0" y="0"/>
+            <wp:positionH relativeFrom="column">
+              <wp:posOffset>1254760</wp:posOffset>
+            </wp:positionH>
+            <wp:positionV relativeFrom="paragraph">
+              <wp:posOffset>1066800</wp:posOffset>
+            </wp:positionV>
+            <wp:extent cx="4529455" cy="5059680"/>
+            <wp:effectExtent l="0" t="0" r="0" b="0"/>
+            <wp:wrapTopAndBottom/>
+            <wp:docPr id="6" name="Image15"/>
+            <wp:cNvGraphicFramePr>
+              <a:graphicFrameLocks xmlns:a="http://schemas.openxmlformats.org/drawingml/2006/main" noChangeAspect="1"/>
+            </wp:cNvGraphicFramePr>
+            <a:graphic xmlns:a="http://schemas.openxmlformats.org/drawingml/2006/main">
+              <a:graphicData uri="http://schemas.openxmlformats.org/drawingml/2006/picture">
+                <pic:pic xmlns:pic="http://schemas.openxmlformats.org/drawingml/2006/picture">
+                  <pic:nvPicPr>
+                    <pic:cNvPr id="6" name="Image15"/>
+                    <pic:cNvPicPr>
+                      <a:picLocks noChangeAspect="1" noChangeArrowheads="1"/>
+                    </pic:cNvPicPr>
+                  </pic:nvPicPr>
+                  <pic:blipFill>
+                    <a:blip r:embed="rId7"/>
+                    <a:stretch>
+                      <a:fillRect/>
+                    </a:stretch>
+                  </pic:blipFill>
+                  <pic:spPr bwMode="auto">
+                    <a:xfrm>
+                      <a:off x="0" y="0"/>
+                      <a:ext cx="4529455" cy="5059680"/>
+                    </a:xfrm>
+                    <a:prstGeom prst="rect">
+                      <a:avLst/>
+                    </a:prstGeom>
+                    <a:noFill/>
+                  </pic:spPr>
+                </pic:pic>
+              </a:graphicData>
+            </a:graphic>
+          </wp:anchor>
+        </w:drawing>
+      </w:r>
+      <w:r>
+        <w:rPr/>
+        <w:t xml:space="preserve">Figure </w:t>
+      </w:r>
+      <w:r>
+        <w:rPr/>
+        <w:t>1</w:t>
+      </w:r>
+      <w:r>
+        <w:rPr/>
+        <w:t xml:space="preserve">. </w:t>
+      </w:r>
+      <w:r>
+        <w:rPr/>
+        <w:t>Female AI interaction.</w:t>
+      </w:r>
+    </w:p>
+    <w:p>
+      <w:pPr>
+        <w:pStyle w:val="Normal"/>
+        <w:jc w:val="center"/>
+        <w:rPr/>
+      </w:pPr>
+      <w:r>
+        <w:drawing>
+          <wp:anchor distT="0" distB="0" distL="0" distR="0" simplePos="0" relativeHeight="18" behindDoc="0" locked="0" layoutInCell="0" allowOverlap="1">
+            <wp:simplePos x="0" y="0"/>
+            <wp:positionH relativeFrom="column">
+              <wp:align>center</wp:align>
+            </wp:positionH>
+            <wp:positionV relativeFrom="paragraph">
+              <wp:posOffset>635</wp:posOffset>
+            </wp:positionV>
+            <wp:extent cx="6760845" cy="4157345"/>
+            <wp:effectExtent l="0" t="0" r="0" b="0"/>
+            <wp:wrapSquare wrapText="largest"/>
+            <wp:docPr id="7" name="Image16"/>
+            <wp:cNvGraphicFramePr>
+              <a:graphicFrameLocks xmlns:a="http://schemas.openxmlformats.org/drawingml/2006/main" noChangeAspect="1"/>
+            </wp:cNvGraphicFramePr>
+            <a:graphic xmlns:a="http://schemas.openxmlformats.org/drawingml/2006/main">
+              <a:graphicData uri="http://schemas.openxmlformats.org/drawingml/2006/picture">
+                <pic:pic xmlns:pic="http://schemas.openxmlformats.org/drawingml/2006/picture">
+                  <pic:nvPicPr>
+                    <pic:cNvPr id="7" name="Image16"/>
+                    <pic:cNvPicPr>
+                      <a:picLocks noChangeAspect="1" noChangeArrowheads="1"/>
+                    </pic:cNvPicPr>
+                  </pic:nvPicPr>
+                  <pic:blipFill>
+                    <a:blip r:embed="rId8"/>
+                    <a:stretch>
+                      <a:fillRect/>
+                    </a:stretch>
+                  </pic:blipFill>
+                  <pic:spPr bwMode="auto">
+                    <a:xfrm>
+                      <a:off x="0" y="0"/>
+                      <a:ext cx="6760845" cy="4157345"/>
+                    </a:xfrm>
+                    <a:prstGeom prst="rect">
+                      <a:avLst/>
+                    </a:prstGeom>
+                    <a:noFill/>
+                  </pic:spPr>
+                </pic:pic>
+              </a:graphicData>
+            </a:graphic>
+          </wp:anchor>
+        </w:drawing>
+      </w:r>
+      <w:r>
+        <w:rPr/>
+        <w:t xml:space="preserve">Figure </w:t>
+      </w:r>
+      <w:r>
+        <w:rPr/>
+        <w:t>1</w:t>
+      </w:r>
+      <w:r>
+        <w:rPr/>
+        <w:t xml:space="preserve">. </w:t>
+      </w:r>
+      <w:r>
+        <w:rPr/>
+        <w:t>Female AI interaction.</w:t>
+      </w:r>
+    </w:p>
+    <w:p>
+      <w:pPr>
+        <w:pStyle w:val="Normal"/>
+        <w:jc w:val="center"/>
+        <w:rPr/>
+      </w:pPr>
+      <w:r>
+        <w:rPr/>
+      </w:r>
+    </w:p>
+    <w:p>
+      <w:pPr>
         <w:pStyle w:val="Heading2"/>
         <w:spacing w:lineRule="auto" w:line="274" w:before="0" w:after="140"/>
         <w:rPr>
@@ -871,19 +1387,12 @@
     <w:p>
       <w:pPr>
         <w:pStyle w:val="BodyText"/>
-        <w:tabs>
-          <w:tab w:val="clear" w:pos="709"/>
-          <w:tab w:val="left" w:pos="0" w:leader="none"/>
-        </w:tabs>
-        <w:spacing w:lineRule="auto" w:line="274"/>
-        <w:rPr>
-          <w:rFonts w:ascii="Google Sans Text;sans-serif" w:hAnsi="Google Sans Text;sans-serif"/>
-        </w:rPr>
-      </w:pPr>
-      <w:r>
-        <w:rPr>
-          <w:rFonts w:ascii="Google Sans Text;sans-serif" w:hAnsi="Google Sans Text;sans-serif"/>
-        </w:rPr>
+        <w:spacing w:lineRule="auto" w:line="271"/>
+        <w:ind w:hanging="0"/>
+        <w:jc w:val="center"/>
+        <w:rPr/>
+      </w:pPr>
+      <w:r>
         <w:drawing>
           <wp:anchor distT="0" distB="0" distL="0" distR="0" simplePos="0" relativeHeight="10" behindDoc="0" locked="0" layoutInCell="0" allowOverlap="1">
             <wp:simplePos x="0" y="0"/>
@@ -896,7 +1405,7 @@
             <wp:extent cx="6569710" cy="6667500"/>
             <wp:effectExtent l="0" t="0" r="0" b="0"/>
             <wp:wrapTopAndBottom/>
-            <wp:docPr id="1" name="Image2"/>
+            <wp:docPr id="8" name="Image2"/>
             <wp:cNvGraphicFramePr>
               <a:graphicFrameLocks xmlns:a="http://schemas.openxmlformats.org/drawingml/2006/main" noChangeAspect="1"/>
             </wp:cNvGraphicFramePr>
@@ -904,13 +1413,13 @@
               <a:graphicData uri="http://schemas.openxmlformats.org/drawingml/2006/picture">
                 <pic:pic xmlns:pic="http://schemas.openxmlformats.org/drawingml/2006/picture">
                   <pic:nvPicPr>
-                    <pic:cNvPr id="1" name="Image2"/>
+                    <pic:cNvPr id="8" name="Image2"/>
                     <pic:cNvPicPr>
                       <a:picLocks noChangeAspect="1" noChangeArrowheads="1"/>
                     </pic:cNvPicPr>
                   </pic:nvPicPr>
                   <pic:blipFill>
-                    <a:blip r:embed="rId2"/>
+                    <a:blip r:embed="rId9"/>
                     <a:stretch>
                       <a:fillRect/>
                     </a:stretch>
@@ -931,6 +1440,30 @@
           </wp:anchor>
         </w:drawing>
       </w:r>
+      <w:r>
+        <w:rPr>
+          <w:rFonts w:ascii="Google Sans;sans-serif" w:hAnsi="Google Sans;sans-serif"/>
+        </w:rPr>
+        <w:t xml:space="preserve">Figure </w:t>
+      </w:r>
+      <w:r>
+        <w:rPr>
+          <w:rFonts w:ascii="Google Sans;sans-serif" w:hAnsi="Google Sans;sans-serif"/>
+        </w:rPr>
+        <w:t>1</w:t>
+      </w:r>
+      <w:r>
+        <w:rPr>
+          <w:rFonts w:ascii="Google Sans;sans-serif" w:hAnsi="Google Sans;sans-serif"/>
+        </w:rPr>
+        <w:t xml:space="preserve">. </w:t>
+      </w:r>
+      <w:r>
+        <w:rPr>
+          <w:rFonts w:ascii="Google Sans;sans-serif" w:hAnsi="Google Sans;sans-serif"/>
+        </w:rPr>
+        <w:t>Female AI interaction.</w:t>
+      </w:r>
     </w:p>
     <w:p>
       <w:pPr>
@@ -972,7 +1505,7 @@
             <wp:extent cx="6840220" cy="8222615"/>
             <wp:effectExtent l="0" t="0" r="0" b="0"/>
             <wp:wrapSquare wrapText="largest"/>
-            <wp:docPr id="2" name="Image9"/>
+            <wp:docPr id="9" name="Image9"/>
             <wp:cNvGraphicFramePr>
               <a:graphicFrameLocks xmlns:a="http://schemas.openxmlformats.org/drawingml/2006/main" noChangeAspect="1"/>
             </wp:cNvGraphicFramePr>
@@ -980,13 +1513,13 @@
               <a:graphicData uri="http://schemas.openxmlformats.org/drawingml/2006/picture">
                 <pic:pic xmlns:pic="http://schemas.openxmlformats.org/drawingml/2006/picture">
                   <pic:nvPicPr>
-                    <pic:cNvPr id="2" name="Image9"/>
+                    <pic:cNvPr id="9" name="Image9"/>
                     <pic:cNvPicPr>
                       <a:picLocks noChangeAspect="1" noChangeArrowheads="1"/>
                     </pic:cNvPicPr>
                   </pic:nvPicPr>
                   <pic:blipFill>
-                    <a:blip r:embed="rId3"/>
+                    <a:blip r:embed="rId10"/>
                     <a:stretch>
                       <a:fillRect/>
                     </a:stretch>
@@ -1010,17 +1543,27 @@
     </w:p>
     <w:p>
       <w:pPr>
-        <w:pStyle w:val="Heading3"/>
-        <w:spacing w:lineRule="auto" w:line="274" w:before="0" w:after="140"/>
+        <w:pStyle w:val="BodyText"/>
+        <w:spacing w:lineRule="auto" w:line="271"/>
         <w:ind w:hanging="0"/>
-        <w:rPr>
-          <w:rFonts w:ascii="Google Sans;sans-serif" w:hAnsi="Google Sans;sans-serif"/>
-        </w:rPr>
-      </w:pPr>
-      <w:r>
-        <w:rPr>
-          <w:rFonts w:ascii="Google Sans;sans-serif" w:hAnsi="Google Sans;sans-serif"/>
-        </w:rPr>
+        <w:jc w:val="center"/>
+        <w:rPr/>
+      </w:pPr>
+      <w:r>
+        <w:rPr/>
+        <w:t xml:space="preserve">Figure </w:t>
+      </w:r>
+      <w:r>
+        <w:rPr/>
+        <w:t>2</w:t>
+      </w:r>
+      <w:r>
+        <w:rPr/>
+        <w:t xml:space="preserve">. </w:t>
+      </w:r>
+      <w:r>
+        <w:rPr/>
+        <w:t>Male AI interaction.</w:t>
       </w:r>
     </w:p>
     <w:p>
@@ -1488,7 +2031,7 @@
             <wp:extent cx="5293995" cy="5337810"/>
             <wp:effectExtent l="0" t="0" r="0" b="0"/>
             <wp:wrapTopAndBottom/>
-            <wp:docPr id="3" name="Image1"/>
+            <wp:docPr id="10" name="Image1"/>
             <wp:cNvGraphicFramePr>
               <a:graphicFrameLocks xmlns:a="http://schemas.openxmlformats.org/drawingml/2006/main" noChangeAspect="1"/>
             </wp:cNvGraphicFramePr>
@@ -1496,16 +2039,16 @@
               <a:graphicData uri="http://schemas.openxmlformats.org/drawingml/2006/picture">
                 <pic:pic xmlns:pic="http://schemas.openxmlformats.org/drawingml/2006/picture">
                   <pic:nvPicPr>
-                    <pic:cNvPr id="3" name="Image1"/>
+                    <pic:cNvPr id="10" name="Image1"/>
                     <pic:cNvPicPr>
                       <a:picLocks noChangeAspect="1" noChangeArrowheads="1"/>
                     </pic:cNvPicPr>
                   </pic:nvPicPr>
                   <pic:blipFill>
-                    <a:blip r:embed="rId4">
+                    <a:blip r:embed="rId11">
                       <a:extLst>
                         <a:ext uri="{96DAC541-7B7A-43D3-8B79-37D633B846F1}">
-                          <asvg:svgBlip xmlns:asvg="http://schemas.microsoft.com/office/drawing/2016/SVG/main" r:embed="rId5"/>
+                          <asvg:svgBlip xmlns:asvg="http://schemas.microsoft.com/office/drawing/2016/SVG/main" r:embed="rId12"/>
                         </a:ext>
                       </a:extLst>
                     </a:blip>
@@ -1546,7 +2089,19 @@
         <w:rPr>
           <w:rFonts w:ascii="Google Sans;sans-serif" w:hAnsi="Google Sans;sans-serif"/>
         </w:rPr>
-        <w:t>Figure 1. High-Level System Architecture Diagram.</w:t>
+        <w:t xml:space="preserve">Figure </w:t>
+      </w:r>
+      <w:r>
+        <w:rPr>
+          <w:rFonts w:ascii="Google Sans;sans-serif" w:hAnsi="Google Sans;sans-serif"/>
+        </w:rPr>
+        <w:t>3</w:t>
+      </w:r>
+      <w:r>
+        <w:rPr>
+          <w:rFonts w:ascii="Google Sans;sans-serif" w:hAnsi="Google Sans;sans-serif"/>
+        </w:rPr>
+        <w:t>. High-Level System Architecture Diagram.</w:t>
       </w:r>
     </w:p>
     <w:p>
@@ -1689,7 +2244,7 @@
           <wp:inline distT="0" distB="0" distL="0" distR="0">
             <wp:extent cx="6840220" cy="4536440"/>
             <wp:effectExtent l="0" t="0" r="0" b="0"/>
-            <wp:docPr id="4" name="圖片 1"/>
+            <wp:docPr id="11" name="圖片 1"/>
             <wp:cNvGraphicFramePr>
               <a:graphicFrameLocks xmlns:a="http://schemas.openxmlformats.org/drawingml/2006/main" noChangeAspect="1"/>
             </wp:cNvGraphicFramePr>
@@ -1697,13 +2252,13 @@
               <a:graphicData uri="http://schemas.openxmlformats.org/drawingml/2006/picture">
                 <pic:pic xmlns:pic="http://schemas.openxmlformats.org/drawingml/2006/picture">
                   <pic:nvPicPr>
-                    <pic:cNvPr id="4" name="圖片 1"/>
+                    <pic:cNvPr id="11" name="圖片 1"/>
                     <pic:cNvPicPr>
                       <a:picLocks noChangeAspect="1" noChangeArrowheads="1"/>
                     </pic:cNvPicPr>
                   </pic:nvPicPr>
                   <pic:blipFill>
-                    <a:blip r:embed="rId6"/>
+                    <a:blip r:embed="rId13"/>
                     <a:stretch>
                       <a:fillRect/>
                     </a:stretch>
@@ -1728,7 +2283,19 @@
         <w:rPr>
           <w:rFonts w:ascii="Google Sans;sans-serif" w:hAnsi="Google Sans;sans-serif"/>
         </w:rPr>
-        <w:t>Figure 2. System Deployment Diagram.</w:t>
+        <w:t xml:space="preserve">Figure </w:t>
+      </w:r>
+      <w:r>
+        <w:rPr>
+          <w:rFonts w:ascii="Google Sans;sans-serif" w:hAnsi="Google Sans;sans-serif"/>
+        </w:rPr>
+        <w:t>4</w:t>
+      </w:r>
+      <w:r>
+        <w:rPr>
+          <w:rFonts w:ascii="Google Sans;sans-serif" w:hAnsi="Google Sans;sans-serif"/>
+        </w:rPr>
+        <w:t>. System Deployment Diagram.</w:t>
       </w:r>
     </w:p>
     <w:p>
@@ -1833,7 +2400,7 @@
           <wp:inline distT="0" distB="0" distL="0" distR="0">
             <wp:extent cx="2115185" cy="7249795"/>
             <wp:effectExtent l="0" t="0" r="0" b="0"/>
-            <wp:docPr id="5" name="Image3"/>
+            <wp:docPr id="12" name="Image3"/>
             <wp:cNvGraphicFramePr>
               <a:graphicFrameLocks xmlns:a="http://schemas.openxmlformats.org/drawingml/2006/main" noChangeAspect="1"/>
             </wp:cNvGraphicFramePr>
@@ -1841,13 +2408,13 @@
               <a:graphicData uri="http://schemas.openxmlformats.org/drawingml/2006/picture">
                 <pic:pic xmlns:pic="http://schemas.openxmlformats.org/drawingml/2006/picture">
                   <pic:nvPicPr>
-                    <pic:cNvPr id="5" name="Image3"/>
+                    <pic:cNvPr id="12" name="Image3"/>
                     <pic:cNvPicPr>
                       <a:picLocks noChangeAspect="1" noChangeArrowheads="1"/>
                     </pic:cNvPicPr>
                   </pic:nvPicPr>
                   <pic:blipFill>
-                    <a:blip r:embed="rId7"/>
+                    <a:blip r:embed="rId14"/>
                     <a:stretch>
                       <a:fillRect/>
                     </a:stretch>
@@ -1881,7 +2448,19 @@
         <w:rPr>
           <w:rFonts w:ascii="Google Sans;sans-serif" w:hAnsi="Google Sans;sans-serif"/>
         </w:rPr>
-        <w:t>Figure 3. System Class Diagram and Entity Relationships.</w:t>
+        <w:t xml:space="preserve">Figure </w:t>
+      </w:r>
+      <w:r>
+        <w:rPr>
+          <w:rFonts w:ascii="Google Sans;sans-serif" w:hAnsi="Google Sans;sans-serif"/>
+        </w:rPr>
+        <w:t>5</w:t>
+      </w:r>
+      <w:r>
+        <w:rPr>
+          <w:rFonts w:ascii="Google Sans;sans-serif" w:hAnsi="Google Sans;sans-serif"/>
+        </w:rPr>
+        <w:t>. System Class Diagram and Entity Relationships.</w:t>
       </w:r>
     </w:p>
     <w:p>
@@ -3773,7 +4352,7 @@
             <wp:extent cx="6840220" cy="4770120"/>
             <wp:effectExtent l="0" t="0" r="0" b="0"/>
             <wp:wrapTopAndBottom/>
-            <wp:docPr id="6" name="Image4"/>
+            <wp:docPr id="13" name="Image4"/>
             <wp:cNvGraphicFramePr>
               <a:graphicFrameLocks xmlns:a="http://schemas.openxmlformats.org/drawingml/2006/main" noChangeAspect="1"/>
             </wp:cNvGraphicFramePr>
@@ -3781,16 +4360,16 @@
               <a:graphicData uri="http://schemas.openxmlformats.org/drawingml/2006/picture">
                 <pic:pic xmlns:pic="http://schemas.openxmlformats.org/drawingml/2006/picture">
                   <pic:nvPicPr>
-                    <pic:cNvPr id="6" name="Image4"/>
+                    <pic:cNvPr id="13" name="Image4"/>
                     <pic:cNvPicPr>
                       <a:picLocks noChangeAspect="1" noChangeArrowheads="1"/>
                     </pic:cNvPicPr>
                   </pic:nvPicPr>
                   <pic:blipFill>
-                    <a:blip r:embed="rId8">
+                    <a:blip r:embed="rId15">
                       <a:extLst>
                         <a:ext uri="{96DAC541-7B7A-43D3-8B79-37D633B846F1}">
-                          <asvg:svgBlip xmlns:asvg="http://schemas.microsoft.com/office/drawing/2016/SVG/main" r:embed="rId9"/>
+                          <asvg:svgBlip xmlns:asvg="http://schemas.microsoft.com/office/drawing/2016/SVG/main" r:embed="rId16"/>
                         </a:ext>
                       </a:extLst>
                     </a:blip>
@@ -3818,7 +4397,19 @@
         <w:rPr>
           <w:rFonts w:ascii="Google Sans;sans-serif" w:hAnsi="Google Sans;sans-serif"/>
         </w:rPr>
-        <w:t>Figure 4. User Registration Activity Flow.</w:t>
+        <w:t xml:space="preserve">Figure </w:t>
+      </w:r>
+      <w:r>
+        <w:rPr>
+          <w:rFonts w:ascii="Google Sans;sans-serif" w:hAnsi="Google Sans;sans-serif"/>
+        </w:rPr>
+        <w:t>6</w:t>
+      </w:r>
+      <w:r>
+        <w:rPr>
+          <w:rFonts w:ascii="Google Sans;sans-serif" w:hAnsi="Google Sans;sans-serif"/>
+        </w:rPr>
+        <w:t>. User Registration Activity Flow.</w:t>
       </w:r>
     </w:p>
     <w:p>
@@ -3856,7 +4447,7 @@
             <wp:extent cx="6762750" cy="5734050"/>
             <wp:effectExtent l="0" t="0" r="0" b="0"/>
             <wp:wrapTopAndBottom/>
-            <wp:docPr id="7" name="Image5"/>
+            <wp:docPr id="14" name="Image5"/>
             <wp:cNvGraphicFramePr>
               <a:graphicFrameLocks xmlns:a="http://schemas.openxmlformats.org/drawingml/2006/main" noChangeAspect="1"/>
             </wp:cNvGraphicFramePr>
@@ -3864,16 +4455,16 @@
               <a:graphicData uri="http://schemas.openxmlformats.org/drawingml/2006/picture">
                 <pic:pic xmlns:pic="http://schemas.openxmlformats.org/drawingml/2006/picture">
                   <pic:nvPicPr>
-                    <pic:cNvPr id="7" name="Image5"/>
+                    <pic:cNvPr id="14" name="Image5"/>
                     <pic:cNvPicPr>
                       <a:picLocks noChangeAspect="1" noChangeArrowheads="1"/>
                     </pic:cNvPicPr>
                   </pic:nvPicPr>
                   <pic:blipFill>
-                    <a:blip r:embed="rId10">
+                    <a:blip r:embed="rId17">
                       <a:extLst>
                         <a:ext uri="{96DAC541-7B7A-43D3-8B79-37D633B846F1}">
-                          <asvg:svgBlip xmlns:asvg="http://schemas.microsoft.com/office/drawing/2016/SVG/main" r:embed="rId11"/>
+                          <asvg:svgBlip xmlns:asvg="http://schemas.microsoft.com/office/drawing/2016/SVG/main" r:embed="rId18"/>
                         </a:ext>
                       </a:extLst>
                     </a:blip>
@@ -4129,17 +4720,202 @@
       <w:pPr>
         <w:pStyle w:val="BodyText"/>
         <w:spacing w:lineRule="auto" w:line="271"/>
-        <w:ind w:hanging="0"/>
-        <w:rPr>
-          <w:rFonts w:ascii="Google Sans;sans-serif" w:hAnsi="Google Sans;sans-serif"/>
-          <w:lang w:val="en-US"/>
-        </w:rPr>
-      </w:pPr>
-      <w:r>
-        <w:rPr>
-          <w:rFonts w:ascii="Google Sans;sans-serif" w:hAnsi="Google Sans;sans-serif"/>
-          <w:lang w:val="en-US"/>
-        </w:rPr>
+        <w:jc w:val="center"/>
+        <w:rPr/>
+      </w:pPr>
+      <w:r>
+        <w:drawing>
+          <wp:anchor distT="0" distB="0" distL="0" distR="0" simplePos="0" relativeHeight="19" behindDoc="0" locked="0" layoutInCell="0" allowOverlap="1">
+            <wp:simplePos x="0" y="0"/>
+            <wp:positionH relativeFrom="column">
+              <wp:align>center</wp:align>
+            </wp:positionH>
+            <wp:positionV relativeFrom="paragraph">
+              <wp:posOffset>635</wp:posOffset>
+            </wp:positionV>
+            <wp:extent cx="6840220" cy="4318000"/>
+            <wp:effectExtent l="0" t="0" r="0" b="0"/>
+            <wp:wrapTopAndBottom/>
+            <wp:docPr id="15" name="Image17"/>
+            <wp:cNvGraphicFramePr>
+              <a:graphicFrameLocks xmlns:a="http://schemas.openxmlformats.org/drawingml/2006/main" noChangeAspect="1"/>
+            </wp:cNvGraphicFramePr>
+            <a:graphic xmlns:a="http://schemas.openxmlformats.org/drawingml/2006/main">
+              <a:graphicData uri="http://schemas.openxmlformats.org/drawingml/2006/picture">
+                <pic:pic xmlns:pic="http://schemas.openxmlformats.org/drawingml/2006/picture">
+                  <pic:nvPicPr>
+                    <pic:cNvPr id="15" name="Image17"/>
+                    <pic:cNvPicPr>
+                      <a:picLocks noChangeAspect="1" noChangeArrowheads="1"/>
+                    </pic:cNvPicPr>
+                  </pic:nvPicPr>
+                  <pic:blipFill>
+                    <a:blip r:embed="rId19"/>
+                    <a:stretch>
+                      <a:fillRect/>
+                    </a:stretch>
+                  </pic:blipFill>
+                  <pic:spPr bwMode="auto">
+                    <a:xfrm>
+                      <a:off x="0" y="0"/>
+                      <a:ext cx="6840220" cy="4318000"/>
+                    </a:xfrm>
+                    <a:prstGeom prst="rect">
+                      <a:avLst/>
+                    </a:prstGeom>
+                    <a:noFill/>
+                  </pic:spPr>
+                </pic:pic>
+              </a:graphicData>
+            </a:graphic>
+          </wp:anchor>
+        </w:drawing>
+      </w:r>
+      <w:r>
+        <w:rPr/>
+        <w:t>Figure 5. User Registration Sequence Diagram.</w:t>
+      </w:r>
+    </w:p>
+    <w:p>
+      <w:pPr>
+        <w:pStyle w:val="BodyText"/>
+        <w:spacing w:lineRule="auto" w:line="271"/>
+        <w:jc w:val="center"/>
+        <w:rPr/>
+      </w:pPr>
+      <w:r>
+        <w:rPr/>
+      </w:r>
+    </w:p>
+    <w:p>
+      <w:pPr>
+        <w:pStyle w:val="BodyText"/>
+        <w:spacing w:lineRule="auto" w:line="271"/>
+        <w:jc w:val="center"/>
+        <w:rPr/>
+      </w:pPr>
+      <w:r>
+        <w:drawing>
+          <wp:anchor distT="0" distB="0" distL="0" distR="0" simplePos="0" relativeHeight="20" behindDoc="0" locked="0" layoutInCell="0" allowOverlap="1">
+            <wp:simplePos x="0" y="0"/>
+            <wp:positionH relativeFrom="column">
+              <wp:align>center</wp:align>
+            </wp:positionH>
+            <wp:positionV relativeFrom="paragraph">
+              <wp:posOffset>635</wp:posOffset>
+            </wp:positionV>
+            <wp:extent cx="6840220" cy="3267710"/>
+            <wp:effectExtent l="0" t="0" r="0" b="0"/>
+            <wp:wrapTopAndBottom/>
+            <wp:docPr id="16" name="Image18"/>
+            <wp:cNvGraphicFramePr>
+              <a:graphicFrameLocks xmlns:a="http://schemas.openxmlformats.org/drawingml/2006/main" noChangeAspect="1"/>
+            </wp:cNvGraphicFramePr>
+            <a:graphic xmlns:a="http://schemas.openxmlformats.org/drawingml/2006/main">
+              <a:graphicData uri="http://schemas.openxmlformats.org/drawingml/2006/picture">
+                <pic:pic xmlns:pic="http://schemas.openxmlformats.org/drawingml/2006/picture">
+                  <pic:nvPicPr>
+                    <pic:cNvPr id="16" name="Image18"/>
+                    <pic:cNvPicPr>
+                      <a:picLocks noChangeAspect="1" noChangeArrowheads="1"/>
+                    </pic:cNvPicPr>
+                  </pic:nvPicPr>
+                  <pic:blipFill>
+                    <a:blip r:embed="rId20"/>
+                    <a:stretch>
+                      <a:fillRect/>
+                    </a:stretch>
+                  </pic:blipFill>
+                  <pic:spPr bwMode="auto">
+                    <a:xfrm>
+                      <a:off x="0" y="0"/>
+                      <a:ext cx="6840220" cy="3267710"/>
+                    </a:xfrm>
+                    <a:prstGeom prst="rect">
+                      <a:avLst/>
+                    </a:prstGeom>
+                    <a:noFill/>
+                  </pic:spPr>
+                </pic:pic>
+              </a:graphicData>
+            </a:graphic>
+          </wp:anchor>
+        </w:drawing>
+      </w:r>
+      <w:r>
+        <w:rPr/>
+        <w:t>Figure 5. User Registration Sequence Diagram.</w:t>
+      </w:r>
+    </w:p>
+    <w:p>
+      <w:pPr>
+        <w:pStyle w:val="BodyText"/>
+        <w:spacing w:lineRule="auto" w:line="271"/>
+        <w:jc w:val="center"/>
+        <w:rPr/>
+      </w:pPr>
+      <w:r>
+        <w:rPr/>
+      </w:r>
+    </w:p>
+    <w:p>
+      <w:pPr>
+        <w:pStyle w:val="BodyText"/>
+        <w:spacing w:lineRule="auto" w:line="271"/>
+        <w:jc w:val="center"/>
+        <w:rPr/>
+      </w:pPr>
+      <w:r>
+        <w:drawing>
+          <wp:anchor distT="0" distB="0" distL="0" distR="0" simplePos="0" relativeHeight="21" behindDoc="0" locked="0" layoutInCell="0" allowOverlap="1">
+            <wp:simplePos x="0" y="0"/>
+            <wp:positionH relativeFrom="column">
+              <wp:posOffset>1362710</wp:posOffset>
+            </wp:positionH>
+            <wp:positionV relativeFrom="paragraph">
+              <wp:posOffset>-79375</wp:posOffset>
+            </wp:positionV>
+            <wp:extent cx="4114800" cy="4859020"/>
+            <wp:effectExtent l="0" t="0" r="0" b="0"/>
+            <wp:wrapTopAndBottom/>
+            <wp:docPr id="17" name="Image19"/>
+            <wp:cNvGraphicFramePr>
+              <a:graphicFrameLocks xmlns:a="http://schemas.openxmlformats.org/drawingml/2006/main" noChangeAspect="1"/>
+            </wp:cNvGraphicFramePr>
+            <a:graphic xmlns:a="http://schemas.openxmlformats.org/drawingml/2006/main">
+              <a:graphicData uri="http://schemas.openxmlformats.org/drawingml/2006/picture">
+                <pic:pic xmlns:pic="http://schemas.openxmlformats.org/drawingml/2006/picture">
+                  <pic:nvPicPr>
+                    <pic:cNvPr id="17" name="Image19"/>
+                    <pic:cNvPicPr>
+                      <a:picLocks noChangeAspect="1" noChangeArrowheads="1"/>
+                    </pic:cNvPicPr>
+                  </pic:nvPicPr>
+                  <pic:blipFill>
+                    <a:blip r:embed="rId21"/>
+                    <a:stretch>
+                      <a:fillRect/>
+                    </a:stretch>
+                  </pic:blipFill>
+                  <pic:spPr bwMode="auto">
+                    <a:xfrm>
+                      <a:off x="0" y="0"/>
+                      <a:ext cx="4114800" cy="4859020"/>
+                    </a:xfrm>
+                    <a:prstGeom prst="rect">
+                      <a:avLst/>
+                    </a:prstGeom>
+                    <a:noFill/>
+                  </pic:spPr>
+                </pic:pic>
+              </a:graphicData>
+            </a:graphic>
+          </wp:anchor>
+        </w:drawing>
+      </w:r>
+      <w:r>
+        <w:rPr/>
+        <w:t>Figure 5. User Registration Sequence Diagram.</w:t>
       </w:r>
     </w:p>
     <w:p>
@@ -4163,7 +4939,7 @@
             <wp:extent cx="6840220" cy="5329555"/>
             <wp:effectExtent l="0" t="0" r="0" b="0"/>
             <wp:wrapTopAndBottom/>
-            <wp:docPr id="8" name="Image6"/>
+            <wp:docPr id="18" name="Image6"/>
             <wp:cNvGraphicFramePr>
               <a:graphicFrameLocks xmlns:a="http://schemas.openxmlformats.org/drawingml/2006/main" noChangeAspect="1"/>
             </wp:cNvGraphicFramePr>
@@ -4171,16 +4947,16 @@
               <a:graphicData uri="http://schemas.openxmlformats.org/drawingml/2006/picture">
                 <pic:pic xmlns:pic="http://schemas.openxmlformats.org/drawingml/2006/picture">
                   <pic:nvPicPr>
-                    <pic:cNvPr id="8" name="Image6"/>
+                    <pic:cNvPr id="18" name="Image6"/>
                     <pic:cNvPicPr>
                       <a:picLocks noChangeAspect="1" noChangeArrowheads="1"/>
                     </pic:cNvPicPr>
                   </pic:nvPicPr>
                   <pic:blipFill>
-                    <a:blip r:embed="rId12">
+                    <a:blip r:embed="rId22">
                       <a:extLst>
                         <a:ext uri="{96DAC541-7B7A-43D3-8B79-37D633B846F1}">
-                          <asvg:svgBlip xmlns:asvg="http://schemas.microsoft.com/office/drawing/2016/SVG/main" r:embed="rId13"/>
+                          <asvg:svgBlip xmlns:asvg="http://schemas.microsoft.com/office/drawing/2016/SVG/main" r:embed="rId23"/>
                         </a:ext>
                       </a:extLst>
                     </a:blip>
@@ -4261,7 +5037,7 @@
             <wp:extent cx="6840220" cy="5782310"/>
             <wp:effectExtent l="0" t="0" r="0" b="0"/>
             <wp:wrapTopAndBottom/>
-            <wp:docPr id="9" name="Image7"/>
+            <wp:docPr id="19" name="Image7"/>
             <wp:cNvGraphicFramePr>
               <a:graphicFrameLocks xmlns:a="http://schemas.openxmlformats.org/drawingml/2006/main" noChangeAspect="1"/>
             </wp:cNvGraphicFramePr>
@@ -4269,16 +5045,16 @@
               <a:graphicData uri="http://schemas.openxmlformats.org/drawingml/2006/picture">
                 <pic:pic xmlns:pic="http://schemas.openxmlformats.org/drawingml/2006/picture">
                   <pic:nvPicPr>
-                    <pic:cNvPr id="9" name="Image7"/>
+                    <pic:cNvPr id="19" name="Image7"/>
                     <pic:cNvPicPr>
                       <a:picLocks noChangeAspect="1" noChangeArrowheads="1"/>
                     </pic:cNvPicPr>
                   </pic:nvPicPr>
                   <pic:blipFill>
-                    <a:blip r:embed="rId14">
+                    <a:blip r:embed="rId24">
                       <a:extLst>
                         <a:ext uri="{96DAC541-7B7A-43D3-8B79-37D633B846F1}">
-                          <asvg:svgBlip xmlns:asvg="http://schemas.microsoft.com/office/drawing/2016/SVG/main" r:embed="rId15"/>
+                          <asvg:svgBlip xmlns:asvg="http://schemas.microsoft.com/office/drawing/2016/SVG/main" r:embed="rId25"/>
                         </a:ext>
                       </a:extLst>
                     </a:blip>
@@ -4398,7 +5174,7 @@
             <wp:extent cx="5829300" cy="8924925"/>
             <wp:effectExtent l="0" t="0" r="0" b="0"/>
             <wp:wrapTopAndBottom/>
-            <wp:docPr id="10" name="Image8"/>
+            <wp:docPr id="20" name="Image8"/>
             <wp:cNvGraphicFramePr>
               <a:graphicFrameLocks xmlns:a="http://schemas.openxmlformats.org/drawingml/2006/main" noChangeAspect="1"/>
             </wp:cNvGraphicFramePr>
@@ -4406,16 +5182,16 @@
               <a:graphicData uri="http://schemas.openxmlformats.org/drawingml/2006/picture">
                 <pic:pic xmlns:pic="http://schemas.openxmlformats.org/drawingml/2006/picture">
                   <pic:nvPicPr>
-                    <pic:cNvPr id="10" name="Image8"/>
+                    <pic:cNvPr id="20" name="Image8"/>
                     <pic:cNvPicPr>
                       <a:picLocks noChangeAspect="1" noChangeArrowheads="1"/>
                     </pic:cNvPicPr>
                   </pic:nvPicPr>
                   <pic:blipFill>
-                    <a:blip r:embed="rId16">
+                    <a:blip r:embed="rId26">
                       <a:extLst>
                         <a:ext uri="{96DAC541-7B7A-43D3-8B79-37D633B846F1}">
-                          <asvg:svgBlip xmlns:asvg="http://schemas.microsoft.com/office/drawing/2016/SVG/main" r:embed="rId17"/>
+                          <asvg:svgBlip xmlns:asvg="http://schemas.microsoft.com/office/drawing/2016/SVG/main" r:embed="rId27"/>
                         </a:ext>
                       </a:extLst>
                     </a:blip>
@@ -5570,9 +6346,9 @@
       </w:r>
     </w:p>
     <w:sectPr>
-      <w:headerReference w:type="even" r:id="rId18"/>
-      <w:headerReference w:type="default" r:id="rId19"/>
-      <w:headerReference w:type="first" r:id="rId20"/>
+      <w:headerReference w:type="even" r:id="rId28"/>
+      <w:headerReference w:type="default" r:id="rId29"/>
+      <w:headerReference w:type="first" r:id="rId30"/>
       <w:type w:val="nextPage"/>
       <w:pgSz w:w="11906" w:h="16838"/>
       <w:pgMar w:left="567" w:right="567" w:gutter="0" w:header="567" w:top="1401" w:footer="0" w:bottom="567"/>
@@ -5621,7 +6397,7 @@
     </w:r>
     <w:r>
       <w:rPr/>
-      <w:t>19</w:t>
+      <w:t>25</w:t>
     </w:r>
     <w:r>
       <w:rPr/>
@@ -5653,7 +6429,7 @@
     </w:r>
     <w:r>
       <w:rPr/>
-      <w:t>19</w:t>
+      <w:t>25</w:t>
     </w:r>
     <w:r>
       <w:rPr/>
